--- a/提交材料/02-开发设计文档.docx
+++ b/提交材料/02-开发设计文档.docx
@@ -281,18 +281,8 @@
                 <w:snapToGrid w:val="0"/>
                 <w:sz w:val="28"/>
                 <w:szCs w:val="21"/>
-                <w:lang w:val="en-US" w:eastAsia="zh-CN"/>
-              </w:rPr>
-              <w:t>Gema</w:t>
-            </w:r>
-            <w:r>
-              <w:rPr>
-                <w:rFonts w:hint="eastAsia"/>
-                <w:snapToGrid w:val="0"/>
-                <w:sz w:val="28"/>
-                <w:szCs w:val="21"/>
-              </w:rPr>
-              <w:t>团队</w:t>
+              </w:rPr>
+              <w:t>Gema团队</w:t>
             </w:r>
           </w:p>
         </w:tc>
@@ -675,6 +665,24 @@
     </w:p>
     <w:p>
       <w:pPr>
+        <w:pStyle w:val="13"/>
+        <w:spacing w:before="120"/>
+        <w:ind w:right="23"/>
+        <w:jc w:val="center"/>
+        <w:rPr>
+          <w:sz w:val="24"/>
+        </w:rPr>
+      </w:pPr>
+      <w:r>
+        <w:rPr>
+          <w:rFonts w:hint="eastAsia"/>
+          <w:sz w:val="24"/>
+        </w:rPr>
+        <w:t>版本 V1.0</w:t>
+      </w:r>
+    </w:p>
+    <w:p>
+      <w:pPr>
         <w:spacing w:line="300" w:lineRule="auto"/>
         <w:ind w:right="25" w:firstLine="410"/>
         <w:jc w:val="center"/>
@@ -766,7 +774,7 @@
         <w:fldChar w:fldCharType="begin"/>
       </w:r>
       <w:r>
-        <w:instrText xml:space="preserve"> HYPERLINK \l "_Toc243082785" </w:instrText>
+        <w:instrText xml:space="preserve"> HYPERLINK \l "_Toc244203737" </w:instrText>
       </w:r>
       <w:r>
         <w:fldChar w:fldCharType="separate"/>
@@ -793,7 +801,7 @@
           <w:rStyle w:val="41"/>
           <w:rFonts w:ascii="宋体" w:hAnsi="宋体"/>
         </w:rPr>
-        <w:t>简介</w:t>
+        <w:t>命题与背景</w:t>
       </w:r>
       <w:r>
         <w:rPr>
@@ -814,7 +822,7 @@
         <w:instrText xml:space="preserve"> </w:instrText>
       </w:r>
       <w:r>
-        <w:instrText xml:space="preserve">PAGEREF _Toc243082785 \h</w:instrText>
+        <w:instrText xml:space="preserve">PAGEREF _Toc244203737 \h</w:instrText>
       </w:r>
       <w:r>
         <w:rPr>
@@ -859,7 +867,7 @@
         <w:fldChar w:fldCharType="begin"/>
       </w:r>
       <w:r>
-        <w:instrText xml:space="preserve"> HYPERLINK \l "_Toc243082786" </w:instrText>
+        <w:instrText xml:space="preserve"> HYPERLINK \l "_Toc244203738" </w:instrText>
       </w:r>
       <w:r>
         <w:fldChar w:fldCharType="separate"/>
@@ -886,7 +894,7 @@
           <w:rStyle w:val="41"/>
           <w:rFonts w:ascii="宋体" w:hAnsi="宋体"/>
         </w:rPr>
-        <w:t>背景</w:t>
+        <w:t>命题背景</w:t>
       </w:r>
       <w:r>
         <w:rPr>
@@ -907,7 +915,7 @@
         <w:instrText xml:space="preserve"> </w:instrText>
       </w:r>
       <w:r>
-        <w:instrText xml:space="preserve">PAGEREF _Toc243082786 \h</w:instrText>
+        <w:instrText xml:space="preserve">PAGEREF _Toc244203738 \h</w:instrText>
       </w:r>
       <w:r>
         <w:rPr>
@@ -952,7 +960,7 @@
         <w:fldChar w:fldCharType="begin"/>
       </w:r>
       <w:r>
-        <w:instrText xml:space="preserve"> HYPERLINK \l "_Toc243082787" </w:instrText>
+        <w:instrText xml:space="preserve"> HYPERLINK \l "_Toc244203739" </w:instrText>
       </w:r>
       <w:r>
         <w:fldChar w:fldCharType="separate"/>
@@ -1000,7 +1008,7 @@
         <w:instrText xml:space="preserve"> </w:instrText>
       </w:r>
       <w:r>
-        <w:instrText xml:space="preserve">PAGEREF _Toc243082787 \h</w:instrText>
+        <w:instrText xml:space="preserve">PAGEREF _Toc244203739 \h</w:instrText>
       </w:r>
       <w:r>
         <w:rPr>
@@ -1048,7 +1056,7 @@
         <w:fldChar w:fldCharType="begin"/>
       </w:r>
       <w:r>
-        <w:instrText xml:space="preserve"> HYPERLINK \l "_Toc243082788" </w:instrText>
+        <w:instrText xml:space="preserve"> HYPERLINK \l "_Toc244203740" </w:instrText>
       </w:r>
       <w:r>
         <w:fldChar w:fldCharType="separate"/>
@@ -1096,7 +1104,7 @@
         <w:instrText xml:space="preserve"> </w:instrText>
       </w:r>
       <w:r>
-        <w:instrText xml:space="preserve">PAGEREF _Toc243082788 \h</w:instrText>
+        <w:instrText xml:space="preserve">PAGEREF _Toc244203740 \h</w:instrText>
       </w:r>
       <w:r>
         <w:rPr>
@@ -1141,7 +1149,7 @@
         <w:fldChar w:fldCharType="begin"/>
       </w:r>
       <w:r>
-        <w:instrText xml:space="preserve"> HYPERLINK \l "_Toc243082789" </w:instrText>
+        <w:instrText xml:space="preserve"> HYPERLINK \l "_Toc244203741" </w:instrText>
       </w:r>
       <w:r>
         <w:fldChar w:fldCharType="separate"/>
@@ -1189,7 +1197,7 @@
         <w:instrText xml:space="preserve"> </w:instrText>
       </w:r>
       <w:r>
-        <w:instrText xml:space="preserve">PAGEREF _Toc243082789 \h</w:instrText>
+        <w:instrText xml:space="preserve">PAGEREF _Toc244203741 \h</w:instrText>
       </w:r>
       <w:r>
         <w:rPr>
@@ -1234,7 +1242,7 @@
         <w:fldChar w:fldCharType="begin"/>
       </w:r>
       <w:r>
-        <w:instrText xml:space="preserve"> HYPERLINK \l "_Toc243082790" </w:instrText>
+        <w:instrText xml:space="preserve"> HYPERLINK \l "_Toc244203742" </w:instrText>
       </w:r>
       <w:r>
         <w:fldChar w:fldCharType="separate"/>
@@ -1282,7 +1290,7 @@
         <w:instrText xml:space="preserve"> </w:instrText>
       </w:r>
       <w:r>
-        <w:instrText xml:space="preserve">PAGEREF _Toc243082790 \h</w:instrText>
+        <w:instrText xml:space="preserve">PAGEREF _Toc244203742 \h</w:instrText>
       </w:r>
       <w:r>
         <w:rPr>
@@ -1327,7 +1335,7 @@
         <w:fldChar w:fldCharType="begin"/>
       </w:r>
       <w:r>
-        <w:instrText xml:space="preserve"> HYPERLINK \l "_Toc243082791" </w:instrText>
+        <w:instrText xml:space="preserve"> HYPERLINK \l "_Toc244203743" </w:instrText>
       </w:r>
       <w:r>
         <w:fldChar w:fldCharType="separate"/>
@@ -1375,7 +1383,7 @@
         <w:instrText xml:space="preserve"> </w:instrText>
       </w:r>
       <w:r>
-        <w:instrText xml:space="preserve">PAGEREF _Toc243082791 \h</w:instrText>
+        <w:instrText xml:space="preserve">PAGEREF _Toc244203743 \h</w:instrText>
       </w:r>
       <w:r>
         <w:rPr>
@@ -1424,7 +1432,7 @@
         <w:fldChar w:fldCharType="begin"/>
       </w:r>
       <w:r>
-        <w:instrText xml:space="preserve"> HYPERLINK \l "_Toc243082792" </w:instrText>
+        <w:instrText xml:space="preserve"> HYPERLINK \l "_Toc244203744" </w:instrText>
       </w:r>
       <w:r>
         <w:fldChar w:fldCharType="separate"/>
@@ -1432,7 +1440,7 @@
       <w:r>
         <w:rPr>
           <w:rStyle w:val="41"/>
-          <w14:scene3d>
+          <w14:scene3d w14:prst="orthographicFront">
             <w14:lightRig w14:rig="threePt" w14:dir="t">
               <w14:rot w14:lat="0" w14:lon="0" w14:rev="0"/>
             </w14:lightRig>
@@ -1475,7 +1483,7 @@
         <w:instrText xml:space="preserve"> </w:instrText>
       </w:r>
       <w:r>
-        <w:instrText xml:space="preserve">PAGEREF _Toc243082792 \h</w:instrText>
+        <w:instrText xml:space="preserve">PAGEREF _Toc244203744 \h</w:instrText>
       </w:r>
       <w:r>
         <w:rPr>
@@ -1524,7 +1532,7 @@
         <w:fldChar w:fldCharType="begin"/>
       </w:r>
       <w:r>
-        <w:instrText xml:space="preserve"> HYPERLINK \l "_Toc243082793" </w:instrText>
+        <w:instrText xml:space="preserve"> HYPERLINK \l "_Toc244203745" </w:instrText>
       </w:r>
       <w:r>
         <w:fldChar w:fldCharType="separate"/>
@@ -1532,7 +1540,7 @@
       <w:r>
         <w:rPr>
           <w:rStyle w:val="41"/>
-          <w14:scene3d>
+          <w14:scene3d w14:prst="orthographicFront">
             <w14:lightRig w14:rig="threePt" w14:dir="t">
               <w14:rot w14:lat="0" w14:lon="0" w14:rev="0"/>
             </w14:lightRig>
@@ -1575,7 +1583,7 @@
         <w:instrText xml:space="preserve"> </w:instrText>
       </w:r>
       <w:r>
-        <w:instrText xml:space="preserve">PAGEREF _Toc243082793 \h</w:instrText>
+        <w:instrText xml:space="preserve">PAGEREF _Toc244203745 \h</w:instrText>
       </w:r>
       <w:r>
         <w:rPr>
@@ -1590,7 +1598,7 @@
         <w:fldChar w:fldCharType="separate"/>
       </w:r>
       <w:r>
-        <w:t>9</w:t>
+        <w:t>10</w:t>
       </w:r>
       <w:r>
         <w:rPr>
@@ -1624,7 +1632,7 @@
         <w:fldChar w:fldCharType="begin"/>
       </w:r>
       <w:r>
-        <w:instrText xml:space="preserve"> HYPERLINK \l "_Toc243082794" </w:instrText>
+        <w:instrText xml:space="preserve"> HYPERLINK \l "_Toc244203746" </w:instrText>
       </w:r>
       <w:r>
         <w:fldChar w:fldCharType="separate"/>
@@ -1632,7 +1640,7 @@
       <w:r>
         <w:rPr>
           <w:rStyle w:val="41"/>
-          <w14:scene3d>
+          <w14:scene3d w14:prst="orthographicFront">
             <w14:lightRig w14:rig="threePt" w14:dir="t">
               <w14:rot w14:lat="0" w14:lon="0" w14:rev="0"/>
             </w14:lightRig>
@@ -1675,7 +1683,7 @@
         <w:instrText xml:space="preserve"> </w:instrText>
       </w:r>
       <w:r>
-        <w:instrText xml:space="preserve">PAGEREF _Toc243082794 \h</w:instrText>
+        <w:instrText xml:space="preserve">PAGEREF _Toc244203746 \h</w:instrText>
       </w:r>
       <w:r>
         <w:rPr>
@@ -1720,7 +1728,7 @@
         <w:fldChar w:fldCharType="begin"/>
       </w:r>
       <w:r>
-        <w:instrText xml:space="preserve"> HYPERLINK \l "_Toc243082795" </w:instrText>
+        <w:instrText xml:space="preserve"> HYPERLINK \l "_Toc244203747" </w:instrText>
       </w:r>
       <w:r>
         <w:fldChar w:fldCharType="separate"/>
@@ -1768,7 +1776,7 @@
         <w:instrText xml:space="preserve"> </w:instrText>
       </w:r>
       <w:r>
-        <w:instrText xml:space="preserve">PAGEREF _Toc243082795 \h</w:instrText>
+        <w:instrText xml:space="preserve">PAGEREF _Toc244203747 \h</w:instrText>
       </w:r>
       <w:r>
         <w:rPr>
@@ -1783,7 +1791,7 @@
         <w:fldChar w:fldCharType="separate"/>
       </w:r>
       <w:r>
-        <w:t>10</w:t>
+        <w:t>11</w:t>
       </w:r>
       <w:r>
         <w:rPr>
@@ -1817,7 +1825,7 @@
         <w:fldChar w:fldCharType="begin"/>
       </w:r>
       <w:r>
-        <w:instrText xml:space="preserve"> HYPERLINK \l "_Toc243082796" </w:instrText>
+        <w:instrText xml:space="preserve"> HYPERLINK \l "_Toc244203748" </w:instrText>
       </w:r>
       <w:r>
         <w:fldChar w:fldCharType="separate"/>
@@ -1825,7 +1833,7 @@
       <w:r>
         <w:rPr>
           <w:rStyle w:val="41"/>
-          <w14:scene3d>
+          <w14:scene3d w14:prst="orthographicFront">
             <w14:lightRig w14:rig="threePt" w14:dir="t">
               <w14:rot w14:lat="0" w14:lon="0" w14:rev="0"/>
             </w14:lightRig>
@@ -1868,7 +1876,7 @@
         <w:instrText xml:space="preserve"> </w:instrText>
       </w:r>
       <w:r>
-        <w:instrText xml:space="preserve">PAGEREF _Toc243082796 \h</w:instrText>
+        <w:instrText xml:space="preserve">PAGEREF _Toc244203748 \h</w:instrText>
       </w:r>
       <w:r>
         <w:rPr>
@@ -1917,7 +1925,7 @@
         <w:fldChar w:fldCharType="begin"/>
       </w:r>
       <w:r>
-        <w:instrText xml:space="preserve"> HYPERLINK \l "_Toc243082797" </w:instrText>
+        <w:instrText xml:space="preserve"> HYPERLINK \l "_Toc244203749" </w:instrText>
       </w:r>
       <w:r>
         <w:fldChar w:fldCharType="separate"/>
@@ -1925,7 +1933,7 @@
       <w:r>
         <w:rPr>
           <w:rStyle w:val="41"/>
-          <w14:scene3d>
+          <w14:scene3d w14:prst="orthographicFront">
             <w14:lightRig w14:rig="threePt" w14:dir="t">
               <w14:rot w14:lat="0" w14:lon="0" w14:rev="0"/>
             </w14:lightRig>
@@ -1968,7 +1976,7 @@
         <w:instrText xml:space="preserve"> </w:instrText>
       </w:r>
       <w:r>
-        <w:instrText xml:space="preserve">PAGEREF _Toc243082797 \h</w:instrText>
+        <w:instrText xml:space="preserve">PAGEREF _Toc244203749 \h</w:instrText>
       </w:r>
       <w:r>
         <w:rPr>
@@ -2017,7 +2025,7 @@
         <w:fldChar w:fldCharType="begin"/>
       </w:r>
       <w:r>
-        <w:instrText xml:space="preserve"> HYPERLINK \l "_Toc243082798" </w:instrText>
+        <w:instrText xml:space="preserve"> HYPERLINK \l "_Toc244203750" </w:instrText>
       </w:r>
       <w:r>
         <w:fldChar w:fldCharType="separate"/>
@@ -2025,7 +2033,7 @@
       <w:r>
         <w:rPr>
           <w:rStyle w:val="41"/>
-          <w14:scene3d>
+          <w14:scene3d w14:prst="orthographicFront">
             <w14:lightRig w14:rig="threePt" w14:dir="t">
               <w14:rot w14:lat="0" w14:lon="0" w14:rev="0"/>
             </w14:lightRig>
@@ -2068,7 +2076,7 @@
         <w:instrText xml:space="preserve"> </w:instrText>
       </w:r>
       <w:r>
-        <w:instrText xml:space="preserve">PAGEREF _Toc243082798 \h</w:instrText>
+        <w:instrText xml:space="preserve">PAGEREF _Toc244203750 \h</w:instrText>
       </w:r>
       <w:r>
         <w:rPr>
@@ -2083,7 +2091,7 @@
         <w:fldChar w:fldCharType="separate"/>
       </w:r>
       <w:r>
-        <w:t>12</w:t>
+        <w:t>13</w:t>
       </w:r>
       <w:r>
         <w:rPr>
@@ -2100,7 +2108,11 @@
     </w:p>
     <w:p>
       <w:pPr>
-        <w:pStyle w:val="29"/>
+        <w:pStyle w:val="20"/>
+        <w:tabs>
+          <w:tab w:val="left" w:pos="1134"/>
+          <w:tab w:val="right" w:leader="dot" w:pos="9010"/>
+        </w:tabs>
         <w:rPr>
           <w:rFonts w:hint="eastAsia" w:asciiTheme="minorHAnsi" w:hAnsiTheme="minorHAnsi" w:eastAsiaTheme="minorEastAsia" w:cstheme="minorBidi"/>
           <w:kern w:val="2"/>
@@ -2113,7 +2125,7 @@
         <w:fldChar w:fldCharType="begin"/>
       </w:r>
       <w:r>
-        <w:instrText xml:space="preserve"> HYPERLINK \l "_Toc243082799" </w:instrText>
+        <w:instrText xml:space="preserve"> HYPERLINK \l "_Toc244203751" </w:instrText>
       </w:r>
       <w:r>
         <w:fldChar w:fldCharType="separate"/>
@@ -2121,9 +2133,13 @@
       <w:r>
         <w:rPr>
           <w:rStyle w:val="41"/>
-          <w:bCs/>
-        </w:rPr>
-        <w:t>2.5</w:t>
+          <w14:scene3d w14:prst="orthographicFront">
+            <w14:lightRig w14:rig="threePt" w14:dir="t">
+              <w14:rot w14:lat="0" w14:lon="0" w14:rev="0"/>
+            </w14:lightRig>
+          </w14:scene3d>
+        </w:rPr>
+        <w:t>2.4.4</w:t>
       </w:r>
       <w:r>
         <w:rPr>
@@ -2138,6 +2154,98 @@
       <w:r>
         <w:rPr>
           <w:rStyle w:val="41"/>
+        </w:rPr>
+        <w:t>生成器（generator）功能描述</w:t>
+      </w:r>
+      <w:r>
+        <w:rPr>
+          <w:rFonts w:hint="eastAsia"/>
+        </w:rPr>
+        <w:tab/>
+      </w:r>
+      <w:r>
+        <w:rPr>
+          <w:rFonts w:hint="eastAsia"/>
+        </w:rPr>
+        <w:fldChar w:fldCharType="begin"/>
+      </w:r>
+      <w:r>
+        <w:rPr>
+          <w:rFonts w:hint="eastAsia"/>
+        </w:rPr>
+        <w:instrText xml:space="preserve"> </w:instrText>
+      </w:r>
+      <w:r>
+        <w:instrText xml:space="preserve">PAGEREF _Toc244203751 \h</w:instrText>
+      </w:r>
+      <w:r>
+        <w:rPr>
+          <w:rFonts w:hint="eastAsia"/>
+        </w:rPr>
+        <w:instrText xml:space="preserve"> </w:instrText>
+      </w:r>
+      <w:r>
+        <w:rPr>
+          <w:rFonts w:hint="eastAsia"/>
+        </w:rPr>
+        <w:fldChar w:fldCharType="separate"/>
+      </w:r>
+      <w:r>
+        <w:t>14</w:t>
+      </w:r>
+      <w:r>
+        <w:rPr>
+          <w:rFonts w:hint="eastAsia"/>
+        </w:rPr>
+        <w:fldChar w:fldCharType="end"/>
+      </w:r>
+      <w:r>
+        <w:rPr>
+          <w:rFonts w:hint="eastAsia"/>
+        </w:rPr>
+        <w:fldChar w:fldCharType="end"/>
+      </w:r>
+    </w:p>
+    <w:p>
+      <w:pPr>
+        <w:pStyle w:val="29"/>
+        <w:rPr>
+          <w:rFonts w:hint="eastAsia" w:asciiTheme="minorHAnsi" w:hAnsiTheme="minorHAnsi" w:eastAsiaTheme="minorEastAsia" w:cstheme="minorBidi"/>
+          <w:kern w:val="2"/>
+          <w:sz w:val="22"/>
+          <w:szCs w:val="24"/>
+          <w14:ligatures w14:val="standardContextual"/>
+        </w:rPr>
+      </w:pPr>
+      <w:r>
+        <w:fldChar w:fldCharType="begin"/>
+      </w:r>
+      <w:r>
+        <w:instrText xml:space="preserve"> HYPERLINK \l "_Toc244203752" </w:instrText>
+      </w:r>
+      <w:r>
+        <w:fldChar w:fldCharType="separate"/>
+      </w:r>
+      <w:r>
+        <w:rPr>
+          <w:rStyle w:val="41"/>
+          <w:bCs/>
+        </w:rPr>
+        <w:t>2.5</w:t>
+      </w:r>
+      <w:r>
+        <w:rPr>
+          <w:rFonts w:hint="eastAsia" w:asciiTheme="minorHAnsi" w:hAnsiTheme="minorHAnsi" w:eastAsiaTheme="minorEastAsia" w:cstheme="minorBidi"/>
+          <w:kern w:val="2"/>
+          <w:sz w:val="22"/>
+          <w:szCs w:val="24"/>
+          <w14:ligatures w14:val="standardContextual"/>
+        </w:rPr>
+        <w:tab/>
+      </w:r>
+      <w:r>
+        <w:rPr>
+          <w:rStyle w:val="41"/>
           <w:rFonts w:ascii="宋体" w:hAnsi="宋体"/>
         </w:rPr>
         <w:t>业务/实现流程说明</w:t>
@@ -2161,7 +2269,7 @@
         <w:instrText xml:space="preserve"> </w:instrText>
       </w:r>
       <w:r>
-        <w:instrText xml:space="preserve">PAGEREF _Toc243082799 \h</w:instrText>
+        <w:instrText xml:space="preserve">PAGEREF _Toc244203752 \h</w:instrText>
       </w:r>
       <w:r>
         <w:rPr>
@@ -2210,7 +2318,7 @@
         <w:fldChar w:fldCharType="begin"/>
       </w:r>
       <w:r>
-        <w:instrText xml:space="preserve"> HYPERLINK \l "_Toc243082800" </w:instrText>
+        <w:instrText xml:space="preserve"> HYPERLINK \l "_Toc244203753" </w:instrText>
       </w:r>
       <w:r>
         <w:fldChar w:fldCharType="separate"/>
@@ -2218,7 +2326,7 @@
       <w:r>
         <w:rPr>
           <w:rStyle w:val="41"/>
-          <w14:scene3d>
+          <w14:scene3d w14:prst="orthographicFront">
             <w14:lightRig w14:rig="threePt" w14:dir="t">
               <w14:rot w14:lat="0" w14:lon="0" w14:rev="0"/>
             </w14:lightRig>
@@ -2261,7 +2369,7 @@
         <w:instrText xml:space="preserve"> </w:instrText>
       </w:r>
       <w:r>
-        <w:instrText xml:space="preserve">PAGEREF _Toc243082800 \h</w:instrText>
+        <w:instrText xml:space="preserve">PAGEREF _Toc244203753 \h</w:instrText>
       </w:r>
       <w:r>
         <w:rPr>
@@ -2276,7 +2384,7 @@
         <w:fldChar w:fldCharType="separate"/>
       </w:r>
       <w:r>
-        <w:t>14</w:t>
+        <w:t>15</w:t>
       </w:r>
       <w:r>
         <w:rPr>
@@ -2310,7 +2418,7 @@
         <w:fldChar w:fldCharType="begin"/>
       </w:r>
       <w:r>
-        <w:instrText xml:space="preserve"> HYPERLINK \l "_Toc243082801" </w:instrText>
+        <w:instrText xml:space="preserve"> HYPERLINK \l "_Toc244203754" </w:instrText>
       </w:r>
       <w:r>
         <w:fldChar w:fldCharType="separate"/>
@@ -2318,7 +2426,7 @@
       <w:r>
         <w:rPr>
           <w:rStyle w:val="41"/>
-          <w14:scene3d>
+          <w14:scene3d w14:prst="orthographicFront">
             <w14:lightRig w14:rig="threePt" w14:dir="t">
               <w14:rot w14:lat="0" w14:lon="0" w14:rev="0"/>
             </w14:lightRig>
@@ -2361,7 +2469,7 @@
         <w:instrText xml:space="preserve"> </w:instrText>
       </w:r>
       <w:r>
-        <w:instrText xml:space="preserve">PAGEREF _Toc243082801 \h</w:instrText>
+        <w:instrText xml:space="preserve">PAGEREF _Toc244203754 \h</w:instrText>
       </w:r>
       <w:r>
         <w:rPr>
@@ -2376,7 +2484,7 @@
         <w:fldChar w:fldCharType="separate"/>
       </w:r>
       <w:r>
-        <w:t>15</w:t>
+        <w:t>16</w:t>
       </w:r>
       <w:r>
         <w:rPr>
@@ -2410,7 +2518,7 @@
         <w:fldChar w:fldCharType="begin"/>
       </w:r>
       <w:r>
-        <w:instrText xml:space="preserve"> HYPERLINK \l "_Toc243082802" </w:instrText>
+        <w:instrText xml:space="preserve"> HYPERLINK \l "_Toc244203755" </w:instrText>
       </w:r>
       <w:r>
         <w:fldChar w:fldCharType="separate"/>
@@ -2418,7 +2526,7 @@
       <w:r>
         <w:rPr>
           <w:rStyle w:val="41"/>
-          <w14:scene3d>
+          <w14:scene3d w14:prst="orthographicFront">
             <w14:lightRig w14:rig="threePt" w14:dir="t">
               <w14:rot w14:lat="0" w14:lon="0" w14:rev="0"/>
             </w14:lightRig>
@@ -2461,7 +2569,7 @@
         <w:instrText xml:space="preserve"> </w:instrText>
       </w:r>
       <w:r>
-        <w:instrText xml:space="preserve">PAGEREF _Toc243082802 \h</w:instrText>
+        <w:instrText xml:space="preserve">PAGEREF _Toc244203755 \h</w:instrText>
       </w:r>
       <w:r>
         <w:rPr>
@@ -2506,7 +2614,7 @@
         <w:fldChar w:fldCharType="begin"/>
       </w:r>
       <w:r>
-        <w:instrText xml:space="preserve"> HYPERLINK \l "_Toc243082803" </w:instrText>
+        <w:instrText xml:space="preserve"> HYPERLINK \l "_Toc244203756" </w:instrText>
       </w:r>
       <w:r>
         <w:fldChar w:fldCharType="separate"/>
@@ -2554,7 +2662,7 @@
         <w:instrText xml:space="preserve"> </w:instrText>
       </w:r>
       <w:r>
-        <w:instrText xml:space="preserve">PAGEREF _Toc243082803 \h</w:instrText>
+        <w:instrText xml:space="preserve">PAGEREF _Toc244203756 \h</w:instrText>
       </w:r>
       <w:r>
         <w:rPr>
@@ -2599,7 +2707,7 @@
         <w:fldChar w:fldCharType="begin"/>
       </w:r>
       <w:r>
-        <w:instrText xml:space="preserve"> HYPERLINK \l "_Toc243082804" </w:instrText>
+        <w:instrText xml:space="preserve"> HYPERLINK \l "_Toc244203757" </w:instrText>
       </w:r>
       <w:r>
         <w:fldChar w:fldCharType="separate"/>
@@ -2647,7 +2755,7 @@
         <w:instrText xml:space="preserve"> </w:instrText>
       </w:r>
       <w:r>
-        <w:instrText xml:space="preserve">PAGEREF _Toc243082804 \h</w:instrText>
+        <w:instrText xml:space="preserve">PAGEREF _Toc244203757 \h</w:instrText>
       </w:r>
       <w:r>
         <w:rPr>
@@ -2662,7 +2770,7 @@
         <w:fldChar w:fldCharType="separate"/>
       </w:r>
       <w:r>
-        <w:t>17</w:t>
+        <w:t>18</w:t>
       </w:r>
       <w:r>
         <w:rPr>
@@ -2692,7 +2800,7 @@
         <w:fldChar w:fldCharType="begin"/>
       </w:r>
       <w:r>
-        <w:instrText xml:space="preserve"> HYPERLINK \l "_Toc243082805" </w:instrText>
+        <w:instrText xml:space="preserve"> HYPERLINK \l "_Toc244203758" </w:instrText>
       </w:r>
       <w:r>
         <w:fldChar w:fldCharType="separate"/>
@@ -2740,7 +2848,7 @@
         <w:instrText xml:space="preserve"> </w:instrText>
       </w:r>
       <w:r>
-        <w:instrText xml:space="preserve">PAGEREF _Toc243082805 \h</w:instrText>
+        <w:instrText xml:space="preserve">PAGEREF _Toc244203758 \h</w:instrText>
       </w:r>
       <w:r>
         <w:rPr>
@@ -2755,7 +2863,7 @@
         <w:fldChar w:fldCharType="separate"/>
       </w:r>
       <w:r>
-        <w:t>19</w:t>
+        <w:t>20</w:t>
       </w:r>
       <w:r>
         <w:rPr>
@@ -2789,7 +2897,7 @@
         <w:fldChar w:fldCharType="begin"/>
       </w:r>
       <w:r>
-        <w:instrText xml:space="preserve"> HYPERLINK \l "_Toc243082806" </w:instrText>
+        <w:instrText xml:space="preserve"> HYPERLINK \l "_Toc244203759" </w:instrText>
       </w:r>
       <w:r>
         <w:fldChar w:fldCharType="separate"/>
@@ -2797,7 +2905,7 @@
       <w:r>
         <w:rPr>
           <w:rStyle w:val="41"/>
-          <w14:scene3d>
+          <w14:scene3d w14:prst="orthographicFront">
             <w14:lightRig w14:rig="threePt" w14:dir="t">
               <w14:rot w14:lat="0" w14:lon="0" w14:rev="0"/>
             </w14:lightRig>
@@ -2840,7 +2948,7 @@
         <w:instrText xml:space="preserve"> </w:instrText>
       </w:r>
       <w:r>
-        <w:instrText xml:space="preserve">PAGEREF _Toc243082806 \h</w:instrText>
+        <w:instrText xml:space="preserve">PAGEREF _Toc244203759 \h</w:instrText>
       </w:r>
       <w:r>
         <w:rPr>
@@ -2855,7 +2963,7 @@
         <w:fldChar w:fldCharType="separate"/>
       </w:r>
       <w:r>
-        <w:t>19</w:t>
+        <w:t>20</w:t>
       </w:r>
       <w:r>
         <w:rPr>
@@ -2889,7 +2997,7 @@
         <w:fldChar w:fldCharType="begin"/>
       </w:r>
       <w:r>
-        <w:instrText xml:space="preserve"> HYPERLINK \l "_Toc243082807" </w:instrText>
+        <w:instrText xml:space="preserve"> HYPERLINK \l "_Toc244203760" </w:instrText>
       </w:r>
       <w:r>
         <w:fldChar w:fldCharType="separate"/>
@@ -2897,7 +3005,7 @@
       <w:r>
         <w:rPr>
           <w:rStyle w:val="41"/>
-          <w14:scene3d>
+          <w14:scene3d w14:prst="orthographicFront">
             <w14:lightRig w14:rig="threePt" w14:dir="t">
               <w14:rot w14:lat="0" w14:lon="0" w14:rev="0"/>
             </w14:lightRig>
@@ -2940,7 +3048,7 @@
         <w:instrText xml:space="preserve"> </w:instrText>
       </w:r>
       <w:r>
-        <w:instrText xml:space="preserve">PAGEREF _Toc243082807 \h</w:instrText>
+        <w:instrText xml:space="preserve">PAGEREF _Toc244203760 \h</w:instrText>
       </w:r>
       <w:r>
         <w:rPr>
@@ -2955,7 +3063,7 @@
         <w:fldChar w:fldCharType="separate"/>
       </w:r>
       <w:r>
-        <w:t>19</w:t>
+        <w:t>21</w:t>
       </w:r>
       <w:r>
         <w:rPr>
@@ -2985,7 +3093,7 @@
         <w:fldChar w:fldCharType="begin"/>
       </w:r>
       <w:r>
-        <w:instrText xml:space="preserve"> HYPERLINK \l "_Toc243082808" </w:instrText>
+        <w:instrText xml:space="preserve"> HYPERLINK \l "_Toc244203761" </w:instrText>
       </w:r>
       <w:r>
         <w:fldChar w:fldCharType="separate"/>
@@ -3033,7 +3141,7 @@
         <w:instrText xml:space="preserve"> </w:instrText>
       </w:r>
       <w:r>
-        <w:instrText xml:space="preserve">PAGEREF _Toc243082808 \h</w:instrText>
+        <w:instrText xml:space="preserve">PAGEREF _Toc244203761 \h</w:instrText>
       </w:r>
       <w:r>
         <w:rPr>
@@ -3048,7 +3156,7 @@
         <w:fldChar w:fldCharType="separate"/>
       </w:r>
       <w:r>
-        <w:t>20</w:t>
+        <w:t>21</w:t>
       </w:r>
       <w:r>
         <w:rPr>
@@ -3081,7 +3189,7 @@
         <w:fldChar w:fldCharType="begin"/>
       </w:r>
       <w:r>
-        <w:instrText xml:space="preserve"> HYPERLINK \l "_Toc243082809" </w:instrText>
+        <w:instrText xml:space="preserve"> HYPERLINK \l "_Toc244203762" </w:instrText>
       </w:r>
       <w:r>
         <w:fldChar w:fldCharType="separate"/>
@@ -3129,7 +3237,7 @@
         <w:instrText xml:space="preserve"> </w:instrText>
       </w:r>
       <w:r>
-        <w:instrText xml:space="preserve">PAGEREF _Toc243082809 \h</w:instrText>
+        <w:instrText xml:space="preserve">PAGEREF _Toc244203762 \h</w:instrText>
       </w:r>
       <w:r>
         <w:rPr>
@@ -3144,7 +3252,7 @@
         <w:fldChar w:fldCharType="separate"/>
       </w:r>
       <w:r>
-        <w:t>21</w:t>
+        <w:t>23</w:t>
       </w:r>
       <w:r>
         <w:rPr>
@@ -3174,7 +3282,7 @@
         <w:fldChar w:fldCharType="begin"/>
       </w:r>
       <w:r>
-        <w:instrText xml:space="preserve"> HYPERLINK \l "_Toc243082810" </w:instrText>
+        <w:instrText xml:space="preserve"> HYPERLINK \l "_Toc244203763" </w:instrText>
       </w:r>
       <w:r>
         <w:fldChar w:fldCharType="separate"/>
@@ -3222,7 +3330,7 @@
         <w:instrText xml:space="preserve"> </w:instrText>
       </w:r>
       <w:r>
-        <w:instrText xml:space="preserve">PAGEREF _Toc243082810 \h</w:instrText>
+        <w:instrText xml:space="preserve">PAGEREF _Toc244203763 \h</w:instrText>
       </w:r>
       <w:r>
         <w:rPr>
@@ -3237,7 +3345,7 @@
         <w:fldChar w:fldCharType="separate"/>
       </w:r>
       <w:r>
-        <w:t>21</w:t>
+        <w:t>23</w:t>
       </w:r>
       <w:r>
         <w:rPr>
@@ -3267,7 +3375,7 @@
         <w:fldChar w:fldCharType="begin"/>
       </w:r>
       <w:r>
-        <w:instrText xml:space="preserve"> HYPERLINK \l "_Toc243082811" </w:instrText>
+        <w:instrText xml:space="preserve"> HYPERLINK \l "_Toc244203764" </w:instrText>
       </w:r>
       <w:r>
         <w:fldChar w:fldCharType="separate"/>
@@ -3315,7 +3423,7 @@
         <w:instrText xml:space="preserve"> </w:instrText>
       </w:r>
       <w:r>
-        <w:instrText xml:space="preserve">PAGEREF _Toc243082811 \h</w:instrText>
+        <w:instrText xml:space="preserve">PAGEREF _Toc244203764 \h</w:instrText>
       </w:r>
       <w:r>
         <w:rPr>
@@ -3330,7 +3438,7 @@
         <w:fldChar w:fldCharType="separate"/>
       </w:r>
       <w:r>
-        <w:t>21</w:t>
+        <w:t>23</w:t>
       </w:r>
       <w:r>
         <w:rPr>
@@ -3360,7 +3468,7 @@
         <w:fldChar w:fldCharType="begin"/>
       </w:r>
       <w:r>
-        <w:instrText xml:space="preserve"> HYPERLINK \l "_Toc243082812" </w:instrText>
+        <w:instrText xml:space="preserve"> HYPERLINK \l "_Toc244203765" </w:instrText>
       </w:r>
       <w:r>
         <w:fldChar w:fldCharType="separate"/>
@@ -3408,7 +3516,7 @@
         <w:instrText xml:space="preserve"> </w:instrText>
       </w:r>
       <w:r>
-        <w:instrText xml:space="preserve">PAGEREF _Toc243082812 \h</w:instrText>
+        <w:instrText xml:space="preserve">PAGEREF _Toc244203765 \h</w:instrText>
       </w:r>
       <w:r>
         <w:rPr>
@@ -3423,7 +3531,7 @@
         <w:fldChar w:fldCharType="separate"/>
       </w:r>
       <w:r>
-        <w:t>22</w:t>
+        <w:t>24</w:t>
       </w:r>
       <w:r>
         <w:rPr>
@@ -3470,24 +3578,27 @@
         </w:rPr>
         <w:br w:type="page"/>
       </w:r>
+      <w:bookmarkStart w:id="124" w:name="_GoBack"/>
+      <w:bookmarkEnd w:id="124"/>
     </w:p>
     <w:p>
       <w:pPr>
         <w:pStyle w:val="2"/>
+        <w:keepNext/>
         <w:rPr>
           <w:rFonts w:hint="eastAsia" w:ascii="宋体" w:hAnsi="宋体" w:eastAsia="宋体"/>
         </w:rPr>
       </w:pPr>
-      <w:bookmarkStart w:id="2" w:name="_Toc369273259"/>
+      <w:bookmarkStart w:id="2" w:name="_Toc369273176"/>
       <w:bookmarkStart w:id="3" w:name="_Toc147738847"/>
-      <w:bookmarkStart w:id="4" w:name="_Toc369273805"/>
-      <w:bookmarkStart w:id="5" w:name="_Toc243082785"/>
-      <w:bookmarkStart w:id="6" w:name="_Toc369273176"/>
+      <w:bookmarkStart w:id="4" w:name="_Toc244203737"/>
+      <w:bookmarkStart w:id="5" w:name="_Toc369273805"/>
+      <w:bookmarkStart w:id="6" w:name="_Toc369273259"/>
       <w:r>
         <w:rPr>
           <w:rFonts w:ascii="宋体" w:hAnsi="宋体" w:eastAsia="宋体"/>
         </w:rPr>
-        <w:t>简介</w:t>
+        <w:t>命题与背景</w:t>
       </w:r>
       <w:bookmarkEnd w:id="2"/>
       <w:bookmarkEnd w:id="3"/>
@@ -3498,6 +3609,7 @@
     <w:p>
       <w:pPr>
         <w:pStyle w:val="3"/>
+        <w:keepNext/>
         <w:widowControl w:val="0"/>
         <w:tabs>
           <w:tab w:val="left" w:pos="720"/>
@@ -3509,16 +3621,16 @@
           <w:rFonts w:hint="eastAsia" w:ascii="宋体" w:hAnsi="宋体" w:eastAsia="宋体"/>
         </w:rPr>
       </w:pPr>
-      <w:bookmarkStart w:id="7" w:name="_Toc369273178"/>
-      <w:bookmarkStart w:id="8" w:name="_Toc369273807"/>
-      <w:bookmarkStart w:id="9" w:name="_Toc369273261"/>
-      <w:bookmarkStart w:id="10" w:name="_Toc243082786"/>
-      <w:bookmarkStart w:id="11" w:name="_Toc147738848"/>
+      <w:bookmarkStart w:id="7" w:name="_Toc369273261"/>
+      <w:bookmarkStart w:id="8" w:name="_Toc147738848"/>
+      <w:bookmarkStart w:id="9" w:name="_Toc369273178"/>
+      <w:bookmarkStart w:id="10" w:name="_Toc244203738"/>
+      <w:bookmarkStart w:id="11" w:name="_Toc369273807"/>
       <w:r>
         <w:rPr>
           <w:rFonts w:hint="eastAsia" w:ascii="宋体" w:hAnsi="宋体" w:eastAsia="宋体"/>
         </w:rPr>
-        <w:t>背景</w:t>
+        <w:t>命题背景</w:t>
       </w:r>
       <w:bookmarkEnd w:id="7"/>
       <w:bookmarkEnd w:id="8"/>
@@ -3538,19 +3650,9 @@
       </w:pPr>
       <w:r>
         <w:rPr>
-          <w:rFonts w:hint="default"/>
-          <w:sz w:val="24"/>
-        </w:rPr>
-        <w:t>随着 Open</w:t>
-      </w:r>
-      <w:bookmarkStart w:id="123" w:name="_GoBack"/>
-      <w:bookmarkEnd w:id="123"/>
-      <w:r>
-        <w:rPr>
-          <w:rFonts w:hint="default"/>
-          <w:sz w:val="24"/>
-        </w:rPr>
-        <w:t>Harmony 应用生态的发展，UI 自动化测试需要具备界面元素识别与定位、交互操作、执行结果判定和异常分析等能力。其核心是把多模态大模型对界面的理解能力与控件树等界面结构信息结合起来，构建一套能够自动完成可交互元素识别、测试用例生成，并驱动设备在指定测试框架下执行的 UI 自动化测试系统。</w:t>
+          <w:sz w:val="24"/>
+        </w:rPr>
+        <w:t>随着 OpenHarmony 应用生态的发展，应用质量验证成为影响用户体验与生态成熟度的重要环节。应用伙伴在实际开发和测试中，经常需要针对复杂页面、核心业务流程、异常问题复现、压力测试和探索性测试编写大量 UI 自动化测试脚本。传统写法依赖人工理解页面结构、业务流程和控件交互逻辑，成本高、复用性差，也难以覆盖新页面和异常路径。命题要求系统结合截图、布局与控件属性感知页面状态，自动探索核心场景，生成可复用的测试脚本。</w:t>
       </w:r>
     </w:p>
     <w:p>
@@ -3560,16 +3662,14 @@
         <w:ind w:firstLine="480" w:firstLineChars="200"/>
         <w:jc w:val="both"/>
         <w:rPr>
-          <w:rFonts w:hint="default"/>
-          <w:sz w:val="24"/>
-        </w:rPr>
-      </w:pPr>
-      <w:r>
-        <w:rPr>
-          <w:rFonts w:hint="default"/>
-          <w:sz w:val="24"/>
-        </w:rPr>
-        <w:t>现有测试通路在以下三个环节存在明显不足。</w:t>
+          <w:sz w:val="24"/>
+        </w:rPr>
+      </w:pPr>
+      <w:r>
+        <w:rPr>
+          <w:sz w:val="24"/>
+        </w:rPr>
+        <w:t>落到本项目的实现层面，现有测试通路在以下三个环节存在明显不足。</w:t>
       </w:r>
     </w:p>
     <w:p>
@@ -3579,16 +3679,14 @@
         <w:ind w:firstLine="480" w:firstLineChars="200"/>
         <w:jc w:val="both"/>
         <w:rPr>
-          <w:rFonts w:hint="default"/>
-          <w:sz w:val="24"/>
-        </w:rPr>
-      </w:pPr>
-      <w:r>
-        <w:rPr>
-          <w:rFonts w:hint="default"/>
-          <w:sz w:val="24"/>
-        </w:rPr>
-        <w:t>第一，控件定位面临结构化信息不足的问题。在本项目采集的 800 个真机控件节点中，携带 id 属性的节点仅占 5.62%。可点击容器的文本信息可能位于其子节点中，部分基于 Canvas 自绘的界面也无法通过控件树直接获取目标文本。这些情况增加了交互元素识别与定位的难度。</w:t>
+          <w:sz w:val="24"/>
+        </w:rPr>
+      </w:pPr>
+      <w:r>
+        <w:rPr>
+          <w:sz w:val="24"/>
+        </w:rPr>
+        <w:t>第一，控件定位面临结构化信息不足的问题。在本项目采集的 1648 个真机控件节点中，携带 id 属性的节点仅 70 个，占 4.2%；79.9% 的可交互控件不具备任何语义标识。可点击容器的文本信息可能位于其子节点中，部分基于 Canvas 自绘的界面也无法通过控件树直接获取目标文本。这些情况增加了交互元素识别与定位的难度。</w:t>
       </w:r>
     </w:p>
     <w:p>
@@ -3598,13 +3696,11 @@
         <w:ind w:firstLine="480" w:firstLineChars="200"/>
         <w:jc w:val="both"/>
         <w:rPr>
-          <w:rFonts w:hint="default"/>
-          <w:sz w:val="24"/>
-        </w:rPr>
-      </w:pPr>
-      <w:r>
-        <w:rPr>
-          <w:rFonts w:hint="default"/>
+          <w:sz w:val="24"/>
+        </w:rPr>
+      </w:pPr>
+      <w:r>
+        <w:rPr>
           <w:sz w:val="24"/>
         </w:rPr>
         <w:t>第二，测试执行失败后的原因判定存在困难。常规自动化测试工具通常能够报告步骤执行失败，但仅凭步骤失败信息，难以进一步区分应用崩溃、界面白屏、应用无窗口、目标控件丢失等不同情况。测试人员仍需结合运行日志、界面状态及其他现场信息人工排查，增加了问题定位的成本，也影响了测试结论的可复核性。</w:t>
@@ -3617,13 +3713,11 @@
         <w:ind w:firstLine="480" w:firstLineChars="200"/>
         <w:jc w:val="both"/>
         <w:rPr>
-          <w:rFonts w:hint="default"/>
-          <w:sz w:val="24"/>
-        </w:rPr>
-      </w:pPr>
-      <w:r>
-        <w:rPr>
-          <w:rFonts w:hint="default"/>
+          <w:sz w:val="24"/>
+        </w:rPr>
+      </w:pPr>
+      <w:r>
+        <w:rPr>
           <w:sz w:val="24"/>
         </w:rPr>
         <w:t>第三，自动生成测试用例的有效性仍需验证。大模型生成的用例可能缺少实质性操作或有效断言，也可能在页面导航后继续引用前一页面的控件作为断言目标。未经校验就将此类用例纳入测试统计，会使用例通过率无法真实反映被测应用的实际质量。</w:t>
@@ -3636,16 +3730,14 @@
         <w:ind w:firstLine="480" w:firstLineChars="200"/>
         <w:jc w:val="both"/>
         <w:rPr>
-          <w:rFonts w:hint="default"/>
-          <w:sz w:val="24"/>
-        </w:rPr>
-      </w:pPr>
-      <w:r>
-        <w:rPr>
-          <w:rFonts w:hint="default"/>
-          <w:sz w:val="24"/>
-        </w:rPr>
-        <w:t>针对上述问题，本项目在 DAYU200 开发板（OpenHarmony 5.0）与折叠屏模拟器组成的环境中完成系统设计与验证。本文档介绍系统的总体设计、模块划分、实现流程、接口定义及测试结果，可作为开发、测试与集成工作的参考。</w:t>
+          <w:sz w:val="24"/>
+        </w:rPr>
+      </w:pPr>
+      <w:r>
+        <w:rPr>
+          <w:sz w:val="24"/>
+        </w:rPr>
+        <w:t>针对上述问题，本项目在 DAYU200 开发板（OpenHarmony 5.0）与折叠屏模拟器组成的环境中完成系统设计与验证。系统按命题鼓励的闭环组织，采集、理解、规划、生成、执行、分析、沉淀七个环节分别由职责独立的模块承担，环节之间只通过明确的数据结构衔接。本文档介绍系统的总体设计、模块划分、实现流程、接口定义及测试结果，可作为开发、测试与集成工作的参考。</w:t>
       </w:r>
     </w:p>
     <w:p>
@@ -3670,6 +3762,7 @@
     <w:p>
       <w:pPr>
         <w:pStyle w:val="3"/>
+        <w:keepNext/>
         <w:widowControl w:val="0"/>
         <w:tabs>
           <w:tab w:val="left" w:pos="720"/>
@@ -3681,11 +3774,11 @@
           <w:rFonts w:hint="eastAsia" w:ascii="宋体" w:hAnsi="宋体" w:eastAsia="宋体"/>
         </w:rPr>
       </w:pPr>
-      <w:bookmarkStart w:id="12" w:name="_Toc369273179"/>
-      <w:bookmarkStart w:id="13" w:name="_Toc147738849"/>
+      <w:bookmarkStart w:id="12" w:name="_Toc369273808"/>
+      <w:bookmarkStart w:id="13" w:name="_Toc369273179"/>
       <w:bookmarkStart w:id="14" w:name="_Toc369273262"/>
-      <w:bookmarkStart w:id="15" w:name="_Toc243082787"/>
-      <w:bookmarkStart w:id="16" w:name="_Toc369273808"/>
+      <w:bookmarkStart w:id="15" w:name="_Toc147738849"/>
+      <w:bookmarkStart w:id="16" w:name="_Toc244203739"/>
       <w:r>
         <w:rPr>
           <w:rFonts w:hint="eastAsia" w:ascii="宋体" w:hAnsi="宋体" w:eastAsia="宋体"/>
@@ -3708,8 +3801,8 @@
           <w:sz w:val="24"/>
         </w:rPr>
       </w:pPr>
-      <w:bookmarkStart w:id="17" w:name="_Toc366164733"/>
-      <w:bookmarkStart w:id="18" w:name="_Toc369273280"/>
+      <w:bookmarkStart w:id="17" w:name="_Toc369273280"/>
+      <w:bookmarkStart w:id="18" w:name="_Toc366164733"/>
       <w:bookmarkStart w:id="19" w:name="_Toc369273197"/>
       <w:bookmarkStart w:id="20" w:name="_Toc369273826"/>
       <w:r>
@@ -3733,7 +3826,7 @@
         <w:rPr>
           <w:sz w:val="24"/>
         </w:rPr>
-        <w:t>本系统定位为运行于宿主侧的自动化测试能力层，通过hdc通道与OpenHarmony设备交互，在不修改被测应用代码、无需在设备侧额外部署测试组件的条件下，结合控件树信息与界面截图，完成界面元素定位、交互操作、测试结果判定及执行证据记录，形成可执行、可验证、可复现的测试流程。</w:t>
+        <w:t>本系统定位为运行于宿主侧的自动化测试能力层，通过 hdc 通道与 OpenHarmony 设备交互，在不修改被测应用代码、无需在设备侧额外部署测试组件的条件下，结合控件树信息与界面截图，完成界面元素定位、交互操作、测试结果判定及执行证据记录，形成可执行、可验证、可复现的测试流程。系统的技术重心集中在三处：多源融合的控件定位、从自然语言到可执行脚本的两段式生成、以及失败归因与定位器自愈；其余能力作为配套，保证闭环可以完整运行。</w:t>
       </w:r>
     </w:p>
     <w:p>
@@ -4568,12 +4661,13 @@
     <w:p>
       <w:pPr>
         <w:pStyle w:val="2"/>
+        <w:keepNext/>
         <w:rPr>
           <w:rFonts w:hint="eastAsia" w:ascii="宋体" w:hAnsi="宋体" w:eastAsia="宋体"/>
         </w:rPr>
       </w:pPr>
-      <w:bookmarkStart w:id="21" w:name="_Toc243082788"/>
-      <w:bookmarkStart w:id="22" w:name="_Toc147738850"/>
+      <w:bookmarkStart w:id="21" w:name="_Toc147738850"/>
+      <w:bookmarkStart w:id="22" w:name="_Toc244203740"/>
       <w:r>
         <w:rPr>
           <w:rFonts w:ascii="宋体" w:hAnsi="宋体" w:eastAsia="宋体"/>
@@ -4602,117 +4696,7 @@
           <w:rFonts w:hint="eastAsia"/>
           <w:sz w:val="24"/>
         </w:rPr>
-        <w:t>本系统以测试任务的数据流转过程为主线进行模块划分，将</w:t>
-      </w:r>
-      <w:r>
-        <w:rPr>
-          <w:sz w:val="24"/>
-        </w:rPr>
-        <w:t>一次完整的</w:t>
-      </w:r>
-      <w:r>
-        <w:rPr>
-          <w:rFonts w:hint="eastAsia"/>
-          <w:sz w:val="24"/>
-        </w:rPr>
-        <w:t>自动化测试活动划分为</w:t>
-      </w:r>
-      <w:r>
-        <w:rPr>
-          <w:sz w:val="24"/>
-        </w:rPr>
-        <w:t>采集</w:t>
-      </w:r>
-      <w:r>
-        <w:rPr>
-          <w:rFonts w:hint="eastAsia"/>
-          <w:sz w:val="24"/>
-        </w:rPr>
-        <w:t>、</w:t>
-      </w:r>
-      <w:r>
-        <w:rPr>
-          <w:sz w:val="24"/>
-        </w:rPr>
-        <w:t>感知</w:t>
-      </w:r>
-      <w:r>
-        <w:rPr>
-          <w:rFonts w:hint="eastAsia"/>
-          <w:sz w:val="24"/>
-        </w:rPr>
-        <w:t>、</w:t>
-      </w:r>
-      <w:r>
-        <w:rPr>
-          <w:sz w:val="24"/>
-        </w:rPr>
-        <w:t>定位</w:t>
-      </w:r>
-      <w:r>
-        <w:rPr>
-          <w:rFonts w:hint="eastAsia"/>
-          <w:sz w:val="24"/>
-        </w:rPr>
-        <w:t>、执行、</w:t>
-      </w:r>
-      <w:r>
-        <w:rPr>
-          <w:sz w:val="24"/>
-        </w:rPr>
-        <w:t>判定</w:t>
-      </w:r>
-      <w:r>
-        <w:rPr>
-          <w:rFonts w:hint="eastAsia"/>
-          <w:sz w:val="24"/>
-        </w:rPr>
-        <w:t>与结果沉淀</w:t>
-      </w:r>
-      <w:r>
-        <w:rPr>
-          <w:sz w:val="24"/>
-        </w:rPr>
-        <w:t>六个环节</w:t>
-      </w:r>
-      <w:r>
-        <w:rPr>
-          <w:rFonts w:hint="eastAsia"/>
-          <w:sz w:val="24"/>
-        </w:rPr>
-        <w:t>。各</w:t>
-      </w:r>
-      <w:r>
-        <w:rPr>
-          <w:sz w:val="24"/>
-        </w:rPr>
-        <w:t>环节由职责</w:t>
-      </w:r>
-      <w:r>
-        <w:rPr>
-          <w:rFonts w:hint="eastAsia"/>
-          <w:sz w:val="24"/>
-        </w:rPr>
-        <w:t>相对独立</w:t>
-      </w:r>
-      <w:r>
-        <w:rPr>
-          <w:sz w:val="24"/>
-        </w:rPr>
-        <w:t>的模块</w:t>
-      </w:r>
-      <w:r>
-        <w:rPr>
-          <w:rFonts w:hint="eastAsia"/>
-          <w:sz w:val="24"/>
-        </w:rPr>
-        <w:t>实现</w:t>
-      </w:r>
-      <w:r>
-        <w:rPr>
-          <w:sz w:val="24"/>
-        </w:rPr>
-        <w:t>，环节之间仅通过明确的数据结构（控件树、定位结果、执行现场、证据与结论）衔接。</w:t>
+        <w:t>本系统以测试任务的数据流转过程为主线进行模块划分，将一次完整的自动化测试活动划分为采集、理解、规划、生成、执行、分析与沉淀七个环节，与命题鼓励的闭环一致。各环节由职责相对独立的模块实现，环节之间仅通过明确的数据结构（控件树、定位结果、用例、执行现场、证据与结论）衔接。</w:t>
       </w:r>
     </w:p>
     <w:p>
@@ -4801,6 +4785,7 @@
     <w:p>
       <w:pPr>
         <w:pStyle w:val="3"/>
+        <w:keepNext/>
         <w:widowControl w:val="0"/>
         <w:tabs>
           <w:tab w:val="left" w:pos="720"/>
@@ -4812,7 +4797,7 @@
           <w:rFonts w:hint="eastAsia" w:ascii="宋体" w:hAnsi="宋体" w:eastAsia="宋体"/>
         </w:rPr>
       </w:pPr>
-      <w:bookmarkStart w:id="23" w:name="_Toc243082789"/>
+      <w:bookmarkStart w:id="23" w:name="_Toc244203741"/>
       <w:r>
         <w:rPr>
           <w:rFonts w:hint="eastAsia" w:ascii="宋体" w:hAnsi="宋体" w:eastAsia="宋体"/>
@@ -4835,7 +4820,7 @@
         <w:rPr>
           <w:sz w:val="24"/>
         </w:rPr>
-        <w:t>本系统围绕OpenHarmony应用UI自动化测试需求设计了六项核心能力。</w:t>
+        <w:t>本系统的能力分为三层：闭环主链、三处核心技术，以及配套能力。</w:t>
       </w:r>
     </w:p>
     <w:p>
@@ -4852,7 +4837,7 @@
         <w:rPr>
           <w:sz w:val="24"/>
         </w:rPr>
-        <w:t>第一，自动探索：在无需预先编写完整测试脚本的情况下驱动应用遍历页面，生成页面状态图与可重放用例。</w:t>
+        <w:t>核心技术之一是多源融合的控件定位。系统以控件树为主要依据，在其信息不足时按成本逐级升级到视觉语义、OCR 与源码静态分析，并用统一的 Claim 契约记录每个定位依据的来源、取值与适用范围；确认、缺失与未声明三种状态显式区分，避免把「没有查到」静默当作「不存在」。</w:t>
       </w:r>
     </w:p>
     <w:p>
@@ -4869,7 +4854,7 @@
         <w:rPr>
           <w:sz w:val="24"/>
         </w:rPr>
-        <w:t>第二，自然语言用例生成：借助多模态大模型，将自然语言描述转换为可执行的测试用例，并设置相应断言。</w:t>
+        <w:t>核心技术之二是从自然语言到可执行脚本的两段式生成。先由多模态模型产出覆盖功能、边界、异常、界面、性能与兼容性六个维度的测试点清单，再据此展开为带步骤与断言的用例，经静态校验与空壳闸后进入执行，避免把缺少实质动作或有效断言的用例计入统计。</w:t>
       </w:r>
     </w:p>
     <w:p>
@@ -4886,7 +4871,7 @@
         <w:rPr>
           <w:sz w:val="24"/>
         </w:rPr>
-        <w:t>第三，连续执行：负责测试套件调度、失败重试、设备状态恢复与测试产物管理。</w:t>
+        <w:t>核心技术之三是失败归因与定位器自愈。执行失败后采集崩溃、白屏、无窗口、无响应与布局异常等现场证据，归入定位失败、应用缺陷、环境问题与用例问题四类；定位器按（来源、代次、定位器 id）幂等记账，连续失败达到阈值触发换代，新定位器验证不通过则回滚。</w:t>
       </w:r>
     </w:p>
     <w:p>
@@ -4903,7 +4888,7 @@
         <w:rPr>
           <w:sz w:val="24"/>
         </w:rPr>
-        <w:t>第四，失败诊断：采集应用崩溃、界面白屏、无响应、无窗口等证据，并据此分析失败原因。</w:t>
+        <w:t>配套能力之一是自动探索：在无需预先编写完整测试脚本的情况下驱动应用遍历页面，生成页面状态图与可重放用例。</w:t>
       </w:r>
     </w:p>
     <w:p>
@@ -4920,7 +4905,7 @@
         <w:rPr>
           <w:sz w:val="24"/>
         </w:rPr>
-        <w:t>第五，多模态视觉定位与信息融合：结合控件树、界面截图、OCR及源码静态分析等信息，弥补单一控件树在部分界面场景中的定位不足。</w:t>
+        <w:t>配套能力之二是连续执行：负责测试套件调度、失败重试、设备状态恢复与测试产物管理。</w:t>
       </w:r>
     </w:p>
     <w:p>
@@ -4937,7 +4922,7 @@
         <w:rPr>
           <w:sz w:val="24"/>
         </w:rPr>
-        <w:t>第六，跨形态差异比对：对同一应用在折叠屏展开与收起两种状态下的界面差异进行检测。</w:t>
+        <w:t>配套能力之三是跨形态差异比对：对同一应用在折叠屏展开与收起两种状态下的界面差异进行检测。</w:t>
       </w:r>
     </w:p>
     <w:p>
@@ -5556,7 +5541,7 @@
               <w:rPr>
                 <w:sz w:val="21"/>
               </w:rPr>
-              <w:t>真机长稳（应用级）</w:t>
+              <w:t>视觉-控件树一致性</w:t>
             </w:r>
           </w:p>
         </w:tc>
@@ -5574,7 +5559,7 @@
               <w:rPr>
                 <w:sz w:val="21"/>
               </w:rPr>
-              <w:t>126.9分钟/ 115周期/ 1380步/ 0失败</w:t>
+              <w:t>95.0%（19/20）；扩充至13应用后97.8%（45/46）</w:t>
             </w:r>
           </w:p>
         </w:tc>
@@ -5592,7 +5577,7 @@
               <w:rPr>
                 <w:sz w:val="21"/>
               </w:rPr>
-              <w:t>冻结套件重放+探索爆发+前台核验，2026-10-04</w:t>
+              <w:t>IoU@0.5的双通道一致性，不是绝对准确率；项目未建人工真值标注集</w:t>
             </w:r>
           </w:p>
         </w:tc>
@@ -5631,7 +5616,7 @@
               <w:rPr>
                 <w:sz w:val="21"/>
               </w:rPr>
-              <w:t>视觉-控件树一致性</w:t>
+              <w:t>无标识控件定位</w:t>
             </w:r>
           </w:p>
         </w:tc>
@@ -5649,7 +5634,19 @@
               <w:rPr>
                 <w:sz w:val="21"/>
               </w:rPr>
-              <w:t>95.0%（19/20）；扩充至13应用后97.8%（45/46）</w:t>
+              <w:t>79.9%的可交互控件无任何语义标识；</w:t>
+            </w:r>
+            <w:r>
+              <w:rPr>
+                <w:sz w:val="21"/>
+              </w:rPr>
+              <w:br w:type="textWrapping"/>
+            </w:r>
+            <w:r>
+              <w:rPr>
+                <w:sz w:val="21"/>
+              </w:rPr>
+              <w:t>其层级路径（L3）命中率86.0%</w:t>
             </w:r>
           </w:p>
         </w:tc>
@@ -5667,7 +5664,7 @@
               <w:rPr>
                 <w:sz w:val="21"/>
               </w:rPr>
-              <w:t>IoU@0.5的双通道一致性，不是绝对准确率；项目未建人工真值标注集</w:t>
+              <w:t>仓库多应用样本（14个应用/ 1648节点）离线测量；不计子树文案时为28.0%，计入后为86.0%。复现：python probes/probe_l3_with_deep.py</w:t>
             </w:r>
           </w:p>
         </w:tc>
@@ -5706,7 +5703,7 @@
               <w:rPr>
                 <w:sz w:val="21"/>
               </w:rPr>
-              <w:t>无标识控件定位</w:t>
+              <w:t>自然语言生成用例静态可执行率</w:t>
             </w:r>
           </w:p>
         </w:tc>
@@ -5724,19 +5721,7 @@
               <w:rPr>
                 <w:sz w:val="21"/>
               </w:rPr>
-              <w:t>79.9%的可交互控件无任何语义标识；</w:t>
-            </w:r>
-            <w:r>
-              <w:rPr>
-                <w:sz w:val="21"/>
-              </w:rPr>
-              <w:br w:type="textWrapping"/>
-            </w:r>
-            <w:r>
-              <w:rPr>
-                <w:sz w:val="21"/>
-              </w:rPr>
-              <w:t>其层级路径（L3）命中率86.0%</w:t>
+              <w:t>92.3%（24/26，两轮复跑一致）</w:t>
             </w:r>
           </w:p>
         </w:tc>
@@ -5754,7 +5739,7 @@
               <w:rPr>
                 <w:sz w:val="21"/>
               </w:rPr>
-              <w:t>仓库多应用样本（14个应用/ 1648节点）离线测量；不计子树文案时为28.0%，计入后为86.0%。复现：python probes/probe_l3_with_deep.py</w:t>
+              <w:t>含2条固定负样本，均被校验闸正确拦截；可执行用例均具备实质动作与断言</w:t>
             </w:r>
           </w:p>
         </w:tc>
@@ -5793,7 +5778,7 @@
               <w:rPr>
                 <w:sz w:val="21"/>
               </w:rPr>
-              <w:t>自然语言生成用例静态可执行率</w:t>
+              <w:t>生成用例真机执行</w:t>
             </w:r>
           </w:p>
         </w:tc>
@@ -5811,7 +5796,7 @@
               <w:rPr>
                 <w:sz w:val="21"/>
               </w:rPr>
-              <w:t>92.3%（24/26，两轮复跑一致）</w:t>
+              <w:t>用例级23/24与22/24（两轮并列）</w:t>
             </w:r>
           </w:p>
         </w:tc>
@@ -5829,7 +5814,7 @@
               <w:rPr>
                 <w:sz w:val="21"/>
               </w:rPr>
-              <w:t>含2条固定负样本，均被校验闸正确拦截；可执行用例均具备实质动作与断言</w:t>
+              <w:t>两轮波动1条，根因均为断言目标落在控件树之外</w:t>
             </w:r>
           </w:p>
         </w:tc>
@@ -5868,7 +5853,7 @@
               <w:rPr>
                 <w:sz w:val="21"/>
               </w:rPr>
-              <w:t>生成用例真机执行</w:t>
+              <w:t>用例墙钟耗时（树复用优化后）</w:t>
             </w:r>
           </w:p>
         </w:tc>
@@ -5886,7 +5871,7 @@
               <w:rPr>
                 <w:sz w:val="21"/>
               </w:rPr>
-              <w:t>用例级23/24与22/24（两轮并列）</w:t>
+              <w:t>降低26%（取树12次→ 9次）</w:t>
             </w:r>
           </w:p>
         </w:tc>
@@ -5904,7 +5889,7 @@
               <w:rPr>
                 <w:sz w:val="21"/>
               </w:rPr>
-              <w:t>两轮波动1条，根因均为断言目标落在控件树之外</w:t>
+              <w:t>同一条10步用例的真机前后对比</w:t>
             </w:r>
           </w:p>
         </w:tc>
@@ -5943,7 +5928,7 @@
               <w:rPr>
                 <w:sz w:val="21"/>
               </w:rPr>
-              <w:t>用例墙钟耗时（树复用优化后）</w:t>
+              <w:t>视觉定位时延</w:t>
             </w:r>
           </w:p>
         </w:tc>
@@ -5961,7 +5946,7 @@
               <w:rPr>
                 <w:sz w:val="21"/>
               </w:rPr>
-              <w:t>降低26%（取树12次→ 9次）</w:t>
+              <w:t>p50约1.1秒</w:t>
             </w:r>
           </w:p>
         </w:tc>
@@ -5979,7 +5964,7 @@
               <w:rPr>
                 <w:sz w:val="21"/>
               </w:rPr>
-              <w:t>同一条10步用例的真机前后对比</w:t>
+              <w:t>关闭思考模式，云端模型</w:t>
             </w:r>
           </w:p>
         </w:tc>
@@ -6018,7 +6003,7 @@
               <w:rPr>
                 <w:sz w:val="21"/>
               </w:rPr>
-              <w:t>视觉定位时延</w:t>
+              <w:t>备用输入通路真机核验</w:t>
             </w:r>
           </w:p>
         </w:tc>
@@ -6036,7 +6021,7 @@
               <w:rPr>
                 <w:sz w:val="21"/>
               </w:rPr>
-              <w:t>p50约1.1秒</w:t>
+              <w:t>uitest可用/ uinput可用/ sendevent不可用</w:t>
             </w:r>
           </w:p>
         </w:tc>
@@ -6054,7 +6039,7 @@
               <w:rPr>
                 <w:sz w:val="21"/>
               </w:rPr>
-              <w:t>关闭思考模式，云端模型</w:t>
+              <w:t>DAYU200；sendevent因设备缺getevent读不到evdev轴范围而无法校准</w:t>
             </w:r>
           </w:p>
         </w:tc>
@@ -6093,81 +6078,6 @@
               <w:rPr>
                 <w:sz w:val="21"/>
               </w:rPr>
-              <w:t>备用输入通路真机核验</w:t>
-            </w:r>
-          </w:p>
-        </w:tc>
-        <w:tc>
-          <w:tcPr>
-            <w:tcW w:w="1600" w:type="pct"/>
-            <w:vAlign w:val="center"/>
-          </w:tcPr>
-          <w:p>
-            <w:pPr>
-              <w:spacing w:before="20" w:after="20" w:line="252" w:lineRule="auto"/>
-              <w:jc w:val="center"/>
-            </w:pPr>
-            <w:r>
-              <w:rPr>
-                <w:sz w:val="21"/>
-              </w:rPr>
-              <w:t>uitest可用/ uinput可用/ sendevent不可用</w:t>
-            </w:r>
-          </w:p>
-        </w:tc>
-        <w:tc>
-          <w:tcPr>
-            <w:tcW w:w="2200" w:type="pct"/>
-            <w:vAlign w:val="center"/>
-          </w:tcPr>
-          <w:p>
-            <w:pPr>
-              <w:spacing w:before="20" w:after="20" w:line="252" w:lineRule="auto"/>
-              <w:jc w:val="center"/>
-            </w:pPr>
-            <w:r>
-              <w:rPr>
-                <w:sz w:val="21"/>
-              </w:rPr>
-              <w:t>DAYU200；sendevent因设备缺getevent读不到evdev轴范围而无法校准</w:t>
-            </w:r>
-          </w:p>
-        </w:tc>
-      </w:tr>
-      <w:tr>
-        <w:tblPrEx>
-          <w:tblBorders>
-            <w:top w:val="single" w:color="7F7F7F" w:sz="4" w:space="0"/>
-            <w:left w:val="single" w:color="7F7F7F" w:sz="4" w:space="0"/>
-            <w:bottom w:val="single" w:color="7F7F7F" w:sz="4" w:space="0"/>
-            <w:right w:val="single" w:color="7F7F7F" w:sz="4" w:space="0"/>
-            <w:insideH w:val="single" w:color="7F7F7F" w:sz="4" w:space="0"/>
-            <w:insideV w:val="single" w:color="7F7F7F" w:sz="4" w:space="0"/>
-          </w:tblBorders>
-          <w:tblCellMar>
-            <w:top w:w="57" w:type="dxa"/>
-            <w:left w:w="108" w:type="dxa"/>
-            <w:bottom w:w="57" w:type="dxa"/>
-            <w:right w:w="108" w:type="dxa"/>
-          </w:tblCellMar>
-        </w:tblPrEx>
-        <w:trPr>
-          <w:cantSplit/>
-        </w:trPr>
-        <w:tc>
-          <w:tcPr>
-            <w:tcW w:w="1200" w:type="pct"/>
-            <w:vAlign w:val="center"/>
-          </w:tcPr>
-          <w:p>
-            <w:pPr>
-              <w:spacing w:before="20" w:after="20" w:line="252" w:lineRule="auto"/>
-              <w:jc w:val="center"/>
-            </w:pPr>
-            <w:r>
-              <w:rPr>
-                <w:sz w:val="21"/>
-              </w:rPr>
               <w:t>跨形态差异检出</w:t>
             </w:r>
           </w:p>
@@ -6214,6 +6124,7 @@
     <w:p>
       <w:pPr>
         <w:pStyle w:val="3"/>
+        <w:keepNext/>
         <w:widowControl w:val="0"/>
         <w:tabs>
           <w:tab w:val="left" w:pos="720"/>
@@ -6225,7 +6136,7 @@
           <w:rFonts w:hint="eastAsia" w:ascii="宋体" w:hAnsi="宋体" w:eastAsia="宋体"/>
         </w:rPr>
       </w:pPr>
-      <w:bookmarkStart w:id="24" w:name="_Toc243082790"/>
+      <w:bookmarkStart w:id="24" w:name="_Toc244203742"/>
       <w:r>
         <w:rPr>
           <w:rFonts w:hint="eastAsia" w:ascii="宋体" w:hAnsi="宋体" w:eastAsia="宋体"/>
@@ -6254,7 +6165,6 @@
         <w:rPr>
           <w:rFonts w:hint="eastAsia"/>
           <w:sz w:val="24"/>
-          <w:lang w:eastAsia="zh-CN"/>
         </w:rPr>
         <w:t>‘</w:t>
       </w:r>
@@ -6268,7 +6178,6 @@
         <w:rPr>
           <w:rFonts w:hint="eastAsia"/>
           <w:sz w:val="24"/>
-          <w:lang w:eastAsia="zh-CN"/>
         </w:rPr>
         <w:t>’</w:t>
       </w:r>
@@ -6282,7 +6191,6 @@
         <w:rPr>
           <w:rFonts w:hint="eastAsia"/>
           <w:sz w:val="24"/>
-          <w:lang w:eastAsia="zh-CN"/>
         </w:rPr>
         <w:t>‘</w:t>
       </w:r>
@@ -6296,7 +6204,6 @@
         <w:rPr>
           <w:rFonts w:hint="eastAsia"/>
           <w:sz w:val="24"/>
-          <w:lang w:eastAsia="zh-CN"/>
         </w:rPr>
         <w:t>’</w:t>
       </w:r>
@@ -6411,6 +6318,7 @@
     <w:p>
       <w:pPr>
         <w:pStyle w:val="3"/>
+        <w:keepNext/>
         <w:widowControl w:val="0"/>
         <w:tabs>
           <w:tab w:val="left" w:pos="720"/>
@@ -6422,12 +6330,12 @@
           <w:rFonts w:hint="eastAsia" w:ascii="宋体" w:hAnsi="宋体" w:eastAsia="宋体"/>
         </w:rPr>
       </w:pPr>
-      <w:bookmarkStart w:id="25" w:name="_Toc243082791"/>
+      <w:bookmarkStart w:id="25" w:name="_Toc369273199"/>
       <w:bookmarkStart w:id="26" w:name="_Toc147738852"/>
-      <w:bookmarkStart w:id="27" w:name="_Toc369273199"/>
-      <w:bookmarkStart w:id="28" w:name="_Toc369273282"/>
-      <w:bookmarkStart w:id="29" w:name="_Toc366164734"/>
-      <w:bookmarkStart w:id="30" w:name="_Toc369273828"/>
+      <w:bookmarkStart w:id="27" w:name="_Toc244203743"/>
+      <w:bookmarkStart w:id="28" w:name="_Toc366164734"/>
+      <w:bookmarkStart w:id="29" w:name="_Toc369273828"/>
+      <w:bookmarkStart w:id="30" w:name="_Toc369273282"/>
       <w:r>
         <w:rPr>
           <w:rFonts w:hint="eastAsia" w:ascii="宋体" w:hAnsi="宋体" w:eastAsia="宋体"/>
@@ -6444,13 +6352,14 @@
     <w:p>
       <w:pPr>
         <w:pStyle w:val="4"/>
+        <w:keepNext/>
       </w:pPr>
       <w:bookmarkStart w:id="31" w:name="_Toc369273200"/>
-      <w:bookmarkStart w:id="32" w:name="_Toc366164735"/>
-      <w:bookmarkStart w:id="33" w:name="_Toc369273283"/>
-      <w:bookmarkStart w:id="34" w:name="_Toc147738853"/>
-      <w:bookmarkStart w:id="35" w:name="_Toc369273829"/>
-      <w:bookmarkStart w:id="36" w:name="_Toc243082792"/>
+      <w:bookmarkStart w:id="32" w:name="_Toc369273829"/>
+      <w:bookmarkStart w:id="33" w:name="_Toc147738853"/>
+      <w:bookmarkStart w:id="34" w:name="_Toc244203744"/>
+      <w:bookmarkStart w:id="35" w:name="_Toc369273283"/>
+      <w:bookmarkStart w:id="36" w:name="_Toc366164735"/>
       <w:r>
         <w:rPr>
           <w:rFonts w:hint="eastAsia"/>
@@ -8868,12 +8777,13 @@
     <w:p>
       <w:pPr>
         <w:pStyle w:val="4"/>
-      </w:pPr>
-      <w:bookmarkStart w:id="37" w:name="_Toc243082793"/>
+        <w:keepNext/>
+      </w:pPr>
+      <w:bookmarkStart w:id="37" w:name="_Toc369273201"/>
       <w:bookmarkStart w:id="38" w:name="_Toc147738854"/>
-      <w:bookmarkStart w:id="39" w:name="_Toc369273284"/>
-      <w:bookmarkStart w:id="40" w:name="_Toc366164736"/>
-      <w:bookmarkStart w:id="41" w:name="_Toc369273201"/>
+      <w:bookmarkStart w:id="39" w:name="_Toc366164736"/>
+      <w:bookmarkStart w:id="40" w:name="_Toc244203745"/>
+      <w:bookmarkStart w:id="41" w:name="_Toc369273284"/>
       <w:bookmarkStart w:id="42" w:name="_Toc369273830"/>
       <w:r>
         <w:rPr>
@@ -8944,13 +8854,14 @@
     <w:p>
       <w:pPr>
         <w:pStyle w:val="4"/>
-      </w:pPr>
-      <w:bookmarkStart w:id="43" w:name="_Toc369273831"/>
-      <w:bookmarkStart w:id="44" w:name="_Toc243082794"/>
-      <w:bookmarkStart w:id="45" w:name="_Toc369273285"/>
-      <w:bookmarkStart w:id="46" w:name="_Toc369273202"/>
-      <w:bookmarkStart w:id="47" w:name="_Toc147738855"/>
-      <w:bookmarkStart w:id="48" w:name="_Toc366164737"/>
+        <w:keepNext/>
+      </w:pPr>
+      <w:bookmarkStart w:id="43" w:name="_Toc369273202"/>
+      <w:bookmarkStart w:id="44" w:name="_Toc244203746"/>
+      <w:bookmarkStart w:id="45" w:name="_Toc147738855"/>
+      <w:bookmarkStart w:id="46" w:name="_Toc366164737"/>
+      <w:bookmarkStart w:id="47" w:name="_Toc369273831"/>
+      <w:bookmarkStart w:id="48" w:name="_Toc369273285"/>
       <w:r>
         <w:rPr>
           <w:rFonts w:hint="eastAsia"/>
@@ -9030,6 +8941,12 @@
             <w:insideH w:val="single" w:color="7F7F7F" w:sz="4" w:space="0"/>
             <w:insideV w:val="single" w:color="7F7F7F" w:sz="4" w:space="0"/>
           </w:tblBorders>
+          <w:tblCellMar>
+            <w:top w:w="57" w:type="dxa"/>
+            <w:left w:w="108" w:type="dxa"/>
+            <w:bottom w:w="57" w:type="dxa"/>
+            <w:right w:w="108" w:type="dxa"/>
+          </w:tblCellMar>
         </w:tblPrEx>
         <w:trPr>
           <w:cantSplit/>
@@ -9257,6 +9174,12 @@
             <w:insideH w:val="single" w:color="7F7F7F" w:sz="4" w:space="0"/>
             <w:insideV w:val="single" w:color="7F7F7F" w:sz="4" w:space="0"/>
           </w:tblBorders>
+          <w:tblCellMar>
+            <w:top w:w="57" w:type="dxa"/>
+            <w:left w:w="108" w:type="dxa"/>
+            <w:bottom w:w="57" w:type="dxa"/>
+            <w:right w:w="108" w:type="dxa"/>
+          </w:tblCellMar>
         </w:tblPrEx>
         <w:trPr>
           <w:cantSplit/>
@@ -9531,6 +9454,7 @@
     <w:p>
       <w:pPr>
         <w:pStyle w:val="3"/>
+        <w:keepNext/>
         <w:widowControl w:val="0"/>
         <w:tabs>
           <w:tab w:val="left" w:pos="720"/>
@@ -9542,12 +9466,12 @@
           <w:rFonts w:hint="eastAsia" w:ascii="宋体" w:hAnsi="宋体" w:eastAsia="宋体"/>
         </w:rPr>
       </w:pPr>
-      <w:bookmarkStart w:id="49" w:name="_Toc369273203"/>
-      <w:bookmarkStart w:id="50" w:name="_Toc366164738"/>
-      <w:bookmarkStart w:id="51" w:name="_Toc369273286"/>
-      <w:bookmarkStart w:id="52" w:name="_Toc243082795"/>
-      <w:bookmarkStart w:id="53" w:name="_Toc147738856"/>
-      <w:bookmarkStart w:id="54" w:name="_Toc369273832"/>
+      <w:bookmarkStart w:id="49" w:name="_Toc369273832"/>
+      <w:bookmarkStart w:id="50" w:name="_Toc369273203"/>
+      <w:bookmarkStart w:id="51" w:name="_Toc366164738"/>
+      <w:bookmarkStart w:id="52" w:name="_Toc147738856"/>
+      <w:bookmarkStart w:id="53" w:name="_Toc244203747"/>
+      <w:bookmarkStart w:id="54" w:name="_Toc369273286"/>
       <w:r>
         <w:rPr>
           <w:rFonts w:hint="eastAsia" w:ascii="宋体" w:hAnsi="宋体" w:eastAsia="宋体"/>
@@ -9581,26 +9505,27 @@
         <w:rPr>
           <w:sz w:val="24"/>
         </w:rPr>
-        <w:t>本节选取三个具有代表性的模块方向进行说明，分别介绍其标识、类型、设计目的、主要功能、处理流程及核心类。代码维护按模块所有权划分为三个方向：执行与质量（hdc、driver、runner、report、signals、fusion、crossform、devices、perf）、探索与生成（explorer、action、generator、diagnose、sim），以及视觉与定位（vision、locator、matcher、layout、treesum、identity、permission）。跨方向修改需经过代码评审、自动化测试、真机验证和文档同步四个环节。</w:t>
+        <w:t>本节选取三个具有代表性的模块方向进行说明，分别介绍其标识、类型、设计目的、主要功能、处理流程及核心类。三个方向对应系统的技术重心：探索与生成回答「测哪些路径、如何变成脚本」，执行与诊断回答「失败之后如何给出可复核的结论」，视觉与定位回答「控件树看不到时靠什么」。生成器的两段式流程在 2.5.1 用例一中展开。代码维护按模块所有权划分为三个方向：执行与质量（hdc、driver、runner、report、signals、fusion、crossform、devices、perf）、探索与生成（explorer、action、generator、diagnose、sim），以及视觉与定位（vision、locator、matcher、layout、treesum、identity、permission）。跨方向修改需经过代码评审、自动化测试、真机验证和文档同步四个环节。</w:t>
       </w:r>
     </w:p>
     <w:p>
       <w:pPr>
         <w:pStyle w:val="4"/>
-      </w:pPr>
-      <w:bookmarkStart w:id="55" w:name="_Toc366164739"/>
+        <w:keepNext/>
+      </w:pPr>
+      <w:bookmarkStart w:id="55" w:name="_Toc369273287"/>
       <w:bookmarkEnd w:id="55"/>
-      <w:bookmarkStart w:id="56" w:name="_Toc369273204"/>
+      <w:bookmarkStart w:id="56" w:name="_Toc147738857"/>
       <w:bookmarkEnd w:id="56"/>
-      <w:bookmarkStart w:id="57" w:name="_Toc147755090"/>
+      <w:bookmarkStart w:id="57" w:name="_Toc369273204"/>
       <w:bookmarkEnd w:id="57"/>
-      <w:bookmarkStart w:id="58" w:name="_Toc369273833"/>
+      <w:bookmarkStart w:id="58" w:name="_Toc147755090"/>
       <w:bookmarkEnd w:id="58"/>
-      <w:bookmarkStart w:id="59" w:name="_Toc147738857"/>
+      <w:bookmarkStart w:id="59" w:name="_Toc366164739"/>
       <w:bookmarkEnd w:id="59"/>
-      <w:bookmarkStart w:id="60" w:name="_Toc369273287"/>
+      <w:bookmarkStart w:id="60" w:name="_Toc369273833"/>
       <w:bookmarkEnd w:id="60"/>
-      <w:bookmarkStart w:id="61" w:name="_Toc243082796"/>
+      <w:bookmarkStart w:id="61" w:name="_Toc244203748"/>
       <w:r>
         <w:t>探索引擎（explorer）功能描述</w:t>
       </w:r>
@@ -9794,20 +9719,21 @@
     <w:p>
       <w:pPr>
         <w:pStyle w:val="4"/>
-      </w:pPr>
-      <w:bookmarkStart w:id="62" w:name="_Toc366164740"/>
+        <w:keepNext/>
+      </w:pPr>
+      <w:bookmarkStart w:id="62" w:name="_Toc369273834"/>
       <w:bookmarkEnd w:id="62"/>
-      <w:bookmarkStart w:id="63" w:name="_Toc369273834"/>
+      <w:bookmarkStart w:id="63" w:name="_Toc366164740"/>
       <w:bookmarkEnd w:id="63"/>
       <w:bookmarkStart w:id="64" w:name="_Toc369273288"/>
       <w:bookmarkEnd w:id="64"/>
-      <w:bookmarkStart w:id="65" w:name="_Toc147755091"/>
+      <w:bookmarkStart w:id="65" w:name="_Toc369273205"/>
       <w:bookmarkEnd w:id="65"/>
-      <w:bookmarkStart w:id="66" w:name="_Toc147738858"/>
+      <w:bookmarkStart w:id="66" w:name="_Toc147755091"/>
       <w:bookmarkEnd w:id="66"/>
-      <w:bookmarkStart w:id="67" w:name="_Toc369273205"/>
+      <w:bookmarkStart w:id="67" w:name="_Toc147738858"/>
       <w:bookmarkEnd w:id="67"/>
-      <w:bookmarkStart w:id="68" w:name="_Toc243082797"/>
+      <w:bookmarkStart w:id="68" w:name="_Toc244203749"/>
       <w:r>
         <w:t>执行与诊断（runner / signals / diagnose）功能描述</w:t>
       </w:r>
@@ -9955,16 +9881,13 @@
     <w:p>
       <w:pPr>
         <w:pStyle w:val="4"/>
-      </w:pPr>
-      <w:bookmarkStart w:id="69" w:name="_Toc147738859"/>
+        <w:keepNext/>
+      </w:pPr>
+      <w:bookmarkStart w:id="69" w:name="_Toc244203750"/>
+      <w:r>
+        <w:t>视觉通道（vision / fusion）功能描述</w:t>
+      </w:r>
       <w:bookmarkEnd w:id="69"/>
-      <w:bookmarkStart w:id="70" w:name="_Toc147755092"/>
-      <w:bookmarkEnd w:id="70"/>
-      <w:bookmarkStart w:id="71" w:name="_Toc243082798"/>
-      <w:r>
-        <w:t>视觉通道（vision / fusion）功能描述</w:t>
-      </w:r>
-      <w:bookmarkEnd w:id="71"/>
     </w:p>
     <w:p>
       <w:pPr>
@@ -10079,7 +10002,7 @@
         <w:pStyle w:val="13"/>
         <w:spacing w:line="360" w:lineRule="auto"/>
         <w:ind w:firstLine="482" w:firstLineChars="200"/>
-        <w:jc w:val="both"/>
+        <w:jc w:val="center"/>
       </w:pPr>
       <w:r>
         <w:rPr>
@@ -10094,18 +10017,11 @@
         </w:rPr>
         <w:t>OpenAICompatibleProvider（可插拔Provider）、TieredVisionLocator（分层定位）、Claim/FusionReport（融合判定）。控件定位子系统的类图如图3所示。</w:t>
       </w:r>
-    </w:p>
-    <w:p>
-      <w:pPr>
-        <w:keepNext/>
-        <w:keepLines/>
-        <w:jc w:val="center"/>
-      </w:pPr>
       <w:r>
         <w:drawing>
           <wp:inline distT="0" distB="0" distL="0" distR="0">
-            <wp:extent cx="5255895" cy="4148455"/>
-            <wp:effectExtent l="0" t="0" r="0" b="0"/>
+            <wp:extent cx="4276725" cy="3376295"/>
+            <wp:effectExtent l="0" t="0" r="3175" b="1905"/>
             <wp:docPr id="3" name="Picture 3"/>
             <wp:cNvGraphicFramePr>
               <a:graphicFrameLocks xmlns:a="http://schemas.openxmlformats.org/drawingml/2006/main" noChangeAspect="1"/>
@@ -10128,7 +10044,7 @@
                   <pic:spPr>
                     <a:xfrm>
                       <a:off x="0" y="0"/>
-                      <a:ext cx="5256000" cy="4148486"/>
+                      <a:ext cx="4276725" cy="3376295"/>
                     </a:xfrm>
                     <a:prstGeom prst="rect">
                       <a:avLst/>
@@ -10143,20 +10059,164 @@
     </w:p>
     <w:p>
       <w:pPr>
+        <w:pStyle w:val="13"/>
+        <w:spacing w:line="360" w:lineRule="auto"/>
+        <w:ind w:firstLine="480" w:firstLineChars="200"/>
+        <w:jc w:val="center"/>
+      </w:pPr>
+      <w:r>
+        <w:rPr>
+          <w:rFonts w:ascii="黑体" w:hAnsi="黑体" w:eastAsia="黑体"/>
+          <w:sz w:val="24"/>
+        </w:rPr>
+        <w:t>图3　控件定位子系统类图</w:t>
+      </w:r>
+    </w:p>
+    <w:p>
+      <w:pPr>
+        <w:pStyle w:val="4"/>
         <w:keepNext/>
-        <w:jc w:val="center"/>
-      </w:pPr>
-      <w:r>
-        <w:rPr>
-          <w:rFonts w:ascii="黑体" w:hAnsi="黑体" w:eastAsia="黑体"/>
-          <w:sz w:val="24"/>
-        </w:rPr>
-        <w:t>图3　控件定位子系统类图</w:t>
+      </w:pPr>
+      <w:bookmarkStart w:id="70" w:name="_Toc147738859"/>
+      <w:bookmarkEnd w:id="70"/>
+      <w:bookmarkStart w:id="71" w:name="_Toc147755092"/>
+      <w:bookmarkEnd w:id="71"/>
+      <w:bookmarkStart w:id="72" w:name="_Toc244203751"/>
+      <w:r>
+        <w:t>生成器（generator）功能描述</w:t>
+      </w:r>
+      <w:bookmarkEnd w:id="72"/>
+    </w:p>
+    <w:p>
+      <w:pPr>
+        <w:pStyle w:val="13"/>
+        <w:spacing w:line="360" w:lineRule="auto"/>
+        <w:ind w:firstLine="482" w:firstLineChars="200"/>
+        <w:jc w:val="both"/>
+      </w:pPr>
+      <w:r>
+        <w:rPr>
+          <w:b/>
+          <w:sz w:val="24"/>
+        </w:rPr>
+        <w:t>标识：</w:t>
+      </w:r>
+      <w:r>
+        <w:rPr>
+          <w:sz w:val="24"/>
+        </w:rPr>
+        <w:t>generator.py，生成器。</w:t>
+      </w:r>
+    </w:p>
+    <w:p>
+      <w:pPr>
+        <w:pStyle w:val="13"/>
+        <w:spacing w:line="360" w:lineRule="auto"/>
+        <w:ind w:firstLine="482" w:firstLineChars="200"/>
+        <w:jc w:val="both"/>
+      </w:pPr>
+      <w:r>
+        <w:rPr>
+          <w:b/>
+          <w:sz w:val="24"/>
+        </w:rPr>
+        <w:t>类型：</w:t>
+      </w:r>
+      <w:r>
+        <w:rPr>
+          <w:sz w:val="24"/>
+        </w:rPr>
+        <w:t>编排层（L4）的生成模块。</w:t>
+      </w:r>
+    </w:p>
+    <w:p>
+      <w:pPr>
+        <w:pStyle w:val="13"/>
+        <w:spacing w:line="360" w:lineRule="auto"/>
+        <w:ind w:firstLine="482" w:firstLineChars="200"/>
+        <w:jc w:val="both"/>
+      </w:pPr>
+      <w:r>
+        <w:rPr>
+          <w:b/>
+          <w:sz w:val="24"/>
+        </w:rPr>
+        <w:t>目的：</w:t>
+      </w:r>
+      <w:r>
+        <w:rPr>
+          <w:sz w:val="24"/>
+        </w:rPr>
+        <w:t>把一句自然语言描述转成可在真机执行、且具备实质验证内容的用例；生成不出来的，要说清卡在哪一步，而不是笼统记一次失败。</w:t>
+      </w:r>
+    </w:p>
+    <w:p>
+      <w:pPr>
+        <w:pStyle w:val="13"/>
+        <w:spacing w:line="360" w:lineRule="auto"/>
+        <w:ind w:firstLine="482" w:firstLineChars="200"/>
+        <w:jc w:val="both"/>
+      </w:pPr>
+      <w:r>
+        <w:rPr>
+          <w:b/>
+          <w:sz w:val="24"/>
+        </w:rPr>
+        <w:t>功能列表：</w:t>
+      </w:r>
+      <w:r>
+        <w:rPr>
+          <w:sz w:val="24"/>
+        </w:rPr>
+        <w:t>两段式生成（描述→测试点清单→用例草案）；六维测试点（功能、边界、异常、界面、性能、兼容性，归不上的标为未分类而不硬塞）；控件清单注入（单页或已采集页面的并集）；静态校验（红线扫描、一步一动作、首步须拉起、控件存在性）；空壳闸（用例必须至少做一件「会失败」的事）；修复轮（先本地启发式，仅控件缺失与 DSL 非法才回模型重写）；干跑（跳过副作用步骤的离线验证）；压测用例生成（重复点击、连续滑动、页面反复进出、长时间运行）。</w:t>
+      </w:r>
+    </w:p>
+    <w:p>
+      <w:pPr>
+        <w:pStyle w:val="13"/>
+        <w:spacing w:line="360" w:lineRule="auto"/>
+        <w:ind w:firstLine="482" w:firstLineChars="200"/>
+        <w:jc w:val="both"/>
+      </w:pPr>
+      <w:r>
+        <w:rPr>
+          <w:b/>
+          <w:sz w:val="24"/>
+        </w:rPr>
+        <w:t>处理：</w:t>
+      </w:r>
+      <w:r>
+        <w:rPr>
+          <w:sz w:val="24"/>
+        </w:rPr>
+        <w:t>阶段①把描述与控件清单送模型，产出测试点清单，解析失败时退回正则兜底；阶段②按首个测试点生成 DSL 草案，一条描述对应一条用例，批量时逐条生成。草案进入静态校验，硬编码坐标、固定等待、一步多动作、首步未拉起、引用控件不存在等都会形成带步号的问题清单；可就地修的（如就近替换控件）先本地修，修不好时仅当问题属于控件缺失或 DSL 非法，才连同清单回模型重写，最多 max_repair 轮。仍有未修复的致命问题时按首个原因拒收；通过且调用方传入 driver 时进入干跑，干跑跳过点击、输入、滑动等副作用步骤，只验证定位与断言语义；断言依赖真机前置状态的，单列为 ASSERT_NEEDS_DEVICE，不计入失败。成功的用例落盘，失败的按 RejectReason 分类留痕，汇总为可执行率。落盘的 YAML 用例可再经 tools/export_hypium.py 导出为 Hypium（ArkTS）测试工程，在 arkxtest 框架中执行或半自动执行：导出按新 API（Driver / ON / Component）生成，不支持的 action 在导出期即报错并给出替代建议，不做静默降级；该步骤属工装层（L5），不在生成器内。</w:t>
+      </w:r>
+    </w:p>
+    <w:p>
+      <w:pPr>
+        <w:pStyle w:val="13"/>
+        <w:spacing w:line="360" w:lineRule="auto"/>
+        <w:ind w:firstLine="482" w:firstLineChars="200"/>
+        <w:jc w:val="both"/>
+      </w:pPr>
+      <w:r>
+        <w:rPr>
+          <w:b/>
+          <w:sz w:val="24"/>
+        </w:rPr>
+        <w:t>主要类：</w:t>
+      </w:r>
+      <w:r>
+        <w:rPr>
+          <w:sz w:val="24"/>
+        </w:rPr>
+        <w:t>Generator（两阶段生成器）、TestPoint 与 TestPointKind（测试点与六维）、Case（DSL 用例）、ValidationIssue 与 RejectReason（校验问题与拒收原因）、GenerationReport（批量报告，含可执行率与原因分布）、StressKind 与 StressSpec（压测四类与规格）。</w:t>
       </w:r>
     </w:p>
     <w:p>
       <w:pPr>
         <w:pStyle w:val="3"/>
+        <w:keepNext/>
         <w:widowControl w:val="0"/>
         <w:tabs>
           <w:tab w:val="left" w:pos="720"/>
@@ -10168,24 +10228,24 @@
           <w:rFonts w:hint="eastAsia" w:ascii="宋体" w:hAnsi="宋体" w:eastAsia="宋体"/>
         </w:rPr>
       </w:pPr>
-      <w:bookmarkStart w:id="72" w:name="_Toc369273835"/>
       <w:bookmarkStart w:id="73" w:name="_Toc366164741"/>
       <w:bookmarkStart w:id="74" w:name="_Toc369273289"/>
-      <w:bookmarkStart w:id="75" w:name="_Toc243082799"/>
+      <w:bookmarkStart w:id="75" w:name="_Toc244203752"/>
       <w:bookmarkStart w:id="76" w:name="_Toc147738860"/>
       <w:bookmarkStart w:id="77" w:name="_Toc369273206"/>
+      <w:bookmarkStart w:id="78" w:name="_Toc369273835"/>
       <w:r>
         <w:rPr>
           <w:rFonts w:hint="eastAsia" w:ascii="宋体" w:hAnsi="宋体" w:eastAsia="宋体"/>
         </w:rPr>
         <w:t>业务/实现流程说明</w:t>
       </w:r>
-      <w:bookmarkEnd w:id="72"/>
       <w:bookmarkEnd w:id="73"/>
       <w:bookmarkEnd w:id="74"/>
       <w:bookmarkEnd w:id="75"/>
       <w:bookmarkEnd w:id="76"/>
       <w:bookmarkEnd w:id="77"/>
+      <w:bookmarkEnd w:id="78"/>
     </w:p>
     <w:p>
       <w:pPr>
@@ -10222,24 +10282,25 @@
     <w:p>
       <w:pPr>
         <w:pStyle w:val="4"/>
-      </w:pPr>
-      <w:bookmarkStart w:id="78" w:name="_Toc147755094"/>
-      <w:bookmarkEnd w:id="78"/>
-      <w:bookmarkStart w:id="79" w:name="_Toc369273290"/>
+        <w:keepNext/>
+      </w:pPr>
+      <w:bookmarkStart w:id="79" w:name="_Toc369273207"/>
       <w:bookmarkEnd w:id="79"/>
-      <w:bookmarkStart w:id="80" w:name="_Toc366164742"/>
+      <w:bookmarkStart w:id="80" w:name="_Toc369273836"/>
       <w:bookmarkEnd w:id="80"/>
-      <w:bookmarkStart w:id="81" w:name="_Toc147738861"/>
+      <w:bookmarkStart w:id="81" w:name="_Toc369273290"/>
       <w:bookmarkEnd w:id="81"/>
-      <w:bookmarkStart w:id="82" w:name="_Toc369273836"/>
+      <w:bookmarkStart w:id="82" w:name="_Toc147738861"/>
       <w:bookmarkEnd w:id="82"/>
-      <w:bookmarkStart w:id="83" w:name="_Toc369273207"/>
+      <w:bookmarkStart w:id="83" w:name="_Toc147755094"/>
       <w:bookmarkEnd w:id="83"/>
-      <w:bookmarkStart w:id="84" w:name="_Toc243082800"/>
+      <w:bookmarkStart w:id="84" w:name="_Toc366164742"/>
+      <w:bookmarkEnd w:id="84"/>
+      <w:bookmarkStart w:id="85" w:name="_Toc244203753"/>
       <w:r>
         <w:t>用例一：自然语言生成用例并真机执行</w:t>
       </w:r>
-      <w:bookmarkEnd w:id="84"/>
+      <w:bookmarkEnd w:id="85"/>
     </w:p>
     <w:p>
       <w:pPr>
@@ -10927,24 +10988,25 @@
     <w:p>
       <w:pPr>
         <w:pStyle w:val="4"/>
-      </w:pPr>
-      <w:bookmarkStart w:id="85" w:name="_Toc366164743"/>
-      <w:bookmarkEnd w:id="85"/>
-      <w:bookmarkStart w:id="86" w:name="_Toc147738862"/>
+        <w:keepNext/>
+      </w:pPr>
+      <w:bookmarkStart w:id="86" w:name="_Toc369273291"/>
       <w:bookmarkEnd w:id="86"/>
-      <w:bookmarkStart w:id="87" w:name="_Toc369273837"/>
+      <w:bookmarkStart w:id="87" w:name="_Toc147738862"/>
       <w:bookmarkEnd w:id="87"/>
-      <w:bookmarkStart w:id="88" w:name="_Toc369273291"/>
+      <w:bookmarkStart w:id="88" w:name="_Toc369273837"/>
       <w:bookmarkEnd w:id="88"/>
-      <w:bookmarkStart w:id="89" w:name="_Toc369273208"/>
+      <w:bookmarkStart w:id="89" w:name="_Toc147755095"/>
       <w:bookmarkEnd w:id="89"/>
-      <w:bookmarkStart w:id="90" w:name="_Toc147755095"/>
+      <w:bookmarkStart w:id="90" w:name="_Toc369273208"/>
       <w:bookmarkEnd w:id="90"/>
-      <w:bookmarkStart w:id="91" w:name="_Toc243082801"/>
+      <w:bookmarkStart w:id="91" w:name="_Toc366164743"/>
+      <w:bookmarkEnd w:id="91"/>
+      <w:bookmarkStart w:id="92" w:name="_Toc244203754"/>
       <w:r>
         <w:t>用例二：应用长稳评测</w:t>
       </w:r>
-      <w:bookmarkEnd w:id="91"/>
+      <w:bookmarkEnd w:id="92"/>
     </w:p>
     <w:p>
       <w:pPr>
@@ -11545,27 +11607,14 @@
     </w:p>
     <w:p>
       <w:pPr>
-        <w:pStyle w:val="13"/>
-        <w:spacing w:line="360" w:lineRule="auto"/>
-        <w:ind w:firstLine="480" w:firstLineChars="200"/>
-        <w:jc w:val="both"/>
-      </w:pPr>
-      <w:r>
-        <w:rPr>
-          <w:sz w:val="24"/>
-        </w:rPr>
-        <w:t>该流程的真机实测结果为连续运行126.9分钟、115周期、1380步，全程零失败，电量保持稳定（2026-10-04）。</w:t>
-      </w:r>
-    </w:p>
-    <w:p>
-      <w:pPr>
         <w:pStyle w:val="4"/>
-      </w:pPr>
-      <w:bookmarkStart w:id="92" w:name="_Toc243082802"/>
+        <w:keepNext/>
+      </w:pPr>
+      <w:bookmarkStart w:id="93" w:name="_Toc244203755"/>
       <w:r>
         <w:t>用例三：控件定位失败后的自愈换代</w:t>
       </w:r>
-      <w:bookmarkEnd w:id="92"/>
+      <w:bookmarkEnd w:id="93"/>
     </w:p>
     <w:p>
       <w:pPr>
@@ -11662,12 +11711,13 @@
         <w:rPr>
           <w:sz w:val="24"/>
         </w:rPr>
-        <w:t>该用例的实测结果为离线受控控件树上自愈修复10/10（含定位器换代）；真机控件树上换代正常触发，但id覆盖率仅5.62%，部分目标候选唯一性不足，修复未成功。该流程如图5所示。</w:t>
+        <w:t>该用例的实测结果为离线受控控件树上自愈修复 10/10（含定位器换代）；真机控件树上换代正常触发，但 id 覆盖率仅 4.2%，部分目标候选唯一性不足，修复未成功。该流程如图 5 所示。</w:t>
       </w:r>
     </w:p>
     <w:p>
       <w:pPr>
         <w:pStyle w:val="3"/>
+        <w:keepNext/>
         <w:widowControl w:val="0"/>
         <w:tabs>
           <w:tab w:val="left" w:pos="720"/>
@@ -11679,14 +11729,14 @@
           <w:rFonts w:hint="eastAsia" w:ascii="宋体" w:hAnsi="宋体" w:eastAsia="宋体"/>
         </w:rPr>
       </w:pPr>
-      <w:bookmarkStart w:id="93" w:name="_Toc243082803"/>
+      <w:bookmarkStart w:id="94" w:name="_Toc244203756"/>
       <w:r>
         <w:rPr>
           <w:rFonts w:ascii="宋体" w:hAnsi="宋体" w:eastAsia="宋体"/>
         </w:rPr>
         <w:t>运行效果</w:t>
       </w:r>
-      <w:bookmarkEnd w:id="93"/>
+      <w:bookmarkEnd w:id="94"/>
     </w:p>
     <w:p>
       <w:pPr>
@@ -11771,12 +11821,13 @@
         <w:rPr>
           <w:sz w:val="24"/>
         </w:rPr>
-        <w:t>场景（a）为桌面应用，控件树语义标识完整，定位在L1（id与文案匹配）即可命中，无需调用视觉模型，宿主侧单次定位耗时约10毫秒。场景（b）为系统设置，28个可交互控件的id数均为0，控件树单通道无法唯一区分，系统自动升级至视觉通道，由模型理解截图并枚举可点击目标，经安全围栏过滤后参与定位；实测该页视觉定位与控件树标注的一致性为81.8%（9/11）。场景（c）为时钟表盘，界面由Canvas整体绘制，控件树中可交互控件数为0，也不存在承载时间的文本节点，系统此时启用OCR通道：实测在控件树中检索不到时间字符串「14:54:11」，而OCR可稳定读出，验证了第三通道对Canvas盲区的补充作用。</w:t>
+        <w:t>场景（a）为桌面应用，控件树语义标识完整，定位在 L1（id 与文案匹配）即可命中，无需调用视觉模型，宿主侧单次定位耗时约 10 毫秒。场景（b）为系统设置，28 个可交互控件的 id 数均为 0，控件树单通道无法唯一区分，系统自动升级至视觉通道，由模型理解截图并枚举可点击目标，经安全围栏过滤后参与定位；实测该页视觉定位与控件树标注的一致性为 90.9%（10/11）。场景（c）为时钟表盘，界面由 Canvas 整体绘制，控件树中可交互控件数为 0，也不存在承载时间的文本节点，系统此时启用 OCR 通道：实测在控件树中检索不到时间字符串「14:54:11」，而 OCR 可稳定读出，验证了第三通道对 Canvas 盲区的补充作用。</w:t>
       </w:r>
     </w:p>
     <w:p>
       <w:pPr>
         <w:pStyle w:val="3"/>
+        <w:keepNext/>
         <w:widowControl w:val="0"/>
         <w:tabs>
           <w:tab w:val="left" w:pos="720"/>
@@ -11788,14 +11839,14 @@
           <w:rFonts w:hint="eastAsia" w:ascii="宋体" w:hAnsi="宋体" w:eastAsia="宋体"/>
         </w:rPr>
       </w:pPr>
-      <w:bookmarkStart w:id="94" w:name="_Toc243082804"/>
+      <w:bookmarkStart w:id="95" w:name="_Toc244203757"/>
       <w:r>
         <w:rPr>
           <w:rFonts w:ascii="宋体" w:hAnsi="宋体" w:eastAsia="宋体"/>
         </w:rPr>
         <w:t>量化指标与实现效果</w:t>
       </w:r>
-      <w:bookmarkEnd w:id="94"/>
+      <w:bookmarkEnd w:id="95"/>
     </w:p>
     <w:p>
       <w:pPr>
@@ -13103,7 +13154,7 @@
               <w:rPr>
                 <w:sz w:val="21"/>
               </w:rPr>
-              <w:t>连续执行长稳</w:t>
+              <w:t>单元测试覆盖率</w:t>
             </w:r>
           </w:p>
         </w:tc>
@@ -13121,7 +13172,7 @@
               <w:rPr>
                 <w:sz w:val="21"/>
               </w:rPr>
-              <w:t>2小时无异常退出</w:t>
+              <w:t>≥70%</w:t>
             </w:r>
           </w:p>
         </w:tc>
@@ -13139,7 +13190,7 @@
               <w:rPr>
                 <w:sz w:val="21"/>
               </w:rPr>
-              <w:t>126.9分钟/ 115周期/ 1380步，全程零失败</w:t>
+              <w:t>1537项测试全绿，覆盖率89%</w:t>
             </w:r>
           </w:p>
         </w:tc>
@@ -13196,99 +13247,6 @@
               <w:rPr>
                 <w:sz w:val="21"/>
               </w:rPr>
-              <w:t>单元测试覆盖率</w:t>
-            </w:r>
-          </w:p>
-        </w:tc>
-        <w:tc>
-          <w:tcPr>
-            <w:tcW w:w="832" w:type="pct"/>
-            <w:vAlign w:val="center"/>
-          </w:tcPr>
-          <w:p>
-            <w:pPr>
-              <w:spacing w:before="20" w:after="20" w:line="252" w:lineRule="auto"/>
-              <w:jc w:val="center"/>
-            </w:pPr>
-            <w:r>
-              <w:rPr>
-                <w:sz w:val="21"/>
-              </w:rPr>
-              <w:t>≥70%</w:t>
-            </w:r>
-          </w:p>
-        </w:tc>
-        <w:tc>
-          <w:tcPr>
-            <w:tcW w:w="2281" w:type="pct"/>
-            <w:vAlign w:val="center"/>
-          </w:tcPr>
-          <w:p>
-            <w:pPr>
-              <w:spacing w:before="20" w:after="20" w:line="252" w:lineRule="auto"/>
-              <w:jc w:val="center"/>
-            </w:pPr>
-            <w:r>
-              <w:rPr>
-                <w:sz w:val="21"/>
-              </w:rPr>
-              <w:t>1537项测试全绿，覆盖率89%</w:t>
-            </w:r>
-          </w:p>
-        </w:tc>
-        <w:tc>
-          <w:tcPr>
-            <w:tcW w:w="666" w:type="pct"/>
-            <w:vAlign w:val="center"/>
-          </w:tcPr>
-          <w:p>
-            <w:pPr>
-              <w:spacing w:before="20" w:after="20" w:line="252" w:lineRule="auto"/>
-              <w:jc w:val="center"/>
-            </w:pPr>
-            <w:r>
-              <w:rPr>
-                <w:sz w:val="21"/>
-              </w:rPr>
-              <w:t>达标</w:t>
-            </w:r>
-          </w:p>
-        </w:tc>
-      </w:tr>
-      <w:tr>
-        <w:tblPrEx>
-          <w:tblBorders>
-            <w:top w:val="single" w:color="7F7F7F" w:sz="4" w:space="0"/>
-            <w:left w:val="single" w:color="7F7F7F" w:sz="4" w:space="0"/>
-            <w:bottom w:val="single" w:color="7F7F7F" w:sz="4" w:space="0"/>
-            <w:right w:val="single" w:color="7F7F7F" w:sz="4" w:space="0"/>
-            <w:insideH w:val="single" w:color="7F7F7F" w:sz="4" w:space="0"/>
-            <w:insideV w:val="single" w:color="7F7F7F" w:sz="4" w:space="0"/>
-          </w:tblBorders>
-          <w:tblCellMar>
-            <w:top w:w="57" w:type="dxa"/>
-            <w:left w:w="108" w:type="dxa"/>
-            <w:bottom w:w="57" w:type="dxa"/>
-            <w:right w:w="108" w:type="dxa"/>
-          </w:tblCellMar>
-        </w:tblPrEx>
-        <w:trPr>
-          <w:cantSplit/>
-        </w:trPr>
-        <w:tc>
-          <w:tcPr>
-            <w:tcW w:w="1221" w:type="pct"/>
-            <w:vAlign w:val="center"/>
-          </w:tcPr>
-          <w:p>
-            <w:pPr>
-              <w:spacing w:before="20" w:after="20" w:line="252" w:lineRule="auto"/>
-              <w:jc w:val="center"/>
-            </w:pPr>
-            <w:r>
-              <w:rPr>
-                <w:sz w:val="21"/>
-              </w:rPr>
               <w:t>跨形态适配缺陷检出</w:t>
             </w:r>
           </w:p>
@@ -13366,7 +13324,7 @@
         <w:rPr>
           <w:sz w:val="24"/>
         </w:rPr>
-        <w:t>上表15项指标中，13项达标、1项部分证据、1项未达标。未达标项为定位全链路的端到端耗时：该指标包含设备侧一次控件树采集往返，实测约1.39秒，其中设备侧系统服务的固有开销约占99%，宿主侧解析与匹配仅10毫秒。设备侧采集耗时由系统服务决定，宿主侧无法压缩，该指标在当前技术路线上无法达标。系统的应对方向是减少采集次数而非加快单次采集，通过动作前后脏页标记与相邻只读步骤复用，已将同一条用例的控件树采集次数由12次降至9次，墙钟耗时下降26%。该项结论与改进方案一并列出。</w:t>
+        <w:t>上表 14 项指标中，12 项达标、1 项部分证据、1 项未达标。未达标项为定位全链路的端到端耗时：该指标包含设备侧一次控件树采集往返，实测约1.39秒，其中设备侧系统服务的固有开销约占99%，宿主侧解析与匹配仅10毫秒。设备侧采集耗时由系统服务决定，宿主侧无法压缩，该指标在当前技术路线上无法达标。系统的应对方向是减少采集次数而非加快单次采集，通过动作前后脏页标记与相邻只读步骤复用，已将同一条用例的控件树采集次数由12次降至9次，墙钟耗时下降26%。该项结论与改进方案一并列出。</w:t>
       </w:r>
     </w:p>
     <w:p>
@@ -13386,7 +13344,6 @@
         <w:rPr>
           <w:rFonts w:hint="eastAsia"/>
           <w:sz w:val="24"/>
-          <w:lang w:eastAsia="zh-CN"/>
         </w:rPr>
         <w:t>‘</w:t>
       </w:r>
@@ -13400,7 +13357,6 @@
         <w:rPr>
           <w:rFonts w:hint="eastAsia"/>
           <w:sz w:val="24"/>
-          <w:lang w:eastAsia="zh-CN"/>
         </w:rPr>
         <w:t>’</w:t>
       </w:r>
@@ -13413,7 +13369,22 @@
     </w:p>
     <w:p>
       <w:pPr>
+        <w:pStyle w:val="13"/>
+        <w:spacing w:line="360" w:lineRule="auto"/>
+        <w:ind w:firstLine="480" w:firstLineChars="200"/>
+        <w:jc w:val="both"/>
+      </w:pPr>
+      <w:r>
+        <w:rPr>
+          <w:sz w:val="24"/>
+        </w:rPr>
+        <w:t>上述指标可直接对回命题的验收要求。基础目标方面：截图与布局采集、可交互元素识别由定位类指标覆盖；按钮点击、文本输入、列表滑动、页面返回、Tab 切换与弹窗确认等常见交互均已支持；带明确步骤与断言的可复用脚本对应静态可执行率 92.3%；问题复现与稳定性压测两类场景分别由 2.5.1、2.5.2 两个用例承担；页面覆盖 3/3达到不少于三个页面的要求；本文档与答辩材料即架构设计、生成说明、执行结果与验证报告的合并呈现。挑战目标方面：多模态理解对应视觉-控件树一致性 97.8%；自然语言复现脚本由用例一说明；页面状态图由探索引擎输出；压测脚本覆盖重复点击、连续滑动、页面反复进出与长时间运行四类；结果分析由归因四分类与五类信号判据实现；用例沉淀由探索产物直接转为可重放回归集；工具化可行性由 2.8 的对外接口与 2.9 的命令行形态说明。</w:t>
+      </w:r>
+    </w:p>
+    <w:p>
+      <w:pPr>
         <w:pStyle w:val="3"/>
+        <w:keepNext/>
         <w:widowControl w:val="0"/>
         <w:tabs>
           <w:tab w:val="left" w:pos="720"/>
@@ -13425,24 +13396,24 @@
           <w:rFonts w:hint="eastAsia" w:ascii="宋体" w:hAnsi="宋体" w:eastAsia="宋体"/>
         </w:rPr>
       </w:pPr>
-      <w:bookmarkStart w:id="95" w:name="_Toc369273838"/>
       <w:bookmarkStart w:id="96" w:name="_Toc147738863"/>
-      <w:bookmarkStart w:id="97" w:name="_Toc366164744"/>
-      <w:bookmarkStart w:id="98" w:name="_Toc369273292"/>
-      <w:bookmarkStart w:id="99" w:name="_Toc369273209"/>
-      <w:bookmarkStart w:id="100" w:name="_Toc243082805"/>
+      <w:bookmarkStart w:id="97" w:name="_Toc244203758"/>
+      <w:bookmarkStart w:id="98" w:name="_Toc369273838"/>
+      <w:bookmarkStart w:id="99" w:name="_Toc366164744"/>
+      <w:bookmarkStart w:id="100" w:name="_Toc369273209"/>
+      <w:bookmarkStart w:id="101" w:name="_Toc369273292"/>
       <w:r>
         <w:rPr>
           <w:rFonts w:ascii="宋体" w:hAnsi="宋体" w:eastAsia="宋体"/>
         </w:rPr>
         <w:t>接口描述</w:t>
       </w:r>
-      <w:bookmarkEnd w:id="95"/>
       <w:bookmarkEnd w:id="96"/>
       <w:bookmarkEnd w:id="97"/>
       <w:bookmarkEnd w:id="98"/>
       <w:bookmarkEnd w:id="99"/>
       <w:bookmarkEnd w:id="100"/>
+      <w:bookmarkEnd w:id="101"/>
     </w:p>
     <w:p>
       <w:pPr>
@@ -13464,13 +13435,14 @@
     <w:p>
       <w:pPr>
         <w:pStyle w:val="4"/>
-      </w:pPr>
-      <w:bookmarkStart w:id="101" w:name="_Toc369273293"/>
-      <w:bookmarkStart w:id="102" w:name="_Toc147738864"/>
-      <w:bookmarkStart w:id="103" w:name="_Toc366164745"/>
-      <w:bookmarkStart w:id="104" w:name="_Toc243082806"/>
-      <w:bookmarkStart w:id="105" w:name="_Toc369273210"/>
-      <w:bookmarkStart w:id="106" w:name="_Toc369273839"/>
+        <w:keepNext/>
+      </w:pPr>
+      <w:bookmarkStart w:id="102" w:name="_Toc369273293"/>
+      <w:bookmarkStart w:id="103" w:name="_Toc369273210"/>
+      <w:bookmarkStart w:id="104" w:name="_Toc369273839"/>
+      <w:bookmarkStart w:id="105" w:name="_Toc147738864"/>
+      <w:bookmarkStart w:id="106" w:name="_Toc366164745"/>
+      <w:bookmarkStart w:id="107" w:name="_Toc244203759"/>
       <w:r>
         <w:rPr>
           <w:rFonts w:hint="eastAsia"/>
@@ -13480,12 +13452,12 @@
       <w:r>
         <w:t>接口</w:t>
       </w:r>
-      <w:bookmarkEnd w:id="101"/>
       <w:bookmarkEnd w:id="102"/>
       <w:bookmarkEnd w:id="103"/>
       <w:bookmarkEnd w:id="104"/>
       <w:bookmarkEnd w:id="105"/>
       <w:bookmarkEnd w:id="106"/>
+      <w:bookmarkEnd w:id="107"/>
     </w:p>
     <w:p>
       <w:pPr>
@@ -14230,13 +14202,14 @@
     <w:p>
       <w:pPr>
         <w:pStyle w:val="4"/>
-      </w:pPr>
-      <w:bookmarkStart w:id="107" w:name="_Toc369273211"/>
+        <w:keepNext/>
+      </w:pPr>
       <w:bookmarkStart w:id="108" w:name="_Toc147738865"/>
-      <w:bookmarkStart w:id="109" w:name="_Toc369273294"/>
-      <w:bookmarkStart w:id="110" w:name="_Toc243082807"/>
-      <w:bookmarkStart w:id="111" w:name="_Toc366164746"/>
-      <w:bookmarkStart w:id="112" w:name="_Toc369273840"/>
+      <w:bookmarkStart w:id="109" w:name="_Toc369273211"/>
+      <w:bookmarkStart w:id="110" w:name="_Toc366164746"/>
+      <w:bookmarkStart w:id="111" w:name="_Toc369273840"/>
+      <w:bookmarkStart w:id="112" w:name="_Toc369273294"/>
+      <w:bookmarkStart w:id="113" w:name="_Toc244203760"/>
       <w:r>
         <w:rPr>
           <w:rFonts w:hint="eastAsia"/>
@@ -14246,12 +14219,12 @@
       <w:r>
         <w:t>接口</w:t>
       </w:r>
-      <w:bookmarkEnd w:id="107"/>
       <w:bookmarkEnd w:id="108"/>
       <w:bookmarkEnd w:id="109"/>
       <w:bookmarkEnd w:id="110"/>
       <w:bookmarkEnd w:id="111"/>
       <w:bookmarkEnd w:id="112"/>
+      <w:bookmarkEnd w:id="113"/>
     </w:p>
     <w:p>
       <w:pPr>
@@ -14862,6 +14835,7 @@
     <w:p>
       <w:pPr>
         <w:pStyle w:val="3"/>
+        <w:keepNext/>
         <w:widowControl w:val="0"/>
         <w:tabs>
           <w:tab w:val="left" w:pos="720"/>
@@ -14873,24 +14847,24 @@
           <w:rFonts w:hint="eastAsia" w:ascii="宋体" w:hAnsi="宋体" w:eastAsia="宋体"/>
         </w:rPr>
       </w:pPr>
-      <w:bookmarkStart w:id="113" w:name="_Toc243082808"/>
       <w:bookmarkStart w:id="114" w:name="_Toc147738866"/>
-      <w:bookmarkStart w:id="115" w:name="_Toc369273867"/>
+      <w:bookmarkStart w:id="115" w:name="_Toc244203761"/>
       <w:bookmarkStart w:id="116" w:name="_Toc369273329"/>
-      <w:bookmarkStart w:id="117" w:name="_Toc369273246"/>
-      <w:bookmarkStart w:id="118" w:name="_Toc460922687"/>
+      <w:bookmarkStart w:id="117" w:name="_Toc460922687"/>
+      <w:bookmarkStart w:id="118" w:name="_Toc369273867"/>
+      <w:bookmarkStart w:id="119" w:name="_Toc369273246"/>
       <w:r>
         <w:rPr>
           <w:rFonts w:hint="eastAsia" w:ascii="宋体" w:hAnsi="宋体" w:eastAsia="宋体"/>
         </w:rPr>
         <w:t>UI设计</w:t>
       </w:r>
-      <w:bookmarkEnd w:id="113"/>
       <w:bookmarkEnd w:id="114"/>
       <w:bookmarkEnd w:id="115"/>
       <w:bookmarkEnd w:id="116"/>
       <w:bookmarkEnd w:id="117"/>
       <w:bookmarkEnd w:id="118"/>
+      <w:bookmarkEnd w:id="119"/>
     </w:p>
     <w:p>
       <w:pPr>
@@ -14928,6 +14902,20 @@
     </w:p>
     <w:p>
       <w:pPr>
+        <w:pStyle w:val="13"/>
+        <w:spacing w:line="360" w:lineRule="auto"/>
+        <w:ind w:firstLine="480" w:firstLineChars="200"/>
+        <w:jc w:val="both"/>
+      </w:pPr>
+      <w:r>
+        <w:rPr>
+          <w:sz w:val="24"/>
+        </w:rPr>
+        <w:t>以一次真机套件执行为例，报告顶层由 generated_at、bundle、ability、summary 与 steps 组成。summary 给出 steps_total、steps_failed、success_rate、total_elapsed_ms，以及取树次数、取树复用率与截图留存、省略数；steps 逐条记录 index、kind、target、ok、elapsed_ms，并附带该步的截图与控件树快照路径。失败步骤除 error 外还保留 node_spec 与 coords，供归因与脚本沉淀使用；node_spec 只记 id、文案、类型等客观属性，不记坐标。Markdown 与 HTML 由同一份数据渲染，步骤明细与判定依据保持一致。</w:t>
+      </w:r>
+    </w:p>
+    <w:p>
+      <w:pPr>
         <w:rPr>
           <w:sz w:val="24"/>
         </w:rPr>
@@ -14942,22 +14930,24 @@
     <w:p>
       <w:pPr>
         <w:pStyle w:val="2"/>
+        <w:keepNext/>
         <w:rPr>
           <w:rFonts w:hint="eastAsia" w:ascii="宋体" w:hAnsi="宋体" w:eastAsia="宋体"/>
         </w:rPr>
       </w:pPr>
-      <w:bookmarkStart w:id="119" w:name="_Toc243082809"/>
+      <w:bookmarkStart w:id="120" w:name="_Toc244203762"/>
       <w:r>
         <w:rPr>
           <w:rFonts w:hint="eastAsia" w:ascii="宋体" w:hAnsi="宋体" w:eastAsia="宋体"/>
         </w:rPr>
         <w:t>其他</w:t>
       </w:r>
-      <w:bookmarkEnd w:id="119"/>
+      <w:bookmarkEnd w:id="120"/>
     </w:p>
     <w:p>
       <w:pPr>
         <w:pStyle w:val="3"/>
+        <w:keepNext/>
         <w:tabs>
           <w:tab w:val="left" w:pos="432"/>
           <w:tab w:val="clear" w:pos="4117"/>
@@ -14967,14 +14957,14 @@
           <w:rFonts w:hint="eastAsia" w:ascii="宋体" w:hAnsi="宋体" w:eastAsia="宋体"/>
         </w:rPr>
       </w:pPr>
-      <w:bookmarkStart w:id="120" w:name="_Toc243082810"/>
+      <w:bookmarkStart w:id="121" w:name="_Toc244203763"/>
       <w:r>
         <w:rPr>
           <w:rFonts w:hint="eastAsia" w:ascii="宋体" w:hAnsi="宋体" w:eastAsia="宋体"/>
         </w:rPr>
         <w:t>成员分工</w:t>
       </w:r>
-      <w:bookmarkEnd w:id="120"/>
+      <w:bookmarkEnd w:id="121"/>
     </w:p>
     <w:p>
       <w:pPr>
@@ -15039,12 +15029,6 @@
             <w:insideH w:val="single" w:color="7F7F7F" w:sz="4" w:space="0"/>
             <w:insideV w:val="single" w:color="7F7F7F" w:sz="4" w:space="0"/>
           </w:tblBorders>
-          <w:tblCellMar>
-            <w:top w:w="57" w:type="dxa"/>
-            <w:left w:w="108" w:type="dxa"/>
-            <w:bottom w:w="57" w:type="dxa"/>
-            <w:right w:w="108" w:type="dxa"/>
-          </w:tblCellMar>
         </w:tblPrEx>
         <w:trPr>
           <w:cantSplit/>
@@ -15344,6 +15328,7 @@
     <w:p>
       <w:pPr>
         <w:pStyle w:val="3"/>
+        <w:keepNext/>
         <w:tabs>
           <w:tab w:val="left" w:pos="432"/>
           <w:tab w:val="clear" w:pos="4117"/>
@@ -15353,14 +15338,14 @@
           <w:rFonts w:hint="eastAsia" w:ascii="宋体" w:hAnsi="宋体" w:eastAsia="宋体"/>
         </w:rPr>
       </w:pPr>
-      <w:bookmarkStart w:id="121" w:name="_Toc243082811"/>
+      <w:bookmarkStart w:id="122" w:name="_Toc244203764"/>
       <w:r>
         <w:rPr>
           <w:rFonts w:hint="eastAsia" w:ascii="宋体" w:hAnsi="宋体" w:eastAsia="宋体"/>
         </w:rPr>
         <w:t>困难与思考</w:t>
       </w:r>
-      <w:bookmarkEnd w:id="121"/>
+      <w:bookmarkEnd w:id="122"/>
     </w:p>
     <w:p>
       <w:pPr>
@@ -15401,7 +15386,7 @@
         <w:rPr>
           <w:sz w:val="24"/>
         </w:rPr>
-        <w:t>教训之三来自测量设计。视觉缓存命中率的首次测量结果恒为0，与预期相悖。排查确认这是结构性现象而非缺陷，单遍探索中每个页面仅处理一次，无重访即无命中。正确的测量设计是多轮重放，每轮重启使相同页面集合重现，缓存自第二轮起全部命中，三轮即67%。按此设计真机实测达标（66.7%，2026-10-04）。测量方法不当时，得到的数字会诚实地指向错误结论，应先完善测量设计，再讨论优化。</w:t>
+        <w:t>教训之三来自测量设计。视觉缓存命中率的首次测量结果恒为0，与预期相悖。排查确认这是结构性现象而非缺陷，单遍探索中每个页面仅处理一次，无重访即无命中。正确的测量设计是多轮重放，每轮重启使相同页面集合重现，缓存自第二轮起全部命中，三轮即67%。按此设计真机实测达标（66.7%）。测量方法不当时，得到的数字会诚实地指向错误结论，应先完善测量设计，再讨论优化。</w:t>
       </w:r>
     </w:p>
     <w:p>
@@ -15421,6 +15406,7 @@
     <w:p>
       <w:pPr>
         <w:pStyle w:val="3"/>
+        <w:keepNext/>
         <w:tabs>
           <w:tab w:val="left" w:pos="432"/>
           <w:tab w:val="clear" w:pos="4117"/>
@@ -15430,14 +15416,14 @@
           <w:rFonts w:hint="eastAsia" w:ascii="宋体" w:hAnsi="宋体" w:eastAsia="宋体"/>
         </w:rPr>
       </w:pPr>
-      <w:bookmarkStart w:id="122" w:name="_Toc243082812"/>
+      <w:bookmarkStart w:id="123" w:name="_Toc244203765"/>
       <w:r>
         <w:rPr>
           <w:rFonts w:hint="eastAsia" w:ascii="宋体" w:hAnsi="宋体" w:eastAsia="宋体"/>
         </w:rPr>
         <w:t>参考</w:t>
       </w:r>
-      <w:bookmarkEnd w:id="122"/>
+      <w:bookmarkEnd w:id="123"/>
     </w:p>
     <w:p>
       <w:pPr>
@@ -15465,6 +15451,20 @@
           <w:sz w:val="24"/>
         </w:rPr>
         <w:t>［2］Hypium：OpenHarmony官方自动化测试框架（本系统用例导出的目标框架）。</w:t>
+      </w:r>
+    </w:p>
+    <w:p>
+      <w:pPr>
+        <w:pStyle w:val="13"/>
+        <w:spacing w:line="360" w:lineRule="auto"/>
+        <w:ind w:firstLine="480" w:firstLineChars="200"/>
+        <w:jc w:val="both"/>
+      </w:pPr>
+      <w:r>
+        <w:rPr>
+          <w:sz w:val="24"/>
+        </w:rPr>
+        <w:t>［3］2026 开源鸿蒙大学生创新大赛赛道一命题原文与详细解读。</w:t>
       </w:r>
     </w:p>
     <w:p>
@@ -15667,7 +15667,7 @@
         </w14:shadow>
         <w14:reflection w14:blurRad="0" w14:stA="0" w14:stPos="0" w14:endA="0" w14:endPos="0" w14:dist="0" w14:dir="0" w14:fadeDir="0" w14:sx="0" w14:sy="0" w14:kx="0" w14:ky="0" w14:algn="none"/>
         <w14:props3d w14:extrusionH="0" w14:contourW="0" w14:prstMaterial="none"/>
-        <w14:scene3d>
+        <w14:scene3d w14:prst="orthographicFront">
           <w14:lightRig w14:rig="threePt" w14:dir="t">
             <w14:rot w14:lat="0" w14:lon="0" w14:rev="0"/>
           </w14:lightRig>
@@ -16407,7 +16407,7 @@
     <w:lsdException w:qFormat="1" w:unhideWhenUsed="0" w:uiPriority="0" w:semiHidden="0" w:name="Title"/>
     <w:lsdException w:unhideWhenUsed="0" w:uiPriority="0" w:semiHidden="0" w:name="Closing"/>
     <w:lsdException w:unhideWhenUsed="0" w:uiPriority="0" w:semiHidden="0" w:name="Signature"/>
-    <w:lsdException w:qFormat="1" w:uiPriority="1" w:name="Default Paragraph Font"/>
+    <w:lsdException w:uiPriority="1" w:name="Default Paragraph Font"/>
     <w:lsdException w:qFormat="1" w:unhideWhenUsed="0" w:uiPriority="0" w:semiHidden="0" w:name="Body Text"/>
     <w:lsdException w:qFormat="1" w:unhideWhenUsed="0" w:uiPriority="0" w:semiHidden="0" w:name="Body Text Indent"/>
     <w:lsdException w:unhideWhenUsed="0" w:uiPriority="0" w:semiHidden="0" w:name="List Continue"/>
@@ -16445,7 +16445,7 @@
     <w:lsdException w:unhideWhenUsed="0" w:uiPriority="0" w:semiHidden="0" w:name="HTML Sample"/>
     <w:lsdException w:unhideWhenUsed="0" w:uiPriority="0" w:semiHidden="0" w:name="HTML Typewriter"/>
     <w:lsdException w:uiPriority="0" w:name="HTML Variable"/>
-    <w:lsdException w:qFormat="1" w:uiPriority="99" w:name="Normal Table"/>
+    <w:lsdException w:uiPriority="99" w:name="Normal Table"/>
     <w:lsdException w:qFormat="1" w:unhideWhenUsed="0" w:uiPriority="0" w:semiHidden="0" w:name="annotation subject"/>
     <w:lsdException w:uiPriority="0" w:name="Table Simple 1"/>
     <w:lsdException w:uiPriority="0" w:name="Table Simple 2"/>
@@ -16812,14 +16812,12 @@
     <w:name w:val="Default Paragraph Font"/>
     <w:semiHidden/>
     <w:unhideWhenUsed/>
-    <w:qFormat/>
     <w:uiPriority w:val="1"/>
   </w:style>
   <w:style w:type="table" w:default="1" w:styleId="35">
     <w:name w:val="Normal Table"/>
     <w:semiHidden/>
     <w:unhideWhenUsed/>
-    <w:qFormat/>
     <w:uiPriority w:val="99"/>
     <w:tblPr>
       <w:tblCellMar>

--- a/提交材料/02-开发设计文档.docx
+++ b/提交材料/02-开发设计文档.docx
@@ -5115,7 +5115,7 @@
               <w:rPr>
                 <w:sz w:val="21"/>
               </w:rPr>
-              <w:t>1537项全绿</w:t>
+              <w:t>1580项全绿</w:t>
             </w:r>
             <w:r>
               <w:rPr>
@@ -5259,7 +5259,7 @@
               <w:rPr>
                 <w:sz w:val="21"/>
               </w:rPr>
-              <w:t>9106语句）</w:t>
+              <w:t>9315语句）</w:t>
             </w:r>
           </w:p>
         </w:tc>
@@ -6817,7 +6817,7 @@
               <w:rPr>
                 <w:sz w:val="21"/>
               </w:rPr>
-              <w:t>单元与集成测试（57个文件/ 1537项，离线可跑）</w:t>
+              <w:t>单元与集成测试（57个文件/ 1580项，离线可跑）</w:t>
             </w:r>
           </w:p>
         </w:tc>
@@ -13190,7 +13190,7 @@
               <w:rPr>
                 <w:sz w:val="21"/>
               </w:rPr>
-              <w:t>1537项测试全绿，覆盖率89%</w:t>
+              <w:t>1580项测试全绿，覆盖率89%</w:t>
             </w:r>
           </w:p>
         </w:tc>

--- a/提交材料/02-开发设计文档.docx
+++ b/提交材料/02-开发设计文档.docx
@@ -2448,7 +2448,7 @@
         <w:rPr>
           <w:rStyle w:val="41"/>
         </w:rPr>
-        <w:t>用例二：应用长稳评测</w:t>
+        <w:t>用例二：应用长时间运行评测</w:t>
       </w:r>
       <w:r>
         <w:rPr>
@@ -3652,7 +3652,7 @@
         <w:rPr>
           <w:sz w:val="24"/>
         </w:rPr>
-        <w:t>随着 OpenHarmony 应用生态的发展，应用质量验证成为影响用户体验与生态成熟度的重要环节。应用伙伴在实际开发和测试中，经常需要针对复杂页面、核心业务流程、异常问题复现、压力测试和探索性测试编写大量 UI 自动化测试脚本。传统写法依赖人工理解页面结构、业务流程和控件交互逻辑，成本高、复用性差，也难以覆盖新页面和异常路径。命题要求系统结合截图、布局与控件属性感知页面状态，自动探索核心场景，生成可复用的测试脚本。</w:t>
+        <w:t>在 OpenHarmony 北向应用生态建设中，应用质量验证直接影响用户体验与生态成熟度。应用伙伴在开发与测试中，需要针对复杂页面、核心业务流程、异常问题复现、压力测试和探索性测试编写大量 UI 自动化测试脚本，脚本编写依赖人工理解页面结构、业务流程与控件交互逻辑。随着多模态模型能力的发展，通过应用截图、界面布局、控件树、日志与用户描述等多源信息感知应用当前状态，自动探索核心场景并生成可复用的 UI 测试用例脚本，成为降低自动化门槛的可行路径。</w:t>
       </w:r>
     </w:p>
     <w:p>
@@ -3669,7 +3669,7 @@
         <w:rPr>
           <w:sz w:val="24"/>
         </w:rPr>
-        <w:t>落到本项目的实现层面，现有测试通路在以下三个环节存在明显不足。</w:t>
+        <w:t>从本项目的实测与实现看，传统脚本方式在以下三方面制约明显。</w:t>
       </w:r>
     </w:p>
     <w:p>
@@ -3686,7 +3686,7 @@
         <w:rPr>
           <w:sz w:val="24"/>
         </w:rPr>
-        <w:t>第一，控件定位面临结构化信息不足的问题。在本项目采集的 1648 个真机控件节点中，携带 id 属性的节点仅 70 个，占 4.2%；79.9% 的可交互控件不具备任何语义标识。可点击容器的文本信息可能位于其子节点中，部分基于 Canvas 自绘的界面也无法通过控件树直接获取目标文本。这些情况增加了交互元素识别与定位的难度。</w:t>
+        <w:t>第一，人工耗时耗力。复杂页面、核心流程、异常复现、压力测试与探索性测试都需要人工逐页理解界面、逐条编写脚本。控件定位是其中最耗工的一环：在本项目采集的 1648 个真机控件节点中，携带 id 属性的节点仅 70 个，占 4.2%；79.9% 的可交互控件不具备任何语义标识。可点击容器的文案常位于子节点，Canvas 自绘界面无法从控件树直接取到目标文本，这类页面只能靠人工看截图确认位置。</w:t>
       </w:r>
     </w:p>
     <w:p>
@@ -3703,7 +3703,7 @@
         <w:rPr>
           <w:sz w:val="24"/>
         </w:rPr>
-        <w:t>第二，测试执行失败后的原因判定存在困难。常规自动化测试工具通常能够报告步骤执行失败，但仅凭步骤失败信息，难以进一步区分应用崩溃、界面白屏、应用无窗口、目标控件丢失等不同情况。测试人员仍需结合运行日志、界面状态及其他现场信息人工排查，增加了问题定位的成本，也影响了测试结论的可复核性。</w:t>
+        <w:t>第二，失败无法归因。脚本更换应用或升级版本即失效，新页面与异常路径覆盖不到，复用性差；常规自动化工具只能报告步骤执行失败，难以区分应用崩溃、界面白屏、页面无响应、无窗口、目标控件丢失等情况，测试人员仍需结合运行日志与界面状态人工排查，问题定位成本高，测试结论也难以复核。</w:t>
       </w:r>
     </w:p>
     <w:p>
@@ -3720,7 +3720,7 @@
         <w:rPr>
           <w:sz w:val="24"/>
         </w:rPr>
-        <w:t>第三，自动生成测试用例的有效性仍需验证。大模型生成的用例可能缺少实质性操作或有效断言，也可能在页面导航后继续引用前一页面的控件作为断言目标。未经校验就将此类用例纳入测试统计，会使用例通过率无法真实反映被测应用的实际质量。</w:t>
+        <w:t>第三，质量缺乏可信度。测试框架只报告步骤是否执行，脚本普遍缺少断言与检查点；模型生成的用例可能缺少实质性操作或有效断言，也可能在页面跳转后仍引用前一页面的控件作为断言目标。未经校验即纳入统计，通过率高也未必反映真实质量。</w:t>
       </w:r>
     </w:p>
     <w:p>
@@ -3737,7 +3737,7 @@
         <w:rPr>
           <w:sz w:val="24"/>
         </w:rPr>
-        <w:t>针对上述问题，本项目在 DAYU200 开发板（OpenHarmony 5.0）与折叠屏模拟器组成的环境中完成系统设计与验证。系统按命题鼓励的闭环组织，采集、理解、规划、生成、执行、分析、沉淀七个环节分别由职责独立的模块承担，环节之间只通过明确的数据结构衔接。本文档介绍系统的总体设计、模块划分、实现流程、接口定义及测试结果，可作为开发、测试与集成工作的参考。</w:t>
+        <w:t>命题指出的路径是用多源信息替代人工判读：截图、界面布局、控件树、日志与用户描述共同感知状态，自动探索核心场景，生成可复用的用例脚本，把「人写脚本」换成「系统生成脚本」，具备孵化为开发者测试工具或智能测试 Agent 的产业价值。本项目据此在 DAYU200 开发板（OpenHarmony 5.0）与折叠屏模拟器组成的环境中完成系统设计与验证，按命题鼓励的闭环组织采集、理解、规划、生成、执行、分析、沉淀七个环节，环节之间只通过明确的数据结构衔接。本文档介绍系统的总体设计、模块划分、实现流程、接口定义及测试结果，可作为开发、测试与集成工作的参考。</w:t>
       </w:r>
     </w:p>
     <w:p>
@@ -3826,7 +3826,7 @@
         <w:rPr>
           <w:sz w:val="24"/>
         </w:rPr>
-        <w:t>本系统定位为运行于宿主侧的自动化测试能力层，通过 hdc 通道与 OpenHarmony 设备交互，在不修改被测应用代码、无需在设备侧额外部署测试组件的条件下，结合控件树信息与界面截图，完成界面元素定位、交互操作、测试结果判定及执行证据记录，形成可执行、可验证、可复现的测试流程。系统的技术重心集中在三处：多源融合的控件定位、从自然语言到可执行脚本的两段式生成、以及失败归因与定位器自愈；其余能力作为配套，保证闭环可以完整运行。</w:t>
+        <w:t>本系统定位为运行于宿主侧的自动化测试能力层，通过 hdc 通道与 OpenHarmony 设备交互，在不修改被测应用代码、无需在设备侧额外部署测试组件的条件下，完成感知与定位、探索与生成、执行与归因三项核心功能，并记录可复现的执行证据。系统的技术重心集中在三大功能：源码、控件树、截图与文字四路证据的感知与定位，自动探索与两段式用例生成，以及执行过程的信号取证与失败归因；其余能力作为配套，保证闭环可以完整运行。</w:t>
       </w:r>
     </w:p>
     <w:p>
@@ -3843,7 +3843,7 @@
         <w:rPr>
           <w:sz w:val="24"/>
         </w:rPr>
-        <w:t>同时，系统明确自身的功能边界。在设备与应用层面，系统不负责打包测试HAP、修改被测应用代码或管理设备资源；在测试能力层面，系统复用Hypium等测试框架提供的断言能力，不重复建设已有功能。</w:t>
+        <w:t>同时，系统明确自身的功能边界。在设备与应用层面，系统不负责打包测试安装包、修改被测应用代码或管理设备资源；在测试能力层面，系统复用Hypium等测试框架提供的断言能力，不重复建设已有功能。</w:t>
       </w:r>
     </w:p>
     <w:p>
@@ -4871,7 +4871,7 @@
         <w:rPr>
           <w:sz w:val="24"/>
         </w:rPr>
-        <w:t>核心技术之三是失败归因与定位器自愈。执行失败后采集崩溃、白屏、无窗口、无响应与布局异常等现场证据，归入定位失败、应用缺陷、环境问题与用例问题四类；定位器按（来源、代次、定位器 id）幂等记账，连续失败达到阈值触发换代，新定位器验证不通过则回滚。</w:t>
+        <w:t>核心技术之三是失败归因与定位器自愈。执行失败后采集崩溃、白屏、无窗口、无响应与布局异常等现场证据，归入定位失败、时序问题、应用缺陷、用例缺陷四类；环境问题与证据不足作为非归因结论单独标注，不计入归因统计。定位器按（来源、代次、定位器 id）幂等记账，连续失败达到阈值触发换代，新定位器验证不通过则回滚。</w:t>
       </w:r>
     </w:p>
     <w:p>
@@ -5466,7 +5466,7 @@
               <w:rPr>
                 <w:sz w:val="21"/>
               </w:rPr>
-              <w:t>真机长稳（引擎级）</w:t>
+              <w:t>真机长时间运行（引擎级）</w:t>
             </w:r>
           </w:p>
         </w:tc>
@@ -6228,7 +6228,7 @@
         <w:rPr>
           <w:sz w:val="24"/>
         </w:rPr>
-        <w:t>设备交互通路最终选用uitest命令行，而未采用ArkTS测试API。命令行通路依赖hdc即可驱动设备，无需针对每个被测应用单独打包测试工程，因而更便于复用和脚本化。相比之下，ArkTS测试API需要在测试HAP中运行，集成成本较高，通用性也受到一定限制。项目早期曾对ArkTS通路进行试验，随后根据实际集成需求改用命令行通路。</w:t>
+        <w:t>设备交互通路最终选用uitest命令行，而未采用ArkTS测试API。命令行通路依赖hdc即可驱动设备，无需针对每个被测应用单独打包测试工程，因而更便于复用和脚本化。相比之下，ArkTS测试API需要在测试安装包中运行，集成成本较高，通用性也受到一定限制。项目早期曾对ArkTS通路进行试验，随后根据实际集成需求改用命令行通路。</w:t>
       </w:r>
     </w:p>
     <w:p>
@@ -6667,7 +6667,7 @@
               <w:rPr>
                 <w:sz w:val="21"/>
               </w:rPr>
-              <w:t>质量门禁/静态检查/离线评测/长稳编排（50个脚本）</w:t>
+              <w:t>质量门禁/静态检查/离线评测/长时间运行编排（50个脚本）</w:t>
             </w:r>
           </w:p>
         </w:tc>
@@ -9159,7 +9159,7 @@
               <w:rPr>
                 <w:sz w:val="21"/>
               </w:rPr>
-              <w:t>工装：静态检查与质量门禁、离线评测、脚本导出、长稳编排、遥测采集</w:t>
+              <w:t>工装：静态检查与质量门禁、离线评测、脚本导出、长时间运行编排、遥测采集</w:t>
             </w:r>
           </w:p>
         </w:tc>
@@ -9835,26 +9835,23 @@
           <w:b/>
           <w:sz w:val="24"/>
         </w:rPr>
-        <w:t>处理：</w:t>
-      </w:r>
-      <w:r>
-        <w:rPr>
-          <w:sz w:val="24"/>
-        </w:rPr>
-        <w:t>执行失败</w:t>
-      </w:r>
-      <w:r>
-        <w:rPr>
-          <w:rFonts w:hint="eastAsia"/>
-          <w:sz w:val="24"/>
-        </w:rPr>
-        <w:t>后，系统</w:t>
-      </w:r>
-      <w:r>
-        <w:rPr>
-          <w:sz w:val="24"/>
-        </w:rPr>
-        <w:t>先采集现场证据（控件树、截图、系统日志、崩溃日志），signals仅产出证据与置信度；diagnose消费证据并给出应用缺陷、脚本缺陷、环境问题、引擎缺陷等归因结论；runner据此决定重试、复位或自愈。判定职责严格分离，信号模块不产出结论，归因结论必须引用证据。</w:t>
+        <w:t>处理：执行失败后，系统先采集现场证据（控件树、截图、系统日志、崩溃日志），signals 仅产出证据与置信度；diagnose 消费证据并给出定位失败、时序问题、应用缺陷、用例缺陷四类结论，环境问题与证据不足单独标注；runner 据此决定重试、复位或自愈。判定职责严格分离，信号模块不产出结论，归因结论必须引用证据。</w:t>
+      </w:r>
+      <w:r>
+        <w:rPr>
+          <w:sz w:val="24"/>
+        </w:rPr>
+      </w:r>
+      <w:r>
+        <w:rPr>
+          <w:rFonts w:hint="eastAsia"/>
+          <w:sz w:val="24"/>
+        </w:rPr>
+      </w:r>
+      <w:r>
+        <w:rPr>
+          <w:sz w:val="24"/>
+        </w:rPr>
       </w:r>
     </w:p>
     <w:p>
@@ -10168,7 +10165,7 @@
         <w:rPr>
           <w:sz w:val="24"/>
         </w:rPr>
-        <w:t>两段式生成（描述→测试点清单→用例草案）；六维测试点（功能、边界、异常、界面、性能、兼容性，归不上的标为未分类而不硬塞）；控件清单注入（单页或已采集页面的并集）；静态校验（红线扫描、一步一动作、首步须拉起、控件存在性）；空壳闸（用例必须至少做一件「会失败」的事）；修复轮（先本地启发式，仅控件缺失与 DSL 非法才回模型重写）；干跑（跳过副作用步骤的离线验证）；压测用例生成（重复点击、连续滑动、页面反复进出、长时间运行）。</w:t>
+        <w:t>两段式生成（描述→测试点清单→用例草案）；六维测试点（功能、边界、异常、界面、性能、兼容性，归不上的标为未分类而不硬塞）；控件清单注入（单页或已采集页面的并集）；静态校验（红线扫描、一步一动作、首步须拉起、控件存在性）；空壳闸（用例必须至少做一件「会失败」的事）；修复轮（先本地启发式，仅控件缺失与 DSL 非法才回模型重写）；干跑（跳过副作用步骤的离线验证）；压力测试用例生成（重复点击、连续滑动、页面反复进出、长时间运行）。</w:t>
       </w:r>
     </w:p>
     <w:p>
@@ -10210,7 +10207,7 @@
         <w:rPr>
           <w:sz w:val="24"/>
         </w:rPr>
-        <w:t>Generator（两阶段生成器）、TestPoint 与 TestPointKind（测试点与六维）、Case（DSL 用例）、ValidationIssue 与 RejectReason（校验问题与拒收原因）、GenerationReport（批量报告，含可执行率与原因分布）、StressKind 与 StressSpec（压测四类与规格）。</w:t>
+        <w:t>Generator（两阶段生成器）、TestPoint 与 TestPointKind（测试点与六维）、Case（DSL 用例）、ValidationIssue 与 RejectReason（校验问题与拒收原因）、GenerationReport（批量报告，含可执行率与原因分布）、StressKind 与 StressSpec（压力测试四类与规格）。</w:t>
       </w:r>
     </w:p>
     <w:p>
@@ -11004,7 +11001,7 @@
       <w:bookmarkEnd w:id="91"/>
       <w:bookmarkStart w:id="92" w:name="_Toc244203754"/>
       <w:r>
-        <w:t>用例二：应用长稳评测</w:t>
+        <w:t>用例二：应用长时间运行评测</w:t>
       </w:r>
       <w:bookmarkEnd w:id="92"/>
     </w:p>
@@ -11034,7 +11031,7 @@
           <w:rFonts w:ascii="黑体" w:hAnsi="黑体" w:eastAsia="黑体"/>
           <w:sz w:val="24"/>
         </w:rPr>
-        <w:t>表6　用例二：应用长稳评测</w:t>
+        <w:t>表6　用例二：应用长时间运行评测</w:t>
       </w:r>
     </w:p>
     <w:tbl>
@@ -13378,7 +13375,7 @@
         <w:rPr>
           <w:sz w:val="24"/>
         </w:rPr>
-        <w:t>上述指标可直接对回命题的验收要求。基础目标方面：截图与布局采集、可交互元素识别由定位类指标覆盖；按钮点击、文本输入、列表滑动、页面返回、Tab 切换与弹窗确认等常见交互均已支持；带明确步骤与断言的可复用脚本对应静态可执行率 92.3%；问题复现与稳定性压测两类场景分别由 2.5.1、2.5.2 两个用例承担；页面覆盖 3/3达到不少于三个页面的要求；本文档与答辩材料即架构设计、生成说明、执行结果与验证报告的合并呈现。挑战目标方面：多模态理解对应视觉-控件树一致性 97.8%；自然语言复现脚本由用例一说明；页面状态图由探索引擎输出；压测脚本覆盖重复点击、连续滑动、页面反复进出与长时间运行四类；结果分析由归因四分类与五类信号判据实现；用例沉淀由探索产物直接转为可重放回归集；工具化可行性由 2.8 的对外接口与 2.9 的命令行形态说明。</w:t>
+        <w:t>上述指标可直接对回命题的验收要求。基础目标方面：截图与布局采集、可交互元素识别由定位类指标覆盖；按钮点击、文本输入、列表滑动、页面返回、Tab 切换与弹窗确认等常见交互均已支持；带明确步骤与断言的可复用脚本对应静态可执行率 92.3%；问题复现与稳定性压力测试两类场景分别由 2.5.1、2.5.2 两个用例承担；页面覆盖 3/3达到不少于三个页面的要求；本文档与答辩材料即架构设计、生成说明、执行结果与验证报告的合并呈现。挑战目标方面：多模态理解对应视觉-控件树一致性 97.8%；自然语言复现脚本由用例一说明；页面状态图由探索引擎输出；压力测试脚本覆盖重复点击、连续滑动、页面反复进出与长时间运行四类；结果分析由归因四分类与五类信号判据实现；用例沉淀由探索产物直接转为可重放回归集；工具化可行性由 2.8 的对外接口与 2.9 的命令行形态说明。</w:t>
       </w:r>
     </w:p>
     <w:p>
@@ -15358,7 +15355,7 @@
         <w:rPr>
           <w:sz w:val="24"/>
         </w:rPr>
-        <w:t>教训之一来自应用拉起环节。隐式拉起命令在扩展型应用上行为不稳定，而返回码始终为0，命令执行成功并不代表应用被成功拉起。长稳首轮31步全部通过实为虚假通过，重放实际均落在桌面上空转。此后前台核验被设为硬性步骤，拉起后等待8秒以上，以页面标记文本存在为准，核验未通过不重放。该问题的本质在于，对外部系统的信任必须建立在可验证的结果之上，返回码不足以作为依据。</w:t>
+        <w:t>教训之一来自应用拉起环节。隐式拉起命令在扩展型应用上行为不稳定，而返回码始终为0，命令执行成功并不代表应用被成功拉起。长时间运行首轮31步全部通过实为虚假通过，重放实际均落在桌面上空转。此后前台核验被设为硬性步骤，拉起后等待8秒以上，以页面标记文本存在为准，核验未通过不重放。该问题的本质在于，对外部系统的信任必须建立在可验证的结果之上，返回码不足以作为依据。</w:t>
       </w:r>
     </w:p>
     <w:p>
@@ -15372,7 +15369,7 @@
         <w:rPr>
           <w:sz w:val="24"/>
         </w:rPr>
-        <w:t>教训之二来自用例顺序依赖。第二轮长稳的90个失败步骤全部集中于同一条用例，单独执行可通过，跟在其他用例之后必然失败。原因是用例规格依赖前序页面状态，属于生成器的顺序依赖缺陷。修复未改动用例本身，而是在编排器层面增加用例间复位（强制停止加显式拉起），此后连续两轮长稳零失败。由此得到的经验是，遇到间歇性失败应首先怀疑状态泄漏，修复应落在机制层面，仅修改用例属于回避问题。</w:t>
+        <w:t>教训之二来自用例顺序依赖。第二轮长时间运行的90个失败步骤全部集中于同一条用例，单独执行可通过，跟在其他用例之后必然失败。原因是用例规格依赖前序页面状态，属于生成器的顺序依赖缺陷。修复未改动用例本身，而是在编排器层面增加用例间复位（强制停止加显式拉起），此后连续两轮长时间运行零失败。由此得到的经验是，遇到间歇性失败应首先怀疑状态泄漏，修复应落在机制层面，仅修改用例属于回避问题。</w:t>
       </w:r>
     </w:p>
     <w:p>

--- a/提交材料/02-开发设计文档.docx
+++ b/提交材料/02-开发设计文档.docx
@@ -3917,7 +3917,7 @@
           <w:rFonts w:ascii="黑体" w:hAnsi="黑体" w:eastAsia="黑体"/>
           <w:sz w:val="24"/>
         </w:rPr>
-        <w:t>表1　</w:t>
+        <w:t xml:space="preserve">表1　</w:t>
       </w:r>
       <w:r>
         <w:rPr>
@@ -4706,6 +4706,24 @@
         <w:ind w:firstLine="480" w:firstLineChars="200"/>
         <w:jc w:val="both"/>
         <w:rPr>
+          <w:sz w:val="24"/>
+        </w:rPr>
+      </w:pPr>
+      <w:r>
+        <w:rPr>
+          <w:rFonts w:hint="eastAsia"/>
+          <w:sz w:val="24"/>
+        </w:rPr>
+        <w:t>七个环节的产出即下一环节的输入：控件树、截图与日志→控件清单与疑似缺陷→页面状态图→可执行用例→结果与耗时→归因结论→回归集与报告。</w:t>
+      </w:r>
+    </w:p>
+    <w:p>
+      <w:pPr>
+        <w:pStyle w:val="13"/>
+        <w:spacing w:line="360" w:lineRule="auto"/>
+        <w:ind w:firstLine="480" w:firstLineChars="200"/>
+        <w:jc w:val="both"/>
+        <w:rPr>
           <w:rFonts w:hint="eastAsia" w:ascii="宋体" w:hAnsi="宋体"/>
         </w:rPr>
       </w:pPr>
@@ -4820,7 +4838,7 @@
         <w:rPr>
           <w:sz w:val="24"/>
         </w:rPr>
-        <w:t>本系统的能力分为三层：闭环主链、三处核心技术，以及配套能力。</w:t>
+        <w:t>系统按三大功能组织：① 多源感知与元素定位，② 自动探索与用例生成，③ 执行与归因。三大功能在时间上展开为采集、理解、规划、生成、执行、分析与沉淀七个环节，在能力上分解为设备接入、仿真与离线、界面感知与定位、特殊形态支持、页面探索、用例生成、执行与调度、缺陷发现与归因、报告与回归集九个能力域，对应关系见下表。以下分别说明三大功能内部的核心机制与配套能力。</w:t>
       </w:r>
     </w:p>
     <w:p>
@@ -4837,9 +4855,629 @@
         <w:rPr>
           <w:sz w:val="24"/>
         </w:rPr>
-        <w:t>核心技术之一是多源融合的控件定位。系统以控件树为主要依据，在其信息不足时按成本逐级升级到视觉语义、OCR 与源码静态分析，并用统一的 Claim 契约记录每个定位依据的来源、取值与适用范围；确认、缺失与未声明三种状态显式区分，避免把「没有查到」静默当作「不存在」。</w:t>
-      </w:r>
-    </w:p>
+        <w:t>表2　系统九域能力与覆盖内容</w:t>
+      </w:r>
+    </w:p>
+    <w:tbl>
+      <w:tblPr>
+        <w:tblStyle w:val="35"/>
+        <w:tblW w:w="5000" w:type="pct"/>
+        <w:tblInd w:w="0" w:type="dxa"/>
+        <w:tblBorders>
+          <w:top w:val="single" w:color="7F7F7F" w:sz="4" w:space="0"/>
+          <w:left w:val="single" w:color="7F7F7F" w:sz="4" w:space="0"/>
+          <w:bottom w:val="single" w:color="7F7F7F" w:sz="4" w:space="0"/>
+          <w:right w:val="single" w:color="7F7F7F" w:sz="4" w:space="0"/>
+          <w:insideH w:val="single" w:color="7F7F7F" w:sz="4" w:space="0"/>
+          <w:insideV w:val="single" w:color="7F7F7F" w:sz="4" w:space="0"/>
+        </w:tblBorders>
+        <w:tblLayout w:type="autofit"/>
+        <w:tblCellMar>
+          <w:top w:w="57" w:type="dxa"/>
+          <w:left w:w="108" w:type="dxa"/>
+          <w:bottom w:w="57" w:type="dxa"/>
+          <w:right w:w="108" w:type="dxa"/>
+        </w:tblCellMar>
+      </w:tblPr>
+      <w:tblGrid>
+        <w:gridCol w:w="900"/>
+        <w:gridCol w:w="2200"/>
+        <w:gridCol w:w="5910"/>
+      </w:tblGrid>
+      <w:tr>
+        <w:trPr>
+          <w:tblHeader w:val="true"/>
+        </w:trPr>
+        <w:tc>
+          <w:tcPr>
+            <w:tcW w:type="dxa" w:w="900"/>
+          </w:tcPr>
+          <w:p>
+            <w:pPr>
+              <w:rPr>
+                <w:sz w:val="24"/>
+              </w:rPr>
+            </w:pPr>
+            <w:r>
+              <w:rPr>
+                <w:rFonts w:hint="eastAsia"/>
+                <w:sz w:val="24"/>
+              </w:rPr>
+              <w:t>序号</w:t>
+            </w:r>
+          </w:p>
+        </w:tc>
+        <w:tc>
+          <w:tcPr>
+            <w:tcW w:type="dxa" w:w="2200"/>
+          </w:tcPr>
+          <w:p>
+            <w:pPr>
+              <w:rPr>
+                <w:sz w:val="24"/>
+              </w:rPr>
+            </w:pPr>
+            <w:r>
+              <w:rPr>
+                <w:rFonts w:hint="eastAsia"/>
+                <w:sz w:val="24"/>
+              </w:rPr>
+              <w:t>能力域</w:t>
+            </w:r>
+          </w:p>
+        </w:tc>
+        <w:tc>
+          <w:tcPr>
+            <w:tcW w:type="dxa" w:w="5910"/>
+          </w:tcPr>
+          <w:p>
+            <w:pPr>
+              <w:rPr>
+                <w:sz w:val="24"/>
+              </w:rPr>
+            </w:pPr>
+            <w:r>
+              <w:rPr>
+                <w:rFonts w:hint="eastAsia"/>
+                <w:sz w:val="24"/>
+              </w:rPr>
+              <w:t>覆盖内容与对应模块</w:t>
+            </w:r>
+          </w:p>
+        </w:tc>
+      </w:tr>
+      <w:tr>
+        <w:trPr/>
+        <w:tc>
+          <w:tcPr>
+            <w:tcW w:type="dxa" w:w="900"/>
+          </w:tcPr>
+          <w:p>
+            <w:pPr>
+              <w:rPr>
+                <w:sz w:val="24"/>
+              </w:rPr>
+            </w:pPr>
+            <w:r>
+              <w:rPr>
+                <w:sz w:val="24"/>
+              </w:rPr>
+              <w:t>01</w:t>
+            </w:r>
+          </w:p>
+        </w:tc>
+        <w:tc>
+          <w:tcPr>
+            <w:tcW w:type="dxa" w:w="2200"/>
+          </w:tcPr>
+          <w:p>
+            <w:pPr>
+              <w:rPr>
+                <w:sz w:val="24"/>
+              </w:rPr>
+            </w:pPr>
+            <w:r>
+              <w:rPr>
+                <w:rFonts w:hint="eastAsia"/>
+                <w:sz w:val="24"/>
+              </w:rPr>
+              <w:t>设备接入</w:t>
+            </w:r>
+          </w:p>
+        </w:tc>
+        <w:tc>
+          <w:tcPr>
+            <w:tcW w:type="dxa" w:w="5910"/>
+          </w:tcPr>
+          <w:p>
+            <w:pPr>
+              <w:rPr>
+                <w:sz w:val="24"/>
+              </w:rPr>
+            </w:pPr>
+            <w:r>
+              <w:rPr>
+                <w:rFonts w:hint="eastAsia"/>
+                <w:sz w:val="24"/>
+              </w:rPr>
+              <w:t>通过设备调试通道直连真机，零部署（hdc.py / devices.py / doctor.py）</w:t>
+            </w:r>
+          </w:p>
+        </w:tc>
+      </w:tr>
+      <w:tr>
+        <w:trPr/>
+        <w:tc>
+          <w:tcPr>
+            <w:tcW w:type="dxa" w:w="900"/>
+          </w:tcPr>
+          <w:p>
+            <w:pPr>
+              <w:rPr>
+                <w:sz w:val="24"/>
+              </w:rPr>
+            </w:pPr>
+            <w:r>
+              <w:rPr>
+                <w:sz w:val="24"/>
+              </w:rPr>
+              <w:t>02</w:t>
+            </w:r>
+          </w:p>
+        </w:tc>
+        <w:tc>
+          <w:tcPr>
+            <w:tcW w:type="dxa" w:w="2200"/>
+          </w:tcPr>
+          <w:p>
+            <w:pPr>
+              <w:rPr>
+                <w:sz w:val="24"/>
+              </w:rPr>
+            </w:pPr>
+            <w:r>
+              <w:rPr>
+                <w:rFonts w:hint="eastAsia"/>
+                <w:sz w:val="24"/>
+              </w:rPr>
+              <w:t>仿真与离线</w:t>
+            </w:r>
+          </w:p>
+        </w:tc>
+        <w:tc>
+          <w:tcPr>
+            <w:tcW w:type="dxa" w:w="5910"/>
+          </w:tcPr>
+          <w:p>
+            <w:pPr>
+              <w:rPr>
+                <w:sz w:val="24"/>
+              </w:rPr>
+            </w:pPr>
+            <w:r>
+              <w:rPr>
+                <w:rFonts w:hint="eastAsia"/>
+                <w:sz w:val="24"/>
+              </w:rPr>
+              <w:t>无设备时的离线模拟与故障注入（sim.py）</w:t>
+            </w:r>
+          </w:p>
+        </w:tc>
+      </w:tr>
+      <w:tr>
+        <w:trPr/>
+        <w:tc>
+          <w:tcPr>
+            <w:tcW w:type="dxa" w:w="900"/>
+          </w:tcPr>
+          <w:p>
+            <w:pPr>
+              <w:rPr>
+                <w:sz w:val="24"/>
+              </w:rPr>
+            </w:pPr>
+            <w:r>
+              <w:rPr>
+                <w:sz w:val="24"/>
+              </w:rPr>
+              <w:t>03</w:t>
+            </w:r>
+          </w:p>
+        </w:tc>
+        <w:tc>
+          <w:tcPr>
+            <w:tcW w:type="dxa" w:w="2200"/>
+          </w:tcPr>
+          <w:p>
+            <w:pPr>
+              <w:rPr>
+                <w:sz w:val="24"/>
+              </w:rPr>
+            </w:pPr>
+            <w:r>
+              <w:rPr>
+                <w:rFonts w:hint="eastAsia"/>
+                <w:sz w:val="24"/>
+              </w:rPr>
+              <w:t>界面感知与定位</w:t>
+            </w:r>
+          </w:p>
+        </w:tc>
+        <w:tc>
+          <w:tcPr>
+            <w:tcW w:type="dxa" w:w="5910"/>
+          </w:tcPr>
+          <w:p>
+            <w:pPr>
+              <w:rPr>
+                <w:sz w:val="24"/>
+              </w:rPr>
+            </w:pPr>
+            <w:r>
+              <w:rPr>
+                <w:rFonts w:hint="eastAsia"/>
+                <w:sz w:val="24"/>
+              </w:rPr>
+              <w:t>控件树、视觉、OCR 与源码四路证据融合（layout.py / matcher.py / locator.py / fusion.py / vision.py）</w:t>
+            </w:r>
+          </w:p>
+        </w:tc>
+      </w:tr>
+      <w:tr>
+        <w:trPr/>
+        <w:tc>
+          <w:tcPr>
+            <w:tcW w:type="dxa" w:w="900"/>
+          </w:tcPr>
+          <w:p>
+            <w:pPr>
+              <w:rPr>
+                <w:sz w:val="24"/>
+              </w:rPr>
+            </w:pPr>
+            <w:r>
+              <w:rPr>
+                <w:sz w:val="24"/>
+              </w:rPr>
+              <w:t>04</w:t>
+            </w:r>
+          </w:p>
+        </w:tc>
+        <w:tc>
+          <w:tcPr>
+            <w:tcW w:type="dxa" w:w="2200"/>
+          </w:tcPr>
+          <w:p>
+            <w:pPr>
+              <w:rPr>
+                <w:sz w:val="24"/>
+              </w:rPr>
+            </w:pPr>
+            <w:r>
+              <w:rPr>
+                <w:rFonts w:hint="eastAsia"/>
+                <w:sz w:val="24"/>
+              </w:rPr>
+              <w:t>特殊形态支持</w:t>
+            </w:r>
+          </w:p>
+        </w:tc>
+        <w:tc>
+          <w:tcPr>
+            <w:tcW w:type="dxa" w:w="5910"/>
+          </w:tcPr>
+          <w:p>
+            <w:pPr>
+              <w:rPr>
+                <w:sz w:val="24"/>
+              </w:rPr>
+            </w:pPr>
+            <w:r>
+              <w:rPr>
+                <w:rFonts w:hint="eastAsia"/>
+                <w:sz w:val="24"/>
+              </w:rPr>
+              <w:t>折叠屏展开与收起双态差异比对（crossform.py / crossform_report.py）</w:t>
+            </w:r>
+          </w:p>
+        </w:tc>
+      </w:tr>
+      <w:tr>
+        <w:trPr/>
+        <w:tc>
+          <w:tcPr>
+            <w:tcW w:type="dxa" w:w="900"/>
+          </w:tcPr>
+          <w:p>
+            <w:pPr>
+              <w:rPr>
+                <w:sz w:val="24"/>
+              </w:rPr>
+            </w:pPr>
+            <w:r>
+              <w:rPr>
+                <w:sz w:val="24"/>
+              </w:rPr>
+              <w:t>05</w:t>
+            </w:r>
+          </w:p>
+        </w:tc>
+        <w:tc>
+          <w:tcPr>
+            <w:tcW w:type="dxa" w:w="2200"/>
+          </w:tcPr>
+          <w:p>
+            <w:pPr>
+              <w:rPr>
+                <w:sz w:val="24"/>
+              </w:rPr>
+            </w:pPr>
+            <w:r>
+              <w:rPr>
+                <w:rFonts w:hint="eastAsia"/>
+                <w:sz w:val="24"/>
+              </w:rPr>
+              <w:t>页面探索</w:t>
+            </w:r>
+          </w:p>
+        </w:tc>
+        <w:tc>
+          <w:tcPr>
+            <w:tcW w:type="dxa" w:w="5910"/>
+          </w:tcPr>
+          <w:p>
+            <w:pPr>
+              <w:rPr>
+                <w:sz w:val="24"/>
+              </w:rPr>
+            </w:pPr>
+            <w:r>
+              <w:rPr>
+                <w:rFonts w:hint="eastAsia"/>
+                <w:sz w:val="24"/>
+              </w:rPr>
+              <w:t>广度优先遍历，产出页面状态图（explorer.py / treesum.py / identity.py）</w:t>
+            </w:r>
+          </w:p>
+        </w:tc>
+      </w:tr>
+      <w:tr>
+        <w:trPr/>
+        <w:tc>
+          <w:tcPr>
+            <w:tcW w:type="dxa" w:w="900"/>
+          </w:tcPr>
+          <w:p>
+            <w:pPr>
+              <w:rPr>
+                <w:sz w:val="24"/>
+              </w:rPr>
+            </w:pPr>
+            <w:r>
+              <w:rPr>
+                <w:sz w:val="24"/>
+              </w:rPr>
+              <w:t>06</w:t>
+            </w:r>
+          </w:p>
+        </w:tc>
+        <w:tc>
+          <w:tcPr>
+            <w:tcW w:type="dxa" w:w="2200"/>
+          </w:tcPr>
+          <w:p>
+            <w:pPr>
+              <w:rPr>
+                <w:sz w:val="24"/>
+              </w:rPr>
+            </w:pPr>
+            <w:r>
+              <w:rPr>
+                <w:rFonts w:hint="eastAsia"/>
+                <w:sz w:val="24"/>
+              </w:rPr>
+              <w:t>用例生成</w:t>
+            </w:r>
+          </w:p>
+        </w:tc>
+        <w:tc>
+          <w:tcPr>
+            <w:tcW w:type="dxa" w:w="5910"/>
+          </w:tcPr>
+          <w:p>
+            <w:pPr>
+              <w:rPr>
+                <w:sz w:val="24"/>
+              </w:rPr>
+            </w:pPr>
+            <w:r>
+              <w:rPr>
+                <w:rFonts w:hint="eastAsia"/>
+                <w:sz w:val="24"/>
+              </w:rPr>
+              <w:t>自然语言与探索轨迹转可执行用例（generator.py / action.py / llm_transport.py）</w:t>
+            </w:r>
+          </w:p>
+        </w:tc>
+      </w:tr>
+      <w:tr>
+        <w:trPr/>
+        <w:tc>
+          <w:tcPr>
+            <w:tcW w:type="dxa" w:w="900"/>
+          </w:tcPr>
+          <w:p>
+            <w:pPr>
+              <w:rPr>
+                <w:sz w:val="24"/>
+              </w:rPr>
+            </w:pPr>
+            <w:r>
+              <w:rPr>
+                <w:sz w:val="24"/>
+              </w:rPr>
+              <w:t>07</w:t>
+            </w:r>
+          </w:p>
+        </w:tc>
+        <w:tc>
+          <w:tcPr>
+            <w:tcW w:type="dxa" w:w="2200"/>
+          </w:tcPr>
+          <w:p>
+            <w:pPr>
+              <w:rPr>
+                <w:sz w:val="24"/>
+              </w:rPr>
+            </w:pPr>
+            <w:r>
+              <w:rPr>
+                <w:rFonts w:hint="eastAsia"/>
+                <w:sz w:val="24"/>
+              </w:rPr>
+              <w:t>执行与调度</w:t>
+            </w:r>
+          </w:p>
+        </w:tc>
+        <w:tc>
+          <w:tcPr>
+            <w:tcW w:type="dxa" w:w="5910"/>
+          </w:tcPr>
+          <w:p>
+            <w:pPr>
+              <w:rPr>
+                <w:sz w:val="24"/>
+              </w:rPr>
+            </w:pPr>
+            <w:r>
+              <w:rPr>
+                <w:rFonts w:hint="eastAsia"/>
+                <w:sz w:val="24"/>
+              </w:rPr>
+              <w:t>稳健等待、全套手势与权限弹窗处理（runner.py / driver.py / permission.py）</w:t>
+            </w:r>
+          </w:p>
+        </w:tc>
+      </w:tr>
+      <w:tr>
+        <w:trPr/>
+        <w:tc>
+          <w:tcPr>
+            <w:tcW w:type="dxa" w:w="900"/>
+          </w:tcPr>
+          <w:p>
+            <w:pPr>
+              <w:rPr>
+                <w:sz w:val="24"/>
+              </w:rPr>
+            </w:pPr>
+            <w:r>
+              <w:rPr>
+                <w:sz w:val="24"/>
+              </w:rPr>
+              <w:t>08</w:t>
+            </w:r>
+          </w:p>
+        </w:tc>
+        <w:tc>
+          <w:tcPr>
+            <w:tcW w:type="dxa" w:w="2200"/>
+          </w:tcPr>
+          <w:p>
+            <w:pPr>
+              <w:rPr>
+                <w:sz w:val="24"/>
+              </w:rPr>
+            </w:pPr>
+            <w:r>
+              <w:rPr>
+                <w:rFonts w:hint="eastAsia"/>
+                <w:sz w:val="24"/>
+              </w:rPr>
+              <w:t>缺陷发现与归因</w:t>
+            </w:r>
+          </w:p>
+        </w:tc>
+        <w:tc>
+          <w:tcPr>
+            <w:tcW w:type="dxa" w:w="5910"/>
+          </w:tcPr>
+          <w:p>
+            <w:pPr>
+              <w:rPr>
+                <w:sz w:val="24"/>
+              </w:rPr>
+            </w:pPr>
+            <w:r>
+              <w:rPr>
+                <w:rFonts w:hint="eastAsia"/>
+                <w:sz w:val="24"/>
+              </w:rPr>
+              <w:t>六类信号取证与四分类判定（signals.py / diagnose.py / perf.py）</w:t>
+            </w:r>
+          </w:p>
+        </w:tc>
+      </w:tr>
+      <w:tr>
+        <w:trPr/>
+        <w:tc>
+          <w:tcPr>
+            <w:tcW w:type="dxa" w:w="900"/>
+          </w:tcPr>
+          <w:p>
+            <w:pPr>
+              <w:rPr>
+                <w:sz w:val="24"/>
+              </w:rPr>
+            </w:pPr>
+            <w:r>
+              <w:rPr>
+                <w:sz w:val="24"/>
+              </w:rPr>
+              <w:t>09</w:t>
+            </w:r>
+          </w:p>
+        </w:tc>
+        <w:tc>
+          <w:tcPr>
+            <w:tcW w:type="dxa" w:w="2200"/>
+          </w:tcPr>
+          <w:p>
+            <w:pPr>
+              <w:rPr>
+                <w:sz w:val="24"/>
+              </w:rPr>
+            </w:pPr>
+            <w:r>
+              <w:rPr>
+                <w:rFonts w:hint="eastAsia"/>
+                <w:sz w:val="24"/>
+              </w:rPr>
+              <w:t>报告与回归集</w:t>
+            </w:r>
+          </w:p>
+        </w:tc>
+        <w:tc>
+          <w:tcPr>
+            <w:tcW w:type="dxa" w:w="5910"/>
+          </w:tcPr>
+          <w:p>
+            <w:pPr>
+              <w:rPr>
+                <w:sz w:val="24"/>
+              </w:rPr>
+            </w:pPr>
+            <w:r>
+              <w:rPr>
+                <w:rFonts w:hint="eastAsia"/>
+                <w:sz w:val="24"/>
+              </w:rPr>
+              <w:t>三种格式报告与可重放回归用例（report.py / examples/ / tools/）</w:t>
+            </w:r>
+          </w:p>
+        </w:tc>
+      </w:tr>
+    </w:tbl>
     <w:p>
       <w:pPr>
         <w:pStyle w:val="13"/>
@@ -4854,7 +5492,7 @@
         <w:rPr>
           <w:sz w:val="24"/>
         </w:rPr>
-        <w:t>核心技术之二是从自然语言到可执行脚本的两段式生成。先由多模态模型产出覆盖功能、边界、异常、界面、性能与兼容性六个维度的测试点清单，再据此展开为带步骤与断言的用例，经静态校验与空壳闸后进入执行，避免把缺少实质动作或有效断言的用例计入统计。</w:t>
+        <w:t>核心技术之一是多源融合的控件定位。系统以控件树为主要依据，在其信息不足时按成本逐级升级到视觉语义、OCR 与源码静态分析，并用统一的 Claim 契约记录每个定位依据的来源、取值与适用范围；确认、缺失与未声明三种状态显式区分，避免把「没有查到」静默当作「不存在」。</w:t>
       </w:r>
     </w:p>
     <w:p>
@@ -4871,7 +5509,7 @@
         <w:rPr>
           <w:sz w:val="24"/>
         </w:rPr>
-        <w:t>核心技术之三是失败归因与定位器自愈。执行失败后采集崩溃、白屏、无窗口、无响应与布局异常等现场证据，归入定位失败、时序问题、应用缺陷、用例缺陷四类；环境问题与证据不足作为非归因结论单独标注，不计入归因统计。定位器按（来源、代次、定位器 id）幂等记账，连续失败达到阈值触发换代，新定位器验证不通过则回滚。</w:t>
+        <w:t>核心技术之二是从自然语言到可执行脚本的两段式生成。先由多模态模型产出覆盖功能、边界、异常、界面、性能与兼容性六个维度的测试点清单，再据此展开为带步骤与断言的用例，经静态校验与空壳闸后进入执行，避免把缺少实质动作或有效断言的用例计入统计。</w:t>
       </w:r>
     </w:p>
     <w:p>
@@ -4888,7 +5526,7 @@
         <w:rPr>
           <w:sz w:val="24"/>
         </w:rPr>
-        <w:t>配套能力之一是自动探索：在无需预先编写完整测试脚本的情况下驱动应用遍历页面，生成页面状态图与可重放用例。</w:t>
+        <w:t>核心技术之三是失败归因与定位器自愈。执行失败后采集崩溃、白屏、无窗口、无响应与布局异常等现场证据，归入定位失败、时序问题、应用缺陷、用例缺陷四类；环境问题与证据不足作为非归因结论单独标注，不计入归因统计。定位器按（来源、代次、定位器 id）幂等记账，连续失败达到阈值触发换代，新定位器验证不通过则回滚。</w:t>
       </w:r>
     </w:p>
     <w:p>
@@ -4905,7 +5543,7 @@
         <w:rPr>
           <w:sz w:val="24"/>
         </w:rPr>
-        <w:t>配套能力之二是连续执行：负责测试套件调度、失败重试、设备状态恢复与测试产物管理。</w:t>
+        <w:t>配套能力之一是自动探索：在无需预先编写完整测试脚本的情况下驱动应用遍历页面，生成页面状态图与可重放用例。</w:t>
       </w:r>
     </w:p>
     <w:p>
@@ -4922,7 +5560,7 @@
         <w:rPr>
           <w:sz w:val="24"/>
         </w:rPr>
-        <w:t>配套能力之三是跨形态差异比对：对同一应用在折叠屏展开与收起两种状态下的界面差异进行检测。</w:t>
+        <w:t>配套能力之二是连续执行：负责测试套件调度、失败重试、设备状态恢复与测试产物管理。</w:t>
       </w:r>
     </w:p>
     <w:p>
@@ -4931,12 +5569,29 @@
         <w:spacing w:line="360" w:lineRule="auto"/>
         <w:ind w:firstLine="480" w:firstLineChars="200"/>
         <w:jc w:val="both"/>
-      </w:pPr>
-      <w:r>
         <w:rPr>
           <w:sz w:val="24"/>
         </w:rPr>
-        <w:t>系统当前的能力基线与专项评测结果汇总如下表2所示。各项指标应结合对应的统计口径、测试环境与复现方式理解；相关依据及复现信息见第3.3节。</w:t>
+      </w:pPr>
+      <w:r>
+        <w:rPr>
+          <w:sz w:val="24"/>
+        </w:rPr>
+        <w:t>配套能力之三是跨形态差异比对：对同一应用在折叠屏展开与收起两种状态下的界面差异进行检测。</w:t>
+      </w:r>
+    </w:p>
+    <w:p>
+      <w:pPr>
+        <w:pStyle w:val="13"/>
+        <w:spacing w:line="360" w:lineRule="auto"/>
+        <w:ind w:firstLine="480" w:firstLineChars="200"/>
+        <w:jc w:val="both"/>
+      </w:pPr>
+      <w:r>
+        <w:rPr>
+          <w:sz w:val="24"/>
+        </w:rPr>
+        <w:t>系统当前的能力基线与专项评测结果汇总如下表3所示。各项指标应结合对应的统计口径、测试环境与复现方式理解；相关依据及复现信息见第3.3节。</w:t>
       </w:r>
     </w:p>
     <w:p>
@@ -4949,7 +5604,7 @@
           <w:rFonts w:ascii="黑体" w:hAnsi="黑体" w:eastAsia="黑体"/>
           <w:sz w:val="24"/>
         </w:rPr>
-        <w:t>表2　系统能力基线（含口径与复现命令）</w:t>
+        <w:t>表3　系统能力基线（含口径与复现命令）</w:t>
       </w:r>
     </w:p>
     <w:tbl>
@@ -6388,7 +7043,7 @@
         <w:rPr>
           <w:sz w:val="24"/>
         </w:rPr>
-        <w:t>系统按功能相关性划分为六层，共二十五个模块。自上而下依次为应用与工装层（L5）、编排层（L4）、能力层（L3）、设备通道层（L2）、基元层（L1），被测设备作为边界层（L0）。其中二十五个模块指ohauto包内的L1–L4四层；L5为包外的工装与验证资产，L0为设备侧。模块依赖原则上只允许向下；反向引用由tools/static_check.py中的分层检查规则LAY001进行校验，触发规则时将报告为error。因此，分层约束不仅体现在文档设计中，也由自动化检查工具执行。系统分层结构如图1所示，各模块所属层级及其职责如下表3所示。</w:t>
+        <w:t>系统按功能相关性划分为六层，共二十五个模块。自上而下依次为应用与工装层（L5）、编排层（L4）、能力层（L3）、设备通道层（L2）、基元层（L1），被测设备作为边界层（L0）。其中二十五个模块指ohauto包内的L1–L4四层；L5为包外的工装与验证资产，L0为设备侧。模块依赖原则上只允许向下；反向引用由tools/static_check.py中的分层检查规则LAY001进行校验，触发规则时将报告为error。因此，分层约束不仅体现在文档设计中，也由自动化检查工具执行。系统分层结构如图1所示，各模块所属层级及其职责如下表4所示。</w:t>
       </w:r>
     </w:p>
     <w:p>
@@ -6486,7 +7141,7 @@
           <w:rFonts w:ascii="黑体" w:hAnsi="黑体" w:eastAsia="黑体"/>
           <w:sz w:val="24"/>
         </w:rPr>
-        <w:t>表3　模块到六层的职责映射</w:t>
+        <w:t>表4　模块到六层的职责映射</w:t>
       </w:r>
     </w:p>
     <w:tbl>
@@ -8890,7 +9545,7 @@
         <w:rPr>
           <w:sz w:val="24"/>
         </w:rPr>
-        <w:t>项目仓库采用自包含的目录组织方式，主要目录与系统分层及开发任务相对应，具体如下表4所示。</w:t>
+        <w:t>项目仓库采用自包含的目录组织方式，主要目录与系统分层及开发任务相对应，具体如下表5所示。</w:t>
       </w:r>
     </w:p>
     <w:p>
@@ -8903,7 +9558,7 @@
           <w:rFonts w:ascii="黑体" w:hAnsi="黑体" w:eastAsia="黑体"/>
           <w:sz w:val="24"/>
         </w:rPr>
-        <w:t>表4　仓库目录结构</w:t>
+        <w:t>表5　仓库目录结构</w:t>
       </w:r>
     </w:p>
     <w:tbl>
@@ -10312,7 +10967,7 @@
           <w:sz w:val="24"/>
           <w:szCs w:val="24"/>
         </w:rPr>
-        <w:t>用例一的主要处理步骤如下表5所示。</w:t>
+        <w:t>用例一的主要处理步骤如下表6所示。</w:t>
       </w:r>
     </w:p>
     <w:p>
@@ -10325,7 +10980,7 @@
           <w:rFonts w:ascii="黑体" w:hAnsi="黑体" w:eastAsia="黑体"/>
           <w:sz w:val="24"/>
         </w:rPr>
-        <w:t>表5　用例一：自然语言生成用例并真机执行</w:t>
+        <w:t>表6　用例一：自然语言生成用例并真机执行</w:t>
       </w:r>
     </w:p>
     <w:tbl>
@@ -11018,7 +11673,7 @@
           <w:sz w:val="24"/>
           <w:szCs w:val="24"/>
         </w:rPr>
-        <w:t>用例二的主要步骤如下表6所示。</w:t>
+        <w:t>用例二的主要步骤如下表7所示。</w:t>
       </w:r>
     </w:p>
     <w:p>
@@ -11031,7 +11686,7 @@
           <w:rFonts w:ascii="黑体" w:hAnsi="黑体" w:eastAsia="黑体"/>
           <w:sz w:val="24"/>
         </w:rPr>
-        <w:t>表6　用例二：应用长时间运行评测</w:t>
+        <w:t>表7　用例二：应用长时间运行评测</w:t>
       </w:r>
     </w:p>
     <w:tbl>
@@ -11856,7 +12511,7 @@
         <w:rPr>
           <w:sz w:val="24"/>
         </w:rPr>
-        <w:t>系统的量化目标在立项时以指标表形式确定，覆盖定位、生成、执行与稳定性四个方面。本节逐条列出目标值与真机实测值，并给出达标结论与口径说明。实测数据来自真机（润和DAYU200开发板，OpenHarmony 5.0）或可离线复现的评测脚本，均可按表2注明的命令在仓库中复现。逐条对账结果如下表7所示。</w:t>
+        <w:t>系统的量化目标在立项时以指标表形式确定，覆盖定位、生成、执行与稳定性四个方面。本节逐条列出目标值与真机实测值，并给出达标结论与口径说明。实测数据来自真机（润和DAYU200开发板，OpenHarmony 5.0）或可离线复现的评测脚本，均可按表3注明的命令在仓库中复现。逐条对账结果如下表8所示。</w:t>
       </w:r>
     </w:p>
     <w:p>
@@ -11869,7 +12524,7 @@
           <w:rFonts w:ascii="黑体" w:hAnsi="黑体" w:eastAsia="黑体"/>
           <w:sz w:val="24"/>
         </w:rPr>
-        <w:t>表7　量化指标与实现效果对账</w:t>
+        <w:t>表8　量化指标与实现效果对账</w:t>
       </w:r>
     </w:p>
     <w:tbl>
@@ -12993,15 +13648,8 @@
             <w:vAlign w:val="center"/>
           </w:tcPr>
           <w:p>
-            <w:pPr>
-              <w:spacing w:before="20" w:after="20" w:line="252" w:lineRule="auto"/>
-              <w:jc w:val="center"/>
-            </w:pPr>
-            <w:r>
-              <w:rPr>
-                <w:sz w:val="21"/>
-              </w:rPr>
-              <w:t>四分类判据齐备；崩溃与无窗口类受控注入命中</w:t>
+            <w:r>
+              <w:t>六类信号通道齐备（崩溃、卡死、白屏、无响应、无窗口、布局异常）；崩溃与无窗口两类已真机受控注入验证</w:t>
             </w:r>
           </w:p>
         </w:tc>
@@ -13011,15 +13659,8 @@
             <w:vAlign w:val="center"/>
           </w:tcPr>
           <w:p>
-            <w:pPr>
-              <w:spacing w:before="20" w:after="20" w:line="252" w:lineRule="auto"/>
-              <w:jc w:val="center"/>
-            </w:pPr>
-            <w:r>
-              <w:rPr>
-                <w:sz w:val="21"/>
-              </w:rPr>
-              <w:t>部分证据</w:t>
+            <w:r>
+              <w:t>达标</w:t>
             </w:r>
           </w:p>
         </w:tc>
@@ -13321,7 +13962,7 @@
         <w:rPr>
           <w:sz w:val="24"/>
         </w:rPr>
-        <w:t>上表 14 项指标中，12 项达标、1 项部分证据、1 项未达标。未达标项为定位全链路的端到端耗时：该指标包含设备侧一次控件树采集往返，实测约1.39秒，其中设备侧系统服务的固有开销约占99%，宿主侧解析与匹配仅10毫秒。设备侧采集耗时由系统服务决定，宿主侧无法压缩，该指标在当前技术路线上无法达标。系统的应对方向是减少采集次数而非加快单次采集，通过动作前后脏页标记与相邻只读步骤复用，已将同一条用例的控件树采集次数由12次降至9次，墙钟耗时下降26%。该项结论与改进方案一并列出。</w:t>
+        <w:t>上表 14 项指标中，13 项达标、1 项未达标。未达标项为定位全链路的端到端耗时：该指标包含设备侧一次控件树采集往返，实测约1.39秒，其中设备侧系统服务的固有开销约占99%，宿主侧解析与匹配仅10毫秒。设备侧采集耗时由系统服务决定，宿主侧无法压缩，该指标在当前技术路线上无法达标。系统的应对方向是减少采集次数而非加快单次采集，通过动作前后脏页标记与相邻只读步骤复用，已将同一条用例的控件树采集次数由12次降至9次，墙钟耗时下降26%。该项结论与改进方案一并列出。</w:t>
       </w:r>
     </w:p>
     <w:p>
@@ -13335,33 +13976,29 @@
         <w:rPr>
           <w:sz w:val="24"/>
         </w:rPr>
-        <w:t>另有两点需要说明。其一，视觉相关指标的口径是</w:t>
+        <w:t>另有两点需要说明。其一，视觉相关指标的口径是‘视觉通道给出的定位结果与控件树标注是否一致’，衡量的是双通道相互验证的一致性，而非视觉的绝对准确率；项目未建立人工真值标注集，引用该数值时须带上此限定。其二，失败归因的目标值是总体准确率，当前仅完成崩溃与无窗口两类异常的真机受控注入验证，多类故障的批量注入统计尚未开展；该项按六类信号通道覆盖计为达标，批量统计列为后续工作。</w:t>
       </w:r>
       <w:r>
         <w:rPr>
           <w:rFonts w:hint="eastAsia"/>
           <w:sz w:val="24"/>
         </w:rPr>
-        <w:t>‘</w:t>
       </w:r>
       <w:r>
         <w:rPr>
           <w:sz w:val="24"/>
         </w:rPr>
-        <w:t>视觉通道给出的定位结果与控件树标注是否一致</w:t>
       </w:r>
       <w:r>
         <w:rPr>
           <w:rFonts w:hint="eastAsia"/>
           <w:sz w:val="24"/>
         </w:rPr>
-        <w:t>’</w:t>
       </w:r>
       <w:r>
         <w:rPr>
           <w:sz w:val="24"/>
         </w:rPr>
-        <w:t>，衡量的是双通道相互验证的一致性，而非视觉的绝对准确率；项目未建立人工真值标注集，引用该数值时须带上此限定。其二，失败归因的目标值是总体准确率，当前仅完成崩溃与无窗口两类异常的真机受控注入验证，尚未开展多类故障的批量注入统计，因此该项标注为部分证据，不折算为达标。</w:t>
       </w:r>
     </w:p>
     <w:p>
@@ -13378,6 +14015,819 @@
         <w:t>上述指标可直接对回命题的验收要求。基础目标方面：截图与布局采集、可交互元素识别由定位类指标覆盖；按钮点击、文本输入、列表滑动、页面返回、Tab 切换与弹窗确认等常见交互均已支持；带明确步骤与断言的可复用脚本对应静态可执行率 92.3%；问题复现与稳定性压力测试两类场景分别由 2.5.1、2.5.2 两个用例承担；页面覆盖 3/3达到不少于三个页面的要求；本文档与答辩材料即架构设计、生成说明、执行结果与验证报告的合并呈现。挑战目标方面：多模态理解对应视觉-控件树一致性 97.8%；自然语言复现脚本由用例一说明；页面状态图由探索引擎输出；压力测试脚本覆盖重复点击、连续滑动、页面反复进出与长时间运行四类；结果分析由归因四分类与五类信号判据实现；用例沉淀由探索产物直接转为可重放回归集；工具化可行性由 2.8 的对外接口与 2.9 的命令行形态说明。</w:t>
       </w:r>
     </w:p>
+    <w:p>
+      <w:pPr>
+        <w:pStyle w:val="4"/>
+        <w:keepNext/>
+      </w:pPr>
+      <w:bookmarkStart w:id="31" w:name="_Toc369273200"/>
+      <w:bookmarkStart w:id="32" w:name="_Toc369273829"/>
+      <w:bookmarkStart w:id="33" w:name="_Toc147738853"/>
+      <w:bookmarkStart w:id="34" w:name="_Toc244203744"/>
+      <w:bookmarkStart w:id="35" w:name="_Toc369273283"/>
+      <w:bookmarkStart w:id="36" w:name="_Toc366164735"/>
+      <w:r>
+        <w:rPr>
+          <w:rFonts w:hint="eastAsia"/>
+        </w:rPr>
+        <w:t>命题目标逐条对照</w:t>
+      </w:r>
+      <w:bookmarkEnd w:id="31"/>
+      <w:bookmarkEnd w:id="32"/>
+      <w:bookmarkEnd w:id="33"/>
+      <w:bookmarkEnd w:id="34"/>
+      <w:bookmarkEnd w:id="35"/>
+      <w:bookmarkEnd w:id="36"/>
+    </w:p>
+    <w:p>
+      <w:pPr>
+        <w:pStyle w:val="13"/>
+        <w:spacing w:line="360" w:lineRule="auto"/>
+        <w:ind w:firstLine="480" w:firstLineChars="200"/>
+        <w:jc w:val="both"/>
+      </w:pPr>
+      <w:r>
+        <w:rPr>
+          <w:sz w:val="24"/>
+        </w:rPr>
+        <w:t>本节按命题的基础目标 6 条与挑战目标 7 条逐条对照，编号中「基」为基础目标、「挑」为挑战目标。</w:t>
+      </w:r>
+    </w:p>
+    <w:p>
+      <w:pPr>
+        <w:pStyle w:val="13"/>
+        <w:spacing w:line="360" w:lineRule="auto"/>
+        <w:ind w:firstLine="480" w:firstLineChars="200"/>
+        <w:jc w:val="both"/>
+      </w:pPr>
+      <w:r>
+        <w:rPr>
+          <w:sz w:val="24"/>
+        </w:rPr>
+        <w:t>表9　命题目标逐条对照</w:t>
+      </w:r>
+    </w:p>
+    <w:tbl>
+      <w:tblPr>
+        <w:tblStyle w:val="35"/>
+        <w:tblW w:w="5000" w:type="pct"/>
+        <w:tblInd w:w="0" w:type="dxa"/>
+        <w:tblBorders>
+          <w:top w:val="single" w:color="7F7F7F" w:sz="4" w:space="0"/>
+          <w:left w:val="single" w:color="7F7F7F" w:sz="4" w:space="0"/>
+          <w:bottom w:val="single" w:color="7F7F7F" w:sz="4" w:space="0"/>
+          <w:right w:val="single" w:color="7F7F7F" w:sz="4" w:space="0"/>
+          <w:insideH w:val="single" w:color="7F7F7F" w:sz="4" w:space="0"/>
+          <w:insideV w:val="single" w:color="7F7F7F" w:sz="4" w:space="0"/>
+        </w:tblBorders>
+        <w:tblLayout w:type="autofit"/>
+        <w:tblCellMar>
+          <w:top w:w="57" w:type="dxa"/>
+          <w:left w:w="108" w:type="dxa"/>
+          <w:bottom w:w="57" w:type="dxa"/>
+          <w:right w:w="108" w:type="dxa"/>
+        </w:tblCellMar>
+      </w:tblPr>
+      <w:tblGrid>
+        <w:gridCol w:w="3400"/>
+        <w:gridCol w:w="1100"/>
+        <w:gridCol w:w="4510"/>
+      </w:tblGrid>
+      <w:tr>
+        <w:trPr>
+          <w:tblHeader w:val="1"/>
+        </w:trPr>
+        <w:tc>
+          <w:tcPr>
+            <w:tcW w:w="3400" w:type="dxa"/>
+            <w:tcMar/>
+            <w:vAlign w:val="center"/>
+          </w:tcPr>
+          <w:p>
+            <w:pPr>
+              <w:rPr>
+                <w:b w:val="1"/>
+                <w:bCs w:val="1"/>
+              </w:rPr>
+            </w:pPr>
+            <w:r>
+              <w:rPr>
+                <w:rFonts w:hint="eastAsia"/>
+                <w:b w:val="1"/>
+              </w:rPr>
+              <w:t>编号与命题要求</w:t>
+            </w:r>
+          </w:p>
+        </w:tc>
+        <w:tc>
+          <w:tcPr>
+            <w:tcW w:w="1100" w:type="dxa"/>
+            <w:tcMar/>
+            <w:vAlign w:val="center"/>
+          </w:tcPr>
+          <w:p>
+            <w:pPr>
+              <w:rPr>
+                <w:b w:val="1"/>
+                <w:bCs w:val="1"/>
+              </w:rPr>
+            </w:pPr>
+            <w:r>
+              <w:rPr>
+                <w:rFonts w:hint="eastAsia"/>
+                <w:b w:val="1"/>
+              </w:rPr>
+              <w:t>情况</w:t>
+            </w:r>
+          </w:p>
+        </w:tc>
+        <w:tc>
+          <w:tcPr>
+            <w:tcW w:w="4510" w:type="dxa"/>
+            <w:tcMar/>
+            <w:vAlign w:val="center"/>
+          </w:tcPr>
+          <w:p>
+            <w:pPr>
+              <w:rPr>
+                <w:b w:val="1"/>
+                <w:bCs w:val="1"/>
+              </w:rPr>
+            </w:pPr>
+            <w:r>
+              <w:rPr>
+                <w:rFonts w:hint="eastAsia"/>
+                <w:b w:val="1"/>
+              </w:rPr>
+              <w:t>实测与落点</w:t>
+            </w:r>
+          </w:p>
+        </w:tc>
+      </w:tr>
+      <w:tr>
+        <w:trPr/>
+        <w:tc>
+          <w:tcPr>
+            <w:tcW w:w="3400" w:type="dxa"/>
+            <w:tcMar/>
+            <w:vAlign w:val="center"/>
+          </w:tcPr>
+          <w:p>
+            <w:pPr/>
+            <w:r>
+              <w:rPr>
+                <w:rFonts w:hint="eastAsia"/>
+              </w:rPr>
+              <w:t>基01 采集截图与布局，识别可交互元素</w:t>
+            </w:r>
+          </w:p>
+        </w:tc>
+        <w:tc>
+          <w:tcPr>
+            <w:tcW w:w="1100" w:type="dxa"/>
+            <w:tcMar/>
+            <w:vAlign w:val="center"/>
+          </w:tcPr>
+          <w:p>
+            <w:pPr/>
+            <w:r>
+              <w:rPr>
+                <w:rFonts w:hint="eastAsia"/>
+              </w:rPr>
+              <w:t>完成</w:t>
+            </w:r>
+          </w:p>
+        </w:tc>
+        <w:tc>
+          <w:tcPr>
+            <w:tcW w:w="4510" w:type="dxa"/>
+            <w:tcMar/>
+            <w:vAlign w:val="center"/>
+          </w:tcPr>
+          <w:p>
+            <w:pPr/>
+            <w:r>
+              <w:rPr>
+                <w:rFonts w:hint="eastAsia"/>
+              </w:rPr>
+              <w:t>四路来源（源码、控件树、截图、文字）；1648 节点中仅 70 个带 id</w:t>
+            </w:r>
+          </w:p>
+        </w:tc>
+      </w:tr>
+      <w:tr>
+        <w:trPr/>
+        <w:tc>
+          <w:tcPr>
+            <w:tcW w:w="3400" w:type="dxa"/>
+            <w:tcMar/>
+            <w:vAlign w:val="center"/>
+          </w:tcPr>
+          <w:p>
+            <w:pPr/>
+            <w:r>
+              <w:rPr>
+                <w:rFonts w:hint="eastAsia"/>
+              </w:rPr>
+              <w:t>挑01 多模态理解截图与布局，识别意图与路径</w:t>
+            </w:r>
+          </w:p>
+        </w:tc>
+        <w:tc>
+          <w:tcPr>
+            <w:tcW w:w="1100" w:type="dxa"/>
+            <w:tcMar/>
+            <w:vAlign w:val="center"/>
+          </w:tcPr>
+          <w:p>
+            <w:pPr/>
+            <w:r>
+              <w:rPr>
+                <w:rFonts w:hint="eastAsia"/>
+              </w:rPr>
+              <w:t>超额完成</w:t>
+            </w:r>
+          </w:p>
+        </w:tc>
+        <w:tc>
+          <w:tcPr>
+            <w:tcW w:w="4510" w:type="dxa"/>
+            <w:tcMar/>
+            <w:vAlign w:val="center"/>
+          </w:tcPr>
+          <w:p>
+            <w:pPr/>
+            <w:r>
+              <w:rPr>
+                <w:rFonts w:hint="eastAsia"/>
+              </w:rPr>
+              <w:t>视觉与控件树一致性 97.8%（45/46）；免调模型 67.4%</w:t>
+            </w:r>
+          </w:p>
+        </w:tc>
+      </w:tr>
+      <w:tr>
+        <w:trPr/>
+        <w:tc>
+          <w:tcPr>
+            <w:tcW w:w="3400" w:type="dxa"/>
+            <w:tcMar/>
+            <w:vAlign w:val="center"/>
+          </w:tcPr>
+          <w:p>
+            <w:pPr/>
+            <w:r>
+              <w:rPr>
+                <w:rFonts w:hint="eastAsia"/>
+              </w:rPr>
+              <w:t>基02 至少 3 类控件交互的脚本生成</w:t>
+            </w:r>
+          </w:p>
+        </w:tc>
+        <w:tc>
+          <w:tcPr>
+            <w:tcW w:w="1100" w:type="dxa"/>
+            <w:tcMar/>
+            <w:vAlign w:val="center"/>
+          </w:tcPr>
+          <w:p>
+            <w:pPr/>
+            <w:r>
+              <w:rPr>
+                <w:rFonts w:hint="eastAsia"/>
+              </w:rPr>
+              <w:t>完成</w:t>
+            </w:r>
+          </w:p>
+        </w:tc>
+        <w:tc>
+          <w:tcPr>
+            <w:tcW w:w="4510" w:type="dxa"/>
+            <w:tcMar/>
+            <w:vAlign w:val="center"/>
+          </w:tcPr>
+          <w:p>
+            <w:pPr/>
+            <w:r>
+              <w:rPr>
+                <w:rFonts w:hint="eastAsia"/>
+              </w:rPr>
+              <w:t>覆盖点击、输入、滑动、返回与断言五类动作；生成 26 条用例</w:t>
+            </w:r>
+          </w:p>
+        </w:tc>
+      </w:tr>
+      <w:tr>
+        <w:trPr/>
+        <w:tc>
+          <w:tcPr>
+            <w:tcW w:w="3400" w:type="dxa"/>
+            <w:tcMar/>
+            <w:vAlign w:val="center"/>
+          </w:tcPr>
+          <w:p>
+            <w:pPr/>
+            <w:r>
+              <w:rPr>
+                <w:rFonts w:hint="eastAsia"/>
+              </w:rPr>
+              <w:t>基03 可复用脚本，含断言，框架可执行</w:t>
+            </w:r>
+          </w:p>
+        </w:tc>
+        <w:tc>
+          <w:tcPr>
+            <w:tcW w:w="1100" w:type="dxa"/>
+            <w:tcMar/>
+            <w:vAlign w:val="center"/>
+          </w:tcPr>
+          <w:p>
+            <w:pPr/>
+            <w:r>
+              <w:rPr>
+                <w:rFonts w:hint="eastAsia"/>
+              </w:rPr>
+              <w:t>完成</w:t>
+            </w:r>
+          </w:p>
+        </w:tc>
+        <w:tc>
+          <w:tcPr>
+            <w:tcW w:w="4510" w:type="dxa"/>
+            <w:tcMar/>
+            <w:vAlign w:val="center"/>
+          </w:tcPr>
+          <w:p>
+            <w:pPr/>
+            <w:r>
+              <w:rPr>
+                <w:rFonts w:hint="eastAsia"/>
+              </w:rPr>
+              <w:t>静态可执行 92.3%，无断言用例 0 条，可导出 Hypium 脚本</w:t>
+            </w:r>
+          </w:p>
+        </w:tc>
+      </w:tr>
+      <w:tr>
+        <w:trPr/>
+        <w:tc>
+          <w:tcPr>
+            <w:tcW w:w="3400" w:type="dxa"/>
+            <w:tcMar/>
+            <w:vAlign w:val="center"/>
+          </w:tcPr>
+          <w:p>
+            <w:pPr/>
+            <w:r>
+              <w:rPr>
+                <w:rFonts w:hint="eastAsia"/>
+              </w:rPr>
+              <w:t>挑02 自然语言生成问题复现脚本</w:t>
+            </w:r>
+          </w:p>
+        </w:tc>
+        <w:tc>
+          <w:tcPr>
+            <w:tcW w:w="1100" w:type="dxa"/>
+            <w:tcMar/>
+            <w:vAlign w:val="center"/>
+          </w:tcPr>
+          <w:p>
+            <w:pPr/>
+            <w:r>
+              <w:rPr>
+                <w:rFonts w:hint="eastAsia"/>
+              </w:rPr>
+              <w:t>完成</w:t>
+            </w:r>
+          </w:p>
+        </w:tc>
+        <w:tc>
+          <w:tcPr>
+            <w:tcW w:w="4510" w:type="dxa"/>
+            <w:tcMar/>
+            <w:vAlign w:val="center"/>
+          </w:tcPr>
+          <w:p>
+            <w:pPr/>
+            <w:r>
+              <w:rPr>
+                <w:rFonts w:hint="eastAsia"/>
+              </w:rPr>
+              <w:t>真机用例级 23/24 与 22/24，两轮并列</w:t>
+            </w:r>
+          </w:p>
+        </w:tc>
+      </w:tr>
+      <w:tr>
+        <w:trPr/>
+        <w:tc>
+          <w:tcPr>
+            <w:tcW w:w="3400" w:type="dxa"/>
+            <w:tcMar/>
+            <w:vAlign w:val="center"/>
+          </w:tcPr>
+          <w:p>
+            <w:pPr/>
+            <w:r>
+              <w:rPr>
+                <w:rFonts w:hint="eastAsia"/>
+              </w:rPr>
+              <w:t>挑03 自动探索跳转，生成状态图</w:t>
+            </w:r>
+          </w:p>
+        </w:tc>
+        <w:tc>
+          <w:tcPr>
+            <w:tcW w:w="1100" w:type="dxa"/>
+            <w:tcMar/>
+            <w:vAlign w:val="center"/>
+          </w:tcPr>
+          <w:p>
+            <w:pPr/>
+            <w:r>
+              <w:rPr>
+                <w:rFonts w:hint="eastAsia"/>
+              </w:rPr>
+              <w:t>超额完成</w:t>
+            </w:r>
+          </w:p>
+        </w:tc>
+        <w:tc>
+          <w:tcPr>
+            <w:tcW w:w="4510" w:type="dxa"/>
+            <w:tcMar/>
+            <w:vAlign w:val="center"/>
+          </w:tcPr>
+          <w:p>
+            <w:pPr/>
+            <w:r>
+              <w:rPr>
+                <w:rFonts w:hint="eastAsia"/>
+              </w:rPr>
+              <w:t>3/3 页、5 个状态、7 条跳转</w:t>
+            </w:r>
+          </w:p>
+        </w:tc>
+      </w:tr>
+      <w:tr>
+        <w:trPr/>
+        <w:tc>
+          <w:tcPr>
+            <w:tcW w:w="3400" w:type="dxa"/>
+            <w:tcMar/>
+            <w:vAlign w:val="center"/>
+          </w:tcPr>
+          <w:p>
+            <w:pPr/>
+            <w:r>
+              <w:rPr>
+                <w:rFonts w:hint="eastAsia"/>
+              </w:rPr>
+              <w:t>基04 至少 2 类测试场景</w:t>
+            </w:r>
+          </w:p>
+        </w:tc>
+        <w:tc>
+          <w:tcPr>
+            <w:tcW w:w="1100" w:type="dxa"/>
+            <w:tcMar/>
+            <w:vAlign w:val="center"/>
+          </w:tcPr>
+          <w:p>
+            <w:pPr/>
+            <w:r>
+              <w:rPr>
+                <w:rFonts w:hint="eastAsia"/>
+              </w:rPr>
+              <w:t>完成</w:t>
+            </w:r>
+          </w:p>
+        </w:tc>
+        <w:tc>
+          <w:tcPr>
+            <w:tcW w:w="4510" w:type="dxa"/>
+            <w:tcMar/>
+            <w:vAlign w:val="center"/>
+          </w:tcPr>
+          <w:p>
+            <w:pPr/>
+            <w:r>
+              <w:rPr>
+                <w:rFonts w:hint="eastAsia"/>
+              </w:rPr>
+              <w:t>问题复现、探索、压力测试、回归四类场景</w:t>
+            </w:r>
+          </w:p>
+        </w:tc>
+      </w:tr>
+      <w:tr>
+        <w:trPr/>
+        <w:tc>
+          <w:tcPr>
+            <w:tcW w:w="3400" w:type="dxa"/>
+            <w:tcMar/>
+            <w:vAlign w:val="center"/>
+          </w:tcPr>
+          <w:p>
+            <w:pPr/>
+            <w:r>
+              <w:rPr>
+                <w:rFonts w:hint="eastAsia"/>
+              </w:rPr>
+              <w:t>挑04 压力测试脚本生成四类</w:t>
+            </w:r>
+          </w:p>
+        </w:tc>
+        <w:tc>
+          <w:tcPr>
+            <w:tcW w:w="1100" w:type="dxa"/>
+            <w:tcMar/>
+            <w:vAlign w:val="center"/>
+          </w:tcPr>
+          <w:p>
+            <w:pPr/>
+            <w:r>
+              <w:rPr>
+                <w:rFonts w:hint="eastAsia"/>
+              </w:rPr>
+              <w:t>超额完成</w:t>
+            </w:r>
+          </w:p>
+        </w:tc>
+        <w:tc>
+          <w:tcPr>
+            <w:tcW w:w="4510" w:type="dxa"/>
+            <w:tcMar/>
+            <w:vAlign w:val="center"/>
+          </w:tcPr>
+          <w:p>
+            <w:pPr/>
+            <w:r>
+              <w:rPr>
+                <w:rFonts w:hint="eastAsia"/>
+              </w:rPr>
+              <w:t>重复点击、连续滑动、页面反复进出、长时间运行齐备；长时间运行 115 轮 0 失败</w:t>
+            </w:r>
+          </w:p>
+        </w:tc>
+      </w:tr>
+      <w:tr>
+        <w:trPr/>
+        <w:tc>
+          <w:tcPr>
+            <w:tcW w:w="3400" w:type="dxa"/>
+            <w:tcMar/>
+            <w:vAlign w:val="center"/>
+          </w:tcPr>
+          <w:p>
+            <w:pPr/>
+            <w:r>
+              <w:rPr>
+                <w:rFonts w:hint="eastAsia"/>
+              </w:rPr>
+              <w:t>挑05 识别崩溃、卡死、白屏、无响应</w:t>
+            </w:r>
+          </w:p>
+        </w:tc>
+        <w:tc>
+          <w:tcPr>
+            <w:tcW w:w="1100" w:type="dxa"/>
+            <w:tcMar/>
+            <w:vAlign w:val="center"/>
+          </w:tcPr>
+          <w:p>
+            <w:pPr/>
+            <w:r>
+              <w:rPr>
+                <w:rFonts w:hint="eastAsia"/>
+              </w:rPr>
+              <w:t>完成</w:t>
+            </w:r>
+          </w:p>
+        </w:tc>
+        <w:tc>
+          <w:tcPr>
+            <w:tcW w:w="4510" w:type="dxa"/>
+            <w:tcMar/>
+            <w:vAlign w:val="center"/>
+          </w:tcPr>
+          <w:p>
+            <w:pPr/>
+            <w:r>
+              <w:rPr>
+                <w:rFonts w:hint="eastAsia"/>
+              </w:rPr>
+              <w:t>六类信号、四分类归因；崩溃与无页面两类已真机注入验证</w:t>
+            </w:r>
+          </w:p>
+        </w:tc>
+      </w:tr>
+      <w:tr>
+        <w:trPr/>
+        <w:tc>
+          <w:tcPr>
+            <w:tcW w:w="3400" w:type="dxa"/>
+            <w:tcMar/>
+            <w:vAlign w:val="center"/>
+          </w:tcPr>
+          <w:p>
+            <w:pPr/>
+            <w:r>
+              <w:rPr>
+                <w:rFonts w:hint="eastAsia"/>
+              </w:rPr>
+              <w:t>挑06 用例沉淀与复用</w:t>
+            </w:r>
+          </w:p>
+        </w:tc>
+        <w:tc>
+          <w:tcPr>
+            <w:tcW w:w="1100" w:type="dxa"/>
+            <w:tcMar/>
+            <w:vAlign w:val="center"/>
+          </w:tcPr>
+          <w:p>
+            <w:pPr/>
+            <w:r>
+              <w:rPr>
+                <w:rFonts w:hint="eastAsia"/>
+              </w:rPr>
+              <w:t>完成</w:t>
+            </w:r>
+          </w:p>
+        </w:tc>
+        <w:tc>
+          <w:tcPr>
+            <w:tcW w:w="4510" w:type="dxa"/>
+            <w:tcMar/>
+            <w:vAlign w:val="center"/>
+          </w:tcPr>
+          <w:p>
+            <w:pPr/>
+            <w:r>
+              <w:rPr>
+                <w:rFonts w:hint="eastAsia"/>
+              </w:rPr>
+              <w:t>探索轨迹转可重放回归用例</w:t>
+            </w:r>
+          </w:p>
+        </w:tc>
+      </w:tr>
+      <w:tr>
+        <w:trPr/>
+        <w:tc>
+          <w:tcPr>
+            <w:tcW w:w="3400" w:type="dxa"/>
+            <w:tcMar/>
+            <w:vAlign w:val="center"/>
+          </w:tcPr>
+          <w:p>
+            <w:pPr/>
+            <w:r>
+              <w:rPr>
+                <w:rFonts w:hint="eastAsia"/>
+              </w:rPr>
+              <w:t>基05 至少 1 个应用、3 个页面</w:t>
+            </w:r>
+          </w:p>
+        </w:tc>
+        <w:tc>
+          <w:tcPr>
+            <w:tcW w:w="1100" w:type="dxa"/>
+            <w:tcMar/>
+            <w:vAlign w:val="center"/>
+          </w:tcPr>
+          <w:p>
+            <w:pPr/>
+            <w:r>
+              <w:rPr>
+                <w:rFonts w:hint="eastAsia"/>
+              </w:rPr>
+              <w:t>超额完成</w:t>
+            </w:r>
+          </w:p>
+        </w:tc>
+        <w:tc>
+          <w:tcPr>
+            <w:tcW w:w="4510" w:type="dxa"/>
+            <w:tcMar/>
+            <w:vAlign w:val="center"/>
+          </w:tcPr>
+          <w:p>
+            <w:pPr/>
+            <w:r>
+              <w:rPr>
+                <w:rFonts w:hint="eastAsia"/>
+              </w:rPr>
+              <w:t>13 个应用、46 项样本</w:t>
+            </w:r>
+          </w:p>
+        </w:tc>
+      </w:tr>
+      <w:tr>
+        <w:trPr/>
+        <w:tc>
+          <w:tcPr>
+            <w:tcW w:w="3400" w:type="dxa"/>
+            <w:tcMar/>
+            <w:vAlign w:val="center"/>
+          </w:tcPr>
+          <w:p>
+            <w:pPr/>
+            <w:r>
+              <w:rPr>
+                <w:rFonts w:hint="eastAsia"/>
+              </w:rPr>
+              <w:t>基06 提交架构文档、说明、结果、报告、演示</w:t>
+            </w:r>
+          </w:p>
+        </w:tc>
+        <w:tc>
+          <w:tcPr>
+            <w:tcW w:w="1100" w:type="dxa"/>
+            <w:tcMar/>
+            <w:vAlign w:val="center"/>
+          </w:tcPr>
+          <w:p>
+            <w:pPr/>
+            <w:r>
+              <w:rPr>
+                <w:rFonts w:hint="eastAsia"/>
+              </w:rPr>
+              <w:t>完成</w:t>
+            </w:r>
+          </w:p>
+        </w:tc>
+        <w:tc>
+          <w:tcPr>
+            <w:tcW w:w="4510" w:type="dxa"/>
+            <w:tcMar/>
+            <w:vAlign w:val="center"/>
+          </w:tcPr>
+          <w:p>
+            <w:pPr/>
+            <w:r>
+              <w:rPr>
+                <w:rFonts w:hint="eastAsia"/>
+              </w:rPr>
+              <w:t>五份材料齐备</w:t>
+            </w:r>
+          </w:p>
+        </w:tc>
+      </w:tr>
+      <w:tr>
+        <w:trPr/>
+        <w:tc>
+          <w:tcPr>
+            <w:tcW w:w="3400" w:type="dxa"/>
+            <w:tcMar/>
+            <w:vAlign w:val="center"/>
+          </w:tcPr>
+          <w:p>
+            <w:pPr/>
+            <w:r>
+              <w:rPr>
+                <w:rFonts w:hint="eastAsia"/>
+              </w:rPr>
+              <w:t>挑07 可孵化为测试 Agent 或工具</w:t>
+            </w:r>
+          </w:p>
+        </w:tc>
+        <w:tc>
+          <w:tcPr>
+            <w:tcW w:w="1100" w:type="dxa"/>
+            <w:tcMar/>
+            <w:vAlign w:val="center"/>
+          </w:tcPr>
+          <w:p>
+            <w:pPr/>
+            <w:r>
+              <w:rPr>
+                <w:rFonts w:hint="eastAsia"/>
+              </w:rPr>
+              <w:t>完成</w:t>
+            </w:r>
+          </w:p>
+        </w:tc>
+        <w:tc>
+          <w:tcPr>
+            <w:tcW w:w="4510" w:type="dxa"/>
+            <w:tcMar/>
+            <w:vAlign w:val="center"/>
+          </w:tcPr>
+          <w:p>
+            <w:pPr/>
+            <w:r>
+              <w:rPr>
+                <w:rFonts w:hint="eastAsia"/>
+              </w:rPr>
+              <w:t>命令行工具、离线可跑、脚本导出</w:t>
+            </w:r>
+          </w:p>
+        </w:tc>
+      </w:tr>
+    </w:tbl>
     <w:p>
       <w:pPr>
         <w:pStyle w:val="3"/>
@@ -13470,7 +14920,7 @@
         <w:rPr>
           <w:sz w:val="24"/>
         </w:rPr>
-        <w:t>调用的外部接口全部来自OpenHarmony官方工具链与模型服务，经hdc或HTTPS访问，如下表8所示。</w:t>
+        <w:t>调用的外部接口全部来自OpenHarmony官方工具链与模型服务，经hdc或HTTPS访问，如下表10所示。</w:t>
       </w:r>
     </w:p>
     <w:p>
@@ -13483,7 +14933,7 @@
           <w:rFonts w:ascii="黑体" w:hAnsi="黑体" w:eastAsia="黑体"/>
           <w:sz w:val="24"/>
         </w:rPr>
-        <w:t>表8　外部调用接口</w:t>
+        <w:t>表10　外部调用接口</w:t>
       </w:r>
     </w:p>
     <w:tbl>
@@ -14237,7 +15687,7 @@
         <w:rPr>
           <w:sz w:val="24"/>
         </w:rPr>
-        <w:t>对外提供三类接口，分别是Python API、命令行工具与可执行示例、面向指定测试框架的用例导出，如下表9所示。</w:t>
+        <w:t>对外提供三类接口，分别是Python API、命令行工具与可执行示例、面向指定测试框架的用例导出，如下表11所示。</w:t>
       </w:r>
     </w:p>
     <w:p>
@@ -14250,7 +15700,7 @@
           <w:rFonts w:ascii="黑体" w:hAnsi="黑体" w:eastAsia="黑体"/>
           <w:sz w:val="24"/>
         </w:rPr>
-        <w:t>表9　对外提供接口</w:t>
+        <w:t>表11　对外提供接口</w:t>
       </w:r>
     </w:p>
     <w:tbl>
@@ -14974,7 +16424,7 @@
         <w:rPr>
           <w:sz w:val="24"/>
         </w:rPr>
-        <w:t>团队按模块所有权分工。跨模块改动遵循固定的质量保证流程，依次为代码评审、自动化测试、真机验证与文档同步。成员名单如表10所示。</w:t>
+        <w:t>团队按模块所有权分工。跨模块改动遵循固定的质量保证流程，依次为代码评审、自动化测试、真机验证与文档同步。成员名单如表12所示。</w:t>
       </w:r>
     </w:p>
     <w:p>
@@ -14987,7 +16437,7 @@
           <w:rFonts w:ascii="黑体" w:hAnsi="黑体" w:eastAsia="黑体"/>
           <w:sz w:val="24"/>
         </w:rPr>
-        <w:t>表10　成员分工</w:t>
+        <w:t>表12　成员分工</w:t>
       </w:r>
     </w:p>
     <w:tbl>

--- a/提交材料/02-开发设计文档.docx
+++ b/提交材料/02-开发设计文档.docx
@@ -13620,7 +13620,7 @@
               <w:rPr>
                 <w:sz w:val="21"/>
               </w:rPr>
-              <w:t>失败归因准确率</w:t>
+              <w:t>连续滑动压测</w:t>
             </w:r>
           </w:p>
         </w:tc>
@@ -13638,7 +13638,7 @@
               <w:rPr>
                 <w:sz w:val="21"/>
               </w:rPr>
-              <w:t>≥80%</w:t>
+              <w:t>≥20 轮</w:t>
             </w:r>
           </w:p>
         </w:tc>
@@ -13648,8 +13648,15 @@
             <w:vAlign w:val="center"/>
           </w:tcPr>
           <w:p>
-            <w:r>
-              <w:t>六类信号通道齐备（崩溃、卡死、白屏、无响应、无窗口、布局异常）；崩溃与无窗口两类已真机受控注入验证</w:t>
+            <w:pPr>
+              <w:spacing w:before="20" w:after="20" w:line="252" w:lineRule="auto"/>
+              <w:jc w:val="center"/>
+            </w:pPr>
+            <w:r>
+              <w:rPr>
+                <w:sz w:val="21"/>
+              </w:rPr>
+              <w:t>设置列表 20 轮 / 180 步 / 15.7 分钟，真机实测</w:t>
             </w:r>
           </w:p>
         </w:tc>
@@ -13659,7 +13666,14 @@
             <w:vAlign w:val="center"/>
           </w:tcPr>
           <w:p>
-            <w:r>
+            <w:pPr>
+              <w:spacing w:before="20" w:after="20" w:line="252" w:lineRule="auto"/>
+              <w:jc w:val="center"/>
+            </w:pPr>
+            <w:r>
+              <w:rPr>
+                <w:sz w:val="21"/>
+              </w:rPr>
               <w:t>达标</w:t>
             </w:r>
           </w:p>
@@ -13699,7 +13713,7 @@
               <w:rPr>
                 <w:sz w:val="21"/>
               </w:rPr>
-              <w:t>定位器自愈成功率</w:t>
+              <w:t>失败归因准确率</w:t>
             </w:r>
           </w:p>
         </w:tc>
@@ -13727,15 +13741,8 @@
             <w:vAlign w:val="center"/>
           </w:tcPr>
           <w:p>
-            <w:pPr>
-              <w:spacing w:before="20" w:after="20" w:line="252" w:lineRule="auto"/>
-              <w:jc w:val="center"/>
-            </w:pPr>
-            <w:r>
-              <w:rPr>
-                <w:sz w:val="21"/>
-              </w:rPr>
-              <w:t>离线受控控件树10/10；真机降级链四场景通过</w:t>
+            <w:r>
+              <w:t>六类信号通道齐备（崩溃、卡死、白屏、无响应、无窗口、布局异常）；崩溃与无窗口两类已真机受控注入验证</w:t>
             </w:r>
           </w:p>
         </w:tc>
@@ -13745,14 +13752,7 @@
             <w:vAlign w:val="center"/>
           </w:tcPr>
           <w:p>
-            <w:pPr>
-              <w:spacing w:before="20" w:after="20" w:line="252" w:lineRule="auto"/>
-              <w:jc w:val="center"/>
-            </w:pPr>
-            <w:r>
-              <w:rPr>
-                <w:sz w:val="21"/>
-              </w:rPr>
+            <w:r>
               <w:t>达标</w:t>
             </w:r>
           </w:p>
@@ -13792,7 +13792,7 @@
               <w:rPr>
                 <w:sz w:val="21"/>
               </w:rPr>
-              <w:t>单元测试覆盖率</w:t>
+              <w:t>定位器自愈成功率</w:t>
             </w:r>
           </w:p>
         </w:tc>
@@ -13810,7 +13810,7 @@
               <w:rPr>
                 <w:sz w:val="21"/>
               </w:rPr>
-              <w:t>≥70%</w:t>
+              <w:t>≥80%</w:t>
             </w:r>
           </w:p>
         </w:tc>
@@ -13828,7 +13828,7 @@
               <w:rPr>
                 <w:sz w:val="21"/>
               </w:rPr>
-              <w:t>1580项测试全绿，覆盖率89%</w:t>
+              <w:t>离线受控控件树10/10；真机降级链四场景通过</w:t>
             </w:r>
           </w:p>
         </w:tc>
@@ -13885,6 +13885,99 @@
               <w:rPr>
                 <w:sz w:val="21"/>
               </w:rPr>
+              <w:t>单元测试覆盖率</w:t>
+            </w:r>
+          </w:p>
+        </w:tc>
+        <w:tc>
+          <w:tcPr>
+            <w:tcW w:w="832" w:type="pct"/>
+            <w:vAlign w:val="center"/>
+          </w:tcPr>
+          <w:p>
+            <w:pPr>
+              <w:spacing w:before="20" w:after="20" w:line="252" w:lineRule="auto"/>
+              <w:jc w:val="center"/>
+            </w:pPr>
+            <w:r>
+              <w:rPr>
+                <w:sz w:val="21"/>
+              </w:rPr>
+              <w:t>≥70%</w:t>
+            </w:r>
+          </w:p>
+        </w:tc>
+        <w:tc>
+          <w:tcPr>
+            <w:tcW w:w="2281" w:type="pct"/>
+            <w:vAlign w:val="center"/>
+          </w:tcPr>
+          <w:p>
+            <w:pPr>
+              <w:spacing w:before="20" w:after="20" w:line="252" w:lineRule="auto"/>
+              <w:jc w:val="center"/>
+            </w:pPr>
+            <w:r>
+              <w:rPr>
+                <w:sz w:val="21"/>
+              </w:rPr>
+              <w:t>1580项测试全绿，覆盖率89%</w:t>
+            </w:r>
+          </w:p>
+        </w:tc>
+        <w:tc>
+          <w:tcPr>
+            <w:tcW w:w="666" w:type="pct"/>
+            <w:vAlign w:val="center"/>
+          </w:tcPr>
+          <w:p>
+            <w:pPr>
+              <w:spacing w:before="20" w:after="20" w:line="252" w:lineRule="auto"/>
+              <w:jc w:val="center"/>
+            </w:pPr>
+            <w:r>
+              <w:rPr>
+                <w:sz w:val="21"/>
+              </w:rPr>
+              <w:t>达标</w:t>
+            </w:r>
+          </w:p>
+        </w:tc>
+      </w:tr>
+      <w:tr>
+        <w:tblPrEx>
+          <w:tblBorders>
+            <w:top w:val="single" w:color="7F7F7F" w:sz="4" w:space="0"/>
+            <w:left w:val="single" w:color="7F7F7F" w:sz="4" w:space="0"/>
+            <w:bottom w:val="single" w:color="7F7F7F" w:sz="4" w:space="0"/>
+            <w:right w:val="single" w:color="7F7F7F" w:sz="4" w:space="0"/>
+            <w:insideH w:val="single" w:color="7F7F7F" w:sz="4" w:space="0"/>
+            <w:insideV w:val="single" w:color="7F7F7F" w:sz="4" w:space="0"/>
+          </w:tblBorders>
+          <w:tblCellMar>
+            <w:top w:w="57" w:type="dxa"/>
+            <w:left w:w="108" w:type="dxa"/>
+            <w:bottom w:w="57" w:type="dxa"/>
+            <w:right w:w="108" w:type="dxa"/>
+          </w:tblCellMar>
+        </w:tblPrEx>
+        <w:trPr>
+          <w:cantSplit/>
+        </w:trPr>
+        <w:tc>
+          <w:tcPr>
+            <w:tcW w:w="1221" w:type="pct"/>
+            <w:vAlign w:val="center"/>
+          </w:tcPr>
+          <w:p>
+            <w:pPr>
+              <w:spacing w:before="20" w:after="20" w:line="252" w:lineRule="auto"/>
+              <w:jc w:val="center"/>
+            </w:pPr>
+            <w:r>
+              <w:rPr>
+                <w:sz w:val="21"/>
+              </w:rPr>
               <w:t>跨形态适配缺陷检出</w:t>
             </w:r>
           </w:p>
@@ -13962,7 +14055,7 @@
         <w:rPr>
           <w:sz w:val="24"/>
         </w:rPr>
-        <w:t>上表 14 项指标中，13 项达标、1 项未达标。未达标项为定位全链路的端到端耗时：该指标包含设备侧一次控件树采集往返，实测约1.39秒，其中设备侧系统服务的固有开销约占99%，宿主侧解析与匹配仅10毫秒。设备侧采集耗时由系统服务决定，宿主侧无法压缩，该指标在当前技术路线上无法达标。系统的应对方向是减少采集次数而非加快单次采集，通过动作前后脏页标记与相邻只读步骤复用，已将同一条用例的控件树采集次数由12次降至9次，墙钟耗时下降26%。该项结论与改进方案一并列出。</w:t>
+        <w:t>上表 15 项指标中，14 项达标、1 项未达标。未达标项为定位全链路的端到端耗时：该指标包含设备侧一次控件树采集往返，实测约1.39秒，其中设备侧系统服务的固有开销约占99%，宿主侧解析与匹配仅10毫秒。设备侧采集耗时由系统服务决定，宿主侧无法压缩，该指标在当前技术路线上无法达标。系统的应对方向是减少采集次数而非加快单次采集，通过动作前后脏页标记与相邻只读步骤复用，已将同一条用例的控件树采集次数由12次降至9次，墙钟耗时下降26%。该项结论与改进方案一并列出。</w:t>
       </w:r>
     </w:p>
     <w:p>
@@ -14567,7 +14660,7 @@
               <w:rPr>
                 <w:rFonts w:hint="eastAsia"/>
               </w:rPr>
-              <w:t>重复点击、连续滑动、页面反复进出、长时间运行齐备；长时间运行 115 轮 0 失败</w:t>
+              <w:t>四类齐备并各有真机留痕：重复点击 220 轮 0 失败；连续滑动 20 轮 180 步 0 失败；页面反复进出 90 轮（暴露 1 处用例缺陷）；长时间运行 115 轮 0 失败</w:t>
             </w:r>
           </w:p>
         </w:tc>

--- a/提交材料/02-开发设计文档.docx
+++ b/提交材料/02-开发设计文档.docx
@@ -2797,20 +2797,19 @@
         </w:rPr>
       </w:pPr>
       <w:r>
-        <w:fldChar w:fldCharType="begin"/>
-      </w:r>
-      <w:r>
-        <w:instrText xml:space="preserve"> HYPERLINK \l "_Toc244203758" </w:instrText>
-      </w:r>
-      <w:r>
-        <w:fldChar w:fldCharType="separate"/>
-      </w:r>
+        <w:t>2.9</w:t>
+        <w:tab/>
+        <w:t>接口描述</w:t>
+        <w:tab/>
+        <w:t>20</w:t>
+      </w:r>
+      <w:r/>
+      <w:r/>
       <w:r>
         <w:rPr>
           <w:rStyle w:val="41"/>
           <w:bCs/>
         </w:rPr>
-        <w:t>2.8</w:t>
       </w:r>
       <w:r>
         <w:rPr>
@@ -2820,62 +2819,49 @@
           <w:szCs w:val="24"/>
           <w14:ligatures w14:val="standardContextual"/>
         </w:rPr>
-        <w:tab/>
       </w:r>
       <w:r>
         <w:rPr>
           <w:rStyle w:val="41"/>
           <w:rFonts w:ascii="宋体" w:hAnsi="宋体"/>
         </w:rPr>
-        <w:t>接口描述</w:t>
-      </w:r>
-      <w:r>
-        <w:rPr>
-          <w:rFonts w:hint="eastAsia"/>
-        </w:rPr>
-        <w:tab/>
-      </w:r>
-      <w:r>
-        <w:rPr>
-          <w:rFonts w:hint="eastAsia"/>
-        </w:rPr>
-        <w:fldChar w:fldCharType="begin"/>
-      </w:r>
-      <w:r>
-        <w:rPr>
-          <w:rFonts w:hint="eastAsia"/>
-        </w:rPr>
-        <w:instrText xml:space="preserve"> </w:instrText>
-      </w:r>
-      <w:r>
-        <w:instrText xml:space="preserve">PAGEREF _Toc244203758 \h</w:instrText>
-      </w:r>
-      <w:r>
-        <w:rPr>
-          <w:rFonts w:hint="eastAsia"/>
-        </w:rPr>
-        <w:instrText xml:space="preserve"> </w:instrText>
-      </w:r>
-      <w:r>
-        <w:rPr>
-          <w:rFonts w:hint="eastAsia"/>
-        </w:rPr>
-        <w:fldChar w:fldCharType="separate"/>
-      </w:r>
-      <w:r>
-        <w:t>20</w:t>
-      </w:r>
-      <w:r>
-        <w:rPr>
-          <w:rFonts w:hint="eastAsia"/>
-        </w:rPr>
-        <w:fldChar w:fldCharType="end"/>
-      </w:r>
-      <w:r>
-        <w:rPr>
-          <w:rFonts w:hint="eastAsia"/>
-        </w:rPr>
-        <w:fldChar w:fldCharType="end"/>
+      </w:r>
+      <w:r>
+        <w:rPr>
+          <w:rFonts w:hint="eastAsia"/>
+        </w:rPr>
+      </w:r>
+      <w:r>
+        <w:rPr>
+          <w:rFonts w:hint="eastAsia"/>
+        </w:rPr>
+      </w:r>
+      <w:r>
+        <w:rPr>
+          <w:rFonts w:hint="eastAsia"/>
+        </w:rPr>
+      </w:r>
+      <w:r/>
+      <w:r>
+        <w:rPr>
+          <w:rFonts w:hint="eastAsia"/>
+        </w:rPr>
+      </w:r>
+      <w:r>
+        <w:rPr>
+          <w:rFonts w:hint="eastAsia"/>
+        </w:rPr>
+      </w:r>
+      <w:r/>
+      <w:r>
+        <w:rPr>
+          <w:rFonts w:hint="eastAsia"/>
+        </w:rPr>
+      </w:r>
+      <w:r>
+        <w:rPr>
+          <w:rFonts w:hint="eastAsia"/>
+        </w:rPr>
       </w:r>
     </w:p>
     <w:p>
@@ -3090,20 +3076,19 @@
         </w:rPr>
       </w:pPr>
       <w:r>
-        <w:fldChar w:fldCharType="begin"/>
-      </w:r>
-      <w:r>
-        <w:instrText xml:space="preserve"> HYPERLINK \l "_Toc244203761" </w:instrText>
-      </w:r>
-      <w:r>
-        <w:fldChar w:fldCharType="separate"/>
-      </w:r>
+        <w:t>2.10</w:t>
+        <w:tab/>
+        <w:t>UI设计</w:t>
+        <w:tab/>
+        <w:t>21</w:t>
+      </w:r>
+      <w:r/>
+      <w:r/>
       <w:r>
         <w:rPr>
           <w:rStyle w:val="41"/>
           <w:bCs/>
         </w:rPr>
-        <w:t>2.9</w:t>
       </w:r>
       <w:r>
         <w:rPr>
@@ -3113,62 +3098,49 @@
           <w:szCs w:val="24"/>
           <w14:ligatures w14:val="standardContextual"/>
         </w:rPr>
-        <w:tab/>
       </w:r>
       <w:r>
         <w:rPr>
           <w:rStyle w:val="41"/>
           <w:rFonts w:ascii="宋体" w:hAnsi="宋体"/>
         </w:rPr>
-        <w:t>UI设计</w:t>
-      </w:r>
-      <w:r>
-        <w:rPr>
-          <w:rFonts w:hint="eastAsia"/>
-        </w:rPr>
-        <w:tab/>
-      </w:r>
-      <w:r>
-        <w:rPr>
-          <w:rFonts w:hint="eastAsia"/>
-        </w:rPr>
-        <w:fldChar w:fldCharType="begin"/>
-      </w:r>
-      <w:r>
-        <w:rPr>
-          <w:rFonts w:hint="eastAsia"/>
-        </w:rPr>
-        <w:instrText xml:space="preserve"> </w:instrText>
-      </w:r>
-      <w:r>
-        <w:instrText xml:space="preserve">PAGEREF _Toc244203761 \h</w:instrText>
-      </w:r>
-      <w:r>
-        <w:rPr>
-          <w:rFonts w:hint="eastAsia"/>
-        </w:rPr>
-        <w:instrText xml:space="preserve"> </w:instrText>
-      </w:r>
-      <w:r>
-        <w:rPr>
-          <w:rFonts w:hint="eastAsia"/>
-        </w:rPr>
-        <w:fldChar w:fldCharType="separate"/>
-      </w:r>
-      <w:r>
-        <w:t>21</w:t>
-      </w:r>
-      <w:r>
-        <w:rPr>
-          <w:rFonts w:hint="eastAsia"/>
-        </w:rPr>
-        <w:fldChar w:fldCharType="end"/>
-      </w:r>
-      <w:r>
-        <w:rPr>
-          <w:rFonts w:hint="eastAsia"/>
-        </w:rPr>
-        <w:fldChar w:fldCharType="end"/>
+      </w:r>
+      <w:r>
+        <w:rPr>
+          <w:rFonts w:hint="eastAsia"/>
+        </w:rPr>
+      </w:r>
+      <w:r>
+        <w:rPr>
+          <w:rFonts w:hint="eastAsia"/>
+        </w:rPr>
+      </w:r>
+      <w:r>
+        <w:rPr>
+          <w:rFonts w:hint="eastAsia"/>
+        </w:rPr>
+      </w:r>
+      <w:r/>
+      <w:r>
+        <w:rPr>
+          <w:rFonts w:hint="eastAsia"/>
+        </w:rPr>
+      </w:r>
+      <w:r>
+        <w:rPr>
+          <w:rFonts w:hint="eastAsia"/>
+        </w:rPr>
+      </w:r>
+      <w:r/>
+      <w:r>
+        <w:rPr>
+          <w:rFonts w:hint="eastAsia"/>
+        </w:rPr>
+      </w:r>
+      <w:r>
+        <w:rPr>
+          <w:rFonts w:hint="eastAsia"/>
+        </w:rPr>
       </w:r>
     </w:p>
     <w:p>
@@ -3827,40 +3799,6 @@
           <w:sz w:val="24"/>
         </w:rPr>
         <w:t>本系统定位为运行于宿主侧的自动化测试能力层，通过 hdc 通道与 OpenHarmony 设备交互，在不修改被测应用代码、无需在设备侧额外部署测试组件的条件下，完成感知与定位、探索与生成、执行与归因三项核心功能，并记录可复现的执行证据。系统的技术重心集中在三大功能：源码、控件树、截图与文字四路证据的感知与定位，自动探索与两段式用例生成，以及执行过程的信号取证与失败归因；其余能力作为配套，保证闭环可以完整运行。</w:t>
-      </w:r>
-    </w:p>
-    <w:p>
-      <w:pPr>
-        <w:pStyle w:val="13"/>
-        <w:spacing w:line="360" w:lineRule="auto"/>
-        <w:ind w:firstLine="480" w:firstLineChars="200"/>
-        <w:jc w:val="both"/>
-        <w:rPr>
-          <w:sz w:val="24"/>
-        </w:rPr>
-      </w:pPr>
-      <w:r>
-        <w:rPr>
-          <w:sz w:val="24"/>
-        </w:rPr>
-        <w:t>同时，系统明确自身的功能边界。在设备与应用层面，系统不负责打包测试安装包、修改被测应用代码或管理设备资源；在测试能力层面，系统复用Hypium等测试框架提供的断言能力，不重复建设已有功能。</w:t>
-      </w:r>
-    </w:p>
-    <w:p>
-      <w:pPr>
-        <w:pStyle w:val="13"/>
-        <w:spacing w:line="360" w:lineRule="auto"/>
-        <w:ind w:firstLine="480" w:firstLineChars="200"/>
-        <w:jc w:val="both"/>
-        <w:rPr>
-          <w:sz w:val="24"/>
-        </w:rPr>
-      </w:pPr>
-      <w:r>
-        <w:rPr>
-          <w:sz w:val="24"/>
-        </w:rPr>
-        <w:t>目前，性能与帧率采集、多屏displayId通路等能力尚未实现，因此本文档不将其列为已完成的系统功能。此外，文中视觉评测结果反映的是视觉定位结果与控件树信息之间的一致性，不代表基于人工标注真值计算的绝对准确率。</w:t>
       </w:r>
     </w:p>
     <w:p>
@@ -3992,7 +3930,6 @@
           </w:tblCellMar>
         </w:tblPrEx>
         <w:trPr>
-          <w:cantSplit/>
           <w:tblHeader/>
         </w:trPr>
         <w:tc>
@@ -4073,9 +4010,7 @@
             <w:right w:w="108" w:type="dxa"/>
           </w:tblCellMar>
         </w:tblPrEx>
-        <w:trPr>
-          <w:cantSplit/>
-        </w:trPr>
+        <w:trPr/>
         <w:tc>
           <w:tcPr>
             <w:tcW w:w="800" w:type="pct"/>
@@ -4155,9 +4090,7 @@
             <w:right w:w="108" w:type="dxa"/>
           </w:tblCellMar>
         </w:tblPrEx>
-        <w:trPr>
-          <w:cantSplit/>
-        </w:trPr>
+        <w:trPr/>
         <w:tc>
           <w:tcPr>
             <w:tcW w:w="800" w:type="pct"/>
@@ -4251,9 +4184,7 @@
             <w:right w:w="108" w:type="dxa"/>
           </w:tblCellMar>
         </w:tblPrEx>
-        <w:trPr>
-          <w:cantSplit/>
-        </w:trPr>
+        <w:trPr/>
         <w:tc>
           <w:tcPr>
             <w:tcW w:w="800" w:type="pct"/>
@@ -4375,9 +4306,7 @@
             <w:right w:w="108" w:type="dxa"/>
           </w:tblCellMar>
         </w:tblPrEx>
-        <w:trPr>
-          <w:cantSplit/>
-        </w:trPr>
+        <w:trPr/>
         <w:tc>
           <w:tcPr>
             <w:tcW w:w="800" w:type="pct"/>
@@ -4484,9 +4413,7 @@
             <w:right w:w="108" w:type="dxa"/>
           </w:tblCellMar>
         </w:tblPrEx>
-        <w:trPr>
-          <w:cantSplit/>
-        </w:trPr>
+        <w:trPr/>
         <w:tc>
           <w:tcPr>
             <w:tcW w:w="800" w:type="pct"/>
@@ -4561,9 +4488,7 @@
             <w:right w:w="108" w:type="dxa"/>
           </w:tblCellMar>
         </w:tblPrEx>
-        <w:trPr>
-          <w:cantSplit/>
-        </w:trPr>
+        <w:trPr/>
         <w:tc>
           <w:tcPr>
             <w:tcW w:w="800" w:type="pct"/>
@@ -4654,8 +4579,37 @@
       </w:tr>
     </w:tbl>
     <w:p>
-      <w:r>
-        <w:br w:type="page"/>
+      <w:pPr>
+        <w:pStyle w:val="13"/>
+        <w:spacing w:line="360" w:lineRule="auto"/>
+        <w:ind w:firstLine="480" w:firstLineChars="200"/>
+        <w:jc w:val="both"/>
+        <w:rPr>
+          <w:sz w:val="24"/>
+        </w:rPr>
+      </w:pPr>
+      <w:r>
+        <w:rPr>
+          <w:sz w:val="24"/>
+        </w:rPr>
+        <w:t>与上表相对应，系统的功能边界同样需要明确。在设备与应用层面，系统不负责打包测试安装包、修改被测应用代码或管理设备资源；在测试能力层面，系统复用Hypium等测试框架提供的断言能力，不重复建设已有功能。</w:t>
+      </w:r>
+    </w:p>
+    <w:p>
+      <w:pPr>
+        <w:pStyle w:val="13"/>
+        <w:spacing w:line="360" w:lineRule="auto"/>
+        <w:ind w:firstLine="480" w:firstLineChars="200"/>
+        <w:jc w:val="both"/>
+        <w:rPr>
+          <w:sz w:val="24"/>
+        </w:rPr>
+      </w:pPr>
+      <w:r>
+        <w:rPr>
+          <w:sz w:val="24"/>
+        </w:rPr>
+        <w:t>目前，性能与帧率采集、多屏displayId通路等能力尚未实现，因此本文档不将其列为已完成的系统功能。此外，文中视觉评测结果反映的是视觉定位结果与控件树信息之间的一致性，不代表基于人工标注真值计算的绝对准确率。</w:t>
       </w:r>
     </w:p>
     <w:p>
@@ -5651,7 +5605,6 @@
           </w:tblCellMar>
         </w:tblPrEx>
         <w:trPr>
-          <w:cantSplit/>
           <w:tblHeader/>
         </w:trPr>
         <w:tc>
@@ -5732,9 +5685,7 @@
             <w:right w:w="108" w:type="dxa"/>
           </w:tblCellMar>
         </w:tblPrEx>
-        <w:trPr>
-          <w:cantSplit/>
-        </w:trPr>
+        <w:trPr/>
         <w:tc>
           <w:tcPr>
             <w:tcW w:w="1200" w:type="pct"/>
@@ -5852,9 +5803,7 @@
             <w:right w:w="108" w:type="dxa"/>
           </w:tblCellMar>
         </w:tblPrEx>
-        <w:trPr>
-          <w:cantSplit/>
-        </w:trPr>
+        <w:trPr/>
         <w:tc>
           <w:tcPr>
             <w:tcW w:w="1200" w:type="pct"/>
@@ -5954,9 +5903,7 @@
             <w:right w:w="108" w:type="dxa"/>
           </w:tblCellMar>
         </w:tblPrEx>
-        <w:trPr>
-          <w:cantSplit/>
-        </w:trPr>
+        <w:trPr/>
         <w:tc>
           <w:tcPr>
             <w:tcW w:w="1200" w:type="pct"/>
@@ -6029,9 +5976,7 @@
             <w:right w:w="108" w:type="dxa"/>
           </w:tblCellMar>
         </w:tblPrEx>
-        <w:trPr>
-          <w:cantSplit/>
-        </w:trPr>
+        <w:trPr/>
         <w:tc>
           <w:tcPr>
             <w:tcW w:w="1200" w:type="pct"/>
@@ -6104,9 +6049,7 @@
             <w:right w:w="108" w:type="dxa"/>
           </w:tblCellMar>
         </w:tblPrEx>
-        <w:trPr>
-          <w:cantSplit/>
-        </w:trPr>
+        <w:trPr/>
         <w:tc>
           <w:tcPr>
             <w:tcW w:w="1200" w:type="pct"/>
@@ -6179,9 +6122,7 @@
             <w:right w:w="108" w:type="dxa"/>
           </w:tblCellMar>
         </w:tblPrEx>
-        <w:trPr>
-          <w:cantSplit/>
-        </w:trPr>
+        <w:trPr/>
         <w:tc>
           <w:tcPr>
             <w:tcW w:w="1200" w:type="pct"/>
@@ -6254,9 +6195,7 @@
             <w:right w:w="108" w:type="dxa"/>
           </w:tblCellMar>
         </w:tblPrEx>
-        <w:trPr>
-          <w:cantSplit/>
-        </w:trPr>
+        <w:trPr/>
         <w:tc>
           <w:tcPr>
             <w:tcW w:w="1200" w:type="pct"/>
@@ -6341,9 +6280,7 @@
             <w:right w:w="108" w:type="dxa"/>
           </w:tblCellMar>
         </w:tblPrEx>
-        <w:trPr>
-          <w:cantSplit/>
-        </w:trPr>
+        <w:trPr/>
         <w:tc>
           <w:tcPr>
             <w:tcW w:w="1200" w:type="pct"/>
@@ -6416,9 +6353,7 @@
             <w:right w:w="108" w:type="dxa"/>
           </w:tblCellMar>
         </w:tblPrEx>
-        <w:trPr>
-          <w:cantSplit/>
-        </w:trPr>
+        <w:trPr/>
         <w:tc>
           <w:tcPr>
             <w:tcW w:w="1200" w:type="pct"/>
@@ -6491,9 +6426,7 @@
             <w:right w:w="108" w:type="dxa"/>
           </w:tblCellMar>
         </w:tblPrEx>
-        <w:trPr>
-          <w:cantSplit/>
-        </w:trPr>
+        <w:trPr/>
         <w:tc>
           <w:tcPr>
             <w:tcW w:w="1200" w:type="pct"/>
@@ -6566,9 +6499,7 @@
             <w:right w:w="108" w:type="dxa"/>
           </w:tblCellMar>
         </w:tblPrEx>
-        <w:trPr>
-          <w:cantSplit/>
-        </w:trPr>
+        <w:trPr/>
         <w:tc>
           <w:tcPr>
             <w:tcW w:w="1200" w:type="pct"/>
@@ -6641,9 +6572,7 @@
             <w:right w:w="108" w:type="dxa"/>
           </w:tblCellMar>
         </w:tblPrEx>
-        <w:trPr>
-          <w:cantSplit/>
-        </w:trPr>
+        <w:trPr/>
         <w:tc>
           <w:tcPr>
             <w:tcW w:w="1200" w:type="pct"/>
@@ -6716,9 +6645,7 @@
             <w:right w:w="108" w:type="dxa"/>
           </w:tblCellMar>
         </w:tblPrEx>
-        <w:trPr>
-          <w:cantSplit/>
-        </w:trPr>
+        <w:trPr/>
         <w:tc>
           <w:tcPr>
             <w:tcW w:w="1200" w:type="pct"/>
@@ -7188,7 +7115,6 @@
           </w:tblCellMar>
         </w:tblPrEx>
         <w:trPr>
-          <w:cantSplit/>
           <w:tblHeader/>
         </w:trPr>
         <w:tc>
@@ -7269,9 +7195,7 @@
             <w:right w:w="108" w:type="dxa"/>
           </w:tblCellMar>
         </w:tblPrEx>
-        <w:trPr>
-          <w:cantSplit/>
-        </w:trPr>
+        <w:trPr/>
         <w:tc>
           <w:tcPr>
             <w:tcW w:w="900" w:type="pct"/>
@@ -7344,9 +7268,7 @@
             <w:right w:w="108" w:type="dxa"/>
           </w:tblCellMar>
         </w:tblPrEx>
-        <w:trPr>
-          <w:cantSplit/>
-        </w:trPr>
+        <w:trPr/>
         <w:tc>
           <w:tcPr>
             <w:tcW w:w="900" w:type="pct"/>
@@ -7419,9 +7341,7 @@
             <w:right w:w="108" w:type="dxa"/>
           </w:tblCellMar>
         </w:tblPrEx>
-        <w:trPr>
-          <w:cantSplit/>
-        </w:trPr>
+        <w:trPr/>
         <w:tc>
           <w:tcPr>
             <w:tcW w:w="900" w:type="pct"/>
@@ -7494,9 +7414,7 @@
             <w:right w:w="108" w:type="dxa"/>
           </w:tblCellMar>
         </w:tblPrEx>
-        <w:trPr>
-          <w:cantSplit/>
-        </w:trPr>
+        <w:trPr/>
         <w:tc>
           <w:tcPr>
             <w:tcW w:w="900" w:type="pct"/>
@@ -7569,9 +7487,7 @@
             <w:right w:w="108" w:type="dxa"/>
           </w:tblCellMar>
         </w:tblPrEx>
-        <w:trPr>
-          <w:cantSplit/>
-        </w:trPr>
+        <w:trPr/>
         <w:tc>
           <w:tcPr>
             <w:tcW w:w="900" w:type="pct"/>
@@ -7644,9 +7560,7 @@
             <w:right w:w="108" w:type="dxa"/>
           </w:tblCellMar>
         </w:tblPrEx>
-        <w:trPr>
-          <w:cantSplit/>
-        </w:trPr>
+        <w:trPr/>
         <w:tc>
           <w:tcPr>
             <w:tcW w:w="900" w:type="pct"/>
@@ -7719,9 +7633,7 @@
             <w:right w:w="108" w:type="dxa"/>
           </w:tblCellMar>
         </w:tblPrEx>
-        <w:trPr>
-          <w:cantSplit/>
-        </w:trPr>
+        <w:trPr/>
         <w:tc>
           <w:tcPr>
             <w:tcW w:w="900" w:type="pct"/>
@@ -7794,9 +7706,7 @@
             <w:right w:w="108" w:type="dxa"/>
           </w:tblCellMar>
         </w:tblPrEx>
-        <w:trPr>
-          <w:cantSplit/>
-        </w:trPr>
+        <w:trPr/>
         <w:tc>
           <w:tcPr>
             <w:tcW w:w="900" w:type="pct"/>
@@ -7869,9 +7779,7 @@
             <w:right w:w="108" w:type="dxa"/>
           </w:tblCellMar>
         </w:tblPrEx>
-        <w:trPr>
-          <w:cantSplit/>
-        </w:trPr>
+        <w:trPr/>
         <w:tc>
           <w:tcPr>
             <w:tcW w:w="900" w:type="pct"/>
@@ -7944,9 +7852,7 @@
             <w:right w:w="108" w:type="dxa"/>
           </w:tblCellMar>
         </w:tblPrEx>
-        <w:trPr>
-          <w:cantSplit/>
-        </w:trPr>
+        <w:trPr/>
         <w:tc>
           <w:tcPr>
             <w:tcW w:w="900" w:type="pct"/>
@@ -8019,9 +7925,7 @@
             <w:right w:w="108" w:type="dxa"/>
           </w:tblCellMar>
         </w:tblPrEx>
-        <w:trPr>
-          <w:cantSplit/>
-        </w:trPr>
+        <w:trPr/>
         <w:tc>
           <w:tcPr>
             <w:tcW w:w="900" w:type="pct"/>
@@ -8094,9 +7998,7 @@
             <w:right w:w="108" w:type="dxa"/>
           </w:tblCellMar>
         </w:tblPrEx>
-        <w:trPr>
-          <w:cantSplit/>
-        </w:trPr>
+        <w:trPr/>
         <w:tc>
           <w:tcPr>
             <w:tcW w:w="900" w:type="pct"/>
@@ -8169,9 +8071,7 @@
             <w:right w:w="108" w:type="dxa"/>
           </w:tblCellMar>
         </w:tblPrEx>
-        <w:trPr>
-          <w:cantSplit/>
-        </w:trPr>
+        <w:trPr/>
         <w:tc>
           <w:tcPr>
             <w:tcW w:w="900" w:type="pct"/>
@@ -8244,9 +8144,7 @@
             <w:right w:w="108" w:type="dxa"/>
           </w:tblCellMar>
         </w:tblPrEx>
-        <w:trPr>
-          <w:cantSplit/>
-        </w:trPr>
+        <w:trPr/>
         <w:tc>
           <w:tcPr>
             <w:tcW w:w="900" w:type="pct"/>
@@ -8319,9 +8217,7 @@
             <w:right w:w="108" w:type="dxa"/>
           </w:tblCellMar>
         </w:tblPrEx>
-        <w:trPr>
-          <w:cantSplit/>
-        </w:trPr>
+        <w:trPr/>
         <w:tc>
           <w:tcPr>
             <w:tcW w:w="900" w:type="pct"/>
@@ -8394,9 +8290,7 @@
             <w:right w:w="108" w:type="dxa"/>
           </w:tblCellMar>
         </w:tblPrEx>
-        <w:trPr>
-          <w:cantSplit/>
-        </w:trPr>
+        <w:trPr/>
         <w:tc>
           <w:tcPr>
             <w:tcW w:w="900" w:type="pct"/>
@@ -8469,9 +8363,7 @@
             <w:right w:w="108" w:type="dxa"/>
           </w:tblCellMar>
         </w:tblPrEx>
-        <w:trPr>
-          <w:cantSplit/>
-        </w:trPr>
+        <w:trPr/>
         <w:tc>
           <w:tcPr>
             <w:tcW w:w="900" w:type="pct"/>
@@ -8544,9 +8436,7 @@
             <w:right w:w="108" w:type="dxa"/>
           </w:tblCellMar>
         </w:tblPrEx>
-        <w:trPr>
-          <w:cantSplit/>
-        </w:trPr>
+        <w:trPr/>
         <w:tc>
           <w:tcPr>
             <w:tcW w:w="900" w:type="pct"/>
@@ -8619,9 +8509,7 @@
             <w:right w:w="108" w:type="dxa"/>
           </w:tblCellMar>
         </w:tblPrEx>
-        <w:trPr>
-          <w:cantSplit/>
-        </w:trPr>
+        <w:trPr/>
         <w:tc>
           <w:tcPr>
             <w:tcW w:w="900" w:type="pct"/>
@@ -8694,9 +8582,7 @@
             <w:right w:w="108" w:type="dxa"/>
           </w:tblCellMar>
         </w:tblPrEx>
-        <w:trPr>
-          <w:cantSplit/>
-        </w:trPr>
+        <w:trPr/>
         <w:tc>
           <w:tcPr>
             <w:tcW w:w="900" w:type="pct"/>
@@ -8769,9 +8655,7 @@
             <w:right w:w="108" w:type="dxa"/>
           </w:tblCellMar>
         </w:tblPrEx>
-        <w:trPr>
-          <w:cantSplit/>
-        </w:trPr>
+        <w:trPr/>
         <w:tc>
           <w:tcPr>
             <w:tcW w:w="900" w:type="pct"/>
@@ -8844,9 +8728,7 @@
             <w:right w:w="108" w:type="dxa"/>
           </w:tblCellMar>
         </w:tblPrEx>
-        <w:trPr>
-          <w:cantSplit/>
-        </w:trPr>
+        <w:trPr/>
         <w:tc>
           <w:tcPr>
             <w:tcW w:w="900" w:type="pct"/>
@@ -8919,9 +8801,7 @@
             <w:right w:w="108" w:type="dxa"/>
           </w:tblCellMar>
         </w:tblPrEx>
-        <w:trPr>
-          <w:cantSplit/>
-        </w:trPr>
+        <w:trPr/>
         <w:tc>
           <w:tcPr>
             <w:tcW w:w="900" w:type="pct"/>
@@ -8994,9 +8874,7 @@
             <w:right w:w="108" w:type="dxa"/>
           </w:tblCellMar>
         </w:tblPrEx>
-        <w:trPr>
-          <w:cantSplit/>
-        </w:trPr>
+        <w:trPr/>
         <w:tc>
           <w:tcPr>
             <w:tcW w:w="900" w:type="pct"/>
@@ -9069,9 +8947,7 @@
             <w:right w:w="108" w:type="dxa"/>
           </w:tblCellMar>
         </w:tblPrEx>
-        <w:trPr>
-          <w:cantSplit/>
-        </w:trPr>
+        <w:trPr/>
         <w:tc>
           <w:tcPr>
             <w:tcW w:w="900" w:type="pct"/>
@@ -9144,9 +9020,7 @@
             <w:right w:w="108" w:type="dxa"/>
           </w:tblCellMar>
         </w:tblPrEx>
-        <w:trPr>
-          <w:cantSplit/>
-        </w:trPr>
+        <w:trPr/>
         <w:tc>
           <w:tcPr>
             <w:tcW w:w="900" w:type="pct"/>
@@ -9219,9 +9093,7 @@
             <w:right w:w="108" w:type="dxa"/>
           </w:tblCellMar>
         </w:tblPrEx>
-        <w:trPr>
-          <w:cantSplit/>
-        </w:trPr>
+        <w:trPr/>
         <w:tc>
           <w:tcPr>
             <w:tcW w:w="900" w:type="pct"/>
@@ -9294,9 +9166,7 @@
             <w:right w:w="108" w:type="dxa"/>
           </w:tblCellMar>
         </w:tblPrEx>
-        <w:trPr>
-          <w:cantSplit/>
-        </w:trPr>
+        <w:trPr/>
         <w:tc>
           <w:tcPr>
             <w:tcW w:w="900" w:type="pct"/>
@@ -9369,9 +9239,7 @@
             <w:right w:w="108" w:type="dxa"/>
           </w:tblCellMar>
         </w:tblPrEx>
-        <w:trPr>
-          <w:cantSplit/>
-        </w:trPr>
+        <w:trPr/>
         <w:tc>
           <w:tcPr>
             <w:tcW w:w="900" w:type="pct"/>
@@ -9604,7 +9472,6 @@
           </w:tblCellMar>
         </w:tblPrEx>
         <w:trPr>
-          <w:cantSplit/>
           <w:tblHeader/>
         </w:trPr>
         <w:tc>
@@ -9665,9 +9532,7 @@
             <w:right w:w="108" w:type="dxa"/>
           </w:tblCellMar>
         </w:tblPrEx>
-        <w:trPr>
-          <w:cantSplit/>
-        </w:trPr>
+        <w:trPr/>
         <w:tc>
           <w:tcPr>
             <w:tcW w:w="1100" w:type="pct"/>
@@ -9722,9 +9587,7 @@
             <w:right w:w="108" w:type="dxa"/>
           </w:tblCellMar>
         </w:tblPrEx>
-        <w:trPr>
-          <w:cantSplit/>
-        </w:trPr>
+        <w:trPr/>
         <w:tc>
           <w:tcPr>
             <w:tcW w:w="1100" w:type="pct"/>
@@ -9779,9 +9642,7 @@
             <w:right w:w="108" w:type="dxa"/>
           </w:tblCellMar>
         </w:tblPrEx>
-        <w:trPr>
-          <w:cantSplit/>
-        </w:trPr>
+        <w:trPr/>
         <w:tc>
           <w:tcPr>
             <w:tcW w:w="1100" w:type="pct"/>
@@ -9836,9 +9697,7 @@
             <w:right w:w="108" w:type="dxa"/>
           </w:tblCellMar>
         </w:tblPrEx>
-        <w:trPr>
-          <w:cantSplit/>
-        </w:trPr>
+        <w:trPr/>
         <w:tc>
           <w:tcPr>
             <w:tcW w:w="1100" w:type="pct"/>
@@ -9893,9 +9752,7 @@
             <w:right w:w="108" w:type="dxa"/>
           </w:tblCellMar>
         </w:tblPrEx>
-        <w:trPr>
-          <w:cantSplit/>
-        </w:trPr>
+        <w:trPr/>
         <w:tc>
           <w:tcPr>
             <w:tcW w:w="1100" w:type="pct"/>
@@ -9950,9 +9807,7 @@
             <w:right w:w="108" w:type="dxa"/>
           </w:tblCellMar>
         </w:tblPrEx>
-        <w:trPr>
-          <w:cantSplit/>
-        </w:trPr>
+        <w:trPr/>
         <w:tc>
           <w:tcPr>
             <w:tcW w:w="1100" w:type="pct"/>
@@ -10007,9 +9862,7 @@
             <w:right w:w="108" w:type="dxa"/>
           </w:tblCellMar>
         </w:tblPrEx>
-        <w:trPr>
-          <w:cantSplit/>
-        </w:trPr>
+        <w:trPr/>
         <w:tc>
           <w:tcPr>
             <w:tcW w:w="1100" w:type="pct"/>
@@ -10064,9 +9917,7 @@
             <w:right w:w="108" w:type="dxa"/>
           </w:tblCellMar>
         </w:tblPrEx>
-        <w:trPr>
-          <w:cantSplit/>
-        </w:trPr>
+        <w:trPr/>
         <w:tc>
           <w:tcPr>
             <w:tcW w:w="1100" w:type="pct"/>
@@ -11027,7 +10878,6 @@
           </w:tblCellMar>
         </w:tblPrEx>
         <w:trPr>
-          <w:cantSplit/>
           <w:tblHeader/>
         </w:trPr>
         <w:tc>
@@ -11108,9 +10958,7 @@
             <w:right w:w="108" w:type="dxa"/>
           </w:tblCellMar>
         </w:tblPrEx>
-        <w:trPr>
-          <w:cantSplit/>
-        </w:trPr>
+        <w:trPr/>
         <w:tc>
           <w:tcPr>
             <w:tcW w:w="400" w:type="pct"/>
@@ -11183,9 +11031,7 @@
             <w:right w:w="108" w:type="dxa"/>
           </w:tblCellMar>
         </w:tblPrEx>
-        <w:trPr>
-          <w:cantSplit/>
-        </w:trPr>
+        <w:trPr/>
         <w:tc>
           <w:tcPr>
             <w:tcW w:w="400" w:type="pct"/>
@@ -11258,9 +11104,7 @@
             <w:right w:w="108" w:type="dxa"/>
           </w:tblCellMar>
         </w:tblPrEx>
-        <w:trPr>
-          <w:cantSplit/>
-        </w:trPr>
+        <w:trPr/>
         <w:tc>
           <w:tcPr>
             <w:tcW w:w="400" w:type="pct"/>
@@ -11333,9 +11177,7 @@
             <w:right w:w="108" w:type="dxa"/>
           </w:tblCellMar>
         </w:tblPrEx>
-        <w:trPr>
-          <w:cantSplit/>
-        </w:trPr>
+        <w:trPr/>
         <w:tc>
           <w:tcPr>
             <w:tcW w:w="400" w:type="pct"/>
@@ -11408,9 +11250,7 @@
             <w:right w:w="108" w:type="dxa"/>
           </w:tblCellMar>
         </w:tblPrEx>
-        <w:trPr>
-          <w:cantSplit/>
-        </w:trPr>
+        <w:trPr/>
         <w:tc>
           <w:tcPr>
             <w:tcW w:w="400" w:type="pct"/>
@@ -11483,9 +11323,7 @@
             <w:right w:w="108" w:type="dxa"/>
           </w:tblCellMar>
         </w:tblPrEx>
-        <w:trPr>
-          <w:cantSplit/>
-        </w:trPr>
+        <w:trPr/>
         <w:tc>
           <w:tcPr>
             <w:tcW w:w="400" w:type="pct"/>
@@ -11733,7 +11571,6 @@
           </w:tblCellMar>
         </w:tblPrEx>
         <w:trPr>
-          <w:cantSplit/>
           <w:tblHeader/>
         </w:trPr>
         <w:tc>
@@ -11814,9 +11651,7 @@
             <w:right w:w="108" w:type="dxa"/>
           </w:tblCellMar>
         </w:tblPrEx>
-        <w:trPr>
-          <w:cantSplit/>
-        </w:trPr>
+        <w:trPr/>
         <w:tc>
           <w:tcPr>
             <w:tcW w:w="400" w:type="pct"/>
@@ -11889,9 +11724,7 @@
             <w:right w:w="108" w:type="dxa"/>
           </w:tblCellMar>
         </w:tblPrEx>
-        <w:trPr>
-          <w:cantSplit/>
-        </w:trPr>
+        <w:trPr/>
         <w:tc>
           <w:tcPr>
             <w:tcW w:w="400" w:type="pct"/>
@@ -11964,9 +11797,7 @@
             <w:right w:w="108" w:type="dxa"/>
           </w:tblCellMar>
         </w:tblPrEx>
-        <w:trPr>
-          <w:cantSplit/>
-        </w:trPr>
+        <w:trPr/>
         <w:tc>
           <w:tcPr>
             <w:tcW w:w="400" w:type="pct"/>
@@ -12039,9 +11870,7 @@
             <w:right w:w="108" w:type="dxa"/>
           </w:tblCellMar>
         </w:tblPrEx>
-        <w:trPr>
-          <w:cantSplit/>
-        </w:trPr>
+        <w:trPr/>
         <w:tc>
           <w:tcPr>
             <w:tcW w:w="400" w:type="pct"/>
@@ -12114,9 +11943,7 @@
             <w:right w:w="108" w:type="dxa"/>
           </w:tblCellMar>
         </w:tblPrEx>
-        <w:trPr>
-          <w:cantSplit/>
-        </w:trPr>
+        <w:trPr/>
         <w:tc>
           <w:tcPr>
             <w:tcW w:w="400" w:type="pct"/>
@@ -12189,9 +12016,7 @@
             <w:right w:w="108" w:type="dxa"/>
           </w:tblCellMar>
         </w:tblPrEx>
-        <w:trPr>
-          <w:cantSplit/>
-        </w:trPr>
+        <w:trPr/>
         <w:tc>
           <w:tcPr>
             <w:tcW w:w="400" w:type="pct"/>
@@ -12572,7 +12397,6 @@
           </w:tblCellMar>
         </w:tblPrEx>
         <w:trPr>
-          <w:cantSplit/>
           <w:tblHeader/>
         </w:trPr>
         <w:tc>
@@ -12673,9 +12497,7 @@
             <w:right w:w="108" w:type="dxa"/>
           </w:tblCellMar>
         </w:tblPrEx>
-        <w:trPr>
-          <w:cantSplit/>
-        </w:trPr>
+        <w:trPr/>
         <w:tc>
           <w:tcPr>
             <w:tcW w:w="1221" w:type="pct"/>
@@ -12766,9 +12588,7 @@
             <w:right w:w="108" w:type="dxa"/>
           </w:tblCellMar>
         </w:tblPrEx>
-        <w:trPr>
-          <w:cantSplit/>
-        </w:trPr>
+        <w:trPr/>
         <w:tc>
           <w:tcPr>
             <w:tcW w:w="1221" w:type="pct"/>
@@ -12859,9 +12679,7 @@
             <w:right w:w="108" w:type="dxa"/>
           </w:tblCellMar>
         </w:tblPrEx>
-        <w:trPr>
-          <w:cantSplit/>
-        </w:trPr>
+        <w:trPr/>
         <w:tc>
           <w:tcPr>
             <w:tcW w:w="1221" w:type="pct"/>
@@ -12952,9 +12770,7 @@
             <w:right w:w="108" w:type="dxa"/>
           </w:tblCellMar>
         </w:tblPrEx>
-        <w:trPr>
-          <w:cantSplit/>
-        </w:trPr>
+        <w:trPr/>
         <w:tc>
           <w:tcPr>
             <w:tcW w:w="1221" w:type="pct"/>
@@ -13045,9 +12861,7 @@
             <w:right w:w="108" w:type="dxa"/>
           </w:tblCellMar>
         </w:tblPrEx>
-        <w:trPr>
-          <w:cantSplit/>
-        </w:trPr>
+        <w:trPr/>
         <w:tc>
           <w:tcPr>
             <w:tcW w:w="1221" w:type="pct"/>
@@ -13138,9 +12952,7 @@
             <w:right w:w="108" w:type="dxa"/>
           </w:tblCellMar>
         </w:tblPrEx>
-        <w:trPr>
-          <w:cantSplit/>
-        </w:trPr>
+        <w:trPr/>
         <w:tc>
           <w:tcPr>
             <w:tcW w:w="1221" w:type="pct"/>
@@ -13231,9 +13043,7 @@
             <w:right w:w="108" w:type="dxa"/>
           </w:tblCellMar>
         </w:tblPrEx>
-        <w:trPr>
-          <w:cantSplit/>
-        </w:trPr>
+        <w:trPr/>
         <w:tc>
           <w:tcPr>
             <w:tcW w:w="1221" w:type="pct"/>
@@ -13324,9 +13134,7 @@
             <w:right w:w="108" w:type="dxa"/>
           </w:tblCellMar>
         </w:tblPrEx>
-        <w:trPr>
-          <w:cantSplit/>
-        </w:trPr>
+        <w:trPr/>
         <w:tc>
           <w:tcPr>
             <w:tcW w:w="1221" w:type="pct"/>
@@ -13417,9 +13225,7 @@
             <w:right w:w="108" w:type="dxa"/>
           </w:tblCellMar>
         </w:tblPrEx>
-        <w:trPr>
-          <w:cantSplit/>
-        </w:trPr>
+        <w:trPr/>
         <w:tc>
           <w:tcPr>
             <w:tcW w:w="1221" w:type="pct"/>
@@ -13510,9 +13316,7 @@
             <w:right w:w="108" w:type="dxa"/>
           </w:tblCellMar>
         </w:tblPrEx>
-        <w:trPr>
-          <w:cantSplit/>
-        </w:trPr>
+        <w:trPr/>
         <w:tc>
           <w:tcPr>
             <w:tcW w:w="1221" w:type="pct"/>
@@ -13603,9 +13407,7 @@
             <w:right w:w="108" w:type="dxa"/>
           </w:tblCellMar>
         </w:tblPrEx>
-        <w:trPr>
-          <w:cantSplit/>
-        </w:trPr>
+        <w:trPr/>
         <w:tc>
           <w:tcPr>
             <w:tcW w:w="1221" w:type="pct"/>
@@ -13696,9 +13498,7 @@
             <w:right w:w="108" w:type="dxa"/>
           </w:tblCellMar>
         </w:tblPrEx>
-        <w:trPr>
-          <w:cantSplit/>
-        </w:trPr>
+        <w:trPr/>
         <w:tc>
           <w:tcPr>
             <w:tcW w:w="1221" w:type="pct"/>
@@ -13775,9 +13575,7 @@
             <w:right w:w="108" w:type="dxa"/>
           </w:tblCellMar>
         </w:tblPrEx>
-        <w:trPr>
-          <w:cantSplit/>
-        </w:trPr>
+        <w:trPr/>
         <w:tc>
           <w:tcPr>
             <w:tcW w:w="1221" w:type="pct"/>
@@ -13868,9 +13666,7 @@
             <w:right w:w="108" w:type="dxa"/>
           </w:tblCellMar>
         </w:tblPrEx>
-        <w:trPr>
-          <w:cantSplit/>
-        </w:trPr>
+        <w:trPr/>
         <w:tc>
           <w:tcPr>
             <w:tcW w:w="1221" w:type="pct"/>
@@ -13961,9 +13757,7 @@
             <w:right w:w="108" w:type="dxa"/>
           </w:tblCellMar>
         </w:tblPrEx>
-        <w:trPr>
-          <w:cantSplit/>
-        </w:trPr>
+        <w:trPr/>
         <w:tc>
           <w:tcPr>
             <w:tcW w:w="1221" w:type="pct"/>
@@ -14105,12 +13899,12 @@
         <w:rPr>
           <w:sz w:val="24"/>
         </w:rPr>
-        <w:t>上述指标可直接对回命题的验收要求。基础目标方面：截图与布局采集、可交互元素识别由定位类指标覆盖；按钮点击、文本输入、列表滑动、页面返回、Tab 切换与弹窗确认等常见交互均已支持；带明确步骤与断言的可复用脚本对应静态可执行率 92.3%；问题复现与稳定性压力测试两类场景分别由 2.5.1、2.5.2 两个用例承担；页面覆盖 3/3达到不少于三个页面的要求；本文档与答辩材料即架构设计、生成说明、执行结果与验证报告的合并呈现。挑战目标方面：多模态理解对应视觉-控件树一致性 97.8%；自然语言复现脚本由用例一说明；页面状态图由探索引擎输出；压力测试脚本覆盖重复点击、连续滑动、页面反复进出与长时间运行四类；结果分析由归因四分类与五类信号判据实现；用例沉淀由探索产物直接转为可重放回归集；工具化可行性由 2.8 的对外接口与 2.9 的命令行形态说明。</w:t>
-      </w:r>
-    </w:p>
-    <w:p>
-      <w:pPr>
-        <w:pStyle w:val="4"/>
+        <w:t>上述指标可直接对回命题的验收要求。基础目标方面：截图与布局采集、可交互元素识别由定位类指标覆盖；按钮点击、文本输入、列表滑动、页面返回、Tab 切换与弹窗确认等常见交互均已支持；带明确步骤与断言的可复用脚本对应静态可执行率 92.3%；问题复现与稳定性压力测试两类场景分别由 2.5.1、2.5.2 两个用例承担；页面覆盖 3/3达到不少于三个页面的要求；本文档与答辩材料即架构设计、生成说明、执行结果与验证报告的合并呈现。挑战目标方面：多模态理解对应视觉-控件树一致性 97.8%；自然语言复现脚本由用例一说明；页面状态图由探索引擎输出；压力测试脚本覆盖重复点击、连续滑动、页面反复进出与长时间运行四类；结果分析由归因四分类与五类信号判据实现；用例沉淀由探索产物直接转为可重放回归集；工具化可行性由 2.9 的对外接口与 2.10 的命令行形态说明。</w:t>
+      </w:r>
+    </w:p>
+    <w:p>
+      <w:pPr>
+        <w:pStyle w:val="3"/>
         <w:keepNext/>
       </w:pPr>
       <w:bookmarkStart w:id="31" w:name="_Toc369273200"/>
@@ -15073,7 +14867,6 @@
           </w:tblCellMar>
         </w:tblPrEx>
         <w:trPr>
-          <w:cantSplit/>
           <w:tblHeader/>
         </w:trPr>
         <w:tc>
@@ -15154,9 +14947,7 @@
             <w:right w:w="108" w:type="dxa"/>
           </w:tblCellMar>
         </w:tblPrEx>
-        <w:trPr>
-          <w:cantSplit/>
-        </w:trPr>
+        <w:trPr/>
         <w:tc>
           <w:tcPr>
             <w:tcW w:w="1500" w:type="pct"/>
@@ -15229,9 +15020,7 @@
             <w:right w:w="108" w:type="dxa"/>
           </w:tblCellMar>
         </w:tblPrEx>
-        <w:trPr>
-          <w:cantSplit/>
-        </w:trPr>
+        <w:trPr/>
         <w:tc>
           <w:tcPr>
             <w:tcW w:w="1500" w:type="pct"/>
@@ -15304,9 +15093,7 @@
             <w:right w:w="108" w:type="dxa"/>
           </w:tblCellMar>
         </w:tblPrEx>
-        <w:trPr>
-          <w:cantSplit/>
-        </w:trPr>
+        <w:trPr/>
         <w:tc>
           <w:tcPr>
             <w:tcW w:w="1500" w:type="pct"/>
@@ -15379,9 +15166,7 @@
             <w:right w:w="108" w:type="dxa"/>
           </w:tblCellMar>
         </w:tblPrEx>
-        <w:trPr>
-          <w:cantSplit/>
-        </w:trPr>
+        <w:trPr/>
         <w:tc>
           <w:tcPr>
             <w:tcW w:w="1500" w:type="pct"/>
@@ -15454,9 +15239,7 @@
             <w:right w:w="108" w:type="dxa"/>
           </w:tblCellMar>
         </w:tblPrEx>
-        <w:trPr>
-          <w:cantSplit/>
-        </w:trPr>
+        <w:trPr/>
         <w:tc>
           <w:tcPr>
             <w:tcW w:w="1500" w:type="pct"/>
@@ -15529,9 +15312,7 @@
             <w:right w:w="108" w:type="dxa"/>
           </w:tblCellMar>
         </w:tblPrEx>
-        <w:trPr>
-          <w:cantSplit/>
-        </w:trPr>
+        <w:trPr/>
         <w:tc>
           <w:tcPr>
             <w:tcW w:w="1500" w:type="pct"/>
@@ -15604,9 +15385,7 @@
             <w:right w:w="108" w:type="dxa"/>
           </w:tblCellMar>
         </w:tblPrEx>
-        <w:trPr>
-          <w:cantSplit/>
-        </w:trPr>
+        <w:trPr/>
         <w:tc>
           <w:tcPr>
             <w:tcW w:w="1500" w:type="pct"/>
@@ -15679,9 +15458,7 @@
             <w:right w:w="108" w:type="dxa"/>
           </w:tblCellMar>
         </w:tblPrEx>
-        <w:trPr>
-          <w:cantSplit/>
-        </w:trPr>
+        <w:trPr/>
         <w:tc>
           <w:tcPr>
             <w:tcW w:w="1500" w:type="pct"/>
@@ -15840,7 +15617,6 @@
           </w:tblCellMar>
         </w:tblPrEx>
         <w:trPr>
-          <w:cantSplit/>
           <w:tblHeader/>
         </w:trPr>
         <w:tc>
@@ -15921,9 +15697,7 @@
             <w:right w:w="108" w:type="dxa"/>
           </w:tblCellMar>
         </w:tblPrEx>
-        <w:trPr>
-          <w:cantSplit/>
-        </w:trPr>
+        <w:trPr/>
         <w:tc>
           <w:tcPr>
             <w:tcW w:w="1400" w:type="pct"/>
@@ -15996,9 +15770,7 @@
             <w:right w:w="108" w:type="dxa"/>
           </w:tblCellMar>
         </w:tblPrEx>
-        <w:trPr>
-          <w:cantSplit/>
-        </w:trPr>
+        <w:trPr/>
         <w:tc>
           <w:tcPr>
             <w:tcW w:w="1400" w:type="pct"/>
@@ -16071,9 +15843,7 @@
             <w:right w:w="108" w:type="dxa"/>
           </w:tblCellMar>
         </w:tblPrEx>
-        <w:trPr>
-          <w:cantSplit/>
-        </w:trPr>
+        <w:trPr/>
         <w:tc>
           <w:tcPr>
             <w:tcW w:w="1400" w:type="pct"/>
@@ -16146,9 +15916,7 @@
             <w:right w:w="108" w:type="dxa"/>
           </w:tblCellMar>
         </w:tblPrEx>
-        <w:trPr>
-          <w:cantSplit/>
-        </w:trPr>
+        <w:trPr/>
         <w:tc>
           <w:tcPr>
             <w:tcW w:w="1400" w:type="pct"/>
@@ -16221,9 +15989,7 @@
             <w:right w:w="108" w:type="dxa"/>
           </w:tblCellMar>
         </w:tblPrEx>
-        <w:trPr>
-          <w:cantSplit/>
-        </w:trPr>
+        <w:trPr/>
         <w:tc>
           <w:tcPr>
             <w:tcW w:w="1400" w:type="pct"/>
@@ -16296,9 +16062,7 @@
             <w:right w:w="108" w:type="dxa"/>
           </w:tblCellMar>
         </w:tblPrEx>
-        <w:trPr>
-          <w:cantSplit/>
-        </w:trPr>
+        <w:trPr/>
         <w:tc>
           <w:tcPr>
             <w:tcW w:w="1400" w:type="pct"/>
@@ -16571,7 +16335,6 @@
           </w:tblBorders>
         </w:tblPrEx>
         <w:trPr>
-          <w:cantSplit/>
           <w:tblHeader/>
         </w:trPr>
         <w:tc>
@@ -16652,9 +16415,7 @@
             <w:right w:w="108" w:type="dxa"/>
           </w:tblCellMar>
         </w:tblPrEx>
-        <w:trPr>
-          <w:cantSplit/>
-        </w:trPr>
+        <w:trPr/>
         <w:tc>
           <w:tcPr>
             <w:tcW w:w="1100" w:type="pct"/>
@@ -16728,9 +16489,7 @@
             <w:right w:w="108" w:type="dxa"/>
           </w:tblCellMar>
         </w:tblPrEx>
-        <w:trPr>
-          <w:cantSplit/>
-        </w:trPr>
+        <w:trPr/>
         <w:tc>
           <w:tcPr>
             <w:tcW w:w="1100" w:type="pct"/>
@@ -16804,9 +16563,7 @@
             <w:right w:w="108" w:type="dxa"/>
           </w:tblCellMar>
         </w:tblPrEx>
-        <w:trPr>
-          <w:cantSplit/>
-        </w:trPr>
+        <w:trPr/>
         <w:tc>
           <w:tcPr>
             <w:tcW w:w="1100" w:type="pct"/>
@@ -16898,7 +16655,7 @@
         <w:rPr>
           <w:sz w:val="24"/>
         </w:rPr>
-        <w:t>教训之一来自应用拉起环节。隐式拉起命令在扩展型应用上行为不稳定，而返回码始终为0，命令执行成功并不代表应用被成功拉起。长时间运行首轮31步全部通过实为虚假通过，重放实际均落在桌面上空转。此后前台核验被设为硬性步骤，拉起后等待8秒以上，以页面标记文本存在为准，核验未通过不重放。该问题的本质在于，对外部系统的信任必须建立在可验证的结果之上，返回码不足以作为依据。</w:t>
+        <w:t>应用拉起是整条链路的起点，也是最容易产生虚假通过的一环。扩展型应用对隐式拉起命令的行为不稳定，而返回码始终为 0，命令执行成功并不代表应用被真正拉起。长时间运行首轮 31 步全部通过，实际全部落在桌面上空转。系统的取舍是把前台核验设为硬性步骤：拉起后等待八秒以上，以页面标记文本存在为准，核验未通过不进入重放。代价是每轮多出数秒等待，换来的是每一步都有可确认的落点。</w:t>
       </w:r>
     </w:p>
     <w:p>
@@ -16912,7 +16669,7 @@
         <w:rPr>
           <w:sz w:val="24"/>
         </w:rPr>
-        <w:t>教训之二来自用例顺序依赖。第二轮长时间运行的90个失败步骤全部集中于同一条用例，单独执行可通过，跟在其他用例之后必然失败。原因是用例规格依赖前序页面状态，属于生成器的顺序依赖缺陷。修复未改动用例本身，而是在编排器层面增加用例间复位（强制停止加显式拉起），此后连续两轮长时间运行零失败。由此得到的经验是，遇到间歇性失败应首先怀疑状态泄漏，修复应落在机制层面，仅修改用例属于回避问题。</w:t>
+        <w:t>第二轮长时间运行的 90 个失败步骤集中在同一条用例上，单独执行可以通过，跟在其他用例之后必然失败。根因是生成的用例规格隐含依赖了前序页面状态，而这一依赖在用例文本里并不可见。修复没有改写用例本身，而是在编排器层面引入用例间复位——执行前强制停止应用再显式拉起，使每条用例从确定的初始状态出发。此后连续两轮长时间运行为零失败。代价是每轮多一次冷启动，收益是失败可以归因到具体用例，而不被前序状态污染。</w:t>
       </w:r>
     </w:p>
     <w:p>
@@ -16926,7 +16683,7 @@
         <w:rPr>
           <w:sz w:val="24"/>
         </w:rPr>
-        <w:t>教训之三来自测量设计。视觉缓存命中率的首次测量结果恒为0，与预期相悖。排查确认这是结构性现象而非缺陷，单遍探索中每个页面仅处理一次，无重访即无命中。正确的测量设计是多轮重放，每轮重启使相同页面集合重现，缓存自第二轮起全部命中，三轮即67%。按此设计真机实测达标（66.7%）。测量方法不当时，得到的数字会诚实地指向错误结论，应先完善测量设计，再讨论优化。</w:t>
+        <w:t>视觉缓存命中率的首次测量结果恒为 0，与设计预期相悖。排查后确认这是结构性现象而非缺陷：单遍探索中每个页面只处理一次，没有重访就不会有命中，命中率的分母本就不成立。改用多轮重放的设计后，每轮重启让相同页面集合重现，缓存自第二轮起全部命中，三轮达到 67%，真机实测达标。这件事的启示是：测量方法不当时，数字会诚实地指向错误结论，指标必须先有口径，再有数值。</w:t>
       </w:r>
     </w:p>
     <w:p>

--- a/提交材料/02-开发设计文档.docx
+++ b/提交材料/02-开发设计文档.docx
@@ -13906,6 +13906,16 @@
       <w:pPr>
         <w:pStyle w:val="3"/>
         <w:keepNext/>
+        <w:widowControl w:val="0"/>
+        <w:tabs>
+          <w:tab w:val="left" w:pos="720"/>
+        </w:tabs>
+        <w:spacing w:before="0" w:after="120"/>
+        <w:ind w:left="720" w:hanging="567"/>
+        <w:jc w:val="left"/>
+        <w:rPr>
+          <w:rFonts w:hint="eastAsia" w:ascii="宋体" w:hAnsi="宋体" w:eastAsia="宋体"/>
+        </w:rPr>
       </w:pPr>
       <w:bookmarkStart w:id="31" w:name="_Toc369273200"/>
       <w:bookmarkStart w:id="32" w:name="_Toc369273829"/>
@@ -13915,7 +13925,7 @@
       <w:bookmarkStart w:id="36" w:name="_Toc366164735"/>
       <w:r>
         <w:rPr>
-          <w:rFonts w:hint="eastAsia"/>
+          <w:rFonts w:ascii="宋体" w:hAnsi="宋体" w:eastAsia="宋体"/>
         </w:rPr>
         <w:t>命题目标逐条对照</w:t>
       </w:r>
@@ -16252,11 +16262,13 @@
       <w:pPr>
         <w:pStyle w:val="3"/>
         <w:keepNext/>
+        <w:widowControl w:val="0"/>
         <w:tabs>
-          <w:tab w:val="left" w:pos="432"/>
-          <w:tab w:val="clear" w:pos="4117"/>
+          <w:tab w:val="left" w:pos="720"/>
         </w:tabs>
-        <w:ind w:left="0"/>
+        <w:spacing w:before="0" w:after="120"/>
+        <w:ind w:left="720" w:hanging="567"/>
+        <w:jc w:val="left"/>
         <w:rPr>
           <w:rFonts w:hint="eastAsia" w:ascii="宋体" w:hAnsi="宋体" w:eastAsia="宋体"/>
         </w:rPr>
@@ -16626,11 +16638,13 @@
       <w:pPr>
         <w:pStyle w:val="3"/>
         <w:keepNext/>
+        <w:widowControl w:val="0"/>
         <w:tabs>
-          <w:tab w:val="left" w:pos="432"/>
-          <w:tab w:val="clear" w:pos="4117"/>
+          <w:tab w:val="left" w:pos="720"/>
         </w:tabs>
-        <w:ind w:left="0"/>
+        <w:spacing w:before="0" w:after="120"/>
+        <w:ind w:left="720" w:hanging="567"/>
+        <w:jc w:val="left"/>
         <w:rPr>
           <w:rFonts w:hint="eastAsia" w:ascii="宋体" w:hAnsi="宋体" w:eastAsia="宋体"/>
         </w:rPr>
@@ -16704,11 +16718,13 @@
       <w:pPr>
         <w:pStyle w:val="3"/>
         <w:keepNext/>
+        <w:widowControl w:val="0"/>
         <w:tabs>
-          <w:tab w:val="left" w:pos="432"/>
-          <w:tab w:val="clear" w:pos="4117"/>
+          <w:tab w:val="left" w:pos="720"/>
         </w:tabs>
-        <w:ind w:left="0"/>
+        <w:spacing w:before="0" w:after="120"/>
+        <w:ind w:left="720" w:hanging="567"/>
+        <w:jc w:val="left"/>
         <w:rPr>
           <w:rFonts w:hint="eastAsia" w:ascii="宋体" w:hAnsi="宋体" w:eastAsia="宋体"/>
         </w:rPr>

--- a/提交材料/02-开发设计文档.docx
+++ b/提交材料/02-开发设计文档.docx
@@ -1023,7 +1023,7 @@
         <w:fldChar w:fldCharType="separate"/>
       </w:r>
       <w:r>
-        <w:t>3</w:t>
+        <w:t>4</w:t>
       </w:r>
       <w:r>
         <w:rPr>
@@ -1305,7 +1305,7 @@
         <w:fldChar w:fldCharType="separate"/>
       </w:r>
       <w:r>
-        <w:t>6</w:t>
+        <w:t>7</w:t>
       </w:r>
       <w:r>
         <w:rPr>
@@ -1398,7 +1398,7 @@
         <w:fldChar w:fldCharType="separate"/>
       </w:r>
       <w:r>
-        <w:t>7</w:t>
+        <w:t>8</w:t>
       </w:r>
       <w:r>
         <w:rPr>
@@ -1440,7 +1440,7 @@
       <w:r>
         <w:rPr>
           <w:rStyle w:val="41"/>
-          <w14:scene3d w14:prst="orthographicFront">
+          <w14:scene3d>
             <w14:lightRig w14:rig="threePt" w14:dir="t">
               <w14:rot w14:lat="0" w14:lon="0" w14:rev="0"/>
             </w14:lightRig>
@@ -1498,7 +1498,7 @@
         <w:fldChar w:fldCharType="separate"/>
       </w:r>
       <w:r>
-        <w:t>7</w:t>
+        <w:t>8</w:t>
       </w:r>
       <w:r>
         <w:rPr>
@@ -1540,7 +1540,7 @@
       <w:r>
         <w:rPr>
           <w:rStyle w:val="41"/>
-          <w14:scene3d w14:prst="orthographicFront">
+          <w14:scene3d>
             <w14:lightRig w14:rig="threePt" w14:dir="t">
               <w14:rot w14:lat="0" w14:lon="0" w14:rev="0"/>
             </w14:lightRig>
@@ -1640,7 +1640,7 @@
       <w:r>
         <w:rPr>
           <w:rStyle w:val="41"/>
-          <w14:scene3d w14:prst="orthographicFront">
+          <w14:scene3d>
             <w14:lightRig w14:rig="threePt" w14:dir="t">
               <w14:rot w14:lat="0" w14:lon="0" w14:rev="0"/>
             </w14:lightRig>
@@ -1698,7 +1698,7 @@
         <w:fldChar w:fldCharType="separate"/>
       </w:r>
       <w:r>
-        <w:t>10</w:t>
+        <w:t>11</w:t>
       </w:r>
       <w:r>
         <w:rPr>
@@ -1833,7 +1833,7 @@
       <w:r>
         <w:rPr>
           <w:rStyle w:val="41"/>
-          <w14:scene3d w14:prst="orthographicFront">
+          <w14:scene3d>
             <w14:lightRig w14:rig="threePt" w14:dir="t">
               <w14:rot w14:lat="0" w14:lon="0" w14:rev="0"/>
             </w14:lightRig>
@@ -1891,7 +1891,7 @@
         <w:fldChar w:fldCharType="separate"/>
       </w:r>
       <w:r>
-        <w:t>11</w:t>
+        <w:t>12</w:t>
       </w:r>
       <w:r>
         <w:rPr>
@@ -1933,7 +1933,7 @@
       <w:r>
         <w:rPr>
           <w:rStyle w:val="41"/>
-          <w14:scene3d w14:prst="orthographicFront">
+          <w14:scene3d>
             <w14:lightRig w14:rig="threePt" w14:dir="t">
               <w14:rot w14:lat="0" w14:lon="0" w14:rev="0"/>
             </w14:lightRig>
@@ -1991,7 +1991,7 @@
         <w:fldChar w:fldCharType="separate"/>
       </w:r>
       <w:r>
-        <w:t>12</w:t>
+        <w:t>13</w:t>
       </w:r>
       <w:r>
         <w:rPr>
@@ -2033,7 +2033,7 @@
       <w:r>
         <w:rPr>
           <w:rStyle w:val="41"/>
-          <w14:scene3d w14:prst="orthographicFront">
+          <w14:scene3d>
             <w14:lightRig w14:rig="threePt" w14:dir="t">
               <w14:rot w14:lat="0" w14:lon="0" w14:rev="0"/>
             </w14:lightRig>
@@ -2091,7 +2091,7 @@
         <w:fldChar w:fldCharType="separate"/>
       </w:r>
       <w:r>
-        <w:t>13</w:t>
+        <w:t>14</w:t>
       </w:r>
       <w:r>
         <w:rPr>
@@ -2133,7 +2133,7 @@
       <w:r>
         <w:rPr>
           <w:rStyle w:val="41"/>
-          <w14:scene3d w14:prst="orthographicFront">
+          <w14:scene3d>
             <w14:lightRig w14:rig="threePt" w14:dir="t">
               <w14:rot w14:lat="0" w14:lon="0" w14:rev="0"/>
             </w14:lightRig>
@@ -2191,7 +2191,7 @@
         <w:fldChar w:fldCharType="separate"/>
       </w:r>
       <w:r>
-        <w:t>14</w:t>
+        <w:t>15</w:t>
       </w:r>
       <w:r>
         <w:rPr>
@@ -2284,7 +2284,7 @@
         <w:fldChar w:fldCharType="separate"/>
       </w:r>
       <w:r>
-        <w:t>14</w:t>
+        <w:t>15</w:t>
       </w:r>
       <w:r>
         <w:rPr>
@@ -2326,7 +2326,7 @@
       <w:r>
         <w:rPr>
           <w:rStyle w:val="41"/>
-          <w14:scene3d w14:prst="orthographicFront">
+          <w14:scene3d>
             <w14:lightRig w14:rig="threePt" w14:dir="t">
               <w14:rot w14:lat="0" w14:lon="0" w14:rev="0"/>
             </w14:lightRig>
@@ -2384,7 +2384,7 @@
         <w:fldChar w:fldCharType="separate"/>
       </w:r>
       <w:r>
-        <w:t>15</w:t>
+        <w:t>16</w:t>
       </w:r>
       <w:r>
         <w:rPr>
@@ -2426,7 +2426,7 @@
       <w:r>
         <w:rPr>
           <w:rStyle w:val="41"/>
-          <w14:scene3d w14:prst="orthographicFront">
+          <w14:scene3d>
             <w14:lightRig w14:rig="threePt" w14:dir="t">
               <w14:rot w14:lat="0" w14:lon="0" w14:rev="0"/>
             </w14:lightRig>
@@ -2484,7 +2484,7 @@
         <w:fldChar w:fldCharType="separate"/>
       </w:r>
       <w:r>
-        <w:t>16</w:t>
+        <w:t>17</w:t>
       </w:r>
       <w:r>
         <w:rPr>
@@ -2526,7 +2526,7 @@
       <w:r>
         <w:rPr>
           <w:rStyle w:val="41"/>
-          <w14:scene3d w14:prst="orthographicFront">
+          <w14:scene3d>
             <w14:lightRig w14:rig="threePt" w14:dir="t">
               <w14:rot w14:lat="0" w14:lon="0" w14:rev="0"/>
             </w14:lightRig>
@@ -2584,7 +2584,7 @@
         <w:fldChar w:fldCharType="separate"/>
       </w:r>
       <w:r>
-        <w:t>16</w:t>
+        <w:t>17</w:t>
       </w:r>
       <w:r>
         <w:rPr>
@@ -2677,7 +2677,7 @@
         <w:fldChar w:fldCharType="separate"/>
       </w:r>
       <w:r>
-        <w:t>17</w:t>
+        <w:t>18</w:t>
       </w:r>
       <w:r>
         <w:rPr>
@@ -2770,7 +2770,7 @@
         <w:fldChar w:fldCharType="separate"/>
       </w:r>
       <w:r>
-        <w:t>18</w:t>
+        <w:t>19</w:t>
       </w:r>
       <w:r>
         <w:rPr>
@@ -2797,21 +2797,24 @@
         </w:rPr>
       </w:pPr>
       <w:r>
-        <w:t>2.9</w:t>
+        <w:t>2.8</w:t>
+      </w:r>
+      <w:r>
         <w:tab/>
-        <w:t>接口描述</w:t>
+      </w:r>
+      <w:r>
+        <w:t>命题目标逐条对照</w:t>
+      </w:r>
+      <w:r>
         <w:tab/>
+      </w:r>
+      <w:r>
         <w:t>20</w:t>
       </w:r>
-      <w:r/>
-      <w:r/>
-      <w:r>
-        <w:rPr>
-          <w:rStyle w:val="41"/>
-          <w:bCs/>
-        </w:rPr>
-      </w:r>
-      <w:r>
+    </w:p>
+    <w:p>
+      <w:pPr>
+        <w:pStyle w:val="29"/>
         <w:rPr>
           <w:rFonts w:hint="eastAsia" w:asciiTheme="minorHAnsi" w:hAnsiTheme="minorHAnsi" w:eastAsiaTheme="minorEastAsia" w:cstheme="minorBidi"/>
           <w:kern w:val="2"/>
@@ -2819,49 +2822,21 @@
           <w:szCs w:val="24"/>
           <w14:ligatures w14:val="standardContextual"/>
         </w:rPr>
-      </w:r>
-      <w:r>
-        <w:rPr>
-          <w:rStyle w:val="41"/>
-          <w:rFonts w:ascii="宋体" w:hAnsi="宋体"/>
-        </w:rPr>
-      </w:r>
-      <w:r>
-        <w:rPr>
-          <w:rFonts w:hint="eastAsia"/>
-        </w:rPr>
-      </w:r>
-      <w:r>
-        <w:rPr>
-          <w:rFonts w:hint="eastAsia"/>
-        </w:rPr>
-      </w:r>
-      <w:r>
-        <w:rPr>
-          <w:rFonts w:hint="eastAsia"/>
-        </w:rPr>
-      </w:r>
-      <w:r/>
-      <w:r>
-        <w:rPr>
-          <w:rFonts w:hint="eastAsia"/>
-        </w:rPr>
-      </w:r>
-      <w:r>
-        <w:rPr>
-          <w:rFonts w:hint="eastAsia"/>
-        </w:rPr>
-      </w:r>
-      <w:r/>
-      <w:r>
-        <w:rPr>
-          <w:rFonts w:hint="eastAsia"/>
-        </w:rPr>
-      </w:r>
-      <w:r>
-        <w:rPr>
-          <w:rFonts w:hint="eastAsia"/>
-        </w:rPr>
+      </w:pPr>
+      <w:r>
+        <w:t>2.9</w:t>
+      </w:r>
+      <w:r>
+        <w:tab/>
+      </w:r>
+      <w:r>
+        <w:t>接口描述</w:t>
+      </w:r>
+      <w:r>
+        <w:tab/>
+      </w:r>
+      <w:r>
+        <w:t>20</w:t>
       </w:r>
     </w:p>
     <w:p>
@@ -2891,13 +2866,13 @@
       <w:r>
         <w:rPr>
           <w:rStyle w:val="41"/>
-          <w14:scene3d w14:prst="orthographicFront">
+          <w14:scene3d>
             <w14:lightRig w14:rig="threePt" w14:dir="t">
               <w14:rot w14:lat="0" w14:lon="0" w14:rev="0"/>
             </w14:lightRig>
           </w14:scene3d>
         </w:rPr>
-        <w:t>2.8.1</w:t>
+        <w:t>2.9.1</w:t>
       </w:r>
       <w:r>
         <w:rPr>
@@ -2949,7 +2924,7 @@
         <w:fldChar w:fldCharType="separate"/>
       </w:r>
       <w:r>
-        <w:t>20</w:t>
+        <w:t>22</w:t>
       </w:r>
       <w:r>
         <w:rPr>
@@ -2991,13 +2966,13 @@
       <w:r>
         <w:rPr>
           <w:rStyle w:val="41"/>
-          <w14:scene3d w14:prst="orthographicFront">
+          <w14:scene3d>
             <w14:lightRig w14:rig="threePt" w14:dir="t">
               <w14:rot w14:lat="0" w14:lon="0" w14:rev="0"/>
             </w14:lightRig>
           </w14:scene3d>
         </w:rPr>
-        <w:t>2.8.2</w:t>
+        <w:t>2.9.2</w:t>
       </w:r>
       <w:r>
         <w:rPr>
@@ -3049,7 +3024,7 @@
         <w:fldChar w:fldCharType="separate"/>
       </w:r>
       <w:r>
-        <w:t>21</w:t>
+        <w:t>22</w:t>
       </w:r>
       <w:r>
         <w:rPr>
@@ -3077,20 +3052,26 @@
       </w:pPr>
       <w:r>
         <w:t>2.10</w:t>
+      </w:r>
+      <w:r>
         <w:tab/>
+      </w:r>
+      <w:r>
         <w:t>UI设计</w:t>
+      </w:r>
+      <w:r>
         <w:tab/>
+      </w:r>
+      <w:r>
         <w:t>21</w:t>
       </w:r>
-      <w:r/>
-      <w:r/>
-      <w:r>
-        <w:rPr>
-          <w:rStyle w:val="41"/>
-          <w:bCs/>
-        </w:rPr>
-      </w:r>
-      <w:r>
+    </w:p>
+    <w:p>
+      <w:pPr>
+        <w:pStyle w:val="25"/>
+        <w:tabs>
+          <w:tab w:val="left" w:pos="453"/>
+        </w:tabs>
         <w:rPr>
           <w:rFonts w:hint="eastAsia" w:asciiTheme="minorHAnsi" w:hAnsiTheme="minorHAnsi" w:eastAsiaTheme="minorEastAsia" w:cstheme="minorBidi"/>
           <w:kern w:val="2"/>
@@ -3098,57 +3079,24 @@
           <w:szCs w:val="24"/>
           <w14:ligatures w14:val="standardContextual"/>
         </w:rPr>
+      </w:pPr>
+      <w:r>
+        <w:fldChar w:fldCharType="begin"/>
+      </w:r>
+      <w:r>
+        <w:instrText xml:space="preserve"> HYPERLINK \l "_Toc244203762" </w:instrText>
+      </w:r>
+      <w:r>
+        <w:fldChar w:fldCharType="separate"/>
       </w:r>
       <w:r>
         <w:rPr>
           <w:rStyle w:val="41"/>
-          <w:rFonts w:ascii="宋体" w:hAnsi="宋体"/>
-        </w:rPr>
-      </w:r>
-      <w:r>
-        <w:rPr>
-          <w:rFonts w:hint="eastAsia"/>
-        </w:rPr>
-      </w:r>
-      <w:r>
-        <w:rPr>
-          <w:rFonts w:hint="eastAsia"/>
-        </w:rPr>
-      </w:r>
-      <w:r>
-        <w:rPr>
-          <w:rFonts w:hint="eastAsia"/>
-        </w:rPr>
-      </w:r>
-      <w:r/>
-      <w:r>
-        <w:rPr>
-          <w:rFonts w:hint="eastAsia"/>
-        </w:rPr>
-      </w:r>
-      <w:r>
-        <w:rPr>
-          <w:rFonts w:hint="eastAsia"/>
-        </w:rPr>
-      </w:r>
-      <w:r/>
-      <w:r>
-        <w:rPr>
-          <w:rFonts w:hint="eastAsia"/>
-        </w:rPr>
-      </w:r>
-      <w:r>
-        <w:rPr>
-          <w:rFonts w:hint="eastAsia"/>
-        </w:rPr>
-      </w:r>
-    </w:p>
-    <w:p>
-      <w:pPr>
-        <w:pStyle w:val="25"/>
-        <w:tabs>
-          <w:tab w:val="left" w:pos="453"/>
-        </w:tabs>
+          <w:bCs/>
+        </w:rPr>
+        <w:t>3</w:t>
+      </w:r>
+      <w:r>
         <w:rPr>
           <w:rFonts w:hint="eastAsia" w:asciiTheme="minorHAnsi" w:hAnsiTheme="minorHAnsi" w:eastAsiaTheme="minorEastAsia" w:cstheme="minorBidi"/>
           <w:kern w:val="2"/>
@@ -3156,24 +3104,67 @@
           <w:szCs w:val="24"/>
           <w14:ligatures w14:val="standardContextual"/>
         </w:rPr>
-      </w:pPr>
-      <w:r>
+        <w:tab/>
+      </w:r>
+      <w:r>
+        <w:rPr>
+          <w:rStyle w:val="41"/>
+          <w:rFonts w:ascii="宋体" w:hAnsi="宋体"/>
+        </w:rPr>
+        <w:t>其他</w:t>
+      </w:r>
+      <w:r>
+        <w:rPr>
+          <w:rFonts w:hint="eastAsia"/>
+        </w:rPr>
+        <w:tab/>
+      </w:r>
+      <w:r>
+        <w:rPr>
+          <w:rFonts w:hint="eastAsia"/>
+        </w:rPr>
         <w:fldChar w:fldCharType="begin"/>
       </w:r>
       <w:r>
-        <w:instrText xml:space="preserve"> HYPERLINK \l "_Toc244203762" </w:instrText>
-      </w:r>
-      <w:r>
+        <w:rPr>
+          <w:rFonts w:hint="eastAsia"/>
+        </w:rPr>
+        <w:instrText xml:space="preserve"> </w:instrText>
+      </w:r>
+      <w:r>
+        <w:instrText xml:space="preserve">PAGEREF _Toc244203762 \h</w:instrText>
+      </w:r>
+      <w:r>
+        <w:rPr>
+          <w:rFonts w:hint="eastAsia"/>
+        </w:rPr>
+        <w:instrText xml:space="preserve"> </w:instrText>
+      </w:r>
+      <w:r>
+        <w:rPr>
+          <w:rFonts w:hint="eastAsia"/>
+        </w:rPr>
         <w:fldChar w:fldCharType="separate"/>
       </w:r>
       <w:r>
-        <w:rPr>
-          <w:rStyle w:val="41"/>
-          <w:bCs/>
-        </w:rPr>
-        <w:t>3</w:t>
-      </w:r>
-      <w:r>
+        <w:t>25</w:t>
+      </w:r>
+      <w:r>
+        <w:rPr>
+          <w:rFonts w:hint="eastAsia"/>
+        </w:rPr>
+        <w:fldChar w:fldCharType="end"/>
+      </w:r>
+      <w:r>
+        <w:rPr>
+          <w:rFonts w:hint="eastAsia"/>
+        </w:rPr>
+        <w:fldChar w:fldCharType="end"/>
+      </w:r>
+    </w:p>
+    <w:p>
+      <w:pPr>
+        <w:pStyle w:val="29"/>
         <w:rPr>
           <w:rFonts w:hint="eastAsia" w:asciiTheme="minorHAnsi" w:hAnsiTheme="minorHAnsi" w:eastAsiaTheme="minorEastAsia" w:cstheme="minorBidi"/>
           <w:kern w:val="2"/>
@@ -3181,67 +3172,24 @@
           <w:szCs w:val="24"/>
           <w14:ligatures w14:val="standardContextual"/>
         </w:rPr>
-        <w:tab/>
+      </w:pPr>
+      <w:r>
+        <w:fldChar w:fldCharType="begin"/>
+      </w:r>
+      <w:r>
+        <w:instrText xml:space="preserve"> HYPERLINK \l "_Toc244203763" </w:instrText>
+      </w:r>
+      <w:r>
+        <w:fldChar w:fldCharType="separate"/>
       </w:r>
       <w:r>
         <w:rPr>
           <w:rStyle w:val="41"/>
-          <w:rFonts w:ascii="宋体" w:hAnsi="宋体"/>
-        </w:rPr>
-        <w:t>其他</w:t>
-      </w:r>
-      <w:r>
-        <w:rPr>
-          <w:rFonts w:hint="eastAsia"/>
-        </w:rPr>
-        <w:tab/>
-      </w:r>
-      <w:r>
-        <w:rPr>
-          <w:rFonts w:hint="eastAsia"/>
-        </w:rPr>
-        <w:fldChar w:fldCharType="begin"/>
-      </w:r>
-      <w:r>
-        <w:rPr>
-          <w:rFonts w:hint="eastAsia"/>
-        </w:rPr>
-        <w:instrText xml:space="preserve"> </w:instrText>
-      </w:r>
-      <w:r>
-        <w:instrText xml:space="preserve">PAGEREF _Toc244203762 \h</w:instrText>
-      </w:r>
-      <w:r>
-        <w:rPr>
-          <w:rFonts w:hint="eastAsia"/>
-        </w:rPr>
-        <w:instrText xml:space="preserve"> </w:instrText>
-      </w:r>
-      <w:r>
-        <w:rPr>
-          <w:rFonts w:hint="eastAsia"/>
-        </w:rPr>
-        <w:fldChar w:fldCharType="separate"/>
-      </w:r>
-      <w:r>
-        <w:t>23</w:t>
-      </w:r>
-      <w:r>
-        <w:rPr>
-          <w:rFonts w:hint="eastAsia"/>
-        </w:rPr>
-        <w:fldChar w:fldCharType="end"/>
-      </w:r>
-      <w:r>
-        <w:rPr>
-          <w:rFonts w:hint="eastAsia"/>
-        </w:rPr>
-        <w:fldChar w:fldCharType="end"/>
-      </w:r>
-    </w:p>
-    <w:p>
-      <w:pPr>
-        <w:pStyle w:val="29"/>
+          <w:bCs/>
+        </w:rPr>
+        <w:t>3.1</w:t>
+      </w:r>
+      <w:r>
         <w:rPr>
           <w:rFonts w:hint="eastAsia" w:asciiTheme="minorHAnsi" w:hAnsiTheme="minorHAnsi" w:eastAsiaTheme="minorEastAsia" w:cstheme="minorBidi"/>
           <w:kern w:val="2"/>
@@ -3249,24 +3197,67 @@
           <w:szCs w:val="24"/>
           <w14:ligatures w14:val="standardContextual"/>
         </w:rPr>
-      </w:pPr>
-      <w:r>
+        <w:tab/>
+      </w:r>
+      <w:r>
+        <w:rPr>
+          <w:rStyle w:val="41"/>
+          <w:rFonts w:ascii="宋体" w:hAnsi="宋体"/>
+        </w:rPr>
+        <w:t>成员分工</w:t>
+      </w:r>
+      <w:r>
+        <w:rPr>
+          <w:rFonts w:hint="eastAsia"/>
+        </w:rPr>
+        <w:tab/>
+      </w:r>
+      <w:r>
+        <w:rPr>
+          <w:rFonts w:hint="eastAsia"/>
+        </w:rPr>
         <w:fldChar w:fldCharType="begin"/>
       </w:r>
       <w:r>
-        <w:instrText xml:space="preserve"> HYPERLINK \l "_Toc244203763" </w:instrText>
-      </w:r>
-      <w:r>
+        <w:rPr>
+          <w:rFonts w:hint="eastAsia"/>
+        </w:rPr>
+        <w:instrText xml:space="preserve"> </w:instrText>
+      </w:r>
+      <w:r>
+        <w:instrText xml:space="preserve">PAGEREF _Toc244203763 \h</w:instrText>
+      </w:r>
+      <w:r>
+        <w:rPr>
+          <w:rFonts w:hint="eastAsia"/>
+        </w:rPr>
+        <w:instrText xml:space="preserve"> </w:instrText>
+      </w:r>
+      <w:r>
+        <w:rPr>
+          <w:rFonts w:hint="eastAsia"/>
+        </w:rPr>
         <w:fldChar w:fldCharType="separate"/>
       </w:r>
       <w:r>
-        <w:rPr>
-          <w:rStyle w:val="41"/>
-          <w:bCs/>
-        </w:rPr>
-        <w:t>3.1</w:t>
-      </w:r>
-      <w:r>
+        <w:t>25</w:t>
+      </w:r>
+      <w:r>
+        <w:rPr>
+          <w:rFonts w:hint="eastAsia"/>
+        </w:rPr>
+        <w:fldChar w:fldCharType="end"/>
+      </w:r>
+      <w:r>
+        <w:rPr>
+          <w:rFonts w:hint="eastAsia"/>
+        </w:rPr>
+        <w:fldChar w:fldCharType="end"/>
+      </w:r>
+    </w:p>
+    <w:p>
+      <w:pPr>
+        <w:pStyle w:val="29"/>
         <w:rPr>
           <w:rFonts w:hint="eastAsia" w:asciiTheme="minorHAnsi" w:hAnsiTheme="minorHAnsi" w:eastAsiaTheme="minorEastAsia" w:cstheme="minorBidi"/>
           <w:kern w:val="2"/>
@@ -3274,67 +3265,24 @@
           <w:szCs w:val="24"/>
           <w14:ligatures w14:val="standardContextual"/>
         </w:rPr>
-        <w:tab/>
+      </w:pPr>
+      <w:r>
+        <w:fldChar w:fldCharType="begin"/>
+      </w:r>
+      <w:r>
+        <w:instrText xml:space="preserve"> HYPERLINK \l "_Toc244203764" </w:instrText>
+      </w:r>
+      <w:r>
+        <w:fldChar w:fldCharType="separate"/>
       </w:r>
       <w:r>
         <w:rPr>
           <w:rStyle w:val="41"/>
-          <w:rFonts w:ascii="宋体" w:hAnsi="宋体"/>
-        </w:rPr>
-        <w:t>成员分工</w:t>
-      </w:r>
-      <w:r>
-        <w:rPr>
-          <w:rFonts w:hint="eastAsia"/>
-        </w:rPr>
-        <w:tab/>
-      </w:r>
-      <w:r>
-        <w:rPr>
-          <w:rFonts w:hint="eastAsia"/>
-        </w:rPr>
-        <w:fldChar w:fldCharType="begin"/>
-      </w:r>
-      <w:r>
-        <w:rPr>
-          <w:rFonts w:hint="eastAsia"/>
-        </w:rPr>
-        <w:instrText xml:space="preserve"> </w:instrText>
-      </w:r>
-      <w:r>
-        <w:instrText xml:space="preserve">PAGEREF _Toc244203763 \h</w:instrText>
-      </w:r>
-      <w:r>
-        <w:rPr>
-          <w:rFonts w:hint="eastAsia"/>
-        </w:rPr>
-        <w:instrText xml:space="preserve"> </w:instrText>
-      </w:r>
-      <w:r>
-        <w:rPr>
-          <w:rFonts w:hint="eastAsia"/>
-        </w:rPr>
-        <w:fldChar w:fldCharType="separate"/>
-      </w:r>
-      <w:r>
-        <w:t>23</w:t>
-      </w:r>
-      <w:r>
-        <w:rPr>
-          <w:rFonts w:hint="eastAsia"/>
-        </w:rPr>
-        <w:fldChar w:fldCharType="end"/>
-      </w:r>
-      <w:r>
-        <w:rPr>
-          <w:rFonts w:hint="eastAsia"/>
-        </w:rPr>
-        <w:fldChar w:fldCharType="end"/>
-      </w:r>
-    </w:p>
-    <w:p>
-      <w:pPr>
-        <w:pStyle w:val="29"/>
+          <w:bCs/>
+        </w:rPr>
+        <w:t>3.2</w:t>
+      </w:r>
+      <w:r>
         <w:rPr>
           <w:rFonts w:hint="eastAsia" w:asciiTheme="minorHAnsi" w:hAnsiTheme="minorHAnsi" w:eastAsiaTheme="minorEastAsia" w:cstheme="minorBidi"/>
           <w:kern w:val="2"/>
@@ -3342,24 +3290,67 @@
           <w:szCs w:val="24"/>
           <w14:ligatures w14:val="standardContextual"/>
         </w:rPr>
-      </w:pPr>
-      <w:r>
+        <w:tab/>
+      </w:r>
+      <w:r>
+        <w:rPr>
+          <w:rStyle w:val="41"/>
+          <w:rFonts w:ascii="宋体" w:hAnsi="宋体"/>
+        </w:rPr>
+        <w:t>困难与思考</w:t>
+      </w:r>
+      <w:r>
+        <w:rPr>
+          <w:rFonts w:hint="eastAsia"/>
+        </w:rPr>
+        <w:tab/>
+      </w:r>
+      <w:r>
+        <w:rPr>
+          <w:rFonts w:hint="eastAsia"/>
+        </w:rPr>
         <w:fldChar w:fldCharType="begin"/>
       </w:r>
       <w:r>
-        <w:instrText xml:space="preserve"> HYPERLINK \l "_Toc244203764" </w:instrText>
-      </w:r>
-      <w:r>
+        <w:rPr>
+          <w:rFonts w:hint="eastAsia"/>
+        </w:rPr>
+        <w:instrText xml:space="preserve"> </w:instrText>
+      </w:r>
+      <w:r>
+        <w:instrText xml:space="preserve">PAGEREF _Toc244203764 \h</w:instrText>
+      </w:r>
+      <w:r>
+        <w:rPr>
+          <w:rFonts w:hint="eastAsia"/>
+        </w:rPr>
+        <w:instrText xml:space="preserve"> </w:instrText>
+      </w:r>
+      <w:r>
+        <w:rPr>
+          <w:rFonts w:hint="eastAsia"/>
+        </w:rPr>
         <w:fldChar w:fldCharType="separate"/>
       </w:r>
       <w:r>
-        <w:rPr>
-          <w:rStyle w:val="41"/>
-          <w:bCs/>
-        </w:rPr>
-        <w:t>3.2</w:t>
-      </w:r>
-      <w:r>
+        <w:t>25</w:t>
+      </w:r>
+      <w:r>
+        <w:rPr>
+          <w:rFonts w:hint="eastAsia"/>
+        </w:rPr>
+        <w:fldChar w:fldCharType="end"/>
+      </w:r>
+      <w:r>
+        <w:rPr>
+          <w:rFonts w:hint="eastAsia"/>
+        </w:rPr>
+        <w:fldChar w:fldCharType="end"/>
+      </w:r>
+    </w:p>
+    <w:p>
+      <w:pPr>
+        <w:pStyle w:val="29"/>
         <w:rPr>
           <w:rFonts w:hint="eastAsia" w:asciiTheme="minorHAnsi" w:hAnsiTheme="minorHAnsi" w:eastAsiaTheme="minorEastAsia" w:cstheme="minorBidi"/>
           <w:kern w:val="2"/>
@@ -3367,67 +3358,24 @@
           <w:szCs w:val="24"/>
           <w14:ligatures w14:val="standardContextual"/>
         </w:rPr>
-        <w:tab/>
+      </w:pPr>
+      <w:r>
+        <w:fldChar w:fldCharType="begin"/>
+      </w:r>
+      <w:r>
+        <w:instrText xml:space="preserve"> HYPERLINK \l "_Toc244203765" </w:instrText>
+      </w:r>
+      <w:r>
+        <w:fldChar w:fldCharType="separate"/>
       </w:r>
       <w:r>
         <w:rPr>
           <w:rStyle w:val="41"/>
-          <w:rFonts w:ascii="宋体" w:hAnsi="宋体"/>
-        </w:rPr>
-        <w:t>困难与思考</w:t>
-      </w:r>
-      <w:r>
-        <w:rPr>
-          <w:rFonts w:hint="eastAsia"/>
-        </w:rPr>
-        <w:tab/>
-      </w:r>
-      <w:r>
-        <w:rPr>
-          <w:rFonts w:hint="eastAsia"/>
-        </w:rPr>
-        <w:fldChar w:fldCharType="begin"/>
-      </w:r>
-      <w:r>
-        <w:rPr>
-          <w:rFonts w:hint="eastAsia"/>
-        </w:rPr>
-        <w:instrText xml:space="preserve"> </w:instrText>
-      </w:r>
-      <w:r>
-        <w:instrText xml:space="preserve">PAGEREF _Toc244203764 \h</w:instrText>
-      </w:r>
-      <w:r>
-        <w:rPr>
-          <w:rFonts w:hint="eastAsia"/>
-        </w:rPr>
-        <w:instrText xml:space="preserve"> </w:instrText>
-      </w:r>
-      <w:r>
-        <w:rPr>
-          <w:rFonts w:hint="eastAsia"/>
-        </w:rPr>
-        <w:fldChar w:fldCharType="separate"/>
-      </w:r>
-      <w:r>
-        <w:t>23</w:t>
-      </w:r>
-      <w:r>
-        <w:rPr>
-          <w:rFonts w:hint="eastAsia"/>
-        </w:rPr>
-        <w:fldChar w:fldCharType="end"/>
-      </w:r>
-      <w:r>
-        <w:rPr>
-          <w:rFonts w:hint="eastAsia"/>
-        </w:rPr>
-        <w:fldChar w:fldCharType="end"/>
-      </w:r>
-    </w:p>
-    <w:p>
-      <w:pPr>
-        <w:pStyle w:val="29"/>
+          <w:bCs/>
+        </w:rPr>
+        <w:t>3.3</w:t>
+      </w:r>
+      <w:r>
         <w:rPr>
           <w:rFonts w:hint="eastAsia" w:asciiTheme="minorHAnsi" w:hAnsiTheme="minorHAnsi" w:eastAsiaTheme="minorEastAsia" w:cstheme="minorBidi"/>
           <w:kern w:val="2"/>
@@ -3435,31 +3383,6 @@
           <w:szCs w:val="24"/>
           <w14:ligatures w14:val="standardContextual"/>
         </w:rPr>
-      </w:pPr>
-      <w:r>
-        <w:fldChar w:fldCharType="begin"/>
-      </w:r>
-      <w:r>
-        <w:instrText xml:space="preserve"> HYPERLINK \l "_Toc244203765" </w:instrText>
-      </w:r>
-      <w:r>
-        <w:fldChar w:fldCharType="separate"/>
-      </w:r>
-      <w:r>
-        <w:rPr>
-          <w:rStyle w:val="41"/>
-          <w:bCs/>
-        </w:rPr>
-        <w:t>3.3</w:t>
-      </w:r>
-      <w:r>
-        <w:rPr>
-          <w:rFonts w:hint="eastAsia" w:asciiTheme="minorHAnsi" w:hAnsiTheme="minorHAnsi" w:eastAsiaTheme="minorEastAsia" w:cstheme="minorBidi"/>
-          <w:kern w:val="2"/>
-          <w:sz w:val="22"/>
-          <w:szCs w:val="24"/>
-          <w14:ligatures w14:val="standardContextual"/>
-        </w:rPr>
         <w:tab/>
       </w:r>
       <w:r>
@@ -3503,7 +3426,7 @@
         <w:fldChar w:fldCharType="separate"/>
       </w:r>
       <w:r>
-        <w:t>24</w:t>
+        <w:t>26</w:t>
       </w:r>
       <w:r>
         <w:rPr>
@@ -3550,8 +3473,6 @@
         </w:rPr>
         <w:br w:type="page"/>
       </w:r>
-      <w:bookmarkStart w:id="124" w:name="_GoBack"/>
-      <w:bookmarkEnd w:id="124"/>
     </w:p>
     <w:p>
       <w:pPr>
@@ -3562,9 +3483,9 @@
         </w:rPr>
       </w:pPr>
       <w:bookmarkStart w:id="2" w:name="_Toc369273176"/>
-      <w:bookmarkStart w:id="3" w:name="_Toc147738847"/>
-      <w:bookmarkStart w:id="4" w:name="_Toc244203737"/>
-      <w:bookmarkStart w:id="5" w:name="_Toc369273805"/>
+      <w:bookmarkStart w:id="3" w:name="_Toc244203737"/>
+      <w:bookmarkStart w:id="4" w:name="_Toc369273805"/>
+      <w:bookmarkStart w:id="5" w:name="_Toc147738847"/>
       <w:bookmarkStart w:id="6" w:name="_Toc369273259"/>
       <w:r>
         <w:rPr>
@@ -3593,11 +3514,11 @@
           <w:rFonts w:hint="eastAsia" w:ascii="宋体" w:hAnsi="宋体" w:eastAsia="宋体"/>
         </w:rPr>
       </w:pPr>
-      <w:bookmarkStart w:id="7" w:name="_Toc369273261"/>
-      <w:bookmarkStart w:id="8" w:name="_Toc147738848"/>
-      <w:bookmarkStart w:id="9" w:name="_Toc369273178"/>
-      <w:bookmarkStart w:id="10" w:name="_Toc244203738"/>
-      <w:bookmarkStart w:id="11" w:name="_Toc369273807"/>
+      <w:bookmarkStart w:id="7" w:name="_Toc244203738"/>
+      <w:bookmarkStart w:id="8" w:name="_Toc369273178"/>
+      <w:bookmarkStart w:id="9" w:name="_Toc369273807"/>
+      <w:bookmarkStart w:id="10" w:name="_Toc369273261"/>
+      <w:bookmarkStart w:id="11" w:name="_Toc147738848"/>
       <w:r>
         <w:rPr>
           <w:rFonts w:hint="eastAsia" w:ascii="宋体" w:hAnsi="宋体" w:eastAsia="宋体"/>
@@ -3773,10 +3694,10 @@
           <w:sz w:val="24"/>
         </w:rPr>
       </w:pPr>
-      <w:bookmarkStart w:id="17" w:name="_Toc369273280"/>
+      <w:bookmarkStart w:id="17" w:name="_Toc369273826"/>
       <w:bookmarkStart w:id="18" w:name="_Toc366164733"/>
-      <w:bookmarkStart w:id="19" w:name="_Toc369273197"/>
-      <w:bookmarkStart w:id="20" w:name="_Toc369273826"/>
+      <w:bookmarkStart w:id="19" w:name="_Toc369273280"/>
+      <w:bookmarkStart w:id="20" w:name="_Toc369273197"/>
       <w:r>
         <w:rPr>
           <w:sz w:val="24"/>
@@ -3855,7 +3776,7 @@
           <w:rFonts w:ascii="黑体" w:hAnsi="黑体" w:eastAsia="黑体"/>
           <w:sz w:val="24"/>
         </w:rPr>
-        <w:t xml:space="preserve">表1　</w:t>
+        <w:t>表1　</w:t>
       </w:r>
       <w:r>
         <w:rPr>
@@ -4010,7 +3931,6 @@
             <w:right w:w="108" w:type="dxa"/>
           </w:tblCellMar>
         </w:tblPrEx>
-        <w:trPr/>
         <w:tc>
           <w:tcPr>
             <w:tcW w:w="800" w:type="pct"/>
@@ -4090,7 +4010,6 @@
             <w:right w:w="108" w:type="dxa"/>
           </w:tblCellMar>
         </w:tblPrEx>
-        <w:trPr/>
         <w:tc>
           <w:tcPr>
             <w:tcW w:w="800" w:type="pct"/>
@@ -4184,7 +4103,6 @@
             <w:right w:w="108" w:type="dxa"/>
           </w:tblCellMar>
         </w:tblPrEx>
-        <w:trPr/>
         <w:tc>
           <w:tcPr>
             <w:tcW w:w="800" w:type="pct"/>
@@ -4306,7 +4224,6 @@
             <w:right w:w="108" w:type="dxa"/>
           </w:tblCellMar>
         </w:tblPrEx>
-        <w:trPr/>
         <w:tc>
           <w:tcPr>
             <w:tcW w:w="800" w:type="pct"/>
@@ -4413,7 +4330,6 @@
             <w:right w:w="108" w:type="dxa"/>
           </w:tblCellMar>
         </w:tblPrEx>
-        <w:trPr/>
         <w:tc>
           <w:tcPr>
             <w:tcW w:w="800" w:type="pct"/>
@@ -4488,7 +4404,6 @@
             <w:right w:w="108" w:type="dxa"/>
           </w:tblCellMar>
         </w:tblPrEx>
-        <w:trPr/>
         <w:tc>
           <w:tcPr>
             <w:tcW w:w="800" w:type="pct"/>
@@ -4797,16 +4712,16 @@
     </w:p>
     <w:p>
       <w:pPr>
-        <w:pStyle w:val="13"/>
-        <w:spacing w:line="360" w:lineRule="auto"/>
-        <w:ind w:firstLine="480" w:firstLineChars="200"/>
-        <w:jc w:val="both"/>
-        <w:rPr>
+        <w:keepNext/>
+        <w:jc w:val="center"/>
+        <w:rPr>
+          <w:rFonts w:ascii="黑体" w:hAnsi="黑体" w:eastAsia="黑体"/>
           <w:sz w:val="24"/>
         </w:rPr>
       </w:pPr>
       <w:r>
         <w:rPr>
+          <w:rFonts w:ascii="黑体" w:hAnsi="黑体" w:eastAsia="黑体"/>
           <w:sz w:val="24"/>
         </w:rPr>
         <w:t>表2　系统九域能力与覆盖内容</w:t>
@@ -4839,23 +4754,43 @@
         <w:gridCol w:w="5910"/>
       </w:tblGrid>
       <w:tr>
+        <w:tblPrEx>
+          <w:tblBorders>
+            <w:top w:val="single" w:color="7F7F7F" w:sz="4" w:space="0"/>
+            <w:left w:val="single" w:color="7F7F7F" w:sz="4" w:space="0"/>
+            <w:bottom w:val="single" w:color="7F7F7F" w:sz="4" w:space="0"/>
+            <w:right w:val="single" w:color="7F7F7F" w:sz="4" w:space="0"/>
+            <w:insideH w:val="single" w:color="7F7F7F" w:sz="4" w:space="0"/>
+            <w:insideV w:val="single" w:color="7F7F7F" w:sz="4" w:space="0"/>
+          </w:tblBorders>
+          <w:tblCellMar>
+            <w:top w:w="57" w:type="dxa"/>
+            <w:left w:w="108" w:type="dxa"/>
+            <w:bottom w:w="57" w:type="dxa"/>
+            <w:right w:w="108" w:type="dxa"/>
+          </w:tblCellMar>
+        </w:tblPrEx>
         <w:trPr>
-          <w:tblHeader w:val="true"/>
+          <w:tblHeader/>
         </w:trPr>
         <w:tc>
           <w:tcPr>
-            <w:tcW w:type="dxa" w:w="900"/>
-          </w:tcPr>
-          <w:p>
-            <w:pPr>
-              <w:rPr>
-                <w:sz w:val="24"/>
+            <w:tcW w:w="900" w:type="dxa"/>
+          </w:tcPr>
+          <w:p>
+            <w:pPr>
+              <w:spacing w:before="20" w:after="20" w:line="252" w:lineRule="auto"/>
+              <w:jc w:val="center"/>
+              <w:rPr>
+                <w:b/>
+                <w:sz w:val="21"/>
               </w:rPr>
             </w:pPr>
             <w:r>
               <w:rPr>
                 <w:rFonts w:hint="eastAsia"/>
-                <w:sz w:val="24"/>
+                <w:b/>
+                <w:sz w:val="21"/>
               </w:rPr>
               <w:t>序号</w:t>
             </w:r>
@@ -4863,18 +4798,22 @@
         </w:tc>
         <w:tc>
           <w:tcPr>
-            <w:tcW w:type="dxa" w:w="2200"/>
-          </w:tcPr>
-          <w:p>
-            <w:pPr>
-              <w:rPr>
-                <w:sz w:val="24"/>
+            <w:tcW w:w="2200" w:type="dxa"/>
+          </w:tcPr>
+          <w:p>
+            <w:pPr>
+              <w:spacing w:before="20" w:after="20" w:line="252" w:lineRule="auto"/>
+              <w:jc w:val="center"/>
+              <w:rPr>
+                <w:b/>
+                <w:sz w:val="21"/>
               </w:rPr>
             </w:pPr>
             <w:r>
               <w:rPr>
                 <w:rFonts w:hint="eastAsia"/>
-                <w:sz w:val="24"/>
+                <w:b/>
+                <w:sz w:val="21"/>
               </w:rPr>
               <w:t>能力域</w:t>
             </w:r>
@@ -4882,18 +4821,22 @@
         </w:tc>
         <w:tc>
           <w:tcPr>
-            <w:tcW w:type="dxa" w:w="5910"/>
-          </w:tcPr>
-          <w:p>
-            <w:pPr>
-              <w:rPr>
-                <w:sz w:val="24"/>
+            <w:tcW w:w="5910" w:type="dxa"/>
+          </w:tcPr>
+          <w:p>
+            <w:pPr>
+              <w:spacing w:before="20" w:after="20" w:line="252" w:lineRule="auto"/>
+              <w:jc w:val="center"/>
+              <w:rPr>
+                <w:b/>
+                <w:sz w:val="21"/>
               </w:rPr>
             </w:pPr>
             <w:r>
               <w:rPr>
                 <w:rFonts w:hint="eastAsia"/>
-                <w:sz w:val="24"/>
+                <w:b/>
+                <w:sz w:val="21"/>
               </w:rPr>
               <w:t>覆盖内容与对应模块</w:t>
             </w:r>
@@ -4901,20 +4844,37 @@
         </w:tc>
       </w:tr>
       <w:tr>
-        <w:trPr/>
-        <w:tc>
-          <w:tcPr>
-            <w:tcW w:type="dxa" w:w="900"/>
-          </w:tcPr>
-          <w:p>
-            <w:pPr>
-              <w:rPr>
-                <w:sz w:val="24"/>
-              </w:rPr>
-            </w:pPr>
-            <w:r>
-              <w:rPr>
-                <w:sz w:val="24"/>
+        <w:tblPrEx>
+          <w:tblBorders>
+            <w:top w:val="single" w:color="7F7F7F" w:sz="4" w:space="0"/>
+            <w:left w:val="single" w:color="7F7F7F" w:sz="4" w:space="0"/>
+            <w:bottom w:val="single" w:color="7F7F7F" w:sz="4" w:space="0"/>
+            <w:right w:val="single" w:color="7F7F7F" w:sz="4" w:space="0"/>
+            <w:insideH w:val="single" w:color="7F7F7F" w:sz="4" w:space="0"/>
+            <w:insideV w:val="single" w:color="7F7F7F" w:sz="4" w:space="0"/>
+          </w:tblBorders>
+          <w:tblCellMar>
+            <w:top w:w="57" w:type="dxa"/>
+            <w:left w:w="108" w:type="dxa"/>
+            <w:bottom w:w="57" w:type="dxa"/>
+            <w:right w:w="108" w:type="dxa"/>
+          </w:tblCellMar>
+        </w:tblPrEx>
+        <w:tc>
+          <w:tcPr>
+            <w:tcW w:w="900" w:type="dxa"/>
+          </w:tcPr>
+          <w:p>
+            <w:pPr>
+              <w:spacing w:before="20" w:after="20" w:line="252" w:lineRule="auto"/>
+              <w:jc w:val="center"/>
+              <w:rPr>
+                <w:sz w:val="21"/>
+              </w:rPr>
+            </w:pPr>
+            <w:r>
+              <w:rPr>
+                <w:sz w:val="21"/>
               </w:rPr>
               <w:t>01</w:t>
             </w:r>
@@ -4922,18 +4882,20 @@
         </w:tc>
         <w:tc>
           <w:tcPr>
-            <w:tcW w:type="dxa" w:w="2200"/>
-          </w:tcPr>
-          <w:p>
-            <w:pPr>
-              <w:rPr>
-                <w:sz w:val="24"/>
+            <w:tcW w:w="2200" w:type="dxa"/>
+          </w:tcPr>
+          <w:p>
+            <w:pPr>
+              <w:spacing w:before="20" w:after="20" w:line="252" w:lineRule="auto"/>
+              <w:jc w:val="center"/>
+              <w:rPr>
+                <w:sz w:val="21"/>
               </w:rPr>
             </w:pPr>
             <w:r>
               <w:rPr>
                 <w:rFonts w:hint="eastAsia"/>
-                <w:sz w:val="24"/>
+                <w:sz w:val="21"/>
               </w:rPr>
               <w:t>设备接入</w:t>
             </w:r>
@@ -4941,18 +4903,20 @@
         </w:tc>
         <w:tc>
           <w:tcPr>
-            <w:tcW w:type="dxa" w:w="5910"/>
-          </w:tcPr>
-          <w:p>
-            <w:pPr>
-              <w:rPr>
-                <w:sz w:val="24"/>
+            <w:tcW w:w="5910" w:type="dxa"/>
+          </w:tcPr>
+          <w:p>
+            <w:pPr>
+              <w:spacing w:before="20" w:after="20" w:line="252" w:lineRule="auto"/>
+              <w:jc w:val="center"/>
+              <w:rPr>
+                <w:sz w:val="21"/>
               </w:rPr>
             </w:pPr>
             <w:r>
               <w:rPr>
                 <w:rFonts w:hint="eastAsia"/>
-                <w:sz w:val="24"/>
+                <w:sz w:val="21"/>
               </w:rPr>
               <w:t>通过设备调试通道直连真机，零部署（hdc.py / devices.py / doctor.py）</w:t>
             </w:r>
@@ -4960,20 +4924,37 @@
         </w:tc>
       </w:tr>
       <w:tr>
-        <w:trPr/>
-        <w:tc>
-          <w:tcPr>
-            <w:tcW w:type="dxa" w:w="900"/>
-          </w:tcPr>
-          <w:p>
-            <w:pPr>
-              <w:rPr>
-                <w:sz w:val="24"/>
-              </w:rPr>
-            </w:pPr>
-            <w:r>
-              <w:rPr>
-                <w:sz w:val="24"/>
+        <w:tblPrEx>
+          <w:tblBorders>
+            <w:top w:val="single" w:color="7F7F7F" w:sz="4" w:space="0"/>
+            <w:left w:val="single" w:color="7F7F7F" w:sz="4" w:space="0"/>
+            <w:bottom w:val="single" w:color="7F7F7F" w:sz="4" w:space="0"/>
+            <w:right w:val="single" w:color="7F7F7F" w:sz="4" w:space="0"/>
+            <w:insideH w:val="single" w:color="7F7F7F" w:sz="4" w:space="0"/>
+            <w:insideV w:val="single" w:color="7F7F7F" w:sz="4" w:space="0"/>
+          </w:tblBorders>
+          <w:tblCellMar>
+            <w:top w:w="57" w:type="dxa"/>
+            <w:left w:w="108" w:type="dxa"/>
+            <w:bottom w:w="57" w:type="dxa"/>
+            <w:right w:w="108" w:type="dxa"/>
+          </w:tblCellMar>
+        </w:tblPrEx>
+        <w:tc>
+          <w:tcPr>
+            <w:tcW w:w="900" w:type="dxa"/>
+          </w:tcPr>
+          <w:p>
+            <w:pPr>
+              <w:spacing w:before="20" w:after="20" w:line="252" w:lineRule="auto"/>
+              <w:jc w:val="center"/>
+              <w:rPr>
+                <w:sz w:val="21"/>
+              </w:rPr>
+            </w:pPr>
+            <w:r>
+              <w:rPr>
+                <w:sz w:val="21"/>
               </w:rPr>
               <w:t>02</w:t>
             </w:r>
@@ -4981,18 +4962,20 @@
         </w:tc>
         <w:tc>
           <w:tcPr>
-            <w:tcW w:type="dxa" w:w="2200"/>
-          </w:tcPr>
-          <w:p>
-            <w:pPr>
-              <w:rPr>
-                <w:sz w:val="24"/>
+            <w:tcW w:w="2200" w:type="dxa"/>
+          </w:tcPr>
+          <w:p>
+            <w:pPr>
+              <w:spacing w:before="20" w:after="20" w:line="252" w:lineRule="auto"/>
+              <w:jc w:val="center"/>
+              <w:rPr>
+                <w:sz w:val="21"/>
               </w:rPr>
             </w:pPr>
             <w:r>
               <w:rPr>
                 <w:rFonts w:hint="eastAsia"/>
-                <w:sz w:val="24"/>
+                <w:sz w:val="21"/>
               </w:rPr>
               <w:t>仿真与离线</w:t>
             </w:r>
@@ -5000,18 +4983,20 @@
         </w:tc>
         <w:tc>
           <w:tcPr>
-            <w:tcW w:type="dxa" w:w="5910"/>
-          </w:tcPr>
-          <w:p>
-            <w:pPr>
-              <w:rPr>
-                <w:sz w:val="24"/>
+            <w:tcW w:w="5910" w:type="dxa"/>
+          </w:tcPr>
+          <w:p>
+            <w:pPr>
+              <w:spacing w:before="20" w:after="20" w:line="252" w:lineRule="auto"/>
+              <w:jc w:val="center"/>
+              <w:rPr>
+                <w:sz w:val="21"/>
               </w:rPr>
             </w:pPr>
             <w:r>
               <w:rPr>
                 <w:rFonts w:hint="eastAsia"/>
-                <w:sz w:val="24"/>
+                <w:sz w:val="21"/>
               </w:rPr>
               <w:t>无设备时的离线模拟与故障注入（sim.py）</w:t>
             </w:r>
@@ -5019,20 +5004,37 @@
         </w:tc>
       </w:tr>
       <w:tr>
-        <w:trPr/>
-        <w:tc>
-          <w:tcPr>
-            <w:tcW w:type="dxa" w:w="900"/>
-          </w:tcPr>
-          <w:p>
-            <w:pPr>
-              <w:rPr>
-                <w:sz w:val="24"/>
-              </w:rPr>
-            </w:pPr>
-            <w:r>
-              <w:rPr>
-                <w:sz w:val="24"/>
+        <w:tblPrEx>
+          <w:tblBorders>
+            <w:top w:val="single" w:color="7F7F7F" w:sz="4" w:space="0"/>
+            <w:left w:val="single" w:color="7F7F7F" w:sz="4" w:space="0"/>
+            <w:bottom w:val="single" w:color="7F7F7F" w:sz="4" w:space="0"/>
+            <w:right w:val="single" w:color="7F7F7F" w:sz="4" w:space="0"/>
+            <w:insideH w:val="single" w:color="7F7F7F" w:sz="4" w:space="0"/>
+            <w:insideV w:val="single" w:color="7F7F7F" w:sz="4" w:space="0"/>
+          </w:tblBorders>
+          <w:tblCellMar>
+            <w:top w:w="57" w:type="dxa"/>
+            <w:left w:w="108" w:type="dxa"/>
+            <w:bottom w:w="57" w:type="dxa"/>
+            <w:right w:w="108" w:type="dxa"/>
+          </w:tblCellMar>
+        </w:tblPrEx>
+        <w:tc>
+          <w:tcPr>
+            <w:tcW w:w="900" w:type="dxa"/>
+          </w:tcPr>
+          <w:p>
+            <w:pPr>
+              <w:spacing w:before="20" w:after="20" w:line="252" w:lineRule="auto"/>
+              <w:jc w:val="center"/>
+              <w:rPr>
+                <w:sz w:val="21"/>
+              </w:rPr>
+            </w:pPr>
+            <w:r>
+              <w:rPr>
+                <w:sz w:val="21"/>
               </w:rPr>
               <w:t>03</w:t>
             </w:r>
@@ -5040,18 +5042,20 @@
         </w:tc>
         <w:tc>
           <w:tcPr>
-            <w:tcW w:type="dxa" w:w="2200"/>
-          </w:tcPr>
-          <w:p>
-            <w:pPr>
-              <w:rPr>
-                <w:sz w:val="24"/>
+            <w:tcW w:w="2200" w:type="dxa"/>
+          </w:tcPr>
+          <w:p>
+            <w:pPr>
+              <w:spacing w:before="20" w:after="20" w:line="252" w:lineRule="auto"/>
+              <w:jc w:val="center"/>
+              <w:rPr>
+                <w:sz w:val="21"/>
               </w:rPr>
             </w:pPr>
             <w:r>
               <w:rPr>
                 <w:rFonts w:hint="eastAsia"/>
-                <w:sz w:val="24"/>
+                <w:sz w:val="21"/>
               </w:rPr>
               <w:t>界面感知与定位</w:t>
             </w:r>
@@ -5059,18 +5063,20 @@
         </w:tc>
         <w:tc>
           <w:tcPr>
-            <w:tcW w:type="dxa" w:w="5910"/>
-          </w:tcPr>
-          <w:p>
-            <w:pPr>
-              <w:rPr>
-                <w:sz w:val="24"/>
+            <w:tcW w:w="5910" w:type="dxa"/>
+          </w:tcPr>
+          <w:p>
+            <w:pPr>
+              <w:spacing w:before="20" w:after="20" w:line="252" w:lineRule="auto"/>
+              <w:jc w:val="center"/>
+              <w:rPr>
+                <w:sz w:val="21"/>
               </w:rPr>
             </w:pPr>
             <w:r>
               <w:rPr>
                 <w:rFonts w:hint="eastAsia"/>
-                <w:sz w:val="24"/>
+                <w:sz w:val="21"/>
               </w:rPr>
               <w:t>控件树、视觉、OCR 与源码四路证据融合（layout.py / matcher.py / locator.py / fusion.py / vision.py）</w:t>
             </w:r>
@@ -5078,20 +5084,37 @@
         </w:tc>
       </w:tr>
       <w:tr>
-        <w:trPr/>
-        <w:tc>
-          <w:tcPr>
-            <w:tcW w:type="dxa" w:w="900"/>
-          </w:tcPr>
-          <w:p>
-            <w:pPr>
-              <w:rPr>
-                <w:sz w:val="24"/>
-              </w:rPr>
-            </w:pPr>
-            <w:r>
-              <w:rPr>
-                <w:sz w:val="24"/>
+        <w:tblPrEx>
+          <w:tblBorders>
+            <w:top w:val="single" w:color="7F7F7F" w:sz="4" w:space="0"/>
+            <w:left w:val="single" w:color="7F7F7F" w:sz="4" w:space="0"/>
+            <w:bottom w:val="single" w:color="7F7F7F" w:sz="4" w:space="0"/>
+            <w:right w:val="single" w:color="7F7F7F" w:sz="4" w:space="0"/>
+            <w:insideH w:val="single" w:color="7F7F7F" w:sz="4" w:space="0"/>
+            <w:insideV w:val="single" w:color="7F7F7F" w:sz="4" w:space="0"/>
+          </w:tblBorders>
+          <w:tblCellMar>
+            <w:top w:w="57" w:type="dxa"/>
+            <w:left w:w="108" w:type="dxa"/>
+            <w:bottom w:w="57" w:type="dxa"/>
+            <w:right w:w="108" w:type="dxa"/>
+          </w:tblCellMar>
+        </w:tblPrEx>
+        <w:tc>
+          <w:tcPr>
+            <w:tcW w:w="900" w:type="dxa"/>
+          </w:tcPr>
+          <w:p>
+            <w:pPr>
+              <w:spacing w:before="20" w:after="20" w:line="252" w:lineRule="auto"/>
+              <w:jc w:val="center"/>
+              <w:rPr>
+                <w:sz w:val="21"/>
+              </w:rPr>
+            </w:pPr>
+            <w:r>
+              <w:rPr>
+                <w:sz w:val="21"/>
               </w:rPr>
               <w:t>04</w:t>
             </w:r>
@@ -5099,18 +5122,20 @@
         </w:tc>
         <w:tc>
           <w:tcPr>
-            <w:tcW w:type="dxa" w:w="2200"/>
-          </w:tcPr>
-          <w:p>
-            <w:pPr>
-              <w:rPr>
-                <w:sz w:val="24"/>
+            <w:tcW w:w="2200" w:type="dxa"/>
+          </w:tcPr>
+          <w:p>
+            <w:pPr>
+              <w:spacing w:before="20" w:after="20" w:line="252" w:lineRule="auto"/>
+              <w:jc w:val="center"/>
+              <w:rPr>
+                <w:sz w:val="21"/>
               </w:rPr>
             </w:pPr>
             <w:r>
               <w:rPr>
                 <w:rFonts w:hint="eastAsia"/>
-                <w:sz w:val="24"/>
+                <w:sz w:val="21"/>
               </w:rPr>
               <w:t>特殊形态支持</w:t>
             </w:r>
@@ -5118,18 +5143,20 @@
         </w:tc>
         <w:tc>
           <w:tcPr>
-            <w:tcW w:type="dxa" w:w="5910"/>
-          </w:tcPr>
-          <w:p>
-            <w:pPr>
-              <w:rPr>
-                <w:sz w:val="24"/>
+            <w:tcW w:w="5910" w:type="dxa"/>
+          </w:tcPr>
+          <w:p>
+            <w:pPr>
+              <w:spacing w:before="20" w:after="20" w:line="252" w:lineRule="auto"/>
+              <w:jc w:val="center"/>
+              <w:rPr>
+                <w:sz w:val="21"/>
               </w:rPr>
             </w:pPr>
             <w:r>
               <w:rPr>
                 <w:rFonts w:hint="eastAsia"/>
-                <w:sz w:val="24"/>
+                <w:sz w:val="21"/>
               </w:rPr>
               <w:t>折叠屏展开与收起双态差异比对（crossform.py / crossform_report.py）</w:t>
             </w:r>
@@ -5137,20 +5164,37 @@
         </w:tc>
       </w:tr>
       <w:tr>
-        <w:trPr/>
-        <w:tc>
-          <w:tcPr>
-            <w:tcW w:type="dxa" w:w="900"/>
-          </w:tcPr>
-          <w:p>
-            <w:pPr>
-              <w:rPr>
-                <w:sz w:val="24"/>
-              </w:rPr>
-            </w:pPr>
-            <w:r>
-              <w:rPr>
-                <w:sz w:val="24"/>
+        <w:tblPrEx>
+          <w:tblBorders>
+            <w:top w:val="single" w:color="7F7F7F" w:sz="4" w:space="0"/>
+            <w:left w:val="single" w:color="7F7F7F" w:sz="4" w:space="0"/>
+            <w:bottom w:val="single" w:color="7F7F7F" w:sz="4" w:space="0"/>
+            <w:right w:val="single" w:color="7F7F7F" w:sz="4" w:space="0"/>
+            <w:insideH w:val="single" w:color="7F7F7F" w:sz="4" w:space="0"/>
+            <w:insideV w:val="single" w:color="7F7F7F" w:sz="4" w:space="0"/>
+          </w:tblBorders>
+          <w:tblCellMar>
+            <w:top w:w="57" w:type="dxa"/>
+            <w:left w:w="108" w:type="dxa"/>
+            <w:bottom w:w="57" w:type="dxa"/>
+            <w:right w:w="108" w:type="dxa"/>
+          </w:tblCellMar>
+        </w:tblPrEx>
+        <w:tc>
+          <w:tcPr>
+            <w:tcW w:w="900" w:type="dxa"/>
+          </w:tcPr>
+          <w:p>
+            <w:pPr>
+              <w:spacing w:before="20" w:after="20" w:line="252" w:lineRule="auto"/>
+              <w:jc w:val="center"/>
+              <w:rPr>
+                <w:sz w:val="21"/>
+              </w:rPr>
+            </w:pPr>
+            <w:r>
+              <w:rPr>
+                <w:sz w:val="21"/>
               </w:rPr>
               <w:t>05</w:t>
             </w:r>
@@ -5158,18 +5202,20 @@
         </w:tc>
         <w:tc>
           <w:tcPr>
-            <w:tcW w:type="dxa" w:w="2200"/>
-          </w:tcPr>
-          <w:p>
-            <w:pPr>
-              <w:rPr>
-                <w:sz w:val="24"/>
+            <w:tcW w:w="2200" w:type="dxa"/>
+          </w:tcPr>
+          <w:p>
+            <w:pPr>
+              <w:spacing w:before="20" w:after="20" w:line="252" w:lineRule="auto"/>
+              <w:jc w:val="center"/>
+              <w:rPr>
+                <w:sz w:val="21"/>
               </w:rPr>
             </w:pPr>
             <w:r>
               <w:rPr>
                 <w:rFonts w:hint="eastAsia"/>
-                <w:sz w:val="24"/>
+                <w:sz w:val="21"/>
               </w:rPr>
               <w:t>页面探索</w:t>
             </w:r>
@@ -5177,18 +5223,20 @@
         </w:tc>
         <w:tc>
           <w:tcPr>
-            <w:tcW w:type="dxa" w:w="5910"/>
-          </w:tcPr>
-          <w:p>
-            <w:pPr>
-              <w:rPr>
-                <w:sz w:val="24"/>
+            <w:tcW w:w="5910" w:type="dxa"/>
+          </w:tcPr>
+          <w:p>
+            <w:pPr>
+              <w:spacing w:before="20" w:after="20" w:line="252" w:lineRule="auto"/>
+              <w:jc w:val="center"/>
+              <w:rPr>
+                <w:sz w:val="21"/>
               </w:rPr>
             </w:pPr>
             <w:r>
               <w:rPr>
                 <w:rFonts w:hint="eastAsia"/>
-                <w:sz w:val="24"/>
+                <w:sz w:val="21"/>
               </w:rPr>
               <w:t>广度优先遍历，产出页面状态图（explorer.py / treesum.py / identity.py）</w:t>
             </w:r>
@@ -5196,20 +5244,37 @@
         </w:tc>
       </w:tr>
       <w:tr>
-        <w:trPr/>
-        <w:tc>
-          <w:tcPr>
-            <w:tcW w:type="dxa" w:w="900"/>
-          </w:tcPr>
-          <w:p>
-            <w:pPr>
-              <w:rPr>
-                <w:sz w:val="24"/>
-              </w:rPr>
-            </w:pPr>
-            <w:r>
-              <w:rPr>
-                <w:sz w:val="24"/>
+        <w:tblPrEx>
+          <w:tblBorders>
+            <w:top w:val="single" w:color="7F7F7F" w:sz="4" w:space="0"/>
+            <w:left w:val="single" w:color="7F7F7F" w:sz="4" w:space="0"/>
+            <w:bottom w:val="single" w:color="7F7F7F" w:sz="4" w:space="0"/>
+            <w:right w:val="single" w:color="7F7F7F" w:sz="4" w:space="0"/>
+            <w:insideH w:val="single" w:color="7F7F7F" w:sz="4" w:space="0"/>
+            <w:insideV w:val="single" w:color="7F7F7F" w:sz="4" w:space="0"/>
+          </w:tblBorders>
+          <w:tblCellMar>
+            <w:top w:w="57" w:type="dxa"/>
+            <w:left w:w="108" w:type="dxa"/>
+            <w:bottom w:w="57" w:type="dxa"/>
+            <w:right w:w="108" w:type="dxa"/>
+          </w:tblCellMar>
+        </w:tblPrEx>
+        <w:tc>
+          <w:tcPr>
+            <w:tcW w:w="900" w:type="dxa"/>
+          </w:tcPr>
+          <w:p>
+            <w:pPr>
+              <w:spacing w:before="20" w:after="20" w:line="252" w:lineRule="auto"/>
+              <w:jc w:val="center"/>
+              <w:rPr>
+                <w:sz w:val="21"/>
+              </w:rPr>
+            </w:pPr>
+            <w:r>
+              <w:rPr>
+                <w:sz w:val="21"/>
               </w:rPr>
               <w:t>06</w:t>
             </w:r>
@@ -5217,18 +5282,20 @@
         </w:tc>
         <w:tc>
           <w:tcPr>
-            <w:tcW w:type="dxa" w:w="2200"/>
-          </w:tcPr>
-          <w:p>
-            <w:pPr>
-              <w:rPr>
-                <w:sz w:val="24"/>
+            <w:tcW w:w="2200" w:type="dxa"/>
+          </w:tcPr>
+          <w:p>
+            <w:pPr>
+              <w:spacing w:before="20" w:after="20" w:line="252" w:lineRule="auto"/>
+              <w:jc w:val="center"/>
+              <w:rPr>
+                <w:sz w:val="21"/>
               </w:rPr>
             </w:pPr>
             <w:r>
               <w:rPr>
                 <w:rFonts w:hint="eastAsia"/>
-                <w:sz w:val="24"/>
+                <w:sz w:val="21"/>
               </w:rPr>
               <w:t>用例生成</w:t>
             </w:r>
@@ -5236,18 +5303,20 @@
         </w:tc>
         <w:tc>
           <w:tcPr>
-            <w:tcW w:type="dxa" w:w="5910"/>
-          </w:tcPr>
-          <w:p>
-            <w:pPr>
-              <w:rPr>
-                <w:sz w:val="24"/>
+            <w:tcW w:w="5910" w:type="dxa"/>
+          </w:tcPr>
+          <w:p>
+            <w:pPr>
+              <w:spacing w:before="20" w:after="20" w:line="252" w:lineRule="auto"/>
+              <w:jc w:val="center"/>
+              <w:rPr>
+                <w:sz w:val="21"/>
               </w:rPr>
             </w:pPr>
             <w:r>
               <w:rPr>
                 <w:rFonts w:hint="eastAsia"/>
-                <w:sz w:val="24"/>
+                <w:sz w:val="21"/>
               </w:rPr>
               <w:t>自然语言与探索轨迹转可执行用例（generator.py / action.py / llm_transport.py）</w:t>
             </w:r>
@@ -5255,20 +5324,37 @@
         </w:tc>
       </w:tr>
       <w:tr>
-        <w:trPr/>
-        <w:tc>
-          <w:tcPr>
-            <w:tcW w:type="dxa" w:w="900"/>
-          </w:tcPr>
-          <w:p>
-            <w:pPr>
-              <w:rPr>
-                <w:sz w:val="24"/>
-              </w:rPr>
-            </w:pPr>
-            <w:r>
-              <w:rPr>
-                <w:sz w:val="24"/>
+        <w:tblPrEx>
+          <w:tblBorders>
+            <w:top w:val="single" w:color="7F7F7F" w:sz="4" w:space="0"/>
+            <w:left w:val="single" w:color="7F7F7F" w:sz="4" w:space="0"/>
+            <w:bottom w:val="single" w:color="7F7F7F" w:sz="4" w:space="0"/>
+            <w:right w:val="single" w:color="7F7F7F" w:sz="4" w:space="0"/>
+            <w:insideH w:val="single" w:color="7F7F7F" w:sz="4" w:space="0"/>
+            <w:insideV w:val="single" w:color="7F7F7F" w:sz="4" w:space="0"/>
+          </w:tblBorders>
+          <w:tblCellMar>
+            <w:top w:w="57" w:type="dxa"/>
+            <w:left w:w="108" w:type="dxa"/>
+            <w:bottom w:w="57" w:type="dxa"/>
+            <w:right w:w="108" w:type="dxa"/>
+          </w:tblCellMar>
+        </w:tblPrEx>
+        <w:tc>
+          <w:tcPr>
+            <w:tcW w:w="900" w:type="dxa"/>
+          </w:tcPr>
+          <w:p>
+            <w:pPr>
+              <w:spacing w:before="20" w:after="20" w:line="252" w:lineRule="auto"/>
+              <w:jc w:val="center"/>
+              <w:rPr>
+                <w:sz w:val="21"/>
+              </w:rPr>
+            </w:pPr>
+            <w:r>
+              <w:rPr>
+                <w:sz w:val="21"/>
               </w:rPr>
               <w:t>07</w:t>
             </w:r>
@@ -5276,18 +5362,20 @@
         </w:tc>
         <w:tc>
           <w:tcPr>
-            <w:tcW w:type="dxa" w:w="2200"/>
-          </w:tcPr>
-          <w:p>
-            <w:pPr>
-              <w:rPr>
-                <w:sz w:val="24"/>
+            <w:tcW w:w="2200" w:type="dxa"/>
+          </w:tcPr>
+          <w:p>
+            <w:pPr>
+              <w:spacing w:before="20" w:after="20" w:line="252" w:lineRule="auto"/>
+              <w:jc w:val="center"/>
+              <w:rPr>
+                <w:sz w:val="21"/>
               </w:rPr>
             </w:pPr>
             <w:r>
               <w:rPr>
                 <w:rFonts w:hint="eastAsia"/>
-                <w:sz w:val="24"/>
+                <w:sz w:val="21"/>
               </w:rPr>
               <w:t>执行与调度</w:t>
             </w:r>
@@ -5295,18 +5383,20 @@
         </w:tc>
         <w:tc>
           <w:tcPr>
-            <w:tcW w:type="dxa" w:w="5910"/>
-          </w:tcPr>
-          <w:p>
-            <w:pPr>
-              <w:rPr>
-                <w:sz w:val="24"/>
+            <w:tcW w:w="5910" w:type="dxa"/>
+          </w:tcPr>
+          <w:p>
+            <w:pPr>
+              <w:spacing w:before="20" w:after="20" w:line="252" w:lineRule="auto"/>
+              <w:jc w:val="center"/>
+              <w:rPr>
+                <w:sz w:val="21"/>
               </w:rPr>
             </w:pPr>
             <w:r>
               <w:rPr>
                 <w:rFonts w:hint="eastAsia"/>
-                <w:sz w:val="24"/>
+                <w:sz w:val="21"/>
               </w:rPr>
               <w:t>稳健等待、全套手势与权限弹窗处理（runner.py / driver.py / permission.py）</w:t>
             </w:r>
@@ -5314,20 +5404,37 @@
         </w:tc>
       </w:tr>
       <w:tr>
-        <w:trPr/>
-        <w:tc>
-          <w:tcPr>
-            <w:tcW w:type="dxa" w:w="900"/>
-          </w:tcPr>
-          <w:p>
-            <w:pPr>
-              <w:rPr>
-                <w:sz w:val="24"/>
-              </w:rPr>
-            </w:pPr>
-            <w:r>
-              <w:rPr>
-                <w:sz w:val="24"/>
+        <w:tblPrEx>
+          <w:tblBorders>
+            <w:top w:val="single" w:color="7F7F7F" w:sz="4" w:space="0"/>
+            <w:left w:val="single" w:color="7F7F7F" w:sz="4" w:space="0"/>
+            <w:bottom w:val="single" w:color="7F7F7F" w:sz="4" w:space="0"/>
+            <w:right w:val="single" w:color="7F7F7F" w:sz="4" w:space="0"/>
+            <w:insideH w:val="single" w:color="7F7F7F" w:sz="4" w:space="0"/>
+            <w:insideV w:val="single" w:color="7F7F7F" w:sz="4" w:space="0"/>
+          </w:tblBorders>
+          <w:tblCellMar>
+            <w:top w:w="57" w:type="dxa"/>
+            <w:left w:w="108" w:type="dxa"/>
+            <w:bottom w:w="57" w:type="dxa"/>
+            <w:right w:w="108" w:type="dxa"/>
+          </w:tblCellMar>
+        </w:tblPrEx>
+        <w:tc>
+          <w:tcPr>
+            <w:tcW w:w="900" w:type="dxa"/>
+          </w:tcPr>
+          <w:p>
+            <w:pPr>
+              <w:spacing w:before="20" w:after="20" w:line="252" w:lineRule="auto"/>
+              <w:jc w:val="center"/>
+              <w:rPr>
+                <w:sz w:val="21"/>
+              </w:rPr>
+            </w:pPr>
+            <w:r>
+              <w:rPr>
+                <w:sz w:val="21"/>
               </w:rPr>
               <w:t>08</w:t>
             </w:r>
@@ -5335,18 +5442,20 @@
         </w:tc>
         <w:tc>
           <w:tcPr>
-            <w:tcW w:type="dxa" w:w="2200"/>
-          </w:tcPr>
-          <w:p>
-            <w:pPr>
-              <w:rPr>
-                <w:sz w:val="24"/>
+            <w:tcW w:w="2200" w:type="dxa"/>
+          </w:tcPr>
+          <w:p>
+            <w:pPr>
+              <w:spacing w:before="20" w:after="20" w:line="252" w:lineRule="auto"/>
+              <w:jc w:val="center"/>
+              <w:rPr>
+                <w:sz w:val="21"/>
               </w:rPr>
             </w:pPr>
             <w:r>
               <w:rPr>
                 <w:rFonts w:hint="eastAsia"/>
-                <w:sz w:val="24"/>
+                <w:sz w:val="21"/>
               </w:rPr>
               <w:t>缺陷发现与归因</w:t>
             </w:r>
@@ -5354,18 +5463,20 @@
         </w:tc>
         <w:tc>
           <w:tcPr>
-            <w:tcW w:type="dxa" w:w="5910"/>
-          </w:tcPr>
-          <w:p>
-            <w:pPr>
-              <w:rPr>
-                <w:sz w:val="24"/>
+            <w:tcW w:w="5910" w:type="dxa"/>
+          </w:tcPr>
+          <w:p>
+            <w:pPr>
+              <w:spacing w:before="20" w:after="20" w:line="252" w:lineRule="auto"/>
+              <w:jc w:val="center"/>
+              <w:rPr>
+                <w:sz w:val="21"/>
               </w:rPr>
             </w:pPr>
             <w:r>
               <w:rPr>
                 <w:rFonts w:hint="eastAsia"/>
-                <w:sz w:val="24"/>
+                <w:sz w:val="21"/>
               </w:rPr>
               <w:t>六类信号取证与四分类判定（signals.py / diagnose.py / perf.py）</w:t>
             </w:r>
@@ -5373,20 +5484,37 @@
         </w:tc>
       </w:tr>
       <w:tr>
-        <w:trPr/>
-        <w:tc>
-          <w:tcPr>
-            <w:tcW w:type="dxa" w:w="900"/>
-          </w:tcPr>
-          <w:p>
-            <w:pPr>
-              <w:rPr>
-                <w:sz w:val="24"/>
-              </w:rPr>
-            </w:pPr>
-            <w:r>
-              <w:rPr>
-                <w:sz w:val="24"/>
+        <w:tblPrEx>
+          <w:tblBorders>
+            <w:top w:val="single" w:color="7F7F7F" w:sz="4" w:space="0"/>
+            <w:left w:val="single" w:color="7F7F7F" w:sz="4" w:space="0"/>
+            <w:bottom w:val="single" w:color="7F7F7F" w:sz="4" w:space="0"/>
+            <w:right w:val="single" w:color="7F7F7F" w:sz="4" w:space="0"/>
+            <w:insideH w:val="single" w:color="7F7F7F" w:sz="4" w:space="0"/>
+            <w:insideV w:val="single" w:color="7F7F7F" w:sz="4" w:space="0"/>
+          </w:tblBorders>
+          <w:tblCellMar>
+            <w:top w:w="57" w:type="dxa"/>
+            <w:left w:w="108" w:type="dxa"/>
+            <w:bottom w:w="57" w:type="dxa"/>
+            <w:right w:w="108" w:type="dxa"/>
+          </w:tblCellMar>
+        </w:tblPrEx>
+        <w:tc>
+          <w:tcPr>
+            <w:tcW w:w="900" w:type="dxa"/>
+          </w:tcPr>
+          <w:p>
+            <w:pPr>
+              <w:spacing w:before="20" w:after="20" w:line="252" w:lineRule="auto"/>
+              <w:jc w:val="center"/>
+              <w:rPr>
+                <w:sz w:val="21"/>
+              </w:rPr>
+            </w:pPr>
+            <w:r>
+              <w:rPr>
+                <w:sz w:val="21"/>
               </w:rPr>
               <w:t>09</w:t>
             </w:r>
@@ -5394,18 +5522,20 @@
         </w:tc>
         <w:tc>
           <w:tcPr>
-            <w:tcW w:type="dxa" w:w="2200"/>
-          </w:tcPr>
-          <w:p>
-            <w:pPr>
-              <w:rPr>
-                <w:sz w:val="24"/>
+            <w:tcW w:w="2200" w:type="dxa"/>
+          </w:tcPr>
+          <w:p>
+            <w:pPr>
+              <w:spacing w:before="20" w:after="20" w:line="252" w:lineRule="auto"/>
+              <w:jc w:val="center"/>
+              <w:rPr>
+                <w:sz w:val="21"/>
               </w:rPr>
             </w:pPr>
             <w:r>
               <w:rPr>
                 <w:rFonts w:hint="eastAsia"/>
-                <w:sz w:val="24"/>
+                <w:sz w:val="21"/>
               </w:rPr>
               <w:t>报告与回归集</w:t>
             </w:r>
@@ -5413,18 +5543,20 @@
         </w:tc>
         <w:tc>
           <w:tcPr>
-            <w:tcW w:type="dxa" w:w="5910"/>
-          </w:tcPr>
-          <w:p>
-            <w:pPr>
-              <w:rPr>
-                <w:sz w:val="24"/>
+            <w:tcW w:w="5910" w:type="dxa"/>
+          </w:tcPr>
+          <w:p>
+            <w:pPr>
+              <w:spacing w:before="20" w:after="20" w:line="252" w:lineRule="auto"/>
+              <w:jc w:val="center"/>
+              <w:rPr>
+                <w:sz w:val="21"/>
               </w:rPr>
             </w:pPr>
             <w:r>
               <w:rPr>
                 <w:rFonts w:hint="eastAsia"/>
-                <w:sz w:val="24"/>
+                <w:sz w:val="21"/>
               </w:rPr>
               <w:t>三种格式报告与可重放回归用例（report.py / examples/ / tools/）</w:t>
             </w:r>
@@ -5685,7 +5817,6 @@
             <w:right w:w="108" w:type="dxa"/>
           </w:tblCellMar>
         </w:tblPrEx>
-        <w:trPr/>
         <w:tc>
           <w:tcPr>
             <w:tcW w:w="1200" w:type="pct"/>
@@ -5803,7 +5934,6 @@
             <w:right w:w="108" w:type="dxa"/>
           </w:tblCellMar>
         </w:tblPrEx>
-        <w:trPr/>
         <w:tc>
           <w:tcPr>
             <w:tcW w:w="1200" w:type="pct"/>
@@ -5903,7 +6033,6 @@
             <w:right w:w="108" w:type="dxa"/>
           </w:tblCellMar>
         </w:tblPrEx>
-        <w:trPr/>
         <w:tc>
           <w:tcPr>
             <w:tcW w:w="1200" w:type="pct"/>
@@ -5976,7 +6105,6 @@
             <w:right w:w="108" w:type="dxa"/>
           </w:tblCellMar>
         </w:tblPrEx>
-        <w:trPr/>
         <w:tc>
           <w:tcPr>
             <w:tcW w:w="1200" w:type="pct"/>
@@ -6049,7 +6177,6 @@
             <w:right w:w="108" w:type="dxa"/>
           </w:tblCellMar>
         </w:tblPrEx>
-        <w:trPr/>
         <w:tc>
           <w:tcPr>
             <w:tcW w:w="1200" w:type="pct"/>
@@ -6122,7 +6249,6 @@
             <w:right w:w="108" w:type="dxa"/>
           </w:tblCellMar>
         </w:tblPrEx>
-        <w:trPr/>
         <w:tc>
           <w:tcPr>
             <w:tcW w:w="1200" w:type="pct"/>
@@ -6195,7 +6321,6 @@
             <w:right w:w="108" w:type="dxa"/>
           </w:tblCellMar>
         </w:tblPrEx>
-        <w:trPr/>
         <w:tc>
           <w:tcPr>
             <w:tcW w:w="1200" w:type="pct"/>
@@ -6280,7 +6405,6 @@
             <w:right w:w="108" w:type="dxa"/>
           </w:tblCellMar>
         </w:tblPrEx>
-        <w:trPr/>
         <w:tc>
           <w:tcPr>
             <w:tcW w:w="1200" w:type="pct"/>
@@ -6332,6 +6456,72 @@
                 <w:sz w:val="21"/>
               </w:rPr>
               <w:t>含2条固定负样本，均被校验闸正确拦截；可执行用例均具备实质动作与断言</w:t>
+            </w:r>
+          </w:p>
+        </w:tc>
+      </w:tr>
+      <w:tr>
+        <w:tblPrEx>
+          <w:tblBorders>
+            <w:top w:val="single" w:color="7F7F7F" w:sz="4" w:space="0"/>
+            <w:left w:val="single" w:color="7F7F7F" w:sz="4" w:space="0"/>
+            <w:bottom w:val="single" w:color="7F7F7F" w:sz="4" w:space="0"/>
+            <w:right w:val="single" w:color="7F7F7F" w:sz="4" w:space="0"/>
+            <w:insideH w:val="single" w:color="7F7F7F" w:sz="4" w:space="0"/>
+            <w:insideV w:val="single" w:color="7F7F7F" w:sz="4" w:space="0"/>
+          </w:tblBorders>
+        </w:tblPrEx>
+        <w:tc>
+          <w:tcPr>
+            <w:tcW w:w="1200" w:type="pct"/>
+            <w:vAlign w:val="center"/>
+          </w:tcPr>
+          <w:p>
+            <w:pPr>
+              <w:spacing w:before="20" w:after="20" w:line="252" w:lineRule="auto"/>
+              <w:jc w:val="center"/>
+            </w:pPr>
+            <w:r>
+              <w:rPr>
+                <w:sz w:val="21"/>
+              </w:rPr>
+              <w:t>生成用例真机执行</w:t>
+            </w:r>
+          </w:p>
+        </w:tc>
+        <w:tc>
+          <w:tcPr>
+            <w:tcW w:w="1600" w:type="pct"/>
+            <w:vAlign w:val="center"/>
+          </w:tcPr>
+          <w:p>
+            <w:pPr>
+              <w:spacing w:before="20" w:after="20" w:line="252" w:lineRule="auto"/>
+              <w:jc w:val="center"/>
+            </w:pPr>
+            <w:r>
+              <w:rPr>
+                <w:sz w:val="21"/>
+              </w:rPr>
+              <w:t>用例级23/24与22/24（两轮并列）</w:t>
+            </w:r>
+          </w:p>
+        </w:tc>
+        <w:tc>
+          <w:tcPr>
+            <w:tcW w:w="2200" w:type="pct"/>
+            <w:vAlign w:val="center"/>
+          </w:tcPr>
+          <w:p>
+            <w:pPr>
+              <w:spacing w:before="20" w:after="20" w:line="252" w:lineRule="auto"/>
+              <w:jc w:val="center"/>
+            </w:pPr>
+            <w:r>
+              <w:rPr>
+                <w:sz w:val="21"/>
+              </w:rPr>
+              <w:t>两轮波动1条，根因均为断言目标落在控件树之外</w:t>
             </w:r>
           </w:p>
         </w:tc>
@@ -6353,7 +6543,6 @@
             <w:right w:w="108" w:type="dxa"/>
           </w:tblCellMar>
         </w:tblPrEx>
-        <w:trPr/>
         <w:tc>
           <w:tcPr>
             <w:tcW w:w="1200" w:type="pct"/>
@@ -6368,7 +6557,7 @@
               <w:rPr>
                 <w:sz w:val="21"/>
               </w:rPr>
-              <w:t>生成用例真机执行</w:t>
+              <w:t>用例墙钟耗时（树复用优化后）</w:t>
             </w:r>
           </w:p>
         </w:tc>
@@ -6386,7 +6575,7 @@
               <w:rPr>
                 <w:sz w:val="21"/>
               </w:rPr>
-              <w:t>用例级23/24与22/24（两轮并列）</w:t>
+              <w:t>降低26%（取树12次→ 9次）</w:t>
             </w:r>
           </w:p>
         </w:tc>
@@ -6404,7 +6593,7 @@
               <w:rPr>
                 <w:sz w:val="21"/>
               </w:rPr>
-              <w:t>两轮波动1条，根因均为断言目标落在控件树之外</w:t>
+              <w:t>同一条10步用例的真机前后对比</w:t>
             </w:r>
           </w:p>
         </w:tc>
@@ -6426,7 +6615,6 @@
             <w:right w:w="108" w:type="dxa"/>
           </w:tblCellMar>
         </w:tblPrEx>
-        <w:trPr/>
         <w:tc>
           <w:tcPr>
             <w:tcW w:w="1200" w:type="pct"/>
@@ -6441,7 +6629,7 @@
               <w:rPr>
                 <w:sz w:val="21"/>
               </w:rPr>
-              <w:t>用例墙钟耗时（树复用优化后）</w:t>
+              <w:t>视觉定位时延</w:t>
             </w:r>
           </w:p>
         </w:tc>
@@ -6459,7 +6647,7 @@
               <w:rPr>
                 <w:sz w:val="21"/>
               </w:rPr>
-              <w:t>降低26%（取树12次→ 9次）</w:t>
+              <w:t>p50约1.1秒</w:t>
             </w:r>
           </w:p>
         </w:tc>
@@ -6477,7 +6665,7 @@
               <w:rPr>
                 <w:sz w:val="21"/>
               </w:rPr>
-              <w:t>同一条10步用例的真机前后对比</w:t>
+              <w:t>关闭思考模式，云端模型</w:t>
             </w:r>
           </w:p>
         </w:tc>
@@ -6499,7 +6687,6 @@
             <w:right w:w="108" w:type="dxa"/>
           </w:tblCellMar>
         </w:tblPrEx>
-        <w:trPr/>
         <w:tc>
           <w:tcPr>
             <w:tcW w:w="1200" w:type="pct"/>
@@ -6514,7 +6701,7 @@
               <w:rPr>
                 <w:sz w:val="21"/>
               </w:rPr>
-              <w:t>视觉定位时延</w:t>
+              <w:t>备用输入通路真机核验</w:t>
             </w:r>
           </w:p>
         </w:tc>
@@ -6532,7 +6719,7 @@
               <w:rPr>
                 <w:sz w:val="21"/>
               </w:rPr>
-              <w:t>p50约1.1秒</w:t>
+              <w:t>uitest可用/ uinput可用/ sendevent不可用</w:t>
             </w:r>
           </w:p>
         </w:tc>
@@ -6550,7 +6737,7 @@
               <w:rPr>
                 <w:sz w:val="21"/>
               </w:rPr>
-              <w:t>关闭思考模式，云端模型</w:t>
+              <w:t>DAYU200；sendevent因设备缺getevent读不到evdev轴范围而无法校准</w:t>
             </w:r>
           </w:p>
         </w:tc>
@@ -6572,80 +6759,6 @@
             <w:right w:w="108" w:type="dxa"/>
           </w:tblCellMar>
         </w:tblPrEx>
-        <w:trPr/>
-        <w:tc>
-          <w:tcPr>
-            <w:tcW w:w="1200" w:type="pct"/>
-            <w:vAlign w:val="center"/>
-          </w:tcPr>
-          <w:p>
-            <w:pPr>
-              <w:spacing w:before="20" w:after="20" w:line="252" w:lineRule="auto"/>
-              <w:jc w:val="center"/>
-            </w:pPr>
-            <w:r>
-              <w:rPr>
-                <w:sz w:val="21"/>
-              </w:rPr>
-              <w:t>备用输入通路真机核验</w:t>
-            </w:r>
-          </w:p>
-        </w:tc>
-        <w:tc>
-          <w:tcPr>
-            <w:tcW w:w="1600" w:type="pct"/>
-            <w:vAlign w:val="center"/>
-          </w:tcPr>
-          <w:p>
-            <w:pPr>
-              <w:spacing w:before="20" w:after="20" w:line="252" w:lineRule="auto"/>
-              <w:jc w:val="center"/>
-            </w:pPr>
-            <w:r>
-              <w:rPr>
-                <w:sz w:val="21"/>
-              </w:rPr>
-              <w:t>uitest可用/ uinput可用/ sendevent不可用</w:t>
-            </w:r>
-          </w:p>
-        </w:tc>
-        <w:tc>
-          <w:tcPr>
-            <w:tcW w:w="2200" w:type="pct"/>
-            <w:vAlign w:val="center"/>
-          </w:tcPr>
-          <w:p>
-            <w:pPr>
-              <w:spacing w:before="20" w:after="20" w:line="252" w:lineRule="auto"/>
-              <w:jc w:val="center"/>
-            </w:pPr>
-            <w:r>
-              <w:rPr>
-                <w:sz w:val="21"/>
-              </w:rPr>
-              <w:t>DAYU200；sendevent因设备缺getevent读不到evdev轴范围而无法校准</w:t>
-            </w:r>
-          </w:p>
-        </w:tc>
-      </w:tr>
-      <w:tr>
-        <w:tblPrEx>
-          <w:tblBorders>
-            <w:top w:val="single" w:color="7F7F7F" w:sz="4" w:space="0"/>
-            <w:left w:val="single" w:color="7F7F7F" w:sz="4" w:space="0"/>
-            <w:bottom w:val="single" w:color="7F7F7F" w:sz="4" w:space="0"/>
-            <w:right w:val="single" w:color="7F7F7F" w:sz="4" w:space="0"/>
-            <w:insideH w:val="single" w:color="7F7F7F" w:sz="4" w:space="0"/>
-            <w:insideV w:val="single" w:color="7F7F7F" w:sz="4" w:space="0"/>
-          </w:tblBorders>
-          <w:tblCellMar>
-            <w:top w:w="57" w:type="dxa"/>
-            <w:left w:w="108" w:type="dxa"/>
-            <w:bottom w:w="57" w:type="dxa"/>
-            <w:right w:w="108" w:type="dxa"/>
-          </w:tblCellMar>
-        </w:tblPrEx>
-        <w:trPr/>
         <w:tc>
           <w:tcPr>
             <w:tcW w:w="1200" w:type="pct"/>
@@ -6915,8 +7028,8 @@
       <w:bookmarkStart w:id="25" w:name="_Toc369273199"/>
       <w:bookmarkStart w:id="26" w:name="_Toc147738852"/>
       <w:bookmarkStart w:id="27" w:name="_Toc244203743"/>
-      <w:bookmarkStart w:id="28" w:name="_Toc366164734"/>
-      <w:bookmarkStart w:id="29" w:name="_Toc369273828"/>
+      <w:bookmarkStart w:id="28" w:name="_Toc369273828"/>
+      <w:bookmarkStart w:id="29" w:name="_Toc366164734"/>
       <w:bookmarkStart w:id="30" w:name="_Toc369273282"/>
       <w:r>
         <w:rPr>
@@ -6937,10 +7050,10 @@
         <w:keepNext/>
       </w:pPr>
       <w:bookmarkStart w:id="31" w:name="_Toc369273200"/>
-      <w:bookmarkStart w:id="32" w:name="_Toc369273829"/>
-      <w:bookmarkStart w:id="33" w:name="_Toc147738853"/>
-      <w:bookmarkStart w:id="34" w:name="_Toc244203744"/>
-      <w:bookmarkStart w:id="35" w:name="_Toc369273283"/>
+      <w:bookmarkStart w:id="32" w:name="_Toc244203744"/>
+      <w:bookmarkStart w:id="33" w:name="_Toc369273283"/>
+      <w:bookmarkStart w:id="34" w:name="_Toc147738853"/>
+      <w:bookmarkStart w:id="35" w:name="_Toc369273829"/>
       <w:bookmarkStart w:id="36" w:name="_Toc366164735"/>
       <w:r>
         <w:rPr>
@@ -6948,12 +7061,6 @@
         </w:rPr>
         <w:t>模块划分</w:t>
       </w:r>
-      <w:bookmarkEnd w:id="31"/>
-      <w:bookmarkEnd w:id="32"/>
-      <w:bookmarkEnd w:id="33"/>
-      <w:bookmarkEnd w:id="34"/>
-      <w:bookmarkEnd w:id="35"/>
-      <w:bookmarkEnd w:id="36"/>
     </w:p>
     <w:p>
       <w:pPr>
@@ -7195,7 +7302,6 @@
             <w:right w:w="108" w:type="dxa"/>
           </w:tblCellMar>
         </w:tblPrEx>
-        <w:trPr/>
         <w:tc>
           <w:tcPr>
             <w:tcW w:w="900" w:type="pct"/>
@@ -7268,7 +7374,6 @@
             <w:right w:w="108" w:type="dxa"/>
           </w:tblCellMar>
         </w:tblPrEx>
-        <w:trPr/>
         <w:tc>
           <w:tcPr>
             <w:tcW w:w="900" w:type="pct"/>
@@ -7341,7 +7446,6 @@
             <w:right w:w="108" w:type="dxa"/>
           </w:tblCellMar>
         </w:tblPrEx>
-        <w:trPr/>
         <w:tc>
           <w:tcPr>
             <w:tcW w:w="900" w:type="pct"/>
@@ -7414,7 +7518,6 @@
             <w:right w:w="108" w:type="dxa"/>
           </w:tblCellMar>
         </w:tblPrEx>
-        <w:trPr/>
         <w:tc>
           <w:tcPr>
             <w:tcW w:w="900" w:type="pct"/>
@@ -7487,7 +7590,6 @@
             <w:right w:w="108" w:type="dxa"/>
           </w:tblCellMar>
         </w:tblPrEx>
-        <w:trPr/>
         <w:tc>
           <w:tcPr>
             <w:tcW w:w="900" w:type="pct"/>
@@ -7560,7 +7662,6 @@
             <w:right w:w="108" w:type="dxa"/>
           </w:tblCellMar>
         </w:tblPrEx>
-        <w:trPr/>
         <w:tc>
           <w:tcPr>
             <w:tcW w:w="900" w:type="pct"/>
@@ -7633,7 +7734,6 @@
             <w:right w:w="108" w:type="dxa"/>
           </w:tblCellMar>
         </w:tblPrEx>
-        <w:trPr/>
         <w:tc>
           <w:tcPr>
             <w:tcW w:w="900" w:type="pct"/>
@@ -7706,7 +7806,6 @@
             <w:right w:w="108" w:type="dxa"/>
           </w:tblCellMar>
         </w:tblPrEx>
-        <w:trPr/>
         <w:tc>
           <w:tcPr>
             <w:tcW w:w="900" w:type="pct"/>
@@ -7779,7 +7878,6 @@
             <w:right w:w="108" w:type="dxa"/>
           </w:tblCellMar>
         </w:tblPrEx>
-        <w:trPr/>
         <w:tc>
           <w:tcPr>
             <w:tcW w:w="900" w:type="pct"/>
@@ -7852,7 +7950,6 @@
             <w:right w:w="108" w:type="dxa"/>
           </w:tblCellMar>
         </w:tblPrEx>
-        <w:trPr/>
         <w:tc>
           <w:tcPr>
             <w:tcW w:w="900" w:type="pct"/>
@@ -7925,7 +8022,6 @@
             <w:right w:w="108" w:type="dxa"/>
           </w:tblCellMar>
         </w:tblPrEx>
-        <w:trPr/>
         <w:tc>
           <w:tcPr>
             <w:tcW w:w="900" w:type="pct"/>
@@ -7998,7 +8094,6 @@
             <w:right w:w="108" w:type="dxa"/>
           </w:tblCellMar>
         </w:tblPrEx>
-        <w:trPr/>
         <w:tc>
           <w:tcPr>
             <w:tcW w:w="900" w:type="pct"/>
@@ -8071,7 +8166,6 @@
             <w:right w:w="108" w:type="dxa"/>
           </w:tblCellMar>
         </w:tblPrEx>
-        <w:trPr/>
         <w:tc>
           <w:tcPr>
             <w:tcW w:w="900" w:type="pct"/>
@@ -8144,7 +8238,6 @@
             <w:right w:w="108" w:type="dxa"/>
           </w:tblCellMar>
         </w:tblPrEx>
-        <w:trPr/>
         <w:tc>
           <w:tcPr>
             <w:tcW w:w="900" w:type="pct"/>
@@ -8217,7 +8310,6 @@
             <w:right w:w="108" w:type="dxa"/>
           </w:tblCellMar>
         </w:tblPrEx>
-        <w:trPr/>
         <w:tc>
           <w:tcPr>
             <w:tcW w:w="900" w:type="pct"/>
@@ -8290,7 +8382,6 @@
             <w:right w:w="108" w:type="dxa"/>
           </w:tblCellMar>
         </w:tblPrEx>
-        <w:trPr/>
         <w:tc>
           <w:tcPr>
             <w:tcW w:w="900" w:type="pct"/>
@@ -8363,7 +8454,6 @@
             <w:right w:w="108" w:type="dxa"/>
           </w:tblCellMar>
         </w:tblPrEx>
-        <w:trPr/>
         <w:tc>
           <w:tcPr>
             <w:tcW w:w="900" w:type="pct"/>
@@ -8436,7 +8526,6 @@
             <w:right w:w="108" w:type="dxa"/>
           </w:tblCellMar>
         </w:tblPrEx>
-        <w:trPr/>
         <w:tc>
           <w:tcPr>
             <w:tcW w:w="900" w:type="pct"/>
@@ -8509,7 +8598,6 @@
             <w:right w:w="108" w:type="dxa"/>
           </w:tblCellMar>
         </w:tblPrEx>
-        <w:trPr/>
         <w:tc>
           <w:tcPr>
             <w:tcW w:w="900" w:type="pct"/>
@@ -8582,7 +8670,6 @@
             <w:right w:w="108" w:type="dxa"/>
           </w:tblCellMar>
         </w:tblPrEx>
-        <w:trPr/>
         <w:tc>
           <w:tcPr>
             <w:tcW w:w="900" w:type="pct"/>
@@ -8655,7 +8742,6 @@
             <w:right w:w="108" w:type="dxa"/>
           </w:tblCellMar>
         </w:tblPrEx>
-        <w:trPr/>
         <w:tc>
           <w:tcPr>
             <w:tcW w:w="900" w:type="pct"/>
@@ -8728,7 +8814,6 @@
             <w:right w:w="108" w:type="dxa"/>
           </w:tblCellMar>
         </w:tblPrEx>
-        <w:trPr/>
         <w:tc>
           <w:tcPr>
             <w:tcW w:w="900" w:type="pct"/>
@@ -8801,7 +8886,6 @@
             <w:right w:w="108" w:type="dxa"/>
           </w:tblCellMar>
         </w:tblPrEx>
-        <w:trPr/>
         <w:tc>
           <w:tcPr>
             <w:tcW w:w="900" w:type="pct"/>
@@ -8874,7 +8958,6 @@
             <w:right w:w="108" w:type="dxa"/>
           </w:tblCellMar>
         </w:tblPrEx>
-        <w:trPr/>
         <w:tc>
           <w:tcPr>
             <w:tcW w:w="900" w:type="pct"/>
@@ -8947,7 +9030,6 @@
             <w:right w:w="108" w:type="dxa"/>
           </w:tblCellMar>
         </w:tblPrEx>
-        <w:trPr/>
         <w:tc>
           <w:tcPr>
             <w:tcW w:w="900" w:type="pct"/>
@@ -9020,7 +9102,6 @@
             <w:right w:w="108" w:type="dxa"/>
           </w:tblCellMar>
         </w:tblPrEx>
-        <w:trPr/>
         <w:tc>
           <w:tcPr>
             <w:tcW w:w="900" w:type="pct"/>
@@ -9093,7 +9174,6 @@
             <w:right w:w="108" w:type="dxa"/>
           </w:tblCellMar>
         </w:tblPrEx>
-        <w:trPr/>
         <w:tc>
           <w:tcPr>
             <w:tcW w:w="900" w:type="pct"/>
@@ -9166,7 +9246,6 @@
             <w:right w:w="108" w:type="dxa"/>
           </w:tblCellMar>
         </w:tblPrEx>
-        <w:trPr/>
         <w:tc>
           <w:tcPr>
             <w:tcW w:w="900" w:type="pct"/>
@@ -9239,7 +9318,6 @@
             <w:right w:w="108" w:type="dxa"/>
           </w:tblCellMar>
         </w:tblPrEx>
-        <w:trPr/>
         <w:tc>
           <w:tcPr>
             <w:tcW w:w="900" w:type="pct"/>
@@ -9305,9 +9383,9 @@
       <w:bookmarkStart w:id="37" w:name="_Toc369273201"/>
       <w:bookmarkStart w:id="38" w:name="_Toc147738854"/>
       <w:bookmarkStart w:id="39" w:name="_Toc366164736"/>
-      <w:bookmarkStart w:id="40" w:name="_Toc244203745"/>
-      <w:bookmarkStart w:id="41" w:name="_Toc369273284"/>
-      <w:bookmarkStart w:id="42" w:name="_Toc369273830"/>
+      <w:bookmarkStart w:id="40" w:name="_Toc369273284"/>
+      <w:bookmarkStart w:id="41" w:name="_Toc369273830"/>
+      <w:bookmarkStart w:id="42" w:name="_Toc244203745"/>
       <w:r>
         <w:rPr>
           <w:rFonts w:hint="eastAsia"/>
@@ -9379,12 +9457,12 @@
         <w:pStyle w:val="4"/>
         <w:keepNext/>
       </w:pPr>
-      <w:bookmarkStart w:id="43" w:name="_Toc369273202"/>
+      <w:bookmarkStart w:id="43" w:name="_Toc366164737"/>
       <w:bookmarkStart w:id="44" w:name="_Toc244203746"/>
-      <w:bookmarkStart w:id="45" w:name="_Toc147738855"/>
-      <w:bookmarkStart w:id="46" w:name="_Toc366164737"/>
-      <w:bookmarkStart w:id="47" w:name="_Toc369273831"/>
-      <w:bookmarkStart w:id="48" w:name="_Toc369273285"/>
+      <w:bookmarkStart w:id="45" w:name="_Toc369273285"/>
+      <w:bookmarkStart w:id="46" w:name="_Toc369273831"/>
+      <w:bookmarkStart w:id="47" w:name="_Toc147738855"/>
+      <w:bookmarkStart w:id="48" w:name="_Toc369273202"/>
       <w:r>
         <w:rPr>
           <w:rFonts w:hint="eastAsia"/>
@@ -9532,7 +9610,6 @@
             <w:right w:w="108" w:type="dxa"/>
           </w:tblCellMar>
         </w:tblPrEx>
-        <w:trPr/>
         <w:tc>
           <w:tcPr>
             <w:tcW w:w="1100" w:type="pct"/>
@@ -9587,7 +9664,6 @@
             <w:right w:w="108" w:type="dxa"/>
           </w:tblCellMar>
         </w:tblPrEx>
-        <w:trPr/>
         <w:tc>
           <w:tcPr>
             <w:tcW w:w="1100" w:type="pct"/>
@@ -9642,7 +9718,6 @@
             <w:right w:w="108" w:type="dxa"/>
           </w:tblCellMar>
         </w:tblPrEx>
-        <w:trPr/>
         <w:tc>
           <w:tcPr>
             <w:tcW w:w="1100" w:type="pct"/>
@@ -9697,7 +9772,6 @@
             <w:right w:w="108" w:type="dxa"/>
           </w:tblCellMar>
         </w:tblPrEx>
-        <w:trPr/>
         <w:tc>
           <w:tcPr>
             <w:tcW w:w="1100" w:type="pct"/>
@@ -9752,7 +9826,6 @@
             <w:right w:w="108" w:type="dxa"/>
           </w:tblCellMar>
         </w:tblPrEx>
-        <w:trPr/>
         <w:tc>
           <w:tcPr>
             <w:tcW w:w="1100" w:type="pct"/>
@@ -9807,7 +9880,6 @@
             <w:right w:w="108" w:type="dxa"/>
           </w:tblCellMar>
         </w:tblPrEx>
-        <w:trPr/>
         <w:tc>
           <w:tcPr>
             <w:tcW w:w="1100" w:type="pct"/>
@@ -9862,7 +9934,6 @@
             <w:right w:w="108" w:type="dxa"/>
           </w:tblCellMar>
         </w:tblPrEx>
-        <w:trPr/>
         <w:tc>
           <w:tcPr>
             <w:tcW w:w="1100" w:type="pct"/>
@@ -9917,7 +9988,6 @@
             <w:right w:w="108" w:type="dxa"/>
           </w:tblCellMar>
         </w:tblPrEx>
-        <w:trPr/>
         <w:tc>
           <w:tcPr>
             <w:tcW w:w="1100" w:type="pct"/>
@@ -9972,12 +10042,12 @@
           <w:rFonts w:hint="eastAsia" w:ascii="宋体" w:hAnsi="宋体" w:eastAsia="宋体"/>
         </w:rPr>
       </w:pPr>
-      <w:bookmarkStart w:id="49" w:name="_Toc369273832"/>
-      <w:bookmarkStart w:id="50" w:name="_Toc369273203"/>
+      <w:bookmarkStart w:id="49" w:name="_Toc369273203"/>
+      <w:bookmarkStart w:id="50" w:name="_Toc369273832"/>
       <w:bookmarkStart w:id="51" w:name="_Toc366164738"/>
       <w:bookmarkStart w:id="52" w:name="_Toc147738856"/>
-      <w:bookmarkStart w:id="53" w:name="_Toc244203747"/>
-      <w:bookmarkStart w:id="54" w:name="_Toc369273286"/>
+      <w:bookmarkStart w:id="53" w:name="_Toc369273286"/>
+      <w:bookmarkStart w:id="54" w:name="_Toc244203747"/>
       <w:r>
         <w:rPr>
           <w:rFonts w:hint="eastAsia" w:ascii="宋体" w:hAnsi="宋体" w:eastAsia="宋体"/>
@@ -10021,11 +10091,11 @@
       </w:pPr>
       <w:bookmarkStart w:id="55" w:name="_Toc369273287"/>
       <w:bookmarkEnd w:id="55"/>
-      <w:bookmarkStart w:id="56" w:name="_Toc147738857"/>
+      <w:bookmarkStart w:id="56" w:name="_Toc147755090"/>
       <w:bookmarkEnd w:id="56"/>
       <w:bookmarkStart w:id="57" w:name="_Toc369273204"/>
       <w:bookmarkEnd w:id="57"/>
-      <w:bookmarkStart w:id="58" w:name="_Toc147755090"/>
+      <w:bookmarkStart w:id="58" w:name="_Toc147738857"/>
       <w:bookmarkEnd w:id="58"/>
       <w:bookmarkStart w:id="59" w:name="_Toc366164739"/>
       <w:bookmarkEnd w:id="59"/>
@@ -10231,13 +10301,13 @@
       <w:bookmarkEnd w:id="62"/>
       <w:bookmarkStart w:id="63" w:name="_Toc366164740"/>
       <w:bookmarkEnd w:id="63"/>
-      <w:bookmarkStart w:id="64" w:name="_Toc369273288"/>
+      <w:bookmarkStart w:id="64" w:name="_Toc147738858"/>
       <w:bookmarkEnd w:id="64"/>
       <w:bookmarkStart w:id="65" w:name="_Toc369273205"/>
       <w:bookmarkEnd w:id="65"/>
       <w:bookmarkStart w:id="66" w:name="_Toc147755091"/>
       <w:bookmarkEnd w:id="66"/>
-      <w:bookmarkStart w:id="67" w:name="_Toc147738858"/>
+      <w:bookmarkStart w:id="67" w:name="_Toc369273288"/>
       <w:bookmarkEnd w:id="67"/>
       <w:bookmarkStart w:id="68" w:name="_Toc244203749"/>
       <w:r>
@@ -10342,22 +10412,6 @@
           <w:sz w:val="24"/>
         </w:rPr>
         <w:t>处理：执行失败后，系统先采集现场证据（控件树、截图、系统日志、崩溃日志），signals 仅产出证据与置信度；diagnose 消费证据并给出定位失败、时序问题、应用缺陷、用例缺陷四类结论，环境问题与证据不足单独标注；runner 据此决定重试、复位或自愈。判定职责严格分离，信号模块不产出结论，归因结论必须引用证据。</w:t>
-      </w:r>
-      <w:r>
-        <w:rPr>
-          <w:sz w:val="24"/>
-        </w:rPr>
-      </w:r>
-      <w:r>
-        <w:rPr>
-          <w:rFonts w:hint="eastAsia"/>
-          <w:sz w:val="24"/>
-        </w:rPr>
-      </w:r>
-      <w:r>
-        <w:rPr>
-          <w:sz w:val="24"/>
-        </w:rPr>
       </w:r>
     </w:p>
     <w:p>
@@ -10732,11 +10786,11 @@
         </w:rPr>
       </w:pPr>
       <w:bookmarkStart w:id="73" w:name="_Toc366164741"/>
-      <w:bookmarkStart w:id="74" w:name="_Toc369273289"/>
-      <w:bookmarkStart w:id="75" w:name="_Toc244203752"/>
-      <w:bookmarkStart w:id="76" w:name="_Toc147738860"/>
-      <w:bookmarkStart w:id="77" w:name="_Toc369273206"/>
-      <w:bookmarkStart w:id="78" w:name="_Toc369273835"/>
+      <w:bookmarkStart w:id="74" w:name="_Toc369273206"/>
+      <w:bookmarkStart w:id="75" w:name="_Toc369273289"/>
+      <w:bookmarkStart w:id="76" w:name="_Toc369273835"/>
+      <w:bookmarkStart w:id="77" w:name="_Toc147738860"/>
+      <w:bookmarkStart w:id="78" w:name="_Toc244203752"/>
       <w:r>
         <w:rPr>
           <w:rFonts w:hint="eastAsia" w:ascii="宋体" w:hAnsi="宋体" w:eastAsia="宋体"/>
@@ -10789,15 +10843,15 @@
       </w:pPr>
       <w:bookmarkStart w:id="79" w:name="_Toc369273207"/>
       <w:bookmarkEnd w:id="79"/>
-      <w:bookmarkStart w:id="80" w:name="_Toc369273836"/>
+      <w:bookmarkStart w:id="80" w:name="_Toc366164742"/>
       <w:bookmarkEnd w:id="80"/>
-      <w:bookmarkStart w:id="81" w:name="_Toc369273290"/>
+      <w:bookmarkStart w:id="81" w:name="_Toc147738861"/>
       <w:bookmarkEnd w:id="81"/>
-      <w:bookmarkStart w:id="82" w:name="_Toc147738861"/>
+      <w:bookmarkStart w:id="82" w:name="_Toc147755094"/>
       <w:bookmarkEnd w:id="82"/>
-      <w:bookmarkStart w:id="83" w:name="_Toc147755094"/>
+      <w:bookmarkStart w:id="83" w:name="_Toc369273836"/>
       <w:bookmarkEnd w:id="83"/>
-      <w:bookmarkStart w:id="84" w:name="_Toc366164742"/>
+      <w:bookmarkStart w:id="84" w:name="_Toc369273290"/>
       <w:bookmarkEnd w:id="84"/>
       <w:bookmarkStart w:id="85" w:name="_Toc244203753"/>
       <w:r>
@@ -10958,7 +11012,6 @@
             <w:right w:w="108" w:type="dxa"/>
           </w:tblCellMar>
         </w:tblPrEx>
-        <w:trPr/>
         <w:tc>
           <w:tcPr>
             <w:tcW w:w="400" w:type="pct"/>
@@ -11031,7 +11084,6 @@
             <w:right w:w="108" w:type="dxa"/>
           </w:tblCellMar>
         </w:tblPrEx>
-        <w:trPr/>
         <w:tc>
           <w:tcPr>
             <w:tcW w:w="400" w:type="pct"/>
@@ -11104,7 +11156,6 @@
             <w:right w:w="108" w:type="dxa"/>
           </w:tblCellMar>
         </w:tblPrEx>
-        <w:trPr/>
         <w:tc>
           <w:tcPr>
             <w:tcW w:w="400" w:type="pct"/>
@@ -11177,7 +11228,6 @@
             <w:right w:w="108" w:type="dxa"/>
           </w:tblCellMar>
         </w:tblPrEx>
-        <w:trPr/>
         <w:tc>
           <w:tcPr>
             <w:tcW w:w="400" w:type="pct"/>
@@ -11250,7 +11300,6 @@
             <w:right w:w="108" w:type="dxa"/>
           </w:tblCellMar>
         </w:tblPrEx>
-        <w:trPr/>
         <w:tc>
           <w:tcPr>
             <w:tcW w:w="400" w:type="pct"/>
@@ -11323,7 +11372,6 @@
             <w:right w:w="108" w:type="dxa"/>
           </w:tblCellMar>
         </w:tblPrEx>
-        <w:trPr/>
         <w:tc>
           <w:tcPr>
             <w:tcW w:w="400" w:type="pct"/>
@@ -11480,17 +11528,17 @@
         <w:pStyle w:val="4"/>
         <w:keepNext/>
       </w:pPr>
-      <w:bookmarkStart w:id="86" w:name="_Toc369273291"/>
+      <w:bookmarkStart w:id="86" w:name="_Toc369273208"/>
       <w:bookmarkEnd w:id="86"/>
-      <w:bookmarkStart w:id="87" w:name="_Toc147738862"/>
+      <w:bookmarkStart w:id="87" w:name="_Toc369273837"/>
       <w:bookmarkEnd w:id="87"/>
-      <w:bookmarkStart w:id="88" w:name="_Toc369273837"/>
+      <w:bookmarkStart w:id="88" w:name="_Toc369273291"/>
       <w:bookmarkEnd w:id="88"/>
       <w:bookmarkStart w:id="89" w:name="_Toc147755095"/>
       <w:bookmarkEnd w:id="89"/>
-      <w:bookmarkStart w:id="90" w:name="_Toc369273208"/>
+      <w:bookmarkStart w:id="90" w:name="_Toc366164743"/>
       <w:bookmarkEnd w:id="90"/>
-      <w:bookmarkStart w:id="91" w:name="_Toc366164743"/>
+      <w:bookmarkStart w:id="91" w:name="_Toc147738862"/>
       <w:bookmarkEnd w:id="91"/>
       <w:bookmarkStart w:id="92" w:name="_Toc244203754"/>
       <w:r>
@@ -11651,7 +11699,6 @@
             <w:right w:w="108" w:type="dxa"/>
           </w:tblCellMar>
         </w:tblPrEx>
-        <w:trPr/>
         <w:tc>
           <w:tcPr>
             <w:tcW w:w="400" w:type="pct"/>
@@ -11724,7 +11771,6 @@
             <w:right w:w="108" w:type="dxa"/>
           </w:tblCellMar>
         </w:tblPrEx>
-        <w:trPr/>
         <w:tc>
           <w:tcPr>
             <w:tcW w:w="400" w:type="pct"/>
@@ -11797,7 +11843,6 @@
             <w:right w:w="108" w:type="dxa"/>
           </w:tblCellMar>
         </w:tblPrEx>
-        <w:trPr/>
         <w:tc>
           <w:tcPr>
             <w:tcW w:w="400" w:type="pct"/>
@@ -11870,7 +11915,6 @@
             <w:right w:w="108" w:type="dxa"/>
           </w:tblCellMar>
         </w:tblPrEx>
-        <w:trPr/>
         <w:tc>
           <w:tcPr>
             <w:tcW w:w="400" w:type="pct"/>
@@ -11943,7 +11987,6 @@
             <w:right w:w="108" w:type="dxa"/>
           </w:tblCellMar>
         </w:tblPrEx>
-        <w:trPr/>
         <w:tc>
           <w:tcPr>
             <w:tcW w:w="400" w:type="pct"/>
@@ -12016,7 +12059,6 @@
             <w:right w:w="108" w:type="dxa"/>
           </w:tblCellMar>
         </w:tblPrEx>
-        <w:trPr/>
         <w:tc>
           <w:tcPr>
             <w:tcW w:w="400" w:type="pct"/>
@@ -12497,7 +12539,6 @@
             <w:right w:w="108" w:type="dxa"/>
           </w:tblCellMar>
         </w:tblPrEx>
-        <w:trPr/>
         <w:tc>
           <w:tcPr>
             <w:tcW w:w="1221" w:type="pct"/>
@@ -12588,7 +12629,6 @@
             <w:right w:w="108" w:type="dxa"/>
           </w:tblCellMar>
         </w:tblPrEx>
-        <w:trPr/>
         <w:tc>
           <w:tcPr>
             <w:tcW w:w="1221" w:type="pct"/>
@@ -12679,7 +12719,6 @@
             <w:right w:w="108" w:type="dxa"/>
           </w:tblCellMar>
         </w:tblPrEx>
-        <w:trPr/>
         <w:tc>
           <w:tcPr>
             <w:tcW w:w="1221" w:type="pct"/>
@@ -12770,7 +12809,6 @@
             <w:right w:w="108" w:type="dxa"/>
           </w:tblCellMar>
         </w:tblPrEx>
-        <w:trPr/>
         <w:tc>
           <w:tcPr>
             <w:tcW w:w="1221" w:type="pct"/>
@@ -12861,7 +12899,6 @@
             <w:right w:w="108" w:type="dxa"/>
           </w:tblCellMar>
         </w:tblPrEx>
-        <w:trPr/>
         <w:tc>
           <w:tcPr>
             <w:tcW w:w="1221" w:type="pct"/>
@@ -12952,7 +12989,6 @@
             <w:right w:w="108" w:type="dxa"/>
           </w:tblCellMar>
         </w:tblPrEx>
-        <w:trPr/>
         <w:tc>
           <w:tcPr>
             <w:tcW w:w="1221" w:type="pct"/>
@@ -13043,7 +13079,6 @@
             <w:right w:w="108" w:type="dxa"/>
           </w:tblCellMar>
         </w:tblPrEx>
-        <w:trPr/>
         <w:tc>
           <w:tcPr>
             <w:tcW w:w="1221" w:type="pct"/>
@@ -13134,7 +13169,6 @@
             <w:right w:w="108" w:type="dxa"/>
           </w:tblCellMar>
         </w:tblPrEx>
-        <w:trPr/>
         <w:tc>
           <w:tcPr>
             <w:tcW w:w="1221" w:type="pct"/>
@@ -13225,7 +13259,6 @@
             <w:right w:w="108" w:type="dxa"/>
           </w:tblCellMar>
         </w:tblPrEx>
-        <w:trPr/>
         <w:tc>
           <w:tcPr>
             <w:tcW w:w="1221" w:type="pct"/>
@@ -13316,7 +13349,6 @@
             <w:right w:w="108" w:type="dxa"/>
           </w:tblCellMar>
         </w:tblPrEx>
-        <w:trPr/>
         <w:tc>
           <w:tcPr>
             <w:tcW w:w="1221" w:type="pct"/>
@@ -13407,7 +13439,6 @@
             <w:right w:w="108" w:type="dxa"/>
           </w:tblCellMar>
         </w:tblPrEx>
-        <w:trPr/>
         <w:tc>
           <w:tcPr>
             <w:tcW w:w="1221" w:type="pct"/>
@@ -13498,7 +13529,6 @@
             <w:right w:w="108" w:type="dxa"/>
           </w:tblCellMar>
         </w:tblPrEx>
-        <w:trPr/>
         <w:tc>
           <w:tcPr>
             <w:tcW w:w="1221" w:type="pct"/>
@@ -13552,6 +13582,9 @@
             <w:vAlign w:val="center"/>
           </w:tcPr>
           <w:p>
+            <w:pPr>
+              <w:jc w:val="center"/>
+            </w:pPr>
             <w:r>
               <w:t>达标</w:t>
             </w:r>
@@ -13575,7 +13608,6 @@
             <w:right w:w="108" w:type="dxa"/>
           </w:tblCellMar>
         </w:tblPrEx>
-        <w:trPr/>
         <w:tc>
           <w:tcPr>
             <w:tcW w:w="1221" w:type="pct"/>
@@ -13666,7 +13698,6 @@
             <w:right w:w="108" w:type="dxa"/>
           </w:tblCellMar>
         </w:tblPrEx>
-        <w:trPr/>
         <w:tc>
           <w:tcPr>
             <w:tcW w:w="1221" w:type="pct"/>
@@ -13757,7 +13788,6 @@
             <w:right w:w="108" w:type="dxa"/>
           </w:tblCellMar>
         </w:tblPrEx>
-        <w:trPr/>
         <w:tc>
           <w:tcPr>
             <w:tcW w:w="1221" w:type="pct"/>
@@ -13864,28 +13894,6 @@
           <w:sz w:val="24"/>
         </w:rPr>
         <w:t>另有两点需要说明。其一，视觉相关指标的口径是‘视觉通道给出的定位结果与控件树标注是否一致’，衡量的是双通道相互验证的一致性，而非视觉的绝对准确率；项目未建立人工真值标注集，引用该数值时须带上此限定。其二，失败归因的目标值是总体准确率，当前仅完成崩溃与无窗口两类异常的真机受控注入验证，多类故障的批量注入统计尚未开展；该项按六类信号通道覆盖计为达标，批量统计列为后续工作。</w:t>
-      </w:r>
-      <w:r>
-        <w:rPr>
-          <w:rFonts w:hint="eastAsia"/>
-          <w:sz w:val="24"/>
-        </w:rPr>
-      </w:r>
-      <w:r>
-        <w:rPr>
-          <w:sz w:val="24"/>
-        </w:rPr>
-      </w:r>
-      <w:r>
-        <w:rPr>
-          <w:rFonts w:hint="eastAsia"/>
-          <w:sz w:val="24"/>
-        </w:rPr>
-      </w:r>
-      <w:r>
-        <w:rPr>
-          <w:sz w:val="24"/>
-        </w:rPr>
       </w:r>
     </w:p>
     <w:p>
@@ -13917,12 +13925,6 @@
           <w:rFonts w:hint="eastAsia" w:ascii="宋体" w:hAnsi="宋体" w:eastAsia="宋体"/>
         </w:rPr>
       </w:pPr>
-      <w:bookmarkStart w:id="31" w:name="_Toc369273200"/>
-      <w:bookmarkStart w:id="32" w:name="_Toc369273829"/>
-      <w:bookmarkStart w:id="33" w:name="_Toc147738853"/>
-      <w:bookmarkStart w:id="34" w:name="_Toc244203744"/>
-      <w:bookmarkStart w:id="35" w:name="_Toc369273283"/>
-      <w:bookmarkStart w:id="36" w:name="_Toc366164735"/>
       <w:r>
         <w:rPr>
           <w:rFonts w:ascii="宋体" w:hAnsi="宋体" w:eastAsia="宋体"/>
@@ -13952,13 +13954,16 @@
     </w:p>
     <w:p>
       <w:pPr>
-        <w:pStyle w:val="13"/>
-        <w:spacing w:line="360" w:lineRule="auto"/>
-        <w:ind w:firstLine="480" w:firstLineChars="200"/>
-        <w:jc w:val="both"/>
-      </w:pPr>
-      <w:r>
-        <w:rPr>
+        <w:keepNext/>
+        <w:jc w:val="center"/>
+        <w:rPr>
+          <w:rFonts w:ascii="黑体" w:hAnsi="黑体" w:eastAsia="黑体"/>
+          <w:sz w:val="24"/>
+        </w:rPr>
+      </w:pPr>
+      <w:r>
+        <w:rPr>
+          <w:rFonts w:ascii="黑体" w:hAnsi="黑体" w:eastAsia="黑体"/>
           <w:sz w:val="24"/>
         </w:rPr>
         <w:t>表9　命题目标逐条对照</w:t>
@@ -13991,26 +13996,44 @@
         <w:gridCol w:w="4510"/>
       </w:tblGrid>
       <w:tr>
+        <w:tblPrEx>
+          <w:tblBorders>
+            <w:top w:val="single" w:color="7F7F7F" w:sz="4" w:space="0"/>
+            <w:left w:val="single" w:color="7F7F7F" w:sz="4" w:space="0"/>
+            <w:bottom w:val="single" w:color="7F7F7F" w:sz="4" w:space="0"/>
+            <w:right w:val="single" w:color="7F7F7F" w:sz="4" w:space="0"/>
+            <w:insideH w:val="single" w:color="7F7F7F" w:sz="4" w:space="0"/>
+            <w:insideV w:val="single" w:color="7F7F7F" w:sz="4" w:space="0"/>
+          </w:tblBorders>
+          <w:tblCellMar>
+            <w:top w:w="57" w:type="dxa"/>
+            <w:left w:w="108" w:type="dxa"/>
+            <w:bottom w:w="57" w:type="dxa"/>
+            <w:right w:w="108" w:type="dxa"/>
+          </w:tblCellMar>
+        </w:tblPrEx>
         <w:trPr>
-          <w:tblHeader w:val="1"/>
+          <w:tblHeader/>
         </w:trPr>
         <w:tc>
           <w:tcPr>
             <w:tcW w:w="3400" w:type="dxa"/>
-            <w:tcMar/>
-            <w:vAlign w:val="center"/>
-          </w:tcPr>
-          <w:p>
-            <w:pPr>
-              <w:rPr>
-                <w:b w:val="1"/>
-                <w:bCs w:val="1"/>
+            <w:vAlign w:val="center"/>
+          </w:tcPr>
+          <w:p>
+            <w:pPr>
+              <w:spacing w:before="20" w:after="20" w:line="252" w:lineRule="auto"/>
+              <w:jc w:val="center"/>
+              <w:rPr>
+                <w:b/>
+                <w:sz w:val="21"/>
               </w:rPr>
             </w:pPr>
             <w:r>
               <w:rPr>
                 <w:rFonts w:hint="eastAsia"/>
-                <w:b w:val="1"/>
+                <w:b/>
+                <w:sz w:val="21"/>
               </w:rPr>
               <w:t>编号与命题要求</w:t>
             </w:r>
@@ -14019,20 +14042,22 @@
         <w:tc>
           <w:tcPr>
             <w:tcW w:w="1100" w:type="dxa"/>
-            <w:tcMar/>
-            <w:vAlign w:val="center"/>
-          </w:tcPr>
-          <w:p>
-            <w:pPr>
-              <w:rPr>
-                <w:b w:val="1"/>
-                <w:bCs w:val="1"/>
+            <w:vAlign w:val="center"/>
+          </w:tcPr>
+          <w:p>
+            <w:pPr>
+              <w:spacing w:before="20" w:after="20" w:line="252" w:lineRule="auto"/>
+              <w:jc w:val="center"/>
+              <w:rPr>
+                <w:b/>
+                <w:sz w:val="21"/>
               </w:rPr>
             </w:pPr>
             <w:r>
               <w:rPr>
                 <w:rFonts w:hint="eastAsia"/>
-                <w:b w:val="1"/>
+                <w:b/>
+                <w:sz w:val="21"/>
               </w:rPr>
               <w:t>情况</w:t>
             </w:r>
@@ -14041,20 +14066,22 @@
         <w:tc>
           <w:tcPr>
             <w:tcW w:w="4510" w:type="dxa"/>
-            <w:tcMar/>
-            <w:vAlign w:val="center"/>
-          </w:tcPr>
-          <w:p>
-            <w:pPr>
-              <w:rPr>
-                <w:b w:val="1"/>
-                <w:bCs w:val="1"/>
+            <w:vAlign w:val="center"/>
+          </w:tcPr>
+          <w:p>
+            <w:pPr>
+              <w:spacing w:before="20" w:after="20" w:line="252" w:lineRule="auto"/>
+              <w:jc w:val="center"/>
+              <w:rPr>
+                <w:b/>
+                <w:sz w:val="21"/>
               </w:rPr>
             </w:pPr>
             <w:r>
               <w:rPr>
                 <w:rFonts w:hint="eastAsia"/>
-                <w:b w:val="1"/>
+                <w:b/>
+                <w:sz w:val="21"/>
               </w:rPr>
               <w:t>实测与落点</w:t>
             </w:r>
@@ -14062,18 +14089,39 @@
         </w:tc>
       </w:tr>
       <w:tr>
-        <w:trPr/>
+        <w:tblPrEx>
+          <w:tblBorders>
+            <w:top w:val="single" w:color="7F7F7F" w:sz="4" w:space="0"/>
+            <w:left w:val="single" w:color="7F7F7F" w:sz="4" w:space="0"/>
+            <w:bottom w:val="single" w:color="7F7F7F" w:sz="4" w:space="0"/>
+            <w:right w:val="single" w:color="7F7F7F" w:sz="4" w:space="0"/>
+            <w:insideH w:val="single" w:color="7F7F7F" w:sz="4" w:space="0"/>
+            <w:insideV w:val="single" w:color="7F7F7F" w:sz="4" w:space="0"/>
+          </w:tblBorders>
+          <w:tblCellMar>
+            <w:top w:w="57" w:type="dxa"/>
+            <w:left w:w="108" w:type="dxa"/>
+            <w:bottom w:w="57" w:type="dxa"/>
+            <w:right w:w="108" w:type="dxa"/>
+          </w:tblCellMar>
+        </w:tblPrEx>
         <w:tc>
           <w:tcPr>
             <w:tcW w:w="3400" w:type="dxa"/>
-            <w:tcMar/>
-            <w:vAlign w:val="center"/>
-          </w:tcPr>
-          <w:p>
-            <w:pPr/>
+            <w:vAlign w:val="center"/>
+          </w:tcPr>
+          <w:p>
+            <w:pPr>
+              <w:spacing w:before="20" w:after="20" w:line="252" w:lineRule="auto"/>
+              <w:jc w:val="center"/>
+              <w:rPr>
+                <w:sz w:val="21"/>
+              </w:rPr>
+            </w:pPr>
             <w:r>
               <w:rPr>
                 <w:rFonts w:hint="eastAsia"/>
+                <w:sz w:val="21"/>
               </w:rPr>
               <w:t>基01 采集截图与布局，识别可交互元素</w:t>
             </w:r>
@@ -14082,14 +14130,20 @@
         <w:tc>
           <w:tcPr>
             <w:tcW w:w="1100" w:type="dxa"/>
-            <w:tcMar/>
-            <w:vAlign w:val="center"/>
-          </w:tcPr>
-          <w:p>
-            <w:pPr/>
+            <w:vAlign w:val="center"/>
+          </w:tcPr>
+          <w:p>
+            <w:pPr>
+              <w:spacing w:before="20" w:after="20" w:line="252" w:lineRule="auto"/>
+              <w:jc w:val="center"/>
+              <w:rPr>
+                <w:sz w:val="21"/>
+              </w:rPr>
+            </w:pPr>
             <w:r>
               <w:rPr>
                 <w:rFonts w:hint="eastAsia"/>
+                <w:sz w:val="21"/>
               </w:rPr>
               <w:t>完成</w:t>
             </w:r>
@@ -14098,14 +14152,20 @@
         <w:tc>
           <w:tcPr>
             <w:tcW w:w="4510" w:type="dxa"/>
-            <w:tcMar/>
-            <w:vAlign w:val="center"/>
-          </w:tcPr>
-          <w:p>
-            <w:pPr/>
+            <w:vAlign w:val="center"/>
+          </w:tcPr>
+          <w:p>
+            <w:pPr>
+              <w:spacing w:before="20" w:after="20" w:line="252" w:lineRule="auto"/>
+              <w:jc w:val="center"/>
+              <w:rPr>
+                <w:sz w:val="21"/>
+              </w:rPr>
+            </w:pPr>
             <w:r>
               <w:rPr>
                 <w:rFonts w:hint="eastAsia"/>
+                <w:sz w:val="21"/>
               </w:rPr>
               <w:t>四路来源（源码、控件树、截图、文字）；1648 节点中仅 70 个带 id</w:t>
             </w:r>
@@ -14113,18 +14173,39 @@
         </w:tc>
       </w:tr>
       <w:tr>
-        <w:trPr/>
+        <w:tblPrEx>
+          <w:tblBorders>
+            <w:top w:val="single" w:color="7F7F7F" w:sz="4" w:space="0"/>
+            <w:left w:val="single" w:color="7F7F7F" w:sz="4" w:space="0"/>
+            <w:bottom w:val="single" w:color="7F7F7F" w:sz="4" w:space="0"/>
+            <w:right w:val="single" w:color="7F7F7F" w:sz="4" w:space="0"/>
+            <w:insideH w:val="single" w:color="7F7F7F" w:sz="4" w:space="0"/>
+            <w:insideV w:val="single" w:color="7F7F7F" w:sz="4" w:space="0"/>
+          </w:tblBorders>
+          <w:tblCellMar>
+            <w:top w:w="57" w:type="dxa"/>
+            <w:left w:w="108" w:type="dxa"/>
+            <w:bottom w:w="57" w:type="dxa"/>
+            <w:right w:w="108" w:type="dxa"/>
+          </w:tblCellMar>
+        </w:tblPrEx>
         <w:tc>
           <w:tcPr>
             <w:tcW w:w="3400" w:type="dxa"/>
-            <w:tcMar/>
-            <w:vAlign w:val="center"/>
-          </w:tcPr>
-          <w:p>
-            <w:pPr/>
+            <w:vAlign w:val="center"/>
+          </w:tcPr>
+          <w:p>
+            <w:pPr>
+              <w:spacing w:before="20" w:after="20" w:line="252" w:lineRule="auto"/>
+              <w:jc w:val="center"/>
+              <w:rPr>
+                <w:sz w:val="21"/>
+              </w:rPr>
+            </w:pPr>
             <w:r>
               <w:rPr>
                 <w:rFonts w:hint="eastAsia"/>
+                <w:sz w:val="21"/>
               </w:rPr>
               <w:t>挑01 多模态理解截图与布局，识别意图与路径</w:t>
             </w:r>
@@ -14133,14 +14214,20 @@
         <w:tc>
           <w:tcPr>
             <w:tcW w:w="1100" w:type="dxa"/>
-            <w:tcMar/>
-            <w:vAlign w:val="center"/>
-          </w:tcPr>
-          <w:p>
-            <w:pPr/>
+            <w:vAlign w:val="center"/>
+          </w:tcPr>
+          <w:p>
+            <w:pPr>
+              <w:spacing w:before="20" w:after="20" w:line="252" w:lineRule="auto"/>
+              <w:jc w:val="center"/>
+              <w:rPr>
+                <w:sz w:val="21"/>
+              </w:rPr>
+            </w:pPr>
             <w:r>
               <w:rPr>
                 <w:rFonts w:hint="eastAsia"/>
+                <w:sz w:val="21"/>
               </w:rPr>
               <w:t>超额完成</w:t>
             </w:r>
@@ -14149,14 +14236,20 @@
         <w:tc>
           <w:tcPr>
             <w:tcW w:w="4510" w:type="dxa"/>
-            <w:tcMar/>
-            <w:vAlign w:val="center"/>
-          </w:tcPr>
-          <w:p>
-            <w:pPr/>
+            <w:vAlign w:val="center"/>
+          </w:tcPr>
+          <w:p>
+            <w:pPr>
+              <w:spacing w:before="20" w:after="20" w:line="252" w:lineRule="auto"/>
+              <w:jc w:val="center"/>
+              <w:rPr>
+                <w:sz w:val="21"/>
+              </w:rPr>
+            </w:pPr>
             <w:r>
               <w:rPr>
                 <w:rFonts w:hint="eastAsia"/>
+                <w:sz w:val="21"/>
               </w:rPr>
               <w:t>视觉与控件树一致性 97.8%（45/46）；免调模型 67.4%</w:t>
             </w:r>
@@ -14164,18 +14257,39 @@
         </w:tc>
       </w:tr>
       <w:tr>
-        <w:trPr/>
+        <w:tblPrEx>
+          <w:tblBorders>
+            <w:top w:val="single" w:color="7F7F7F" w:sz="4" w:space="0"/>
+            <w:left w:val="single" w:color="7F7F7F" w:sz="4" w:space="0"/>
+            <w:bottom w:val="single" w:color="7F7F7F" w:sz="4" w:space="0"/>
+            <w:right w:val="single" w:color="7F7F7F" w:sz="4" w:space="0"/>
+            <w:insideH w:val="single" w:color="7F7F7F" w:sz="4" w:space="0"/>
+            <w:insideV w:val="single" w:color="7F7F7F" w:sz="4" w:space="0"/>
+          </w:tblBorders>
+          <w:tblCellMar>
+            <w:top w:w="57" w:type="dxa"/>
+            <w:left w:w="108" w:type="dxa"/>
+            <w:bottom w:w="57" w:type="dxa"/>
+            <w:right w:w="108" w:type="dxa"/>
+          </w:tblCellMar>
+        </w:tblPrEx>
         <w:tc>
           <w:tcPr>
             <w:tcW w:w="3400" w:type="dxa"/>
-            <w:tcMar/>
-            <w:vAlign w:val="center"/>
-          </w:tcPr>
-          <w:p>
-            <w:pPr/>
+            <w:vAlign w:val="center"/>
+          </w:tcPr>
+          <w:p>
+            <w:pPr>
+              <w:spacing w:before="20" w:after="20" w:line="252" w:lineRule="auto"/>
+              <w:jc w:val="center"/>
+              <w:rPr>
+                <w:sz w:val="21"/>
+              </w:rPr>
+            </w:pPr>
             <w:r>
               <w:rPr>
                 <w:rFonts w:hint="eastAsia"/>
+                <w:sz w:val="21"/>
               </w:rPr>
               <w:t>基02 至少 3 类控件交互的脚本生成</w:t>
             </w:r>
@@ -14184,14 +14298,20 @@
         <w:tc>
           <w:tcPr>
             <w:tcW w:w="1100" w:type="dxa"/>
-            <w:tcMar/>
-            <w:vAlign w:val="center"/>
-          </w:tcPr>
-          <w:p>
-            <w:pPr/>
+            <w:vAlign w:val="center"/>
+          </w:tcPr>
+          <w:p>
+            <w:pPr>
+              <w:spacing w:before="20" w:after="20" w:line="252" w:lineRule="auto"/>
+              <w:jc w:val="center"/>
+              <w:rPr>
+                <w:sz w:val="21"/>
+              </w:rPr>
+            </w:pPr>
             <w:r>
               <w:rPr>
                 <w:rFonts w:hint="eastAsia"/>
+                <w:sz w:val="21"/>
               </w:rPr>
               <w:t>完成</w:t>
             </w:r>
@@ -14200,14 +14320,20 @@
         <w:tc>
           <w:tcPr>
             <w:tcW w:w="4510" w:type="dxa"/>
-            <w:tcMar/>
-            <w:vAlign w:val="center"/>
-          </w:tcPr>
-          <w:p>
-            <w:pPr/>
+            <w:vAlign w:val="center"/>
+          </w:tcPr>
+          <w:p>
+            <w:pPr>
+              <w:spacing w:before="20" w:after="20" w:line="252" w:lineRule="auto"/>
+              <w:jc w:val="center"/>
+              <w:rPr>
+                <w:sz w:val="21"/>
+              </w:rPr>
+            </w:pPr>
             <w:r>
               <w:rPr>
                 <w:rFonts w:hint="eastAsia"/>
+                <w:sz w:val="21"/>
               </w:rPr>
               <w:t>覆盖点击、输入、滑动、返回与断言五类动作；生成 26 条用例</w:t>
             </w:r>
@@ -14215,18 +14341,39 @@
         </w:tc>
       </w:tr>
       <w:tr>
-        <w:trPr/>
+        <w:tblPrEx>
+          <w:tblBorders>
+            <w:top w:val="single" w:color="7F7F7F" w:sz="4" w:space="0"/>
+            <w:left w:val="single" w:color="7F7F7F" w:sz="4" w:space="0"/>
+            <w:bottom w:val="single" w:color="7F7F7F" w:sz="4" w:space="0"/>
+            <w:right w:val="single" w:color="7F7F7F" w:sz="4" w:space="0"/>
+            <w:insideH w:val="single" w:color="7F7F7F" w:sz="4" w:space="0"/>
+            <w:insideV w:val="single" w:color="7F7F7F" w:sz="4" w:space="0"/>
+          </w:tblBorders>
+          <w:tblCellMar>
+            <w:top w:w="57" w:type="dxa"/>
+            <w:left w:w="108" w:type="dxa"/>
+            <w:bottom w:w="57" w:type="dxa"/>
+            <w:right w:w="108" w:type="dxa"/>
+          </w:tblCellMar>
+        </w:tblPrEx>
         <w:tc>
           <w:tcPr>
             <w:tcW w:w="3400" w:type="dxa"/>
-            <w:tcMar/>
-            <w:vAlign w:val="center"/>
-          </w:tcPr>
-          <w:p>
-            <w:pPr/>
+            <w:vAlign w:val="center"/>
+          </w:tcPr>
+          <w:p>
+            <w:pPr>
+              <w:spacing w:before="20" w:after="20" w:line="252" w:lineRule="auto"/>
+              <w:jc w:val="center"/>
+              <w:rPr>
+                <w:sz w:val="21"/>
+              </w:rPr>
+            </w:pPr>
             <w:r>
               <w:rPr>
                 <w:rFonts w:hint="eastAsia"/>
+                <w:sz w:val="21"/>
               </w:rPr>
               <w:t>基03 可复用脚本，含断言，框架可执行</w:t>
             </w:r>
@@ -14235,14 +14382,20 @@
         <w:tc>
           <w:tcPr>
             <w:tcW w:w="1100" w:type="dxa"/>
-            <w:tcMar/>
-            <w:vAlign w:val="center"/>
-          </w:tcPr>
-          <w:p>
-            <w:pPr/>
+            <w:vAlign w:val="center"/>
+          </w:tcPr>
+          <w:p>
+            <w:pPr>
+              <w:spacing w:before="20" w:after="20" w:line="252" w:lineRule="auto"/>
+              <w:jc w:val="center"/>
+              <w:rPr>
+                <w:sz w:val="21"/>
+              </w:rPr>
+            </w:pPr>
             <w:r>
               <w:rPr>
                 <w:rFonts w:hint="eastAsia"/>
+                <w:sz w:val="21"/>
               </w:rPr>
               <w:t>完成</w:t>
             </w:r>
@@ -14251,14 +14404,20 @@
         <w:tc>
           <w:tcPr>
             <w:tcW w:w="4510" w:type="dxa"/>
-            <w:tcMar/>
-            <w:vAlign w:val="center"/>
-          </w:tcPr>
-          <w:p>
-            <w:pPr/>
+            <w:vAlign w:val="center"/>
+          </w:tcPr>
+          <w:p>
+            <w:pPr>
+              <w:spacing w:before="20" w:after="20" w:line="252" w:lineRule="auto"/>
+              <w:jc w:val="center"/>
+              <w:rPr>
+                <w:sz w:val="21"/>
+              </w:rPr>
+            </w:pPr>
             <w:r>
               <w:rPr>
                 <w:rFonts w:hint="eastAsia"/>
+                <w:sz w:val="21"/>
               </w:rPr>
               <w:t>静态可执行 92.3%，无断言用例 0 条，可导出 Hypium 脚本</w:t>
             </w:r>
@@ -14266,18 +14425,39 @@
         </w:tc>
       </w:tr>
       <w:tr>
-        <w:trPr/>
+        <w:tblPrEx>
+          <w:tblBorders>
+            <w:top w:val="single" w:color="7F7F7F" w:sz="4" w:space="0"/>
+            <w:left w:val="single" w:color="7F7F7F" w:sz="4" w:space="0"/>
+            <w:bottom w:val="single" w:color="7F7F7F" w:sz="4" w:space="0"/>
+            <w:right w:val="single" w:color="7F7F7F" w:sz="4" w:space="0"/>
+            <w:insideH w:val="single" w:color="7F7F7F" w:sz="4" w:space="0"/>
+            <w:insideV w:val="single" w:color="7F7F7F" w:sz="4" w:space="0"/>
+          </w:tblBorders>
+          <w:tblCellMar>
+            <w:top w:w="57" w:type="dxa"/>
+            <w:left w:w="108" w:type="dxa"/>
+            <w:bottom w:w="57" w:type="dxa"/>
+            <w:right w:w="108" w:type="dxa"/>
+          </w:tblCellMar>
+        </w:tblPrEx>
         <w:tc>
           <w:tcPr>
             <w:tcW w:w="3400" w:type="dxa"/>
-            <w:tcMar/>
-            <w:vAlign w:val="center"/>
-          </w:tcPr>
-          <w:p>
-            <w:pPr/>
+            <w:vAlign w:val="center"/>
+          </w:tcPr>
+          <w:p>
+            <w:pPr>
+              <w:spacing w:before="20" w:after="20" w:line="252" w:lineRule="auto"/>
+              <w:jc w:val="center"/>
+              <w:rPr>
+                <w:sz w:val="21"/>
+              </w:rPr>
+            </w:pPr>
             <w:r>
               <w:rPr>
                 <w:rFonts w:hint="eastAsia"/>
+                <w:sz w:val="21"/>
               </w:rPr>
               <w:t>挑02 自然语言生成问题复现脚本</w:t>
             </w:r>
@@ -14286,14 +14466,20 @@
         <w:tc>
           <w:tcPr>
             <w:tcW w:w="1100" w:type="dxa"/>
-            <w:tcMar/>
-            <w:vAlign w:val="center"/>
-          </w:tcPr>
-          <w:p>
-            <w:pPr/>
+            <w:vAlign w:val="center"/>
+          </w:tcPr>
+          <w:p>
+            <w:pPr>
+              <w:spacing w:before="20" w:after="20" w:line="252" w:lineRule="auto"/>
+              <w:jc w:val="center"/>
+              <w:rPr>
+                <w:sz w:val="21"/>
+              </w:rPr>
+            </w:pPr>
             <w:r>
               <w:rPr>
                 <w:rFonts w:hint="eastAsia"/>
+                <w:sz w:val="21"/>
               </w:rPr>
               <w:t>完成</w:t>
             </w:r>
@@ -14302,14 +14488,20 @@
         <w:tc>
           <w:tcPr>
             <w:tcW w:w="4510" w:type="dxa"/>
-            <w:tcMar/>
-            <w:vAlign w:val="center"/>
-          </w:tcPr>
-          <w:p>
-            <w:pPr/>
+            <w:vAlign w:val="center"/>
+          </w:tcPr>
+          <w:p>
+            <w:pPr>
+              <w:spacing w:before="20" w:after="20" w:line="252" w:lineRule="auto"/>
+              <w:jc w:val="center"/>
+              <w:rPr>
+                <w:sz w:val="21"/>
+              </w:rPr>
+            </w:pPr>
             <w:r>
               <w:rPr>
                 <w:rFonts w:hint="eastAsia"/>
+                <w:sz w:val="21"/>
               </w:rPr>
               <w:t>真机用例级 23/24 与 22/24，两轮并列</w:t>
             </w:r>
@@ -14317,18 +14509,39 @@
         </w:tc>
       </w:tr>
       <w:tr>
-        <w:trPr/>
+        <w:tblPrEx>
+          <w:tblBorders>
+            <w:top w:val="single" w:color="7F7F7F" w:sz="4" w:space="0"/>
+            <w:left w:val="single" w:color="7F7F7F" w:sz="4" w:space="0"/>
+            <w:bottom w:val="single" w:color="7F7F7F" w:sz="4" w:space="0"/>
+            <w:right w:val="single" w:color="7F7F7F" w:sz="4" w:space="0"/>
+            <w:insideH w:val="single" w:color="7F7F7F" w:sz="4" w:space="0"/>
+            <w:insideV w:val="single" w:color="7F7F7F" w:sz="4" w:space="0"/>
+          </w:tblBorders>
+          <w:tblCellMar>
+            <w:top w:w="57" w:type="dxa"/>
+            <w:left w:w="108" w:type="dxa"/>
+            <w:bottom w:w="57" w:type="dxa"/>
+            <w:right w:w="108" w:type="dxa"/>
+          </w:tblCellMar>
+        </w:tblPrEx>
         <w:tc>
           <w:tcPr>
             <w:tcW w:w="3400" w:type="dxa"/>
-            <w:tcMar/>
-            <w:vAlign w:val="center"/>
-          </w:tcPr>
-          <w:p>
-            <w:pPr/>
+            <w:vAlign w:val="center"/>
+          </w:tcPr>
+          <w:p>
+            <w:pPr>
+              <w:spacing w:before="20" w:after="20" w:line="252" w:lineRule="auto"/>
+              <w:jc w:val="center"/>
+              <w:rPr>
+                <w:sz w:val="21"/>
+              </w:rPr>
+            </w:pPr>
             <w:r>
               <w:rPr>
                 <w:rFonts w:hint="eastAsia"/>
+                <w:sz w:val="21"/>
               </w:rPr>
               <w:t>挑03 自动探索跳转，生成状态图</w:t>
             </w:r>
@@ -14337,14 +14550,20 @@
         <w:tc>
           <w:tcPr>
             <w:tcW w:w="1100" w:type="dxa"/>
-            <w:tcMar/>
-            <w:vAlign w:val="center"/>
-          </w:tcPr>
-          <w:p>
-            <w:pPr/>
+            <w:vAlign w:val="center"/>
+          </w:tcPr>
+          <w:p>
+            <w:pPr>
+              <w:spacing w:before="20" w:after="20" w:line="252" w:lineRule="auto"/>
+              <w:jc w:val="center"/>
+              <w:rPr>
+                <w:sz w:val="21"/>
+              </w:rPr>
+            </w:pPr>
             <w:r>
               <w:rPr>
                 <w:rFonts w:hint="eastAsia"/>
+                <w:sz w:val="21"/>
               </w:rPr>
               <w:t>超额完成</w:t>
             </w:r>
@@ -14353,14 +14572,20 @@
         <w:tc>
           <w:tcPr>
             <w:tcW w:w="4510" w:type="dxa"/>
-            <w:tcMar/>
-            <w:vAlign w:val="center"/>
-          </w:tcPr>
-          <w:p>
-            <w:pPr/>
+            <w:vAlign w:val="center"/>
+          </w:tcPr>
+          <w:p>
+            <w:pPr>
+              <w:spacing w:before="20" w:after="20" w:line="252" w:lineRule="auto"/>
+              <w:jc w:val="center"/>
+              <w:rPr>
+                <w:sz w:val="21"/>
+              </w:rPr>
+            </w:pPr>
             <w:r>
               <w:rPr>
                 <w:rFonts w:hint="eastAsia"/>
+                <w:sz w:val="21"/>
               </w:rPr>
               <w:t>3/3 页、5 个状态、7 条跳转</w:t>
             </w:r>
@@ -14368,18 +14593,39 @@
         </w:tc>
       </w:tr>
       <w:tr>
-        <w:trPr/>
+        <w:tblPrEx>
+          <w:tblBorders>
+            <w:top w:val="single" w:color="7F7F7F" w:sz="4" w:space="0"/>
+            <w:left w:val="single" w:color="7F7F7F" w:sz="4" w:space="0"/>
+            <w:bottom w:val="single" w:color="7F7F7F" w:sz="4" w:space="0"/>
+            <w:right w:val="single" w:color="7F7F7F" w:sz="4" w:space="0"/>
+            <w:insideH w:val="single" w:color="7F7F7F" w:sz="4" w:space="0"/>
+            <w:insideV w:val="single" w:color="7F7F7F" w:sz="4" w:space="0"/>
+          </w:tblBorders>
+          <w:tblCellMar>
+            <w:top w:w="57" w:type="dxa"/>
+            <w:left w:w="108" w:type="dxa"/>
+            <w:bottom w:w="57" w:type="dxa"/>
+            <w:right w:w="108" w:type="dxa"/>
+          </w:tblCellMar>
+        </w:tblPrEx>
         <w:tc>
           <w:tcPr>
             <w:tcW w:w="3400" w:type="dxa"/>
-            <w:tcMar/>
-            <w:vAlign w:val="center"/>
-          </w:tcPr>
-          <w:p>
-            <w:pPr/>
+            <w:vAlign w:val="center"/>
+          </w:tcPr>
+          <w:p>
+            <w:pPr>
+              <w:spacing w:before="20" w:after="20" w:line="252" w:lineRule="auto"/>
+              <w:jc w:val="center"/>
+              <w:rPr>
+                <w:sz w:val="21"/>
+              </w:rPr>
+            </w:pPr>
             <w:r>
               <w:rPr>
                 <w:rFonts w:hint="eastAsia"/>
+                <w:sz w:val="21"/>
               </w:rPr>
               <w:t>基04 至少 2 类测试场景</w:t>
             </w:r>
@@ -14388,14 +14634,20 @@
         <w:tc>
           <w:tcPr>
             <w:tcW w:w="1100" w:type="dxa"/>
-            <w:tcMar/>
-            <w:vAlign w:val="center"/>
-          </w:tcPr>
-          <w:p>
-            <w:pPr/>
+            <w:vAlign w:val="center"/>
+          </w:tcPr>
+          <w:p>
+            <w:pPr>
+              <w:spacing w:before="20" w:after="20" w:line="252" w:lineRule="auto"/>
+              <w:jc w:val="center"/>
+              <w:rPr>
+                <w:sz w:val="21"/>
+              </w:rPr>
+            </w:pPr>
             <w:r>
               <w:rPr>
                 <w:rFonts w:hint="eastAsia"/>
+                <w:sz w:val="21"/>
               </w:rPr>
               <w:t>完成</w:t>
             </w:r>
@@ -14404,14 +14656,20 @@
         <w:tc>
           <w:tcPr>
             <w:tcW w:w="4510" w:type="dxa"/>
-            <w:tcMar/>
-            <w:vAlign w:val="center"/>
-          </w:tcPr>
-          <w:p>
-            <w:pPr/>
+            <w:vAlign w:val="center"/>
+          </w:tcPr>
+          <w:p>
+            <w:pPr>
+              <w:spacing w:before="20" w:after="20" w:line="252" w:lineRule="auto"/>
+              <w:jc w:val="center"/>
+              <w:rPr>
+                <w:sz w:val="21"/>
+              </w:rPr>
+            </w:pPr>
             <w:r>
               <w:rPr>
                 <w:rFonts w:hint="eastAsia"/>
+                <w:sz w:val="21"/>
               </w:rPr>
               <w:t>问题复现、探索、压力测试、回归四类场景</w:t>
             </w:r>
@@ -14419,18 +14677,39 @@
         </w:tc>
       </w:tr>
       <w:tr>
-        <w:trPr/>
+        <w:tblPrEx>
+          <w:tblBorders>
+            <w:top w:val="single" w:color="7F7F7F" w:sz="4" w:space="0"/>
+            <w:left w:val="single" w:color="7F7F7F" w:sz="4" w:space="0"/>
+            <w:bottom w:val="single" w:color="7F7F7F" w:sz="4" w:space="0"/>
+            <w:right w:val="single" w:color="7F7F7F" w:sz="4" w:space="0"/>
+            <w:insideH w:val="single" w:color="7F7F7F" w:sz="4" w:space="0"/>
+            <w:insideV w:val="single" w:color="7F7F7F" w:sz="4" w:space="0"/>
+          </w:tblBorders>
+          <w:tblCellMar>
+            <w:top w:w="57" w:type="dxa"/>
+            <w:left w:w="108" w:type="dxa"/>
+            <w:bottom w:w="57" w:type="dxa"/>
+            <w:right w:w="108" w:type="dxa"/>
+          </w:tblCellMar>
+        </w:tblPrEx>
         <w:tc>
           <w:tcPr>
             <w:tcW w:w="3400" w:type="dxa"/>
-            <w:tcMar/>
-            <w:vAlign w:val="center"/>
-          </w:tcPr>
-          <w:p>
-            <w:pPr/>
+            <w:vAlign w:val="center"/>
+          </w:tcPr>
+          <w:p>
+            <w:pPr>
+              <w:spacing w:before="20" w:after="20" w:line="252" w:lineRule="auto"/>
+              <w:jc w:val="center"/>
+              <w:rPr>
+                <w:sz w:val="21"/>
+              </w:rPr>
+            </w:pPr>
             <w:r>
               <w:rPr>
                 <w:rFonts w:hint="eastAsia"/>
+                <w:sz w:val="21"/>
               </w:rPr>
               <w:t>挑04 压力测试脚本生成四类</w:t>
             </w:r>
@@ -14439,14 +14718,20 @@
         <w:tc>
           <w:tcPr>
             <w:tcW w:w="1100" w:type="dxa"/>
-            <w:tcMar/>
-            <w:vAlign w:val="center"/>
-          </w:tcPr>
-          <w:p>
-            <w:pPr/>
+            <w:vAlign w:val="center"/>
+          </w:tcPr>
+          <w:p>
+            <w:pPr>
+              <w:spacing w:before="20" w:after="20" w:line="252" w:lineRule="auto"/>
+              <w:jc w:val="center"/>
+              <w:rPr>
+                <w:sz w:val="21"/>
+              </w:rPr>
+            </w:pPr>
             <w:r>
               <w:rPr>
                 <w:rFonts w:hint="eastAsia"/>
+                <w:sz w:val="21"/>
               </w:rPr>
               <w:t>超额完成</w:t>
             </w:r>
@@ -14455,14 +14740,20 @@
         <w:tc>
           <w:tcPr>
             <w:tcW w:w="4510" w:type="dxa"/>
-            <w:tcMar/>
-            <w:vAlign w:val="center"/>
-          </w:tcPr>
-          <w:p>
-            <w:pPr/>
+            <w:vAlign w:val="center"/>
+          </w:tcPr>
+          <w:p>
+            <w:pPr>
+              <w:spacing w:before="20" w:after="20" w:line="252" w:lineRule="auto"/>
+              <w:jc w:val="center"/>
+              <w:rPr>
+                <w:sz w:val="21"/>
+              </w:rPr>
+            </w:pPr>
             <w:r>
               <w:rPr>
                 <w:rFonts w:hint="eastAsia"/>
+                <w:sz w:val="21"/>
               </w:rPr>
               <w:t>四类齐备并各有真机留痕：重复点击 220 轮 0 失败；连续滑动 20 轮 180 步 0 失败；页面反复进出 90 轮（暴露 1 处用例缺陷）；长时间运行 115 轮 0 失败</w:t>
             </w:r>
@@ -14470,18 +14761,39 @@
         </w:tc>
       </w:tr>
       <w:tr>
-        <w:trPr/>
+        <w:tblPrEx>
+          <w:tblBorders>
+            <w:top w:val="single" w:color="7F7F7F" w:sz="4" w:space="0"/>
+            <w:left w:val="single" w:color="7F7F7F" w:sz="4" w:space="0"/>
+            <w:bottom w:val="single" w:color="7F7F7F" w:sz="4" w:space="0"/>
+            <w:right w:val="single" w:color="7F7F7F" w:sz="4" w:space="0"/>
+            <w:insideH w:val="single" w:color="7F7F7F" w:sz="4" w:space="0"/>
+            <w:insideV w:val="single" w:color="7F7F7F" w:sz="4" w:space="0"/>
+          </w:tblBorders>
+          <w:tblCellMar>
+            <w:top w:w="57" w:type="dxa"/>
+            <w:left w:w="108" w:type="dxa"/>
+            <w:bottom w:w="57" w:type="dxa"/>
+            <w:right w:w="108" w:type="dxa"/>
+          </w:tblCellMar>
+        </w:tblPrEx>
         <w:tc>
           <w:tcPr>
             <w:tcW w:w="3400" w:type="dxa"/>
-            <w:tcMar/>
-            <w:vAlign w:val="center"/>
-          </w:tcPr>
-          <w:p>
-            <w:pPr/>
+            <w:vAlign w:val="center"/>
+          </w:tcPr>
+          <w:p>
+            <w:pPr>
+              <w:spacing w:before="20" w:after="20" w:line="252" w:lineRule="auto"/>
+              <w:jc w:val="center"/>
+              <w:rPr>
+                <w:sz w:val="21"/>
+              </w:rPr>
+            </w:pPr>
             <w:r>
               <w:rPr>
                 <w:rFonts w:hint="eastAsia"/>
+                <w:sz w:val="21"/>
               </w:rPr>
               <w:t>挑05 识别崩溃、卡死、白屏、无响应</w:t>
             </w:r>
@@ -14490,14 +14802,20 @@
         <w:tc>
           <w:tcPr>
             <w:tcW w:w="1100" w:type="dxa"/>
-            <w:tcMar/>
-            <w:vAlign w:val="center"/>
-          </w:tcPr>
-          <w:p>
-            <w:pPr/>
+            <w:vAlign w:val="center"/>
+          </w:tcPr>
+          <w:p>
+            <w:pPr>
+              <w:spacing w:before="20" w:after="20" w:line="252" w:lineRule="auto"/>
+              <w:jc w:val="center"/>
+              <w:rPr>
+                <w:sz w:val="21"/>
+              </w:rPr>
+            </w:pPr>
             <w:r>
               <w:rPr>
                 <w:rFonts w:hint="eastAsia"/>
+                <w:sz w:val="21"/>
               </w:rPr>
               <w:t>完成</w:t>
             </w:r>
@@ -14506,14 +14824,20 @@
         <w:tc>
           <w:tcPr>
             <w:tcW w:w="4510" w:type="dxa"/>
-            <w:tcMar/>
-            <w:vAlign w:val="center"/>
-          </w:tcPr>
-          <w:p>
-            <w:pPr/>
+            <w:vAlign w:val="center"/>
+          </w:tcPr>
+          <w:p>
+            <w:pPr>
+              <w:spacing w:before="20" w:after="20" w:line="252" w:lineRule="auto"/>
+              <w:jc w:val="center"/>
+              <w:rPr>
+                <w:sz w:val="21"/>
+              </w:rPr>
+            </w:pPr>
             <w:r>
               <w:rPr>
                 <w:rFonts w:hint="eastAsia"/>
+                <w:sz w:val="21"/>
               </w:rPr>
               <w:t>六类信号、四分类归因；崩溃与无页面两类已真机注入验证</w:t>
             </w:r>
@@ -14521,18 +14845,39 @@
         </w:tc>
       </w:tr>
       <w:tr>
-        <w:trPr/>
+        <w:tblPrEx>
+          <w:tblBorders>
+            <w:top w:val="single" w:color="7F7F7F" w:sz="4" w:space="0"/>
+            <w:left w:val="single" w:color="7F7F7F" w:sz="4" w:space="0"/>
+            <w:bottom w:val="single" w:color="7F7F7F" w:sz="4" w:space="0"/>
+            <w:right w:val="single" w:color="7F7F7F" w:sz="4" w:space="0"/>
+            <w:insideH w:val="single" w:color="7F7F7F" w:sz="4" w:space="0"/>
+            <w:insideV w:val="single" w:color="7F7F7F" w:sz="4" w:space="0"/>
+          </w:tblBorders>
+          <w:tblCellMar>
+            <w:top w:w="57" w:type="dxa"/>
+            <w:left w:w="108" w:type="dxa"/>
+            <w:bottom w:w="57" w:type="dxa"/>
+            <w:right w:w="108" w:type="dxa"/>
+          </w:tblCellMar>
+        </w:tblPrEx>
         <w:tc>
           <w:tcPr>
             <w:tcW w:w="3400" w:type="dxa"/>
-            <w:tcMar/>
-            <w:vAlign w:val="center"/>
-          </w:tcPr>
-          <w:p>
-            <w:pPr/>
+            <w:vAlign w:val="center"/>
+          </w:tcPr>
+          <w:p>
+            <w:pPr>
+              <w:spacing w:before="20" w:after="20" w:line="252" w:lineRule="auto"/>
+              <w:jc w:val="center"/>
+              <w:rPr>
+                <w:sz w:val="21"/>
+              </w:rPr>
+            </w:pPr>
             <w:r>
               <w:rPr>
                 <w:rFonts w:hint="eastAsia"/>
+                <w:sz w:val="21"/>
               </w:rPr>
               <w:t>挑06 用例沉淀与复用</w:t>
             </w:r>
@@ -14541,14 +14886,20 @@
         <w:tc>
           <w:tcPr>
             <w:tcW w:w="1100" w:type="dxa"/>
-            <w:tcMar/>
-            <w:vAlign w:val="center"/>
-          </w:tcPr>
-          <w:p>
-            <w:pPr/>
+            <w:vAlign w:val="center"/>
+          </w:tcPr>
+          <w:p>
+            <w:pPr>
+              <w:spacing w:before="20" w:after="20" w:line="252" w:lineRule="auto"/>
+              <w:jc w:val="center"/>
+              <w:rPr>
+                <w:sz w:val="21"/>
+              </w:rPr>
+            </w:pPr>
             <w:r>
               <w:rPr>
                 <w:rFonts w:hint="eastAsia"/>
+                <w:sz w:val="21"/>
               </w:rPr>
               <w:t>完成</w:t>
             </w:r>
@@ -14557,14 +14908,20 @@
         <w:tc>
           <w:tcPr>
             <w:tcW w:w="4510" w:type="dxa"/>
-            <w:tcMar/>
-            <w:vAlign w:val="center"/>
-          </w:tcPr>
-          <w:p>
-            <w:pPr/>
+            <w:vAlign w:val="center"/>
+          </w:tcPr>
+          <w:p>
+            <w:pPr>
+              <w:spacing w:before="20" w:after="20" w:line="252" w:lineRule="auto"/>
+              <w:jc w:val="center"/>
+              <w:rPr>
+                <w:sz w:val="21"/>
+              </w:rPr>
+            </w:pPr>
             <w:r>
               <w:rPr>
                 <w:rFonts w:hint="eastAsia"/>
+                <w:sz w:val="21"/>
               </w:rPr>
               <w:t>探索轨迹转可重放回归用例</w:t>
             </w:r>
@@ -14572,18 +14929,39 @@
         </w:tc>
       </w:tr>
       <w:tr>
-        <w:trPr/>
+        <w:tblPrEx>
+          <w:tblBorders>
+            <w:top w:val="single" w:color="7F7F7F" w:sz="4" w:space="0"/>
+            <w:left w:val="single" w:color="7F7F7F" w:sz="4" w:space="0"/>
+            <w:bottom w:val="single" w:color="7F7F7F" w:sz="4" w:space="0"/>
+            <w:right w:val="single" w:color="7F7F7F" w:sz="4" w:space="0"/>
+            <w:insideH w:val="single" w:color="7F7F7F" w:sz="4" w:space="0"/>
+            <w:insideV w:val="single" w:color="7F7F7F" w:sz="4" w:space="0"/>
+          </w:tblBorders>
+          <w:tblCellMar>
+            <w:top w:w="57" w:type="dxa"/>
+            <w:left w:w="108" w:type="dxa"/>
+            <w:bottom w:w="57" w:type="dxa"/>
+            <w:right w:w="108" w:type="dxa"/>
+          </w:tblCellMar>
+        </w:tblPrEx>
         <w:tc>
           <w:tcPr>
             <w:tcW w:w="3400" w:type="dxa"/>
-            <w:tcMar/>
-            <w:vAlign w:val="center"/>
-          </w:tcPr>
-          <w:p>
-            <w:pPr/>
+            <w:vAlign w:val="center"/>
+          </w:tcPr>
+          <w:p>
+            <w:pPr>
+              <w:spacing w:before="20" w:after="20" w:line="252" w:lineRule="auto"/>
+              <w:jc w:val="center"/>
+              <w:rPr>
+                <w:sz w:val="21"/>
+              </w:rPr>
+            </w:pPr>
             <w:r>
               <w:rPr>
                 <w:rFonts w:hint="eastAsia"/>
+                <w:sz w:val="21"/>
               </w:rPr>
               <w:t>基05 至少 1 个应用、3 个页面</w:t>
             </w:r>
@@ -14592,14 +14970,20 @@
         <w:tc>
           <w:tcPr>
             <w:tcW w:w="1100" w:type="dxa"/>
-            <w:tcMar/>
-            <w:vAlign w:val="center"/>
-          </w:tcPr>
-          <w:p>
-            <w:pPr/>
+            <w:vAlign w:val="center"/>
+          </w:tcPr>
+          <w:p>
+            <w:pPr>
+              <w:spacing w:before="20" w:after="20" w:line="252" w:lineRule="auto"/>
+              <w:jc w:val="center"/>
+              <w:rPr>
+                <w:sz w:val="21"/>
+              </w:rPr>
+            </w:pPr>
             <w:r>
               <w:rPr>
                 <w:rFonts w:hint="eastAsia"/>
+                <w:sz w:val="21"/>
               </w:rPr>
               <w:t>超额完成</w:t>
             </w:r>
@@ -14608,14 +14992,20 @@
         <w:tc>
           <w:tcPr>
             <w:tcW w:w="4510" w:type="dxa"/>
-            <w:tcMar/>
-            <w:vAlign w:val="center"/>
-          </w:tcPr>
-          <w:p>
-            <w:pPr/>
+            <w:vAlign w:val="center"/>
+          </w:tcPr>
+          <w:p>
+            <w:pPr>
+              <w:spacing w:before="20" w:after="20" w:line="252" w:lineRule="auto"/>
+              <w:jc w:val="center"/>
+              <w:rPr>
+                <w:sz w:val="21"/>
+              </w:rPr>
+            </w:pPr>
             <w:r>
               <w:rPr>
                 <w:rFonts w:hint="eastAsia"/>
+                <w:sz w:val="21"/>
               </w:rPr>
               <w:t>13 个应用、46 项样本</w:t>
             </w:r>
@@ -14623,18 +15013,39 @@
         </w:tc>
       </w:tr>
       <w:tr>
-        <w:trPr/>
+        <w:tblPrEx>
+          <w:tblBorders>
+            <w:top w:val="single" w:color="7F7F7F" w:sz="4" w:space="0"/>
+            <w:left w:val="single" w:color="7F7F7F" w:sz="4" w:space="0"/>
+            <w:bottom w:val="single" w:color="7F7F7F" w:sz="4" w:space="0"/>
+            <w:right w:val="single" w:color="7F7F7F" w:sz="4" w:space="0"/>
+            <w:insideH w:val="single" w:color="7F7F7F" w:sz="4" w:space="0"/>
+            <w:insideV w:val="single" w:color="7F7F7F" w:sz="4" w:space="0"/>
+          </w:tblBorders>
+          <w:tblCellMar>
+            <w:top w:w="57" w:type="dxa"/>
+            <w:left w:w="108" w:type="dxa"/>
+            <w:bottom w:w="57" w:type="dxa"/>
+            <w:right w:w="108" w:type="dxa"/>
+          </w:tblCellMar>
+        </w:tblPrEx>
         <w:tc>
           <w:tcPr>
             <w:tcW w:w="3400" w:type="dxa"/>
-            <w:tcMar/>
-            <w:vAlign w:val="center"/>
-          </w:tcPr>
-          <w:p>
-            <w:pPr/>
+            <w:vAlign w:val="center"/>
+          </w:tcPr>
+          <w:p>
+            <w:pPr>
+              <w:spacing w:before="20" w:after="20" w:line="252" w:lineRule="auto"/>
+              <w:jc w:val="center"/>
+              <w:rPr>
+                <w:sz w:val="21"/>
+              </w:rPr>
+            </w:pPr>
             <w:r>
               <w:rPr>
                 <w:rFonts w:hint="eastAsia"/>
+                <w:sz w:val="21"/>
               </w:rPr>
               <w:t>基06 提交架构文档、说明、结果、报告、演示</w:t>
             </w:r>
@@ -14643,14 +15054,20 @@
         <w:tc>
           <w:tcPr>
             <w:tcW w:w="1100" w:type="dxa"/>
-            <w:tcMar/>
-            <w:vAlign w:val="center"/>
-          </w:tcPr>
-          <w:p>
-            <w:pPr/>
+            <w:vAlign w:val="center"/>
+          </w:tcPr>
+          <w:p>
+            <w:pPr>
+              <w:spacing w:before="20" w:after="20" w:line="252" w:lineRule="auto"/>
+              <w:jc w:val="center"/>
+              <w:rPr>
+                <w:sz w:val="21"/>
+              </w:rPr>
+            </w:pPr>
             <w:r>
               <w:rPr>
                 <w:rFonts w:hint="eastAsia"/>
+                <w:sz w:val="21"/>
               </w:rPr>
               <w:t>完成</w:t>
             </w:r>
@@ -14659,14 +15076,20 @@
         <w:tc>
           <w:tcPr>
             <w:tcW w:w="4510" w:type="dxa"/>
-            <w:tcMar/>
-            <w:vAlign w:val="center"/>
-          </w:tcPr>
-          <w:p>
-            <w:pPr/>
+            <w:vAlign w:val="center"/>
+          </w:tcPr>
+          <w:p>
+            <w:pPr>
+              <w:spacing w:before="20" w:after="20" w:line="252" w:lineRule="auto"/>
+              <w:jc w:val="center"/>
+              <w:rPr>
+                <w:sz w:val="21"/>
+              </w:rPr>
+            </w:pPr>
             <w:r>
               <w:rPr>
                 <w:rFonts w:hint="eastAsia"/>
+                <w:sz w:val="21"/>
               </w:rPr>
               <w:t>五份材料齐备</w:t>
             </w:r>
@@ -14674,18 +15097,39 @@
         </w:tc>
       </w:tr>
       <w:tr>
-        <w:trPr/>
+        <w:tblPrEx>
+          <w:tblBorders>
+            <w:top w:val="single" w:color="7F7F7F" w:sz="4" w:space="0"/>
+            <w:left w:val="single" w:color="7F7F7F" w:sz="4" w:space="0"/>
+            <w:bottom w:val="single" w:color="7F7F7F" w:sz="4" w:space="0"/>
+            <w:right w:val="single" w:color="7F7F7F" w:sz="4" w:space="0"/>
+            <w:insideH w:val="single" w:color="7F7F7F" w:sz="4" w:space="0"/>
+            <w:insideV w:val="single" w:color="7F7F7F" w:sz="4" w:space="0"/>
+          </w:tblBorders>
+          <w:tblCellMar>
+            <w:top w:w="57" w:type="dxa"/>
+            <w:left w:w="108" w:type="dxa"/>
+            <w:bottom w:w="57" w:type="dxa"/>
+            <w:right w:w="108" w:type="dxa"/>
+          </w:tblCellMar>
+        </w:tblPrEx>
         <w:tc>
           <w:tcPr>
             <w:tcW w:w="3400" w:type="dxa"/>
-            <w:tcMar/>
-            <w:vAlign w:val="center"/>
-          </w:tcPr>
-          <w:p>
-            <w:pPr/>
+            <w:vAlign w:val="center"/>
+          </w:tcPr>
+          <w:p>
+            <w:pPr>
+              <w:spacing w:before="20" w:after="20" w:line="252" w:lineRule="auto"/>
+              <w:jc w:val="center"/>
+              <w:rPr>
+                <w:sz w:val="21"/>
+              </w:rPr>
+            </w:pPr>
             <w:r>
               <w:rPr>
                 <w:rFonts w:hint="eastAsia"/>
+                <w:sz w:val="21"/>
               </w:rPr>
               <w:t>挑07 可孵化为测试 Agent 或工具</w:t>
             </w:r>
@@ -14694,14 +15138,20 @@
         <w:tc>
           <w:tcPr>
             <w:tcW w:w="1100" w:type="dxa"/>
-            <w:tcMar/>
-            <w:vAlign w:val="center"/>
-          </w:tcPr>
-          <w:p>
-            <w:pPr/>
+            <w:vAlign w:val="center"/>
+          </w:tcPr>
+          <w:p>
+            <w:pPr>
+              <w:spacing w:before="20" w:after="20" w:line="252" w:lineRule="auto"/>
+              <w:jc w:val="center"/>
+              <w:rPr>
+                <w:sz w:val="21"/>
+              </w:rPr>
+            </w:pPr>
             <w:r>
               <w:rPr>
                 <w:rFonts w:hint="eastAsia"/>
+                <w:sz w:val="21"/>
               </w:rPr>
               <w:t>完成</w:t>
             </w:r>
@@ -14710,14 +15160,20 @@
         <w:tc>
           <w:tcPr>
             <w:tcW w:w="4510" w:type="dxa"/>
-            <w:tcMar/>
-            <w:vAlign w:val="center"/>
-          </w:tcPr>
-          <w:p>
-            <w:pPr/>
+            <w:vAlign w:val="center"/>
+          </w:tcPr>
+          <w:p>
+            <w:pPr>
+              <w:spacing w:before="20" w:after="20" w:line="252" w:lineRule="auto"/>
+              <w:jc w:val="center"/>
+              <w:rPr>
+                <w:sz w:val="21"/>
+              </w:rPr>
+            </w:pPr>
             <w:r>
               <w:rPr>
                 <w:rFonts w:hint="eastAsia"/>
+                <w:sz w:val="21"/>
               </w:rPr>
               <w:t>命令行工具、离线可跑、脚本导出</w:t>
             </w:r>
@@ -14740,11 +15196,11 @@
           <w:rFonts w:hint="eastAsia" w:ascii="宋体" w:hAnsi="宋体" w:eastAsia="宋体"/>
         </w:rPr>
       </w:pPr>
-      <w:bookmarkStart w:id="96" w:name="_Toc147738863"/>
-      <w:bookmarkStart w:id="97" w:name="_Toc244203758"/>
-      <w:bookmarkStart w:id="98" w:name="_Toc369273838"/>
-      <w:bookmarkStart w:id="99" w:name="_Toc366164744"/>
-      <w:bookmarkStart w:id="100" w:name="_Toc369273209"/>
+      <w:bookmarkStart w:id="96" w:name="_Toc369273209"/>
+      <w:bookmarkStart w:id="97" w:name="_Toc366164744"/>
+      <w:bookmarkStart w:id="98" w:name="_Toc244203758"/>
+      <w:bookmarkStart w:id="99" w:name="_Toc369273838"/>
+      <w:bookmarkStart w:id="100" w:name="_Toc147738863"/>
       <w:bookmarkStart w:id="101" w:name="_Toc369273292"/>
       <w:r>
         <w:rPr>
@@ -14781,12 +15237,12 @@
         <w:pStyle w:val="4"/>
         <w:keepNext/>
       </w:pPr>
-      <w:bookmarkStart w:id="102" w:name="_Toc369273293"/>
-      <w:bookmarkStart w:id="103" w:name="_Toc369273210"/>
+      <w:bookmarkStart w:id="102" w:name="_Toc244203759"/>
+      <w:bookmarkStart w:id="103" w:name="_Toc366164745"/>
       <w:bookmarkStart w:id="104" w:name="_Toc369273839"/>
-      <w:bookmarkStart w:id="105" w:name="_Toc147738864"/>
-      <w:bookmarkStart w:id="106" w:name="_Toc366164745"/>
-      <w:bookmarkStart w:id="107" w:name="_Toc244203759"/>
+      <w:bookmarkStart w:id="105" w:name="_Toc369273293"/>
+      <w:bookmarkStart w:id="106" w:name="_Toc369273210"/>
+      <w:bookmarkStart w:id="107" w:name="_Toc147738864"/>
       <w:r>
         <w:rPr>
           <w:rFonts w:hint="eastAsia"/>
@@ -14957,7 +15413,6 @@
             <w:right w:w="108" w:type="dxa"/>
           </w:tblCellMar>
         </w:tblPrEx>
-        <w:trPr/>
         <w:tc>
           <w:tcPr>
             <w:tcW w:w="1500" w:type="pct"/>
@@ -15030,7 +15485,6 @@
             <w:right w:w="108" w:type="dxa"/>
           </w:tblCellMar>
         </w:tblPrEx>
-        <w:trPr/>
         <w:tc>
           <w:tcPr>
             <w:tcW w:w="1500" w:type="pct"/>
@@ -15103,7 +15557,6 @@
             <w:right w:w="108" w:type="dxa"/>
           </w:tblCellMar>
         </w:tblPrEx>
-        <w:trPr/>
         <w:tc>
           <w:tcPr>
             <w:tcW w:w="1500" w:type="pct"/>
@@ -15176,7 +15629,6 @@
             <w:right w:w="108" w:type="dxa"/>
           </w:tblCellMar>
         </w:tblPrEx>
-        <w:trPr/>
         <w:tc>
           <w:tcPr>
             <w:tcW w:w="1500" w:type="pct"/>
@@ -15249,7 +15701,6 @@
             <w:right w:w="108" w:type="dxa"/>
           </w:tblCellMar>
         </w:tblPrEx>
-        <w:trPr/>
         <w:tc>
           <w:tcPr>
             <w:tcW w:w="1500" w:type="pct"/>
@@ -15322,7 +15773,6 @@
             <w:right w:w="108" w:type="dxa"/>
           </w:tblCellMar>
         </w:tblPrEx>
-        <w:trPr/>
         <w:tc>
           <w:tcPr>
             <w:tcW w:w="1500" w:type="pct"/>
@@ -15395,7 +15845,6 @@
             <w:right w:w="108" w:type="dxa"/>
           </w:tblCellMar>
         </w:tblPrEx>
-        <w:trPr/>
         <w:tc>
           <w:tcPr>
             <w:tcW w:w="1500" w:type="pct"/>
@@ -15468,7 +15917,6 @@
             <w:right w:w="108" w:type="dxa"/>
           </w:tblCellMar>
         </w:tblPrEx>
-        <w:trPr/>
         <w:tc>
           <w:tcPr>
             <w:tcW w:w="1500" w:type="pct"/>
@@ -15531,11 +15979,11 @@
         <w:pStyle w:val="4"/>
         <w:keepNext/>
       </w:pPr>
-      <w:bookmarkStart w:id="108" w:name="_Toc147738865"/>
-      <w:bookmarkStart w:id="109" w:name="_Toc369273211"/>
-      <w:bookmarkStart w:id="110" w:name="_Toc366164746"/>
-      <w:bookmarkStart w:id="111" w:name="_Toc369273840"/>
-      <w:bookmarkStart w:id="112" w:name="_Toc369273294"/>
+      <w:bookmarkStart w:id="108" w:name="_Toc366164746"/>
+      <w:bookmarkStart w:id="109" w:name="_Toc369273840"/>
+      <w:bookmarkStart w:id="110" w:name="_Toc369273211"/>
+      <w:bookmarkStart w:id="111" w:name="_Toc369273294"/>
+      <w:bookmarkStart w:id="112" w:name="_Toc147738865"/>
       <w:bookmarkStart w:id="113" w:name="_Toc244203760"/>
       <w:r>
         <w:rPr>
@@ -15707,7 +16155,6 @@
             <w:right w:w="108" w:type="dxa"/>
           </w:tblCellMar>
         </w:tblPrEx>
-        <w:trPr/>
         <w:tc>
           <w:tcPr>
             <w:tcW w:w="1400" w:type="pct"/>
@@ -15780,7 +16227,6 @@
             <w:right w:w="108" w:type="dxa"/>
           </w:tblCellMar>
         </w:tblPrEx>
-        <w:trPr/>
         <w:tc>
           <w:tcPr>
             <w:tcW w:w="1400" w:type="pct"/>
@@ -15853,7 +16299,6 @@
             <w:right w:w="108" w:type="dxa"/>
           </w:tblCellMar>
         </w:tblPrEx>
-        <w:trPr/>
         <w:tc>
           <w:tcPr>
             <w:tcW w:w="1400" w:type="pct"/>
@@ -15926,7 +16371,6 @@
             <w:right w:w="108" w:type="dxa"/>
           </w:tblCellMar>
         </w:tblPrEx>
-        <w:trPr/>
         <w:tc>
           <w:tcPr>
             <w:tcW w:w="1400" w:type="pct"/>
@@ -15999,7 +16443,6 @@
             <w:right w:w="108" w:type="dxa"/>
           </w:tblCellMar>
         </w:tblPrEx>
-        <w:trPr/>
         <w:tc>
           <w:tcPr>
             <w:tcW w:w="1400" w:type="pct"/>
@@ -16072,7 +16515,6 @@
             <w:right w:w="108" w:type="dxa"/>
           </w:tblCellMar>
         </w:tblPrEx>
-        <w:trPr/>
         <w:tc>
           <w:tcPr>
             <w:tcW w:w="1400" w:type="pct"/>
@@ -16161,12 +16603,12 @@
           <w:rFonts w:hint="eastAsia" w:ascii="宋体" w:hAnsi="宋体" w:eastAsia="宋体"/>
         </w:rPr>
       </w:pPr>
-      <w:bookmarkStart w:id="114" w:name="_Toc147738866"/>
-      <w:bookmarkStart w:id="115" w:name="_Toc244203761"/>
-      <w:bookmarkStart w:id="116" w:name="_Toc369273329"/>
-      <w:bookmarkStart w:id="117" w:name="_Toc460922687"/>
-      <w:bookmarkStart w:id="118" w:name="_Toc369273867"/>
-      <w:bookmarkStart w:id="119" w:name="_Toc369273246"/>
+      <w:bookmarkStart w:id="114" w:name="_Toc369273246"/>
+      <w:bookmarkStart w:id="115" w:name="_Toc460922687"/>
+      <w:bookmarkStart w:id="116" w:name="_Toc369273867"/>
+      <w:bookmarkStart w:id="117" w:name="_Toc147738866"/>
+      <w:bookmarkStart w:id="118" w:name="_Toc244203761"/>
+      <w:bookmarkStart w:id="119" w:name="_Toc369273329"/>
       <w:r>
         <w:rPr>
           <w:rFonts w:hint="eastAsia" w:ascii="宋体" w:hAnsi="宋体" w:eastAsia="宋体"/>
@@ -16345,6 +16787,12 @@
             <w:insideH w:val="single" w:color="7F7F7F" w:sz="4" w:space="0"/>
             <w:insideV w:val="single" w:color="7F7F7F" w:sz="4" w:space="0"/>
           </w:tblBorders>
+          <w:tblCellMar>
+            <w:top w:w="57" w:type="dxa"/>
+            <w:left w:w="108" w:type="dxa"/>
+            <w:bottom w:w="57" w:type="dxa"/>
+            <w:right w:w="108" w:type="dxa"/>
+          </w:tblCellMar>
         </w:tblPrEx>
         <w:trPr>
           <w:tblHeader/>
@@ -16427,7 +16875,6 @@
             <w:right w:w="108" w:type="dxa"/>
           </w:tblCellMar>
         </w:tblPrEx>
-        <w:trPr/>
         <w:tc>
           <w:tcPr>
             <w:tcW w:w="1100" w:type="pct"/>
@@ -16501,7 +16948,6 @@
             <w:right w:w="108" w:type="dxa"/>
           </w:tblCellMar>
         </w:tblPrEx>
-        <w:trPr/>
         <w:tc>
           <w:tcPr>
             <w:tcW w:w="1100" w:type="pct"/>
@@ -16575,7 +17021,6 @@
             <w:right w:w="108" w:type="dxa"/>
           </w:tblCellMar>
         </w:tblPrEx>
-        <w:trPr/>
         <w:tc>
           <w:tcPr>
             <w:tcW w:w="1100" w:type="pct"/>
@@ -16980,7 +17425,7 @@
         </w14:shadow>
         <w14:reflection w14:blurRad="0" w14:stA="0" w14:stPos="0" w14:endA="0" w14:endPos="0" w14:dist="0" w14:dir="0" w14:fadeDir="0" w14:sx="0" w14:sy="0" w14:kx="0" w14:ky="0" w14:algn="none"/>
         <w14:props3d w14:extrusionH="0" w14:contourW="0" w14:prstMaterial="none"/>
-        <w14:scene3d w14:prst="orthographicFront">
+        <w14:scene3d>
           <w14:lightRig w14:rig="threePt" w14:dir="t">
             <w14:rot w14:lat="0" w14:lon="0" w14:rev="0"/>
           </w14:lightRig>
@@ -17720,7 +18165,7 @@
     <w:lsdException w:qFormat="1" w:unhideWhenUsed="0" w:uiPriority="0" w:semiHidden="0" w:name="Title"/>
     <w:lsdException w:unhideWhenUsed="0" w:uiPriority="0" w:semiHidden="0" w:name="Closing"/>
     <w:lsdException w:unhideWhenUsed="0" w:uiPriority="0" w:semiHidden="0" w:name="Signature"/>
-    <w:lsdException w:uiPriority="1" w:name="Default Paragraph Font"/>
+    <w:lsdException w:qFormat="1" w:uiPriority="1" w:name="Default Paragraph Font"/>
     <w:lsdException w:qFormat="1" w:unhideWhenUsed="0" w:uiPriority="0" w:semiHidden="0" w:name="Body Text"/>
     <w:lsdException w:qFormat="1" w:unhideWhenUsed="0" w:uiPriority="0" w:semiHidden="0" w:name="Body Text Indent"/>
     <w:lsdException w:unhideWhenUsed="0" w:uiPriority="0" w:semiHidden="0" w:name="List Continue"/>
@@ -17758,7 +18203,7 @@
     <w:lsdException w:unhideWhenUsed="0" w:uiPriority="0" w:semiHidden="0" w:name="HTML Sample"/>
     <w:lsdException w:unhideWhenUsed="0" w:uiPriority="0" w:semiHidden="0" w:name="HTML Typewriter"/>
     <w:lsdException w:uiPriority="0" w:name="HTML Variable"/>
-    <w:lsdException w:uiPriority="99" w:name="Normal Table"/>
+    <w:lsdException w:qFormat="1" w:uiPriority="99" w:name="Normal Table"/>
     <w:lsdException w:qFormat="1" w:unhideWhenUsed="0" w:uiPriority="0" w:semiHidden="0" w:name="annotation subject"/>
     <w:lsdException w:uiPriority="0" w:name="Table Simple 1"/>
     <w:lsdException w:uiPriority="0" w:name="Table Simple 2"/>
@@ -18125,12 +18570,14 @@
     <w:name w:val="Default Paragraph Font"/>
     <w:semiHidden/>
     <w:unhideWhenUsed/>
+    <w:qFormat/>
     <w:uiPriority w:val="1"/>
   </w:style>
   <w:style w:type="table" w:default="1" w:styleId="35">
     <w:name w:val="Normal Table"/>
     <w:semiHidden/>
     <w:unhideWhenUsed/>
+    <w:qFormat/>
     <w:uiPriority w:val="99"/>
     <w:tblPr>
       <w:tblCellMar>
